--- a/YaroslavKuchuk_TFM.docx
+++ b/YaroslavKuchuk_TFM.docx
@@ -4,29 +4,25 @@
   <w:body>
     <w:p>
       <w:pPr>
-        <w:rPr>
-          <w:rFonts w:ascii="Arial" w:hAnsi="Arial" w:cs="Arial"/>
-          <w:sz w:val="40"/>
-          <w:szCs w:val="40"/>
-          <w:lang w:val="en-GB"/>
-        </w:rPr>
-      </w:pPr>
-      <w:r>
-        <w:rPr>
-          <w:rFonts w:ascii="Arial" w:hAnsi="Arial" w:cs="Arial"/>
-          <w:sz w:val="40"/>
-          <w:szCs w:val="40"/>
-          <w:lang w:val="en-GB"/>
-        </w:rPr>
-        <w:t>Trabajo Final</w:t>
-      </w:r>
+        <w:pStyle w:val="Heading1"/>
+        <w:rPr>
+          <w:rFonts w:ascii="Arial" w:hAnsi="Arial" w:cs="Arial"/>
+        </w:rPr>
+      </w:pPr>
+      <w:bookmarkStart w:id="0" w:name="_Toc242655953"/>
+      <w:r>
+        <w:rPr>
+          <w:rFonts w:ascii="Arial" w:hAnsi="Arial" w:cs="Arial"/>
+        </w:rPr>
+        <w:t>Planificación y Gestión del Proyecto de Creación y Puesta en Marcha de una Agencia Digital de Servicios Tecnológicos</w:t>
+      </w:r>
+      <w:bookmarkEnd w:id="0"/>
     </w:p>
     <w:p>
       <w:pPr>
         <w:spacing w:after="0" w:line="240" w:lineRule="auto"/>
         <w:rPr>
           <w:rFonts w:ascii="Arial" w:hAnsi="Arial" w:cs="Arial"/>
-          <w:lang w:val="en-GB"/>
         </w:rPr>
       </w:pPr>
     </w:p>
@@ -35,7 +31,6 @@
         <w:spacing w:after="0" w:line="240" w:lineRule="auto"/>
         <w:rPr>
           <w:rFonts w:ascii="Arial" w:hAnsi="Arial" w:cs="Arial"/>
-          <w:lang w:val="en-GB"/>
         </w:rPr>
       </w:pPr>
     </w:p>
@@ -44,7 +39,6 @@
         <w:spacing w:after="0" w:line="240" w:lineRule="auto"/>
         <w:rPr>
           <w:rFonts w:ascii="Arial" w:hAnsi="Arial" w:cs="Arial"/>
-          <w:lang w:val="en-GB"/>
         </w:rPr>
       </w:pPr>
     </w:p>
@@ -53,7 +47,6 @@
         <w:spacing w:after="0" w:line="240" w:lineRule="auto"/>
         <w:rPr>
           <w:rFonts w:ascii="Arial" w:hAnsi="Arial" w:cs="Arial"/>
-          <w:lang w:val="en-GB"/>
         </w:rPr>
       </w:pPr>
     </w:p>
@@ -62,7 +55,6 @@
         <w:spacing w:after="0" w:line="240" w:lineRule="auto"/>
         <w:rPr>
           <w:rFonts w:ascii="Arial" w:hAnsi="Arial" w:cs="Arial"/>
-          <w:lang w:val="en-GB"/>
         </w:rPr>
       </w:pPr>
     </w:p>
@@ -71,7 +63,6 @@
         <w:spacing w:after="0" w:line="240" w:lineRule="auto"/>
         <w:rPr>
           <w:rFonts w:ascii="Arial" w:hAnsi="Arial" w:cs="Arial"/>
-          <w:lang w:val="en-GB"/>
         </w:rPr>
       </w:pPr>
     </w:p>
@@ -80,7 +71,6 @@
         <w:spacing w:after="0" w:line="240" w:lineRule="auto"/>
         <w:rPr>
           <w:rFonts w:ascii="Arial" w:hAnsi="Arial" w:cs="Arial"/>
-          <w:lang w:val="en-GB"/>
         </w:rPr>
       </w:pPr>
     </w:p>
@@ -89,7 +79,6 @@
         <w:spacing w:after="0" w:line="240" w:lineRule="auto"/>
         <w:rPr>
           <w:rFonts w:ascii="Arial" w:hAnsi="Arial" w:cs="Arial"/>
-          <w:lang w:val="en-GB"/>
         </w:rPr>
       </w:pPr>
     </w:p>
@@ -98,7 +87,6 @@
         <w:spacing w:after="0" w:line="240" w:lineRule="auto"/>
         <w:rPr>
           <w:rFonts w:ascii="Arial" w:hAnsi="Arial" w:cs="Arial"/>
-          <w:lang w:val="en-GB"/>
         </w:rPr>
       </w:pPr>
     </w:p>
@@ -107,7 +95,6 @@
         <w:spacing w:after="0" w:line="240" w:lineRule="auto"/>
         <w:rPr>
           <w:rFonts w:ascii="Arial" w:hAnsi="Arial" w:cs="Arial"/>
-          <w:lang w:val="en-GB"/>
         </w:rPr>
       </w:pPr>
     </w:p>
@@ -116,7 +103,6 @@
         <w:spacing w:after="0" w:line="240" w:lineRule="auto"/>
         <w:rPr>
           <w:rFonts w:ascii="Arial" w:hAnsi="Arial" w:cs="Arial"/>
-          <w:lang w:val="en-GB"/>
         </w:rPr>
       </w:pPr>
     </w:p>
@@ -125,7 +111,6 @@
         <w:spacing w:after="0" w:line="240" w:lineRule="auto"/>
         <w:rPr>
           <w:rFonts w:ascii="Arial" w:hAnsi="Arial" w:cs="Arial"/>
-          <w:lang w:val="en-GB"/>
         </w:rPr>
       </w:pPr>
     </w:p>
@@ -134,7 +119,6 @@
         <w:spacing w:after="0" w:line="240" w:lineRule="auto"/>
         <w:rPr>
           <w:rFonts w:ascii="Arial" w:hAnsi="Arial" w:cs="Arial"/>
-          <w:lang w:val="en-GB"/>
         </w:rPr>
       </w:pPr>
     </w:p>
@@ -143,7 +127,6 @@
         <w:spacing w:after="0" w:line="240" w:lineRule="auto"/>
         <w:rPr>
           <w:rFonts w:ascii="Arial" w:hAnsi="Arial" w:cs="Arial"/>
-          <w:lang w:val="en-GB"/>
         </w:rPr>
       </w:pPr>
     </w:p>
@@ -152,7 +135,6 @@
         <w:spacing w:after="0" w:line="240" w:lineRule="auto"/>
         <w:rPr>
           <w:rFonts w:ascii="Arial" w:hAnsi="Arial" w:cs="Arial"/>
-          <w:lang w:val="en-GB"/>
         </w:rPr>
       </w:pPr>
     </w:p>
@@ -161,7 +143,6 @@
         <w:spacing w:after="0" w:line="240" w:lineRule="auto"/>
         <w:rPr>
           <w:rFonts w:ascii="Arial" w:hAnsi="Arial" w:cs="Arial"/>
-          <w:lang w:val="en-GB"/>
         </w:rPr>
       </w:pPr>
     </w:p>
@@ -170,7 +151,6 @@
         <w:spacing w:after="0" w:line="240" w:lineRule="auto"/>
         <w:rPr>
           <w:rFonts w:ascii="Arial" w:hAnsi="Arial" w:cs="Arial"/>
-          <w:lang w:val="en-GB"/>
         </w:rPr>
       </w:pPr>
     </w:p>
@@ -179,7 +159,6 @@
         <w:spacing w:after="0" w:line="240" w:lineRule="auto"/>
         <w:rPr>
           <w:rFonts w:ascii="Arial" w:hAnsi="Arial" w:cs="Arial"/>
-          <w:lang w:val="en-GB"/>
         </w:rPr>
       </w:pPr>
     </w:p>
@@ -188,7 +167,6 @@
         <w:spacing w:after="0" w:line="240" w:lineRule="auto"/>
         <w:rPr>
           <w:rFonts w:ascii="Arial" w:hAnsi="Arial" w:cs="Arial"/>
-          <w:lang w:val="en-GB"/>
         </w:rPr>
       </w:pPr>
     </w:p>
@@ -197,7 +175,6 @@
         <w:spacing w:after="0" w:line="240" w:lineRule="auto"/>
         <w:rPr>
           <w:rFonts w:ascii="Arial" w:hAnsi="Arial" w:cs="Arial"/>
-          <w:lang w:val="en-GB"/>
         </w:rPr>
       </w:pPr>
     </w:p>
@@ -206,7 +183,6 @@
         <w:spacing w:after="0" w:line="240" w:lineRule="auto"/>
         <w:rPr>
           <w:rFonts w:ascii="Arial" w:hAnsi="Arial" w:cs="Arial"/>
-          <w:lang w:val="en-GB"/>
         </w:rPr>
       </w:pPr>
     </w:p>
@@ -215,7 +191,6 @@
         <w:spacing w:after="0" w:line="240" w:lineRule="auto"/>
         <w:rPr>
           <w:rFonts w:ascii="Arial" w:hAnsi="Arial" w:cs="Arial"/>
-          <w:lang w:val="en-GB"/>
         </w:rPr>
       </w:pPr>
     </w:p>
@@ -224,7 +199,6 @@
         <w:spacing w:after="0" w:line="240" w:lineRule="auto"/>
         <w:rPr>
           <w:rFonts w:ascii="Arial" w:hAnsi="Arial" w:cs="Arial"/>
-          <w:lang w:val="en-GB"/>
         </w:rPr>
       </w:pPr>
     </w:p>
@@ -233,7 +207,6 @@
         <w:spacing w:after="0" w:line="240" w:lineRule="auto"/>
         <w:rPr>
           <w:rFonts w:ascii="Arial" w:hAnsi="Arial" w:cs="Arial"/>
-          <w:lang w:val="en-GB"/>
         </w:rPr>
       </w:pPr>
     </w:p>
@@ -242,7 +215,6 @@
         <w:spacing w:after="0" w:line="240" w:lineRule="auto"/>
         <w:rPr>
           <w:rFonts w:ascii="Arial" w:hAnsi="Arial" w:cs="Arial"/>
-          <w:lang w:val="en-GB"/>
         </w:rPr>
       </w:pPr>
     </w:p>
@@ -251,7 +223,6 @@
         <w:spacing w:after="0" w:line="240" w:lineRule="auto"/>
         <w:rPr>
           <w:rFonts w:ascii="Arial" w:hAnsi="Arial" w:cs="Arial"/>
-          <w:lang w:val="en-GB"/>
         </w:rPr>
       </w:pPr>
     </w:p>
@@ -260,7 +231,6 @@
         <w:spacing w:after="0" w:line="240" w:lineRule="auto"/>
         <w:rPr>
           <w:rFonts w:ascii="Arial" w:hAnsi="Arial" w:cs="Arial"/>
-          <w:lang w:val="en-GB"/>
         </w:rPr>
       </w:pPr>
     </w:p>
@@ -269,7 +239,6 @@
         <w:spacing w:after="0" w:line="240" w:lineRule="auto"/>
         <w:rPr>
           <w:rFonts w:ascii="Arial" w:hAnsi="Arial" w:cs="Arial"/>
-          <w:lang w:val="en-GB"/>
         </w:rPr>
       </w:pPr>
     </w:p>
@@ -278,7 +247,6 @@
         <w:spacing w:after="0" w:line="240" w:lineRule="auto"/>
         <w:rPr>
           <w:rFonts w:ascii="Arial" w:hAnsi="Arial" w:cs="Arial"/>
-          <w:lang w:val="en-GB"/>
         </w:rPr>
       </w:pPr>
     </w:p>
@@ -287,7 +255,6 @@
         <w:spacing w:after="0" w:line="240" w:lineRule="auto"/>
         <w:rPr>
           <w:rFonts w:ascii="Arial" w:hAnsi="Arial" w:cs="Arial"/>
-          <w:lang w:val="en-GB"/>
         </w:rPr>
       </w:pPr>
     </w:p>
@@ -296,7 +263,6 @@
         <w:spacing w:after="0" w:line="240" w:lineRule="auto"/>
         <w:rPr>
           <w:rFonts w:ascii="Arial" w:hAnsi="Arial" w:cs="Arial"/>
-          <w:lang w:val="en-GB"/>
         </w:rPr>
       </w:pPr>
     </w:p>
@@ -305,7 +271,6 @@
         <w:spacing w:after="0" w:line="240" w:lineRule="auto"/>
         <w:rPr>
           <w:rFonts w:ascii="Arial" w:hAnsi="Arial" w:cs="Arial"/>
-          <w:lang w:val="en-GB"/>
         </w:rPr>
       </w:pPr>
     </w:p>
@@ -314,7 +279,6 @@
         <w:spacing w:after="0" w:line="240" w:lineRule="auto"/>
         <w:rPr>
           <w:rFonts w:ascii="Arial" w:hAnsi="Arial" w:cs="Arial"/>
-          <w:lang w:val="en-GB"/>
         </w:rPr>
       </w:pPr>
     </w:p>
@@ -323,7 +287,6 @@
         <w:spacing w:after="0" w:line="240" w:lineRule="auto"/>
         <w:rPr>
           <w:rFonts w:ascii="Arial" w:hAnsi="Arial" w:cs="Arial"/>
-          <w:lang w:val="en-GB"/>
         </w:rPr>
       </w:pPr>
     </w:p>
@@ -332,7 +295,6 @@
         <w:spacing w:after="0" w:line="240" w:lineRule="auto"/>
         <w:rPr>
           <w:rFonts w:ascii="Arial" w:hAnsi="Arial" w:cs="Arial"/>
-          <w:lang w:val="en-GB"/>
         </w:rPr>
       </w:pPr>
     </w:p>
@@ -341,7 +303,6 @@
         <w:spacing w:after="0" w:line="240" w:lineRule="auto"/>
         <w:rPr>
           <w:rFonts w:ascii="Arial" w:hAnsi="Arial" w:cs="Arial"/>
-          <w:lang w:val="en-GB"/>
         </w:rPr>
       </w:pPr>
     </w:p>
@@ -350,7 +311,6 @@
         <w:spacing w:after="0" w:line="240" w:lineRule="auto"/>
         <w:rPr>
           <w:rFonts w:ascii="Arial" w:hAnsi="Arial" w:cs="Arial"/>
-          <w:lang w:val="en-GB"/>
         </w:rPr>
       </w:pPr>
     </w:p>
@@ -359,7 +319,6 @@
         <w:spacing w:after="0" w:line="240" w:lineRule="auto"/>
         <w:rPr>
           <w:rFonts w:ascii="Arial" w:hAnsi="Arial" w:cs="Arial"/>
-          <w:lang w:val="en-GB"/>
         </w:rPr>
       </w:pPr>
     </w:p>
@@ -368,7 +327,6 @@
         <w:spacing w:after="0" w:line="240" w:lineRule="auto"/>
         <w:rPr>
           <w:rFonts w:ascii="Arial" w:hAnsi="Arial" w:cs="Arial"/>
-          <w:lang w:val="en-GB"/>
         </w:rPr>
       </w:pPr>
     </w:p>
@@ -377,16 +335,6 @@
         <w:spacing w:after="0" w:line="240" w:lineRule="auto"/>
         <w:rPr>
           <w:rFonts w:ascii="Arial" w:hAnsi="Arial" w:cs="Arial"/>
-          <w:lang w:val="en-GB"/>
-        </w:rPr>
-      </w:pPr>
-    </w:p>
-    <w:p>
-      <w:pPr>
-        <w:spacing w:after="0" w:line="240" w:lineRule="auto"/>
-        <w:rPr>
-          <w:rFonts w:ascii="Arial" w:hAnsi="Arial" w:cs="Arial"/>
-          <w:lang w:val="en-GB"/>
         </w:rPr>
       </w:pPr>
     </w:p>
@@ -450,7 +398,25 @@
         <w:rPr>
           <w:rFonts w:ascii="Arial" w:hAnsi="Arial" w:cs="Arial"/>
         </w:rPr>
-        <w:t>07 de enero de</w:t>
+        <w:t>18</w:t>
+      </w:r>
+      <w:r>
+        <w:rPr>
+          <w:rFonts w:ascii="Arial" w:hAnsi="Arial" w:cs="Arial"/>
+        </w:rPr>
+        <w:t xml:space="preserve"> de </w:t>
+      </w:r>
+      <w:r>
+        <w:rPr>
+          <w:rFonts w:ascii="Arial" w:hAnsi="Arial" w:cs="Arial"/>
+        </w:rPr>
+        <w:t>octubre</w:t>
+      </w:r>
+      <w:r>
+        <w:rPr>
+          <w:rFonts w:ascii="Arial" w:hAnsi="Arial" w:cs="Arial"/>
+        </w:rPr>
+        <w:t xml:space="preserve"> de</w:t>
       </w:r>
       <w:r>
         <w:rPr>
@@ -462,7 +428,7 @@
         <w:rPr>
           <w:rFonts w:ascii="Arial" w:hAnsi="Arial" w:cs="Arial"/>
         </w:rPr>
-        <w:t>7</w:t>
+        <w:t>6</w:t>
       </w:r>
     </w:p>
     <w:p>
@@ -474,15 +440,6 @@
     </w:p>
     <w:sdt>
       <w:sdtPr>
-        <w:rPr>
-          <w:rFonts w:asciiTheme="minorHAnsi" w:eastAsiaTheme="minorHAnsi" w:hAnsiTheme="minorHAnsi" w:cstheme="minorBidi"/>
-          <w:color w:val="auto"/>
-          <w:kern w:val="2"/>
-          <w:sz w:val="22"/>
-          <w:szCs w:val="22"/>
-          <w:lang w:val="es-ES"/>
-          <w14:ligatures w14:val="standardContextual"/>
-        </w:rPr>
         <w:id w:val="-308328354"/>
         <w:docPartObj>
           <w:docPartGallery w:val="Table of Contents"/>
@@ -499,37 +456,7 @@
       <w:sdtContent>
         <w:p>
           <w:pPr>
-            <w:pStyle w:val="TOCHeading"/>
-            <w:rPr>
-              <w:rFonts w:ascii="Arial" w:hAnsi="Arial" w:cs="Arial"/>
-            </w:rPr>
-          </w:pPr>
-          <w:r>
-            <w:rPr>
-              <w:rFonts w:ascii="Arial" w:hAnsi="Arial" w:cs="Arial"/>
-              <w:sz w:val="22"/>
-              <w:szCs w:val="22"/>
-            </w:rPr>
-            <w:t>Indice</w:t>
-          </w:r>
-          <w:r>
-            <w:rPr>
-              <w:rFonts w:ascii="Arial" w:hAnsi="Arial" w:cs="Arial"/>
-            </w:rPr>
-            <w:t xml:space="preserve"> </w:t>
-          </w:r>
-          <w:r>
-            <w:rPr>
-              <w:rFonts w:ascii="Arial" w:hAnsi="Arial" w:cs="Arial"/>
-              <w:sz w:val="22"/>
-              <w:szCs w:val="22"/>
-            </w:rPr>
-            <w:t>General</w:t>
-          </w:r>
-        </w:p>
-        <w:p>
-          <w:pPr>
-            <w:pStyle w:val="TOC2"/>
+            <w:pStyle w:val="TOC1"/>
             <w:tabs>
               <w:tab w:val="right" w:leader="dot" w:pos="9016"/>
             </w:tabs>
@@ -553,13 +480,105 @@
           <w:r>
             <w:fldChar w:fldCharType="separate"/>
           </w:r>
-          <w:hyperlink w:anchor="_Toc242039488" w:history="1">
+          <w:hyperlink w:anchor="_Toc242655953" w:history="1">
             <w:r>
               <w:rPr>
                 <w:rStyle w:val="Hyperlink"/>
                 <w:rFonts w:ascii="Arial" w:hAnsi="Arial" w:cs="Arial"/>
                 <w:noProof/>
               </w:rPr>
+              <w:t>Planificación y Gestión del Proyecto de Creación y Puesta en Marcha de una Agencia Digital de Servicios Tecnológicos</w:t>
+            </w:r>
+            <w:r>
+              <w:rPr>
+                <w:noProof/>
+                <w:webHidden/>
+              </w:rPr>
+              <w:tab/>
+            </w:r>
+            <w:r>
+              <w:rPr>
+                <w:noProof/>
+                <w:webHidden/>
+              </w:rPr>
+              <w:fldChar w:fldCharType="begin"/>
+            </w:r>
+            <w:r>
+              <w:rPr>
+                <w:noProof/>
+                <w:webHidden/>
+              </w:rPr>
+              <w:instrText xml:space="preserve"> PAGEREF _Toc242655953 \h </w:instrText>
+            </w:r>
+            <w:r>
+              <w:rPr>
+                <w:noProof/>
+                <w:webHidden/>
+              </w:rPr>
+            </w:r>
+            <w:r>
+              <w:rPr>
+                <w:noProof/>
+                <w:webHidden/>
+              </w:rPr>
+              <w:fldChar w:fldCharType="separate"/>
+            </w:r>
+            <w:r>
+              <w:rPr>
+                <w:noProof/>
+                <w:webHidden/>
+              </w:rPr>
+              <w:t>1</w:t>
+            </w:r>
+            <w:r>
+              <w:rPr>
+                <w:noProof/>
+                <w:webHidden/>
+              </w:rPr>
+              <w:fldChar w:fldCharType="end"/>
+            </w:r>
+          </w:hyperlink>
+        </w:p>
+        <w:p>
+          <w:pPr>
+            <w:pStyle w:val="TOC2"/>
+            <w:tabs>
+              <w:tab w:val="left" w:pos="720"/>
+              <w:tab w:val="right" w:leader="dot" w:pos="9016"/>
+            </w:tabs>
+            <w:rPr>
+              <w:rFonts w:eastAsiaTheme="minorEastAsia"/>
+              <w:noProof/>
+              <w:sz w:val="24"/>
+              <w:szCs w:val="24"/>
+              <w:lang w:eastAsia="es-ES"/>
+            </w:rPr>
+          </w:pPr>
+          <w:hyperlink w:anchor="_Toc242655954" w:history="1">
+            <w:r>
+              <w:rPr>
+                <w:rStyle w:val="Hyperlink"/>
+                <w:rFonts w:ascii="Arial" w:hAnsi="Arial" w:cs="Arial"/>
+                <w:noProof/>
+              </w:rPr>
+              <w:t>1.</w:t>
+            </w:r>
+            <w:r>
+              <w:rPr>
+                <w:rFonts w:eastAsiaTheme="minorEastAsia"/>
+                <w:noProof/>
+                <w:sz w:val="24"/>
+                <w:szCs w:val="24"/>
+                <w:lang w:eastAsia="es-ES"/>
+              </w:rPr>
+              <w:tab/>
+            </w:r>
+            <w:r>
+              <w:rPr>
+                <w:rStyle w:val="Hyperlink"/>
+                <w:rFonts w:ascii="Arial" w:hAnsi="Arial" w:cs="Arial"/>
+                <w:noProof/>
+              </w:rPr>
               <w:t>Resumen ejecutivo</w:t>
             </w:r>
             <w:r>
@@ -581,7 +600,1743 @@
                 <w:noProof/>
                 <w:webHidden/>
               </w:rPr>
-              <w:instrText xml:space="preserve"> PAGEREF _Toc242039488 \h </w:instrText>
+              <w:instrText xml:space="preserve"> PAGEREF _Toc242655954 \h </w:instrText>
+            </w:r>
+            <w:r>
+              <w:rPr>
+                <w:noProof/>
+                <w:webHidden/>
+              </w:rPr>
+            </w:r>
+            <w:r>
+              <w:rPr>
+                <w:noProof/>
+                <w:webHidden/>
+              </w:rPr>
+              <w:fldChar w:fldCharType="separate"/>
+            </w:r>
+            <w:r>
+              <w:rPr>
+                <w:noProof/>
+                <w:webHidden/>
+              </w:rPr>
+              <w:t>1</w:t>
+            </w:r>
+            <w:r>
+              <w:rPr>
+                <w:noProof/>
+                <w:webHidden/>
+              </w:rPr>
+              <w:fldChar w:fldCharType="end"/>
+            </w:r>
+          </w:hyperlink>
+        </w:p>
+        <w:p>
+          <w:pPr>
+            <w:pStyle w:val="TOC2"/>
+            <w:tabs>
+              <w:tab w:val="left" w:pos="720"/>
+              <w:tab w:val="right" w:leader="dot" w:pos="9016"/>
+            </w:tabs>
+            <w:rPr>
+              <w:rFonts w:eastAsiaTheme="minorEastAsia"/>
+              <w:noProof/>
+              <w:sz w:val="24"/>
+              <w:szCs w:val="24"/>
+              <w:lang w:eastAsia="es-ES"/>
+            </w:rPr>
+          </w:pPr>
+          <w:hyperlink w:anchor="_Toc242655955" w:history="1">
+            <w:r>
+              <w:rPr>
+                <w:rStyle w:val="Hyperlink"/>
+                <w:rFonts w:ascii="Arial" w:hAnsi="Arial" w:cs="Arial"/>
+                <w:noProof/>
+              </w:rPr>
+              <w:t>2.</w:t>
+            </w:r>
+            <w:r>
+              <w:rPr>
+                <w:rFonts w:eastAsiaTheme="minorEastAsia"/>
+                <w:noProof/>
+                <w:sz w:val="24"/>
+                <w:szCs w:val="24"/>
+                <w:lang w:eastAsia="es-ES"/>
+              </w:rPr>
+              <w:tab/>
+            </w:r>
+            <w:r>
+              <w:rPr>
+                <w:rStyle w:val="Hyperlink"/>
+                <w:rFonts w:ascii="Arial" w:hAnsi="Arial" w:cs="Arial"/>
+                <w:noProof/>
+              </w:rPr>
+              <w:t>Acta de constitución del proyecto</w:t>
+            </w:r>
+            <w:r>
+              <w:rPr>
+                <w:noProof/>
+                <w:webHidden/>
+              </w:rPr>
+              <w:tab/>
+            </w:r>
+            <w:r>
+              <w:rPr>
+                <w:noProof/>
+                <w:webHidden/>
+              </w:rPr>
+              <w:fldChar w:fldCharType="begin"/>
+            </w:r>
+            <w:r>
+              <w:rPr>
+                <w:noProof/>
+                <w:webHidden/>
+              </w:rPr>
+              <w:instrText xml:space="preserve"> PAGEREF _Toc242655955 \h </w:instrText>
+            </w:r>
+            <w:r>
+              <w:rPr>
+                <w:noProof/>
+                <w:webHidden/>
+              </w:rPr>
+            </w:r>
+            <w:r>
+              <w:rPr>
+                <w:noProof/>
+                <w:webHidden/>
+              </w:rPr>
+              <w:fldChar w:fldCharType="separate"/>
+            </w:r>
+            <w:r>
+              <w:rPr>
+                <w:noProof/>
+                <w:webHidden/>
+              </w:rPr>
+              <w:t>1</w:t>
+            </w:r>
+            <w:r>
+              <w:rPr>
+                <w:noProof/>
+                <w:webHidden/>
+              </w:rPr>
+              <w:fldChar w:fldCharType="end"/>
+            </w:r>
+          </w:hyperlink>
+        </w:p>
+        <w:p>
+          <w:pPr>
+            <w:pStyle w:val="TOC3"/>
+            <w:tabs>
+              <w:tab w:val="right" w:leader="dot" w:pos="9016"/>
+            </w:tabs>
+            <w:rPr>
+              <w:rFonts w:eastAsiaTheme="minorEastAsia"/>
+              <w:noProof/>
+              <w:sz w:val="24"/>
+              <w:szCs w:val="24"/>
+              <w:lang w:eastAsia="es-ES"/>
+            </w:rPr>
+          </w:pPr>
+          <w:hyperlink w:anchor="_Toc242655956" w:history="1">
+            <w:r>
+              <w:rPr>
+                <w:rStyle w:val="Hyperlink"/>
+                <w:rFonts w:ascii="Arial" w:hAnsi="Arial" w:cs="Arial"/>
+                <w:noProof/>
+              </w:rPr>
+              <w:t>2.1 Propósito y justificación del proyecto</w:t>
+            </w:r>
+            <w:r>
+              <w:rPr>
+                <w:noProof/>
+                <w:webHidden/>
+              </w:rPr>
+              <w:tab/>
+            </w:r>
+            <w:r>
+              <w:rPr>
+                <w:noProof/>
+                <w:webHidden/>
+              </w:rPr>
+              <w:fldChar w:fldCharType="begin"/>
+            </w:r>
+            <w:r>
+              <w:rPr>
+                <w:noProof/>
+                <w:webHidden/>
+              </w:rPr>
+              <w:instrText xml:space="preserve"> PAGEREF _Toc242655956 \h </w:instrText>
+            </w:r>
+            <w:r>
+              <w:rPr>
+                <w:noProof/>
+                <w:webHidden/>
+              </w:rPr>
+            </w:r>
+            <w:r>
+              <w:rPr>
+                <w:noProof/>
+                <w:webHidden/>
+              </w:rPr>
+              <w:fldChar w:fldCharType="separate"/>
+            </w:r>
+            <w:r>
+              <w:rPr>
+                <w:noProof/>
+                <w:webHidden/>
+              </w:rPr>
+              <w:t>1</w:t>
+            </w:r>
+            <w:r>
+              <w:rPr>
+                <w:noProof/>
+                <w:webHidden/>
+              </w:rPr>
+              <w:fldChar w:fldCharType="end"/>
+            </w:r>
+          </w:hyperlink>
+        </w:p>
+        <w:p>
+          <w:pPr>
+            <w:pStyle w:val="TOC3"/>
+            <w:tabs>
+              <w:tab w:val="right" w:leader="dot" w:pos="9016"/>
+            </w:tabs>
+            <w:rPr>
+              <w:rFonts w:eastAsiaTheme="minorEastAsia"/>
+              <w:noProof/>
+              <w:sz w:val="24"/>
+              <w:szCs w:val="24"/>
+              <w:lang w:eastAsia="es-ES"/>
+            </w:rPr>
+          </w:pPr>
+          <w:hyperlink w:anchor="_Toc242655957" w:history="1">
+            <w:r>
+              <w:rPr>
+                <w:rStyle w:val="Hyperlink"/>
+                <w:rFonts w:ascii="Arial" w:hAnsi="Arial" w:cs="Arial"/>
+                <w:noProof/>
+              </w:rPr>
+              <w:t>2.2 Descripción de alto nivel del proyecto</w:t>
+            </w:r>
+            <w:r>
+              <w:rPr>
+                <w:noProof/>
+                <w:webHidden/>
+              </w:rPr>
+              <w:tab/>
+            </w:r>
+            <w:r>
+              <w:rPr>
+                <w:noProof/>
+                <w:webHidden/>
+              </w:rPr>
+              <w:fldChar w:fldCharType="begin"/>
+            </w:r>
+            <w:r>
+              <w:rPr>
+                <w:noProof/>
+                <w:webHidden/>
+              </w:rPr>
+              <w:instrText xml:space="preserve"> PAGEREF _Toc242655957 \h </w:instrText>
+            </w:r>
+            <w:r>
+              <w:rPr>
+                <w:noProof/>
+                <w:webHidden/>
+              </w:rPr>
+            </w:r>
+            <w:r>
+              <w:rPr>
+                <w:noProof/>
+                <w:webHidden/>
+              </w:rPr>
+              <w:fldChar w:fldCharType="separate"/>
+            </w:r>
+            <w:r>
+              <w:rPr>
+                <w:noProof/>
+                <w:webHidden/>
+              </w:rPr>
+              <w:t>1</w:t>
+            </w:r>
+            <w:r>
+              <w:rPr>
+                <w:noProof/>
+                <w:webHidden/>
+              </w:rPr>
+              <w:fldChar w:fldCharType="end"/>
+            </w:r>
+          </w:hyperlink>
+        </w:p>
+        <w:p>
+          <w:pPr>
+            <w:pStyle w:val="TOC3"/>
+            <w:tabs>
+              <w:tab w:val="right" w:leader="dot" w:pos="9016"/>
+            </w:tabs>
+            <w:rPr>
+              <w:rFonts w:eastAsiaTheme="minorEastAsia"/>
+              <w:noProof/>
+              <w:sz w:val="24"/>
+              <w:szCs w:val="24"/>
+              <w:lang w:eastAsia="es-ES"/>
+            </w:rPr>
+          </w:pPr>
+          <w:hyperlink w:anchor="_Toc242655958" w:history="1">
+            <w:r>
+              <w:rPr>
+                <w:rStyle w:val="Hyperlink"/>
+                <w:rFonts w:ascii="Arial" w:hAnsi="Arial" w:cs="Arial"/>
+                <w:noProof/>
+              </w:rPr>
+              <w:t>2.3 Requisitos de alto nivel</w:t>
+            </w:r>
+            <w:r>
+              <w:rPr>
+                <w:noProof/>
+                <w:webHidden/>
+              </w:rPr>
+              <w:tab/>
+            </w:r>
+            <w:r>
+              <w:rPr>
+                <w:noProof/>
+                <w:webHidden/>
+              </w:rPr>
+              <w:fldChar w:fldCharType="begin"/>
+            </w:r>
+            <w:r>
+              <w:rPr>
+                <w:noProof/>
+                <w:webHidden/>
+              </w:rPr>
+              <w:instrText xml:space="preserve"> PAGEREF _Toc242655958 \h </w:instrText>
+            </w:r>
+            <w:r>
+              <w:rPr>
+                <w:noProof/>
+                <w:webHidden/>
+              </w:rPr>
+            </w:r>
+            <w:r>
+              <w:rPr>
+                <w:noProof/>
+                <w:webHidden/>
+              </w:rPr>
+              <w:fldChar w:fldCharType="separate"/>
+            </w:r>
+            <w:r>
+              <w:rPr>
+                <w:noProof/>
+                <w:webHidden/>
+              </w:rPr>
+              <w:t>1</w:t>
+            </w:r>
+            <w:r>
+              <w:rPr>
+                <w:noProof/>
+                <w:webHidden/>
+              </w:rPr>
+              <w:fldChar w:fldCharType="end"/>
+            </w:r>
+          </w:hyperlink>
+        </w:p>
+        <w:p>
+          <w:pPr>
+            <w:pStyle w:val="TOC3"/>
+            <w:tabs>
+              <w:tab w:val="right" w:leader="dot" w:pos="9016"/>
+            </w:tabs>
+            <w:rPr>
+              <w:rFonts w:eastAsiaTheme="minorEastAsia"/>
+              <w:noProof/>
+              <w:sz w:val="24"/>
+              <w:szCs w:val="24"/>
+              <w:lang w:eastAsia="es-ES"/>
+            </w:rPr>
+          </w:pPr>
+          <w:hyperlink w:anchor="_Toc242655959" w:history="1">
+            <w:r>
+              <w:rPr>
+                <w:rStyle w:val="Hyperlink"/>
+                <w:rFonts w:ascii="Arial" w:hAnsi="Arial" w:cs="Arial"/>
+                <w:noProof/>
+              </w:rPr>
+              <w:t>2.4 Entregables de alto nivel</w:t>
+            </w:r>
+            <w:r>
+              <w:rPr>
+                <w:noProof/>
+                <w:webHidden/>
+              </w:rPr>
+              <w:tab/>
+            </w:r>
+            <w:r>
+              <w:rPr>
+                <w:noProof/>
+                <w:webHidden/>
+              </w:rPr>
+              <w:fldChar w:fldCharType="begin"/>
+            </w:r>
+            <w:r>
+              <w:rPr>
+                <w:noProof/>
+                <w:webHidden/>
+              </w:rPr>
+              <w:instrText xml:space="preserve"> PAGEREF _Toc242655959 \h </w:instrText>
+            </w:r>
+            <w:r>
+              <w:rPr>
+                <w:noProof/>
+                <w:webHidden/>
+              </w:rPr>
+            </w:r>
+            <w:r>
+              <w:rPr>
+                <w:noProof/>
+                <w:webHidden/>
+              </w:rPr>
+              <w:fldChar w:fldCharType="separate"/>
+            </w:r>
+            <w:r>
+              <w:rPr>
+                <w:noProof/>
+                <w:webHidden/>
+              </w:rPr>
+              <w:t>1</w:t>
+            </w:r>
+            <w:r>
+              <w:rPr>
+                <w:noProof/>
+                <w:webHidden/>
+              </w:rPr>
+              <w:fldChar w:fldCharType="end"/>
+            </w:r>
+          </w:hyperlink>
+        </w:p>
+        <w:p>
+          <w:pPr>
+            <w:pStyle w:val="TOC3"/>
+            <w:tabs>
+              <w:tab w:val="right" w:leader="dot" w:pos="9016"/>
+            </w:tabs>
+            <w:rPr>
+              <w:rFonts w:eastAsiaTheme="minorEastAsia"/>
+              <w:noProof/>
+              <w:sz w:val="24"/>
+              <w:szCs w:val="24"/>
+              <w:lang w:eastAsia="es-ES"/>
+            </w:rPr>
+          </w:pPr>
+          <w:hyperlink w:anchor="_Toc242655960" w:history="1">
+            <w:r>
+              <w:rPr>
+                <w:rStyle w:val="Hyperlink"/>
+                <w:rFonts w:ascii="Arial" w:hAnsi="Arial" w:cs="Arial"/>
+                <w:noProof/>
+              </w:rPr>
+              <w:t>2.5 Stakeholders principales</w:t>
+            </w:r>
+            <w:r>
+              <w:rPr>
+                <w:noProof/>
+                <w:webHidden/>
+              </w:rPr>
+              <w:tab/>
+            </w:r>
+            <w:r>
+              <w:rPr>
+                <w:noProof/>
+                <w:webHidden/>
+              </w:rPr>
+              <w:fldChar w:fldCharType="begin"/>
+            </w:r>
+            <w:r>
+              <w:rPr>
+                <w:noProof/>
+                <w:webHidden/>
+              </w:rPr>
+              <w:instrText xml:space="preserve"> PAGEREF _Toc242655960 \h </w:instrText>
+            </w:r>
+            <w:r>
+              <w:rPr>
+                <w:noProof/>
+                <w:webHidden/>
+              </w:rPr>
+            </w:r>
+            <w:r>
+              <w:rPr>
+                <w:noProof/>
+                <w:webHidden/>
+              </w:rPr>
+              <w:fldChar w:fldCharType="separate"/>
+            </w:r>
+            <w:r>
+              <w:rPr>
+                <w:noProof/>
+                <w:webHidden/>
+              </w:rPr>
+              <w:t>1</w:t>
+            </w:r>
+            <w:r>
+              <w:rPr>
+                <w:noProof/>
+                <w:webHidden/>
+              </w:rPr>
+              <w:fldChar w:fldCharType="end"/>
+            </w:r>
+          </w:hyperlink>
+        </w:p>
+        <w:p>
+          <w:pPr>
+            <w:pStyle w:val="TOC3"/>
+            <w:tabs>
+              <w:tab w:val="right" w:leader="dot" w:pos="9016"/>
+            </w:tabs>
+            <w:rPr>
+              <w:rFonts w:eastAsiaTheme="minorEastAsia"/>
+              <w:noProof/>
+              <w:sz w:val="24"/>
+              <w:szCs w:val="24"/>
+              <w:lang w:eastAsia="es-ES"/>
+            </w:rPr>
+          </w:pPr>
+          <w:hyperlink w:anchor="_Toc242655961" w:history="1">
+            <w:r>
+              <w:rPr>
+                <w:rStyle w:val="Hyperlink"/>
+                <w:rFonts w:ascii="Arial" w:hAnsi="Arial" w:cs="Arial"/>
+                <w:noProof/>
+              </w:rPr>
+              <w:t>2.6 Objetivos medibles</w:t>
+            </w:r>
+            <w:r>
+              <w:rPr>
+                <w:noProof/>
+                <w:webHidden/>
+              </w:rPr>
+              <w:tab/>
+            </w:r>
+            <w:r>
+              <w:rPr>
+                <w:noProof/>
+                <w:webHidden/>
+              </w:rPr>
+              <w:fldChar w:fldCharType="begin"/>
+            </w:r>
+            <w:r>
+              <w:rPr>
+                <w:noProof/>
+                <w:webHidden/>
+              </w:rPr>
+              <w:instrText xml:space="preserve"> PAGEREF _Toc242655961 \h </w:instrText>
+            </w:r>
+            <w:r>
+              <w:rPr>
+                <w:noProof/>
+                <w:webHidden/>
+              </w:rPr>
+            </w:r>
+            <w:r>
+              <w:rPr>
+                <w:noProof/>
+                <w:webHidden/>
+              </w:rPr>
+              <w:fldChar w:fldCharType="separate"/>
+            </w:r>
+            <w:r>
+              <w:rPr>
+                <w:noProof/>
+                <w:webHidden/>
+              </w:rPr>
+              <w:t>1</w:t>
+            </w:r>
+            <w:r>
+              <w:rPr>
+                <w:noProof/>
+                <w:webHidden/>
+              </w:rPr>
+              <w:fldChar w:fldCharType="end"/>
+            </w:r>
+          </w:hyperlink>
+        </w:p>
+        <w:p>
+          <w:pPr>
+            <w:pStyle w:val="TOC3"/>
+            <w:tabs>
+              <w:tab w:val="right" w:leader="dot" w:pos="9016"/>
+            </w:tabs>
+            <w:rPr>
+              <w:rFonts w:eastAsiaTheme="minorEastAsia"/>
+              <w:noProof/>
+              <w:sz w:val="24"/>
+              <w:szCs w:val="24"/>
+              <w:lang w:eastAsia="es-ES"/>
+            </w:rPr>
+          </w:pPr>
+          <w:hyperlink w:anchor="_Toc242655962" w:history="1">
+            <w:r>
+              <w:rPr>
+                <w:rStyle w:val="Hyperlink"/>
+                <w:rFonts w:ascii="Arial" w:hAnsi="Arial" w:cs="Arial"/>
+                <w:noProof/>
+              </w:rPr>
+              <w:t>2.7 Presupuesto de alto nivel</w:t>
+            </w:r>
+            <w:r>
+              <w:rPr>
+                <w:noProof/>
+                <w:webHidden/>
+              </w:rPr>
+              <w:tab/>
+            </w:r>
+            <w:r>
+              <w:rPr>
+                <w:noProof/>
+                <w:webHidden/>
+              </w:rPr>
+              <w:fldChar w:fldCharType="begin"/>
+            </w:r>
+            <w:r>
+              <w:rPr>
+                <w:noProof/>
+                <w:webHidden/>
+              </w:rPr>
+              <w:instrText xml:space="preserve"> PAGEREF _Toc242655962 \h </w:instrText>
+            </w:r>
+            <w:r>
+              <w:rPr>
+                <w:noProof/>
+                <w:webHidden/>
+              </w:rPr>
+            </w:r>
+            <w:r>
+              <w:rPr>
+                <w:noProof/>
+                <w:webHidden/>
+              </w:rPr>
+              <w:fldChar w:fldCharType="separate"/>
+            </w:r>
+            <w:r>
+              <w:rPr>
+                <w:noProof/>
+                <w:webHidden/>
+              </w:rPr>
+              <w:t>1</w:t>
+            </w:r>
+            <w:r>
+              <w:rPr>
+                <w:noProof/>
+                <w:webHidden/>
+              </w:rPr>
+              <w:fldChar w:fldCharType="end"/>
+            </w:r>
+          </w:hyperlink>
+        </w:p>
+        <w:p>
+          <w:pPr>
+            <w:pStyle w:val="TOC3"/>
+            <w:tabs>
+              <w:tab w:val="left" w:pos="1200"/>
+              <w:tab w:val="right" w:leader="dot" w:pos="9016"/>
+            </w:tabs>
+            <w:rPr>
+              <w:rFonts w:eastAsiaTheme="minorEastAsia"/>
+              <w:noProof/>
+              <w:sz w:val="24"/>
+              <w:szCs w:val="24"/>
+              <w:lang w:eastAsia="es-ES"/>
+            </w:rPr>
+          </w:pPr>
+          <w:hyperlink w:anchor="_Toc242655963" w:history="1">
+            <w:r>
+              <w:rPr>
+                <w:rStyle w:val="Hyperlink"/>
+                <w:rFonts w:ascii="Arial" w:hAnsi="Arial" w:cs="Arial"/>
+                <w:noProof/>
+              </w:rPr>
+              <w:t>2.8</w:t>
+            </w:r>
+            <w:r>
+              <w:rPr>
+                <w:rFonts w:eastAsiaTheme="minorEastAsia"/>
+                <w:noProof/>
+                <w:sz w:val="24"/>
+                <w:szCs w:val="24"/>
+                <w:lang w:eastAsia="es-ES"/>
+              </w:rPr>
+              <w:tab/>
+            </w:r>
+            <w:r>
+              <w:rPr>
+                <w:rStyle w:val="Hyperlink"/>
+                <w:rFonts w:ascii="Arial" w:hAnsi="Arial" w:cs="Arial"/>
+                <w:noProof/>
+              </w:rPr>
+              <w:t>Hitos principales</w:t>
+            </w:r>
+            <w:r>
+              <w:rPr>
+                <w:noProof/>
+                <w:webHidden/>
+              </w:rPr>
+              <w:tab/>
+            </w:r>
+            <w:r>
+              <w:rPr>
+                <w:noProof/>
+                <w:webHidden/>
+              </w:rPr>
+              <w:fldChar w:fldCharType="begin"/>
+            </w:r>
+            <w:r>
+              <w:rPr>
+                <w:noProof/>
+                <w:webHidden/>
+              </w:rPr>
+              <w:instrText xml:space="preserve"> PAGEREF _Toc242655963 \h </w:instrText>
+            </w:r>
+            <w:r>
+              <w:rPr>
+                <w:noProof/>
+                <w:webHidden/>
+              </w:rPr>
+            </w:r>
+            <w:r>
+              <w:rPr>
+                <w:noProof/>
+                <w:webHidden/>
+              </w:rPr>
+              <w:fldChar w:fldCharType="separate"/>
+            </w:r>
+            <w:r>
+              <w:rPr>
+                <w:noProof/>
+                <w:webHidden/>
+              </w:rPr>
+              <w:t>1</w:t>
+            </w:r>
+            <w:r>
+              <w:rPr>
+                <w:noProof/>
+                <w:webHidden/>
+              </w:rPr>
+              <w:fldChar w:fldCharType="end"/>
+            </w:r>
+          </w:hyperlink>
+        </w:p>
+        <w:p>
+          <w:pPr>
+            <w:pStyle w:val="TOC3"/>
+            <w:tabs>
+              <w:tab w:val="right" w:leader="dot" w:pos="9016"/>
+            </w:tabs>
+            <w:rPr>
+              <w:rFonts w:eastAsiaTheme="minorEastAsia"/>
+              <w:noProof/>
+              <w:sz w:val="24"/>
+              <w:szCs w:val="24"/>
+              <w:lang w:eastAsia="es-ES"/>
+            </w:rPr>
+          </w:pPr>
+          <w:hyperlink w:anchor="_Toc242655964" w:history="1">
+            <w:r>
+              <w:rPr>
+                <w:rStyle w:val="Hyperlink"/>
+                <w:rFonts w:ascii="Arial" w:hAnsi="Arial" w:cs="Arial"/>
+                <w:noProof/>
+              </w:rPr>
+              <w:t>2.9 Restricciones y supuestos</w:t>
+            </w:r>
+            <w:r>
+              <w:rPr>
+                <w:noProof/>
+                <w:webHidden/>
+              </w:rPr>
+              <w:tab/>
+            </w:r>
+            <w:r>
+              <w:rPr>
+                <w:noProof/>
+                <w:webHidden/>
+              </w:rPr>
+              <w:fldChar w:fldCharType="begin"/>
+            </w:r>
+            <w:r>
+              <w:rPr>
+                <w:noProof/>
+                <w:webHidden/>
+              </w:rPr>
+              <w:instrText xml:space="preserve"> PAGEREF _Toc242655964 \h </w:instrText>
+            </w:r>
+            <w:r>
+              <w:rPr>
+                <w:noProof/>
+                <w:webHidden/>
+              </w:rPr>
+            </w:r>
+            <w:r>
+              <w:rPr>
+                <w:noProof/>
+                <w:webHidden/>
+              </w:rPr>
+              <w:fldChar w:fldCharType="separate"/>
+            </w:r>
+            <w:r>
+              <w:rPr>
+                <w:noProof/>
+                <w:webHidden/>
+              </w:rPr>
+              <w:t>1</w:t>
+            </w:r>
+            <w:r>
+              <w:rPr>
+                <w:noProof/>
+                <w:webHidden/>
+              </w:rPr>
+              <w:fldChar w:fldCharType="end"/>
+            </w:r>
+          </w:hyperlink>
+        </w:p>
+        <w:p>
+          <w:pPr>
+            <w:pStyle w:val="TOC3"/>
+            <w:tabs>
+              <w:tab w:val="right" w:leader="dot" w:pos="9016"/>
+            </w:tabs>
+            <w:rPr>
+              <w:rFonts w:eastAsiaTheme="minorEastAsia"/>
+              <w:noProof/>
+              <w:sz w:val="24"/>
+              <w:szCs w:val="24"/>
+              <w:lang w:eastAsia="es-ES"/>
+            </w:rPr>
+          </w:pPr>
+          <w:hyperlink w:anchor="_Toc242655965" w:history="1">
+            <w:r>
+              <w:rPr>
+                <w:rStyle w:val="Hyperlink"/>
+                <w:rFonts w:ascii="Arial" w:hAnsi="Arial" w:cs="Arial"/>
+                <w:noProof/>
+              </w:rPr>
+              <w:t>2.10 Riesgos de alto nivel</w:t>
+            </w:r>
+            <w:r>
+              <w:rPr>
+                <w:noProof/>
+                <w:webHidden/>
+              </w:rPr>
+              <w:tab/>
+            </w:r>
+            <w:r>
+              <w:rPr>
+                <w:noProof/>
+                <w:webHidden/>
+              </w:rPr>
+              <w:fldChar w:fldCharType="begin"/>
+            </w:r>
+            <w:r>
+              <w:rPr>
+                <w:noProof/>
+                <w:webHidden/>
+              </w:rPr>
+              <w:instrText xml:space="preserve"> PAGEREF _Toc242655965 \h </w:instrText>
+            </w:r>
+            <w:r>
+              <w:rPr>
+                <w:noProof/>
+                <w:webHidden/>
+              </w:rPr>
+            </w:r>
+            <w:r>
+              <w:rPr>
+                <w:noProof/>
+                <w:webHidden/>
+              </w:rPr>
+              <w:fldChar w:fldCharType="separate"/>
+            </w:r>
+            <w:r>
+              <w:rPr>
+                <w:noProof/>
+                <w:webHidden/>
+              </w:rPr>
+              <w:t>1</w:t>
+            </w:r>
+            <w:r>
+              <w:rPr>
+                <w:noProof/>
+                <w:webHidden/>
+              </w:rPr>
+              <w:fldChar w:fldCharType="end"/>
+            </w:r>
+          </w:hyperlink>
+        </w:p>
+        <w:p>
+          <w:pPr>
+            <w:pStyle w:val="TOC2"/>
+            <w:tabs>
+              <w:tab w:val="left" w:pos="720"/>
+              <w:tab w:val="right" w:leader="dot" w:pos="9016"/>
+            </w:tabs>
+            <w:rPr>
+              <w:rFonts w:eastAsiaTheme="minorEastAsia"/>
+              <w:noProof/>
+              <w:sz w:val="24"/>
+              <w:szCs w:val="24"/>
+              <w:lang w:eastAsia="es-ES"/>
+            </w:rPr>
+          </w:pPr>
+          <w:hyperlink w:anchor="_Toc242655966" w:history="1">
+            <w:r>
+              <w:rPr>
+                <w:rStyle w:val="Hyperlink"/>
+                <w:rFonts w:ascii="Arial" w:hAnsi="Arial" w:cs="Arial"/>
+                <w:noProof/>
+              </w:rPr>
+              <w:t>3.</w:t>
+            </w:r>
+            <w:r>
+              <w:rPr>
+                <w:rFonts w:eastAsiaTheme="minorEastAsia"/>
+                <w:noProof/>
+                <w:sz w:val="24"/>
+                <w:szCs w:val="24"/>
+                <w:lang w:eastAsia="es-ES"/>
+              </w:rPr>
+              <w:tab/>
+            </w:r>
+            <w:r>
+              <w:rPr>
+                <w:rStyle w:val="Hyperlink"/>
+                <w:rFonts w:ascii="Arial" w:hAnsi="Arial" w:cs="Arial"/>
+                <w:noProof/>
+              </w:rPr>
+              <w:t>Plan de gestión del proyecto</w:t>
+            </w:r>
+            <w:r>
+              <w:rPr>
+                <w:noProof/>
+                <w:webHidden/>
+              </w:rPr>
+              <w:tab/>
+            </w:r>
+            <w:r>
+              <w:rPr>
+                <w:noProof/>
+                <w:webHidden/>
+              </w:rPr>
+              <w:fldChar w:fldCharType="begin"/>
+            </w:r>
+            <w:r>
+              <w:rPr>
+                <w:noProof/>
+                <w:webHidden/>
+              </w:rPr>
+              <w:instrText xml:space="preserve"> PAGEREF _Toc242655966 \h </w:instrText>
+            </w:r>
+            <w:r>
+              <w:rPr>
+                <w:noProof/>
+                <w:webHidden/>
+              </w:rPr>
+            </w:r>
+            <w:r>
+              <w:rPr>
+                <w:noProof/>
+                <w:webHidden/>
+              </w:rPr>
+              <w:fldChar w:fldCharType="separate"/>
+            </w:r>
+            <w:r>
+              <w:rPr>
+                <w:noProof/>
+                <w:webHidden/>
+              </w:rPr>
+              <w:t>1</w:t>
+            </w:r>
+            <w:r>
+              <w:rPr>
+                <w:noProof/>
+                <w:webHidden/>
+              </w:rPr>
+              <w:fldChar w:fldCharType="end"/>
+            </w:r>
+          </w:hyperlink>
+        </w:p>
+        <w:p>
+          <w:pPr>
+            <w:pStyle w:val="TOC3"/>
+            <w:tabs>
+              <w:tab w:val="right" w:leader="dot" w:pos="9016"/>
+            </w:tabs>
+            <w:rPr>
+              <w:rFonts w:eastAsiaTheme="minorEastAsia"/>
+              <w:noProof/>
+              <w:sz w:val="24"/>
+              <w:szCs w:val="24"/>
+              <w:lang w:eastAsia="es-ES"/>
+            </w:rPr>
+          </w:pPr>
+          <w:hyperlink w:anchor="_Toc242655967" w:history="1">
+            <w:r>
+              <w:rPr>
+                <w:rStyle w:val="Hyperlink"/>
+                <w:rFonts w:ascii="Arial" w:hAnsi="Arial" w:cs="Arial"/>
+                <w:noProof/>
+              </w:rPr>
+              <w:t>3.1 Plan de gestión del alcance</w:t>
+            </w:r>
+            <w:r>
+              <w:rPr>
+                <w:noProof/>
+                <w:webHidden/>
+              </w:rPr>
+              <w:tab/>
+            </w:r>
+            <w:r>
+              <w:rPr>
+                <w:noProof/>
+                <w:webHidden/>
+              </w:rPr>
+              <w:fldChar w:fldCharType="begin"/>
+            </w:r>
+            <w:r>
+              <w:rPr>
+                <w:noProof/>
+                <w:webHidden/>
+              </w:rPr>
+              <w:instrText xml:space="preserve"> PAGEREF _Toc242655967 \h </w:instrText>
+            </w:r>
+            <w:r>
+              <w:rPr>
+                <w:noProof/>
+                <w:webHidden/>
+              </w:rPr>
+            </w:r>
+            <w:r>
+              <w:rPr>
+                <w:noProof/>
+                <w:webHidden/>
+              </w:rPr>
+              <w:fldChar w:fldCharType="separate"/>
+            </w:r>
+            <w:r>
+              <w:rPr>
+                <w:noProof/>
+                <w:webHidden/>
+              </w:rPr>
+              <w:t>1</w:t>
+            </w:r>
+            <w:r>
+              <w:rPr>
+                <w:noProof/>
+                <w:webHidden/>
+              </w:rPr>
+              <w:fldChar w:fldCharType="end"/>
+            </w:r>
+          </w:hyperlink>
+        </w:p>
+        <w:p>
+          <w:pPr>
+            <w:pStyle w:val="TOC3"/>
+            <w:tabs>
+              <w:tab w:val="right" w:leader="dot" w:pos="9016"/>
+            </w:tabs>
+            <w:rPr>
+              <w:rFonts w:eastAsiaTheme="minorEastAsia"/>
+              <w:noProof/>
+              <w:sz w:val="24"/>
+              <w:szCs w:val="24"/>
+              <w:lang w:eastAsia="es-ES"/>
+            </w:rPr>
+          </w:pPr>
+          <w:hyperlink w:anchor="_Toc242655968" w:history="1">
+            <w:r>
+              <w:rPr>
+                <w:rStyle w:val="Hyperlink"/>
+                <w:rFonts w:ascii="Arial" w:hAnsi="Arial" w:cs="Arial"/>
+                <w:noProof/>
+              </w:rPr>
+              <w:t>3.2 Plan de gestión del tiempo</w:t>
+            </w:r>
+            <w:r>
+              <w:rPr>
+                <w:noProof/>
+                <w:webHidden/>
+              </w:rPr>
+              <w:tab/>
+            </w:r>
+            <w:r>
+              <w:rPr>
+                <w:noProof/>
+                <w:webHidden/>
+              </w:rPr>
+              <w:fldChar w:fldCharType="begin"/>
+            </w:r>
+            <w:r>
+              <w:rPr>
+                <w:noProof/>
+                <w:webHidden/>
+              </w:rPr>
+              <w:instrText xml:space="preserve"> PAGEREF _Toc242655968 \h </w:instrText>
+            </w:r>
+            <w:r>
+              <w:rPr>
+                <w:noProof/>
+                <w:webHidden/>
+              </w:rPr>
+            </w:r>
+            <w:r>
+              <w:rPr>
+                <w:noProof/>
+                <w:webHidden/>
+              </w:rPr>
+              <w:fldChar w:fldCharType="separate"/>
+            </w:r>
+            <w:r>
+              <w:rPr>
+                <w:noProof/>
+                <w:webHidden/>
+              </w:rPr>
+              <w:t>1</w:t>
+            </w:r>
+            <w:r>
+              <w:rPr>
+                <w:noProof/>
+                <w:webHidden/>
+              </w:rPr>
+              <w:fldChar w:fldCharType="end"/>
+            </w:r>
+          </w:hyperlink>
+        </w:p>
+        <w:p>
+          <w:pPr>
+            <w:pStyle w:val="TOC3"/>
+            <w:tabs>
+              <w:tab w:val="right" w:leader="dot" w:pos="9016"/>
+            </w:tabs>
+            <w:rPr>
+              <w:rFonts w:eastAsiaTheme="minorEastAsia"/>
+              <w:noProof/>
+              <w:sz w:val="24"/>
+              <w:szCs w:val="24"/>
+              <w:lang w:eastAsia="es-ES"/>
+            </w:rPr>
+          </w:pPr>
+          <w:hyperlink w:anchor="_Toc242655969" w:history="1">
+            <w:r>
+              <w:rPr>
+                <w:rStyle w:val="Hyperlink"/>
+                <w:rFonts w:ascii="Arial" w:hAnsi="Arial" w:cs="Arial"/>
+                <w:noProof/>
+              </w:rPr>
+              <w:t>3.3 Plan de gestión del coste</w:t>
+            </w:r>
+            <w:r>
+              <w:rPr>
+                <w:noProof/>
+                <w:webHidden/>
+              </w:rPr>
+              <w:tab/>
+            </w:r>
+            <w:r>
+              <w:rPr>
+                <w:noProof/>
+                <w:webHidden/>
+              </w:rPr>
+              <w:fldChar w:fldCharType="begin"/>
+            </w:r>
+            <w:r>
+              <w:rPr>
+                <w:noProof/>
+                <w:webHidden/>
+              </w:rPr>
+              <w:instrText xml:space="preserve"> PAGEREF _Toc242655969 \h </w:instrText>
+            </w:r>
+            <w:r>
+              <w:rPr>
+                <w:noProof/>
+                <w:webHidden/>
+              </w:rPr>
+            </w:r>
+            <w:r>
+              <w:rPr>
+                <w:noProof/>
+                <w:webHidden/>
+              </w:rPr>
+              <w:fldChar w:fldCharType="separate"/>
+            </w:r>
+            <w:r>
+              <w:rPr>
+                <w:noProof/>
+                <w:webHidden/>
+              </w:rPr>
+              <w:t>1</w:t>
+            </w:r>
+            <w:r>
+              <w:rPr>
+                <w:noProof/>
+                <w:webHidden/>
+              </w:rPr>
+              <w:fldChar w:fldCharType="end"/>
+            </w:r>
+          </w:hyperlink>
+        </w:p>
+        <w:p>
+          <w:pPr>
+            <w:pStyle w:val="TOC3"/>
+            <w:tabs>
+              <w:tab w:val="right" w:leader="dot" w:pos="9016"/>
+            </w:tabs>
+            <w:rPr>
+              <w:rFonts w:eastAsiaTheme="minorEastAsia"/>
+              <w:noProof/>
+              <w:sz w:val="24"/>
+              <w:szCs w:val="24"/>
+              <w:lang w:eastAsia="es-ES"/>
+            </w:rPr>
+          </w:pPr>
+          <w:hyperlink w:anchor="_Toc242655970" w:history="1">
+            <w:r>
+              <w:rPr>
+                <w:rStyle w:val="Hyperlink"/>
+                <w:rFonts w:ascii="Arial" w:hAnsi="Arial" w:cs="Arial"/>
+                <w:noProof/>
+              </w:rPr>
+              <w:t>3.4 Plan de gestión de la calidad</w:t>
+            </w:r>
+            <w:r>
+              <w:rPr>
+                <w:noProof/>
+                <w:webHidden/>
+              </w:rPr>
+              <w:tab/>
+            </w:r>
+            <w:r>
+              <w:rPr>
+                <w:noProof/>
+                <w:webHidden/>
+              </w:rPr>
+              <w:fldChar w:fldCharType="begin"/>
+            </w:r>
+            <w:r>
+              <w:rPr>
+                <w:noProof/>
+                <w:webHidden/>
+              </w:rPr>
+              <w:instrText xml:space="preserve"> PAGEREF _Toc242655970 \h </w:instrText>
+            </w:r>
+            <w:r>
+              <w:rPr>
+                <w:noProof/>
+                <w:webHidden/>
+              </w:rPr>
+            </w:r>
+            <w:r>
+              <w:rPr>
+                <w:noProof/>
+                <w:webHidden/>
+              </w:rPr>
+              <w:fldChar w:fldCharType="separate"/>
+            </w:r>
+            <w:r>
+              <w:rPr>
+                <w:noProof/>
+                <w:webHidden/>
+              </w:rPr>
+              <w:t>1</w:t>
+            </w:r>
+            <w:r>
+              <w:rPr>
+                <w:noProof/>
+                <w:webHidden/>
+              </w:rPr>
+              <w:fldChar w:fldCharType="end"/>
+            </w:r>
+          </w:hyperlink>
+        </w:p>
+        <w:p>
+          <w:pPr>
+            <w:pStyle w:val="TOC3"/>
+            <w:tabs>
+              <w:tab w:val="right" w:leader="dot" w:pos="9016"/>
+            </w:tabs>
+            <w:rPr>
+              <w:rFonts w:eastAsiaTheme="minorEastAsia"/>
+              <w:noProof/>
+              <w:sz w:val="24"/>
+              <w:szCs w:val="24"/>
+              <w:lang w:eastAsia="es-ES"/>
+            </w:rPr>
+          </w:pPr>
+          <w:hyperlink w:anchor="_Toc242655971" w:history="1">
+            <w:r>
+              <w:rPr>
+                <w:rStyle w:val="Hyperlink"/>
+                <w:rFonts w:ascii="Arial" w:hAnsi="Arial" w:cs="Arial"/>
+                <w:noProof/>
+              </w:rPr>
+              <w:t>3.5 Plan de gestión de los recursos</w:t>
+            </w:r>
+            <w:r>
+              <w:rPr>
+                <w:noProof/>
+                <w:webHidden/>
+              </w:rPr>
+              <w:tab/>
+            </w:r>
+            <w:r>
+              <w:rPr>
+                <w:noProof/>
+                <w:webHidden/>
+              </w:rPr>
+              <w:fldChar w:fldCharType="begin"/>
+            </w:r>
+            <w:r>
+              <w:rPr>
+                <w:noProof/>
+                <w:webHidden/>
+              </w:rPr>
+              <w:instrText xml:space="preserve"> PAGEREF _Toc242655971 \h </w:instrText>
+            </w:r>
+            <w:r>
+              <w:rPr>
+                <w:noProof/>
+                <w:webHidden/>
+              </w:rPr>
+            </w:r>
+            <w:r>
+              <w:rPr>
+                <w:noProof/>
+                <w:webHidden/>
+              </w:rPr>
+              <w:fldChar w:fldCharType="separate"/>
+            </w:r>
+            <w:r>
+              <w:rPr>
+                <w:noProof/>
+                <w:webHidden/>
+              </w:rPr>
+              <w:t>1</w:t>
+            </w:r>
+            <w:r>
+              <w:rPr>
+                <w:noProof/>
+                <w:webHidden/>
+              </w:rPr>
+              <w:fldChar w:fldCharType="end"/>
+            </w:r>
+          </w:hyperlink>
+        </w:p>
+        <w:p>
+          <w:pPr>
+            <w:pStyle w:val="TOC3"/>
+            <w:tabs>
+              <w:tab w:val="right" w:leader="dot" w:pos="9016"/>
+            </w:tabs>
+            <w:rPr>
+              <w:rFonts w:eastAsiaTheme="minorEastAsia"/>
+              <w:noProof/>
+              <w:sz w:val="24"/>
+              <w:szCs w:val="24"/>
+              <w:lang w:eastAsia="es-ES"/>
+            </w:rPr>
+          </w:pPr>
+          <w:hyperlink w:anchor="_Toc242655972" w:history="1">
+            <w:r>
+              <w:rPr>
+                <w:rStyle w:val="Hyperlink"/>
+                <w:rFonts w:ascii="Arial" w:hAnsi="Arial" w:cs="Arial"/>
+                <w:noProof/>
+              </w:rPr>
+              <w:t>3.6 Plan de gestión de las comunicaciones</w:t>
+            </w:r>
+            <w:r>
+              <w:rPr>
+                <w:noProof/>
+                <w:webHidden/>
+              </w:rPr>
+              <w:tab/>
+            </w:r>
+            <w:r>
+              <w:rPr>
+                <w:noProof/>
+                <w:webHidden/>
+              </w:rPr>
+              <w:fldChar w:fldCharType="begin"/>
+            </w:r>
+            <w:r>
+              <w:rPr>
+                <w:noProof/>
+                <w:webHidden/>
+              </w:rPr>
+              <w:instrText xml:space="preserve"> PAGEREF _Toc242655972 \h </w:instrText>
+            </w:r>
+            <w:r>
+              <w:rPr>
+                <w:noProof/>
+                <w:webHidden/>
+              </w:rPr>
+            </w:r>
+            <w:r>
+              <w:rPr>
+                <w:noProof/>
+                <w:webHidden/>
+              </w:rPr>
+              <w:fldChar w:fldCharType="separate"/>
+            </w:r>
+            <w:r>
+              <w:rPr>
+                <w:noProof/>
+                <w:webHidden/>
+              </w:rPr>
+              <w:t>1</w:t>
+            </w:r>
+            <w:r>
+              <w:rPr>
+                <w:noProof/>
+                <w:webHidden/>
+              </w:rPr>
+              <w:fldChar w:fldCharType="end"/>
+            </w:r>
+          </w:hyperlink>
+        </w:p>
+        <w:p>
+          <w:pPr>
+            <w:pStyle w:val="TOC3"/>
+            <w:tabs>
+              <w:tab w:val="right" w:leader="dot" w:pos="9016"/>
+            </w:tabs>
+            <w:rPr>
+              <w:rFonts w:eastAsiaTheme="minorEastAsia"/>
+              <w:noProof/>
+              <w:sz w:val="24"/>
+              <w:szCs w:val="24"/>
+              <w:lang w:eastAsia="es-ES"/>
+            </w:rPr>
+          </w:pPr>
+          <w:hyperlink w:anchor="_Toc242655973" w:history="1">
+            <w:r>
+              <w:rPr>
+                <w:rStyle w:val="Hyperlink"/>
+                <w:rFonts w:ascii="Arial" w:hAnsi="Arial" w:cs="Arial"/>
+                <w:noProof/>
+              </w:rPr>
+              <w:t>3.7 Plan de gestión de los riesgos</w:t>
+            </w:r>
+            <w:r>
+              <w:rPr>
+                <w:noProof/>
+                <w:webHidden/>
+              </w:rPr>
+              <w:tab/>
+            </w:r>
+            <w:r>
+              <w:rPr>
+                <w:noProof/>
+                <w:webHidden/>
+              </w:rPr>
+              <w:fldChar w:fldCharType="begin"/>
+            </w:r>
+            <w:r>
+              <w:rPr>
+                <w:noProof/>
+                <w:webHidden/>
+              </w:rPr>
+              <w:instrText xml:space="preserve"> PAGEREF _Toc242655973 \h </w:instrText>
+            </w:r>
+            <w:r>
+              <w:rPr>
+                <w:noProof/>
+                <w:webHidden/>
+              </w:rPr>
+            </w:r>
+            <w:r>
+              <w:rPr>
+                <w:noProof/>
+                <w:webHidden/>
+              </w:rPr>
+              <w:fldChar w:fldCharType="separate"/>
+            </w:r>
+            <w:r>
+              <w:rPr>
+                <w:noProof/>
+                <w:webHidden/>
+              </w:rPr>
+              <w:t>1</w:t>
+            </w:r>
+            <w:r>
+              <w:rPr>
+                <w:noProof/>
+                <w:webHidden/>
+              </w:rPr>
+              <w:fldChar w:fldCharType="end"/>
+            </w:r>
+          </w:hyperlink>
+        </w:p>
+        <w:p>
+          <w:pPr>
+            <w:pStyle w:val="TOC3"/>
+            <w:tabs>
+              <w:tab w:val="right" w:leader="dot" w:pos="9016"/>
+            </w:tabs>
+            <w:rPr>
+              <w:rFonts w:eastAsiaTheme="minorEastAsia"/>
+              <w:noProof/>
+              <w:sz w:val="24"/>
+              <w:szCs w:val="24"/>
+              <w:lang w:eastAsia="es-ES"/>
+            </w:rPr>
+          </w:pPr>
+          <w:hyperlink w:anchor="_Toc242655974" w:history="1">
+            <w:r>
+              <w:rPr>
+                <w:rStyle w:val="Hyperlink"/>
+                <w:rFonts w:ascii="Arial" w:hAnsi="Arial" w:cs="Arial"/>
+                <w:noProof/>
+              </w:rPr>
+              <w:t>3.8 Plan de gestión de las adquisiciones</w:t>
+            </w:r>
+            <w:r>
+              <w:rPr>
+                <w:noProof/>
+                <w:webHidden/>
+              </w:rPr>
+              <w:tab/>
+            </w:r>
+            <w:r>
+              <w:rPr>
+                <w:noProof/>
+                <w:webHidden/>
+              </w:rPr>
+              <w:fldChar w:fldCharType="begin"/>
+            </w:r>
+            <w:r>
+              <w:rPr>
+                <w:noProof/>
+                <w:webHidden/>
+              </w:rPr>
+              <w:instrText xml:space="preserve"> PAGEREF _Toc242655974 \h </w:instrText>
+            </w:r>
+            <w:r>
+              <w:rPr>
+                <w:noProof/>
+                <w:webHidden/>
+              </w:rPr>
+            </w:r>
+            <w:r>
+              <w:rPr>
+                <w:noProof/>
+                <w:webHidden/>
+              </w:rPr>
+              <w:fldChar w:fldCharType="separate"/>
+            </w:r>
+            <w:r>
+              <w:rPr>
+                <w:noProof/>
+                <w:webHidden/>
+              </w:rPr>
+              <w:t>1</w:t>
+            </w:r>
+            <w:r>
+              <w:rPr>
+                <w:noProof/>
+                <w:webHidden/>
+              </w:rPr>
+              <w:fldChar w:fldCharType="end"/>
+            </w:r>
+          </w:hyperlink>
+        </w:p>
+        <w:p>
+          <w:pPr>
+            <w:pStyle w:val="TOC3"/>
+            <w:tabs>
+              <w:tab w:val="right" w:leader="dot" w:pos="9016"/>
+            </w:tabs>
+            <w:rPr>
+              <w:rFonts w:eastAsiaTheme="minorEastAsia"/>
+              <w:noProof/>
+              <w:sz w:val="24"/>
+              <w:szCs w:val="24"/>
+              <w:lang w:eastAsia="es-ES"/>
+            </w:rPr>
+          </w:pPr>
+          <w:hyperlink w:anchor="_Toc242655975" w:history="1">
+            <w:r>
+              <w:rPr>
+                <w:rStyle w:val="Hyperlink"/>
+                <w:rFonts w:ascii="Arial" w:hAnsi="Arial" w:cs="Arial"/>
+                <w:noProof/>
+              </w:rPr>
+              <w:t>3.9 Plan de gestión de los interesados</w:t>
+            </w:r>
+            <w:r>
+              <w:rPr>
+                <w:noProof/>
+                <w:webHidden/>
+              </w:rPr>
+              <w:tab/>
+            </w:r>
+            <w:r>
+              <w:rPr>
+                <w:noProof/>
+                <w:webHidden/>
+              </w:rPr>
+              <w:fldChar w:fldCharType="begin"/>
+            </w:r>
+            <w:r>
+              <w:rPr>
+                <w:noProof/>
+                <w:webHidden/>
+              </w:rPr>
+              <w:instrText xml:space="preserve"> PAGEREF _Toc242655975 \h </w:instrText>
+            </w:r>
+            <w:r>
+              <w:rPr>
+                <w:noProof/>
+                <w:webHidden/>
+              </w:rPr>
+            </w:r>
+            <w:r>
+              <w:rPr>
+                <w:noProof/>
+                <w:webHidden/>
+              </w:rPr>
+              <w:fldChar w:fldCharType="separate"/>
+            </w:r>
+            <w:r>
+              <w:rPr>
+                <w:noProof/>
+                <w:webHidden/>
+              </w:rPr>
+              <w:t>1</w:t>
+            </w:r>
+            <w:r>
+              <w:rPr>
+                <w:noProof/>
+                <w:webHidden/>
+              </w:rPr>
+              <w:fldChar w:fldCharType="end"/>
+            </w:r>
+          </w:hyperlink>
+        </w:p>
+        <w:p>
+          <w:pPr>
+            <w:pStyle w:val="TOC3"/>
+            <w:tabs>
+              <w:tab w:val="right" w:leader="dot" w:pos="9016"/>
+            </w:tabs>
+            <w:rPr>
+              <w:rFonts w:eastAsiaTheme="minorEastAsia"/>
+              <w:noProof/>
+              <w:sz w:val="24"/>
+              <w:szCs w:val="24"/>
+              <w:lang w:eastAsia="es-ES"/>
+            </w:rPr>
+          </w:pPr>
+          <w:hyperlink w:anchor="_Toc242655976" w:history="1">
+            <w:r>
+              <w:rPr>
+                <w:rStyle w:val="Hyperlink"/>
+                <w:rFonts w:ascii="Arial" w:hAnsi="Arial" w:cs="Arial"/>
+                <w:noProof/>
+              </w:rPr>
+              <w:t>3.10 Procedimiento de control integrado de cambios</w:t>
+            </w:r>
+            <w:r>
+              <w:rPr>
+                <w:noProof/>
+                <w:webHidden/>
+              </w:rPr>
+              <w:tab/>
+            </w:r>
+            <w:r>
+              <w:rPr>
+                <w:noProof/>
+                <w:webHidden/>
+              </w:rPr>
+              <w:fldChar w:fldCharType="begin"/>
+            </w:r>
+            <w:r>
+              <w:rPr>
+                <w:noProof/>
+                <w:webHidden/>
+              </w:rPr>
+              <w:instrText xml:space="preserve"> PAGEREF _Toc242655976 \h </w:instrText>
+            </w:r>
+            <w:r>
+              <w:rPr>
+                <w:noProof/>
+                <w:webHidden/>
+              </w:rPr>
+            </w:r>
+            <w:r>
+              <w:rPr>
+                <w:noProof/>
+                <w:webHidden/>
+              </w:rPr>
+              <w:fldChar w:fldCharType="separate"/>
+            </w:r>
+            <w:r>
+              <w:rPr>
+                <w:noProof/>
+                <w:webHidden/>
+              </w:rPr>
+              <w:t>1</w:t>
+            </w:r>
+            <w:r>
+              <w:rPr>
+                <w:noProof/>
+                <w:webHidden/>
+              </w:rPr>
+              <w:fldChar w:fldCharType="end"/>
+            </w:r>
+          </w:hyperlink>
+        </w:p>
+        <w:p>
+          <w:pPr>
+            <w:pStyle w:val="TOC3"/>
+            <w:tabs>
+              <w:tab w:val="right" w:leader="dot" w:pos="9016"/>
+            </w:tabs>
+            <w:rPr>
+              <w:rFonts w:eastAsiaTheme="minorEastAsia"/>
+              <w:noProof/>
+              <w:sz w:val="24"/>
+              <w:szCs w:val="24"/>
+              <w:lang w:eastAsia="es-ES"/>
+            </w:rPr>
+          </w:pPr>
+          <w:hyperlink w:anchor="_Toc242655977" w:history="1">
+            <w:r>
+              <w:rPr>
+                <w:rStyle w:val="Hyperlink"/>
+                <w:rFonts w:ascii="Arial" w:hAnsi="Arial" w:cs="Arial"/>
+                <w:noProof/>
+              </w:rPr>
+              <w:t>3.11 Procedimiento de gestión de lecciones aprendidas</w:t>
+            </w:r>
+            <w:r>
+              <w:rPr>
+                <w:noProof/>
+                <w:webHidden/>
+              </w:rPr>
+              <w:tab/>
+            </w:r>
+            <w:r>
+              <w:rPr>
+                <w:noProof/>
+                <w:webHidden/>
+              </w:rPr>
+              <w:fldChar w:fldCharType="begin"/>
+            </w:r>
+            <w:r>
+              <w:rPr>
+                <w:noProof/>
+                <w:webHidden/>
+              </w:rPr>
+              <w:instrText xml:space="preserve"> PAGEREF _Toc242655977 \h </w:instrText>
             </w:r>
             <w:r>
               <w:rPr>
@@ -626,14 +2381,14 @@
               <w:lang w:eastAsia="es-ES"/>
             </w:rPr>
           </w:pPr>
-          <w:hyperlink w:anchor="_Toc242039489" w:history="1">
+          <w:hyperlink w:anchor="_Toc242655978" w:history="1">
             <w:r>
               <w:rPr>
                 <w:rStyle w:val="Hyperlink"/>
                 <w:rFonts w:ascii="Arial" w:hAnsi="Arial" w:cs="Arial"/>
                 <w:noProof/>
               </w:rPr>
-              <w:t>Acta de constitución del proyecto</w:t>
+              <w:t>4. Conclusiones</w:t>
             </w:r>
             <w:r>
               <w:rPr>
@@ -654,737 +2409,7 @@
                 <w:noProof/>
                 <w:webHidden/>
               </w:rPr>
-              <w:instrText xml:space="preserve"> PAGEREF _Toc242039489 \h </w:instrText>
-            </w:r>
-            <w:r>
-              <w:rPr>
-                <w:noProof/>
-                <w:webHidden/>
-              </w:rPr>
-            </w:r>
-            <w:r>
-              <w:rPr>
-                <w:noProof/>
-                <w:webHidden/>
-              </w:rPr>
-              <w:fldChar w:fldCharType="separate"/>
-            </w:r>
-            <w:r>
-              <w:rPr>
-                <w:noProof/>
-                <w:webHidden/>
-              </w:rPr>
-              <w:t>1</w:t>
-            </w:r>
-            <w:r>
-              <w:rPr>
-                <w:noProof/>
-                <w:webHidden/>
-              </w:rPr>
-              <w:fldChar w:fldCharType="end"/>
-            </w:r>
-          </w:hyperlink>
-        </w:p>
-        <w:p>
-          <w:pPr>
-            <w:pStyle w:val="TOC3"/>
-            <w:tabs>
-              <w:tab w:val="right" w:leader="dot" w:pos="9016"/>
-            </w:tabs>
-            <w:rPr>
-              <w:rFonts w:eastAsiaTheme="minorEastAsia"/>
-              <w:noProof/>
-              <w:sz w:val="24"/>
-              <w:szCs w:val="24"/>
-              <w:lang w:eastAsia="es-ES"/>
-            </w:rPr>
-          </w:pPr>
-          <w:hyperlink w:anchor="_Toc242039490" w:history="1">
-            <w:r>
-              <w:rPr>
-                <w:rStyle w:val="Hyperlink"/>
-                <w:rFonts w:ascii="Arial" w:hAnsi="Arial" w:cs="Arial"/>
-                <w:noProof/>
-              </w:rPr>
-              <w:t>Propósito y justificación del proyecto</w:t>
-            </w:r>
-            <w:r>
-              <w:rPr>
-                <w:noProof/>
-                <w:webHidden/>
-              </w:rPr>
-              <w:tab/>
-            </w:r>
-            <w:r>
-              <w:rPr>
-                <w:noProof/>
-                <w:webHidden/>
-              </w:rPr>
-              <w:fldChar w:fldCharType="begin"/>
-            </w:r>
-            <w:r>
-              <w:rPr>
-                <w:noProof/>
-                <w:webHidden/>
-              </w:rPr>
-              <w:instrText xml:space="preserve"> PAGEREF _Toc242039490 \h </w:instrText>
-            </w:r>
-            <w:r>
-              <w:rPr>
-                <w:noProof/>
-                <w:webHidden/>
-              </w:rPr>
-            </w:r>
-            <w:r>
-              <w:rPr>
-                <w:noProof/>
-                <w:webHidden/>
-              </w:rPr>
-              <w:fldChar w:fldCharType="separate"/>
-            </w:r>
-            <w:r>
-              <w:rPr>
-                <w:noProof/>
-                <w:webHidden/>
-              </w:rPr>
-              <w:t>1</w:t>
-            </w:r>
-            <w:r>
-              <w:rPr>
-                <w:noProof/>
-                <w:webHidden/>
-              </w:rPr>
-              <w:fldChar w:fldCharType="end"/>
-            </w:r>
-          </w:hyperlink>
-        </w:p>
-        <w:p>
-          <w:pPr>
-            <w:pStyle w:val="TOC3"/>
-            <w:tabs>
-              <w:tab w:val="right" w:leader="dot" w:pos="9016"/>
-            </w:tabs>
-            <w:rPr>
-              <w:rFonts w:eastAsiaTheme="minorEastAsia"/>
-              <w:noProof/>
-              <w:sz w:val="24"/>
-              <w:szCs w:val="24"/>
-              <w:lang w:eastAsia="es-ES"/>
-            </w:rPr>
-          </w:pPr>
-          <w:hyperlink w:anchor="_Toc242039491" w:history="1">
-            <w:r>
-              <w:rPr>
-                <w:rStyle w:val="Hyperlink"/>
-                <w:rFonts w:ascii="Arial" w:hAnsi="Arial" w:cs="Arial"/>
-                <w:noProof/>
-              </w:rPr>
-              <w:t>Descripción de alto nivel del proyecto</w:t>
-            </w:r>
-            <w:r>
-              <w:rPr>
-                <w:noProof/>
-                <w:webHidden/>
-              </w:rPr>
-              <w:tab/>
-            </w:r>
-            <w:r>
-              <w:rPr>
-                <w:noProof/>
-                <w:webHidden/>
-              </w:rPr>
-              <w:fldChar w:fldCharType="begin"/>
-            </w:r>
-            <w:r>
-              <w:rPr>
-                <w:noProof/>
-                <w:webHidden/>
-              </w:rPr>
-              <w:instrText xml:space="preserve"> PAGEREF _Toc242039491 \h </w:instrText>
-            </w:r>
-            <w:r>
-              <w:rPr>
-                <w:noProof/>
-                <w:webHidden/>
-              </w:rPr>
-            </w:r>
-            <w:r>
-              <w:rPr>
-                <w:noProof/>
-                <w:webHidden/>
-              </w:rPr>
-              <w:fldChar w:fldCharType="separate"/>
-            </w:r>
-            <w:r>
-              <w:rPr>
-                <w:noProof/>
-                <w:webHidden/>
-              </w:rPr>
-              <w:t>1</w:t>
-            </w:r>
-            <w:r>
-              <w:rPr>
-                <w:noProof/>
-                <w:webHidden/>
-              </w:rPr>
-              <w:fldChar w:fldCharType="end"/>
-            </w:r>
-          </w:hyperlink>
-        </w:p>
-        <w:p>
-          <w:pPr>
-            <w:pStyle w:val="TOC3"/>
-            <w:tabs>
-              <w:tab w:val="right" w:leader="dot" w:pos="9016"/>
-            </w:tabs>
-            <w:rPr>
-              <w:rFonts w:eastAsiaTheme="minorEastAsia"/>
-              <w:noProof/>
-              <w:sz w:val="24"/>
-              <w:szCs w:val="24"/>
-              <w:lang w:eastAsia="es-ES"/>
-            </w:rPr>
-          </w:pPr>
-          <w:hyperlink w:anchor="_Toc242039492" w:history="1">
-            <w:r>
-              <w:rPr>
-                <w:rStyle w:val="Hyperlink"/>
-                <w:rFonts w:ascii="Arial" w:hAnsi="Arial" w:cs="Arial"/>
-                <w:noProof/>
-              </w:rPr>
-              <w:t>Requisitos de alto nivel</w:t>
-            </w:r>
-            <w:r>
-              <w:rPr>
-                <w:noProof/>
-                <w:webHidden/>
-              </w:rPr>
-              <w:tab/>
-            </w:r>
-            <w:r>
-              <w:rPr>
-                <w:noProof/>
-                <w:webHidden/>
-              </w:rPr>
-              <w:fldChar w:fldCharType="begin"/>
-            </w:r>
-            <w:r>
-              <w:rPr>
-                <w:noProof/>
-                <w:webHidden/>
-              </w:rPr>
-              <w:instrText xml:space="preserve"> PAGEREF _Toc242039492 \h </w:instrText>
-            </w:r>
-            <w:r>
-              <w:rPr>
-                <w:noProof/>
-                <w:webHidden/>
-              </w:rPr>
-            </w:r>
-            <w:r>
-              <w:rPr>
-                <w:noProof/>
-                <w:webHidden/>
-              </w:rPr>
-              <w:fldChar w:fldCharType="separate"/>
-            </w:r>
-            <w:r>
-              <w:rPr>
-                <w:noProof/>
-                <w:webHidden/>
-              </w:rPr>
-              <w:t>1</w:t>
-            </w:r>
-            <w:r>
-              <w:rPr>
-                <w:noProof/>
-                <w:webHidden/>
-              </w:rPr>
-              <w:fldChar w:fldCharType="end"/>
-            </w:r>
-          </w:hyperlink>
-        </w:p>
-        <w:p>
-          <w:pPr>
-            <w:pStyle w:val="TOC3"/>
-            <w:tabs>
-              <w:tab w:val="right" w:leader="dot" w:pos="9016"/>
-            </w:tabs>
-            <w:rPr>
-              <w:rFonts w:eastAsiaTheme="minorEastAsia"/>
-              <w:noProof/>
-              <w:sz w:val="24"/>
-              <w:szCs w:val="24"/>
-              <w:lang w:eastAsia="es-ES"/>
-            </w:rPr>
-          </w:pPr>
-          <w:hyperlink w:anchor="_Toc242039493" w:history="1">
-            <w:r>
-              <w:rPr>
-                <w:rStyle w:val="Hyperlink"/>
-                <w:rFonts w:ascii="Arial" w:hAnsi="Arial" w:cs="Arial"/>
-                <w:noProof/>
-              </w:rPr>
-              <w:t>Entregables de alto nivel</w:t>
-            </w:r>
-            <w:r>
-              <w:rPr>
-                <w:noProof/>
-                <w:webHidden/>
-              </w:rPr>
-              <w:tab/>
-            </w:r>
-            <w:r>
-              <w:rPr>
-                <w:noProof/>
-                <w:webHidden/>
-              </w:rPr>
-              <w:fldChar w:fldCharType="begin"/>
-            </w:r>
-            <w:r>
-              <w:rPr>
-                <w:noProof/>
-                <w:webHidden/>
-              </w:rPr>
-              <w:instrText xml:space="preserve"> PAGEREF _Toc242039493 \h </w:instrText>
-            </w:r>
-            <w:r>
-              <w:rPr>
-                <w:noProof/>
-                <w:webHidden/>
-              </w:rPr>
-            </w:r>
-            <w:r>
-              <w:rPr>
-                <w:noProof/>
-                <w:webHidden/>
-              </w:rPr>
-              <w:fldChar w:fldCharType="separate"/>
-            </w:r>
-            <w:r>
-              <w:rPr>
-                <w:noProof/>
-                <w:webHidden/>
-              </w:rPr>
-              <w:t>1</w:t>
-            </w:r>
-            <w:r>
-              <w:rPr>
-                <w:noProof/>
-                <w:webHidden/>
-              </w:rPr>
-              <w:fldChar w:fldCharType="end"/>
-            </w:r>
-          </w:hyperlink>
-        </w:p>
-        <w:p>
-          <w:pPr>
-            <w:pStyle w:val="TOC3"/>
-            <w:tabs>
-              <w:tab w:val="right" w:leader="dot" w:pos="9016"/>
-            </w:tabs>
-            <w:rPr>
-              <w:rFonts w:eastAsiaTheme="minorEastAsia"/>
-              <w:noProof/>
-              <w:sz w:val="24"/>
-              <w:szCs w:val="24"/>
-              <w:lang w:eastAsia="es-ES"/>
-            </w:rPr>
-          </w:pPr>
-          <w:hyperlink w:anchor="_Toc242039494" w:history="1">
-            <w:r>
-              <w:rPr>
-                <w:rStyle w:val="Hyperlink"/>
-                <w:rFonts w:ascii="Arial" w:hAnsi="Arial" w:cs="Arial"/>
-                <w:noProof/>
-              </w:rPr>
-              <w:t>Stakeholders principales</w:t>
-            </w:r>
-            <w:r>
-              <w:rPr>
-                <w:noProof/>
-                <w:webHidden/>
-              </w:rPr>
-              <w:tab/>
-            </w:r>
-            <w:r>
-              <w:rPr>
-                <w:noProof/>
-                <w:webHidden/>
-              </w:rPr>
-              <w:fldChar w:fldCharType="begin"/>
-            </w:r>
-            <w:r>
-              <w:rPr>
-                <w:noProof/>
-                <w:webHidden/>
-              </w:rPr>
-              <w:instrText xml:space="preserve"> PAGEREF _Toc242039494 \h </w:instrText>
-            </w:r>
-            <w:r>
-              <w:rPr>
-                <w:noProof/>
-                <w:webHidden/>
-              </w:rPr>
-            </w:r>
-            <w:r>
-              <w:rPr>
-                <w:noProof/>
-                <w:webHidden/>
-              </w:rPr>
-              <w:fldChar w:fldCharType="separate"/>
-            </w:r>
-            <w:r>
-              <w:rPr>
-                <w:noProof/>
-                <w:webHidden/>
-              </w:rPr>
-              <w:t>1</w:t>
-            </w:r>
-            <w:r>
-              <w:rPr>
-                <w:noProof/>
-                <w:webHidden/>
-              </w:rPr>
-              <w:fldChar w:fldCharType="end"/>
-            </w:r>
-          </w:hyperlink>
-        </w:p>
-        <w:p>
-          <w:pPr>
-            <w:pStyle w:val="TOC3"/>
-            <w:tabs>
-              <w:tab w:val="right" w:leader="dot" w:pos="9016"/>
-            </w:tabs>
-            <w:rPr>
-              <w:rFonts w:eastAsiaTheme="minorEastAsia"/>
-              <w:noProof/>
-              <w:sz w:val="24"/>
-              <w:szCs w:val="24"/>
-              <w:lang w:eastAsia="es-ES"/>
-            </w:rPr>
-          </w:pPr>
-          <w:hyperlink w:anchor="_Toc242039495" w:history="1">
-            <w:r>
-              <w:rPr>
-                <w:rStyle w:val="Hyperlink"/>
-                <w:rFonts w:ascii="Arial" w:hAnsi="Arial" w:cs="Arial"/>
-                <w:noProof/>
-              </w:rPr>
-              <w:t>Objetivos medibles</w:t>
-            </w:r>
-            <w:r>
-              <w:rPr>
-                <w:noProof/>
-                <w:webHidden/>
-              </w:rPr>
-              <w:tab/>
-            </w:r>
-            <w:r>
-              <w:rPr>
-                <w:noProof/>
-                <w:webHidden/>
-              </w:rPr>
-              <w:fldChar w:fldCharType="begin"/>
-            </w:r>
-            <w:r>
-              <w:rPr>
-                <w:noProof/>
-                <w:webHidden/>
-              </w:rPr>
-              <w:instrText xml:space="preserve"> PAGEREF _Toc242039495 \h </w:instrText>
-            </w:r>
-            <w:r>
-              <w:rPr>
-                <w:noProof/>
-                <w:webHidden/>
-              </w:rPr>
-            </w:r>
-            <w:r>
-              <w:rPr>
-                <w:noProof/>
-                <w:webHidden/>
-              </w:rPr>
-              <w:fldChar w:fldCharType="separate"/>
-            </w:r>
-            <w:r>
-              <w:rPr>
-                <w:noProof/>
-                <w:webHidden/>
-              </w:rPr>
-              <w:t>1</w:t>
-            </w:r>
-            <w:r>
-              <w:rPr>
-                <w:noProof/>
-                <w:webHidden/>
-              </w:rPr>
-              <w:fldChar w:fldCharType="end"/>
-            </w:r>
-          </w:hyperlink>
-        </w:p>
-        <w:p>
-          <w:pPr>
-            <w:pStyle w:val="TOC3"/>
-            <w:tabs>
-              <w:tab w:val="right" w:leader="dot" w:pos="9016"/>
-            </w:tabs>
-            <w:rPr>
-              <w:rFonts w:eastAsiaTheme="minorEastAsia"/>
-              <w:noProof/>
-              <w:sz w:val="24"/>
-              <w:szCs w:val="24"/>
-              <w:lang w:eastAsia="es-ES"/>
-            </w:rPr>
-          </w:pPr>
-          <w:hyperlink w:anchor="_Toc242039496" w:history="1">
-            <w:r>
-              <w:rPr>
-                <w:rStyle w:val="Hyperlink"/>
-                <w:rFonts w:ascii="Arial" w:hAnsi="Arial" w:cs="Arial"/>
-                <w:noProof/>
-              </w:rPr>
-              <w:t>Presupuesto de alto nivel</w:t>
-            </w:r>
-            <w:r>
-              <w:rPr>
-                <w:noProof/>
-                <w:webHidden/>
-              </w:rPr>
-              <w:tab/>
-            </w:r>
-            <w:r>
-              <w:rPr>
-                <w:noProof/>
-                <w:webHidden/>
-              </w:rPr>
-              <w:fldChar w:fldCharType="begin"/>
-            </w:r>
-            <w:r>
-              <w:rPr>
-                <w:noProof/>
-                <w:webHidden/>
-              </w:rPr>
-              <w:instrText xml:space="preserve"> PAGEREF _Toc242039496 \h </w:instrText>
-            </w:r>
-            <w:r>
-              <w:rPr>
-                <w:noProof/>
-                <w:webHidden/>
-              </w:rPr>
-            </w:r>
-            <w:r>
-              <w:rPr>
-                <w:noProof/>
-                <w:webHidden/>
-              </w:rPr>
-              <w:fldChar w:fldCharType="separate"/>
-            </w:r>
-            <w:r>
-              <w:rPr>
-                <w:noProof/>
-                <w:webHidden/>
-              </w:rPr>
-              <w:t>1</w:t>
-            </w:r>
-            <w:r>
-              <w:rPr>
-                <w:noProof/>
-                <w:webHidden/>
-              </w:rPr>
-              <w:fldChar w:fldCharType="end"/>
-            </w:r>
-          </w:hyperlink>
-        </w:p>
-        <w:p>
-          <w:pPr>
-            <w:pStyle w:val="TOC3"/>
-            <w:tabs>
-              <w:tab w:val="right" w:leader="dot" w:pos="9016"/>
-            </w:tabs>
-            <w:rPr>
-              <w:rFonts w:eastAsiaTheme="minorEastAsia"/>
-              <w:noProof/>
-              <w:sz w:val="24"/>
-              <w:szCs w:val="24"/>
-              <w:lang w:eastAsia="es-ES"/>
-            </w:rPr>
-          </w:pPr>
-          <w:hyperlink w:anchor="_Toc242039497" w:history="1">
-            <w:r>
-              <w:rPr>
-                <w:rStyle w:val="Hyperlink"/>
-                <w:rFonts w:ascii="Arial" w:hAnsi="Arial" w:cs="Arial"/>
-                <w:noProof/>
-              </w:rPr>
-              <w:t>Hitos principales</w:t>
-            </w:r>
-            <w:r>
-              <w:rPr>
-                <w:noProof/>
-                <w:webHidden/>
-              </w:rPr>
-              <w:tab/>
-            </w:r>
-            <w:r>
-              <w:rPr>
-                <w:noProof/>
-                <w:webHidden/>
-              </w:rPr>
-              <w:fldChar w:fldCharType="begin"/>
-            </w:r>
-            <w:r>
-              <w:rPr>
-                <w:noProof/>
-                <w:webHidden/>
-              </w:rPr>
-              <w:instrText xml:space="preserve"> PAGEREF _Toc242039497 \h </w:instrText>
-            </w:r>
-            <w:r>
-              <w:rPr>
-                <w:noProof/>
-                <w:webHidden/>
-              </w:rPr>
-            </w:r>
-            <w:r>
-              <w:rPr>
-                <w:noProof/>
-                <w:webHidden/>
-              </w:rPr>
-              <w:fldChar w:fldCharType="separate"/>
-            </w:r>
-            <w:r>
-              <w:rPr>
-                <w:noProof/>
-                <w:webHidden/>
-              </w:rPr>
-              <w:t>1</w:t>
-            </w:r>
-            <w:r>
-              <w:rPr>
-                <w:noProof/>
-                <w:webHidden/>
-              </w:rPr>
-              <w:fldChar w:fldCharType="end"/>
-            </w:r>
-          </w:hyperlink>
-        </w:p>
-        <w:p>
-          <w:pPr>
-            <w:pStyle w:val="TOC3"/>
-            <w:tabs>
-              <w:tab w:val="right" w:leader="dot" w:pos="9016"/>
-            </w:tabs>
-            <w:rPr>
-              <w:rFonts w:eastAsiaTheme="minorEastAsia"/>
-              <w:noProof/>
-              <w:sz w:val="24"/>
-              <w:szCs w:val="24"/>
-              <w:lang w:eastAsia="es-ES"/>
-            </w:rPr>
-          </w:pPr>
-          <w:hyperlink w:anchor="_Toc242039498" w:history="1">
-            <w:r>
-              <w:rPr>
-                <w:rStyle w:val="Hyperlink"/>
-                <w:rFonts w:ascii="Arial" w:hAnsi="Arial" w:cs="Arial"/>
-                <w:noProof/>
-              </w:rPr>
-              <w:t>Restricciones y supuestos</w:t>
-            </w:r>
-            <w:r>
-              <w:rPr>
-                <w:noProof/>
-                <w:webHidden/>
-              </w:rPr>
-              <w:tab/>
-            </w:r>
-            <w:r>
-              <w:rPr>
-                <w:noProof/>
-                <w:webHidden/>
-              </w:rPr>
-              <w:fldChar w:fldCharType="begin"/>
-            </w:r>
-            <w:r>
-              <w:rPr>
-                <w:noProof/>
-                <w:webHidden/>
-              </w:rPr>
-              <w:instrText xml:space="preserve"> PAGEREF _Toc242039498 \h </w:instrText>
-            </w:r>
-            <w:r>
-              <w:rPr>
-                <w:noProof/>
-                <w:webHidden/>
-              </w:rPr>
-            </w:r>
-            <w:r>
-              <w:rPr>
-                <w:noProof/>
-                <w:webHidden/>
-              </w:rPr>
-              <w:fldChar w:fldCharType="separate"/>
-            </w:r>
-            <w:r>
-              <w:rPr>
-                <w:noProof/>
-                <w:webHidden/>
-              </w:rPr>
-              <w:t>1</w:t>
-            </w:r>
-            <w:r>
-              <w:rPr>
-                <w:noProof/>
-                <w:webHidden/>
-              </w:rPr>
-              <w:fldChar w:fldCharType="end"/>
-            </w:r>
-          </w:hyperlink>
-        </w:p>
-        <w:p>
-          <w:pPr>
-            <w:pStyle w:val="TOC3"/>
-            <w:tabs>
-              <w:tab w:val="right" w:leader="dot" w:pos="9016"/>
-            </w:tabs>
-            <w:rPr>
-              <w:rFonts w:eastAsiaTheme="minorEastAsia"/>
-              <w:noProof/>
-              <w:sz w:val="24"/>
-              <w:szCs w:val="24"/>
-              <w:lang w:eastAsia="es-ES"/>
-            </w:rPr>
-          </w:pPr>
-          <w:hyperlink w:anchor="_Toc242039499" w:history="1">
-            <w:r>
-              <w:rPr>
-                <w:rStyle w:val="Hyperlink"/>
-                <w:rFonts w:ascii="Arial" w:hAnsi="Arial" w:cs="Arial"/>
-                <w:noProof/>
-              </w:rPr>
-              <w:t>Riesgos de alto nivel</w:t>
-            </w:r>
-            <w:r>
-              <w:rPr>
-                <w:noProof/>
-                <w:webHidden/>
-              </w:rPr>
-              <w:tab/>
-            </w:r>
-            <w:r>
-              <w:rPr>
-                <w:noProof/>
-                <w:webHidden/>
-              </w:rPr>
-              <w:fldChar w:fldCharType="begin"/>
-            </w:r>
-            <w:r>
-              <w:rPr>
-                <w:noProof/>
-                <w:webHidden/>
-              </w:rPr>
-              <w:instrText xml:space="preserve"> PAGEREF _Toc242039499 \h </w:instrText>
+              <w:instrText xml:space="preserve"> PAGEREF _Toc242655978 \h </w:instrText>
             </w:r>
             <w:r>
               <w:rPr>
@@ -1429,14 +2454,14 @@
               <w:lang w:eastAsia="es-ES"/>
             </w:rPr>
           </w:pPr>
-          <w:hyperlink w:anchor="_Toc242039500" w:history="1">
+          <w:hyperlink w:anchor="_Toc242655979" w:history="1">
             <w:r>
               <w:rPr>
                 <w:rStyle w:val="Hyperlink"/>
                 <w:rFonts w:ascii="Arial" w:hAnsi="Arial" w:cs="Arial"/>
                 <w:noProof/>
               </w:rPr>
-              <w:t>Plan de gestión del proyecto</w:t>
+              <w:t>5. Referencias</w:t>
             </w:r>
             <w:r>
               <w:rPr>
@@ -1457,890 +2482,7 @@
                 <w:noProof/>
                 <w:webHidden/>
               </w:rPr>
-              <w:instrText xml:space="preserve"> PAGEREF _Toc242039500 \h </w:instrText>
-            </w:r>
-            <w:r>
-              <w:rPr>
-                <w:noProof/>
-                <w:webHidden/>
-              </w:rPr>
-            </w:r>
-            <w:r>
-              <w:rPr>
-                <w:noProof/>
-                <w:webHidden/>
-              </w:rPr>
-              <w:fldChar w:fldCharType="separate"/>
-            </w:r>
-            <w:r>
-              <w:rPr>
-                <w:noProof/>
-                <w:webHidden/>
-              </w:rPr>
-              <w:t>1</w:t>
-            </w:r>
-            <w:r>
-              <w:rPr>
-                <w:noProof/>
-                <w:webHidden/>
-              </w:rPr>
-              <w:fldChar w:fldCharType="end"/>
-            </w:r>
-          </w:hyperlink>
-        </w:p>
-        <w:p>
-          <w:pPr>
-            <w:pStyle w:val="TOC3"/>
-            <w:tabs>
-              <w:tab w:val="right" w:leader="dot" w:pos="9016"/>
-            </w:tabs>
-            <w:rPr>
-              <w:rFonts w:eastAsiaTheme="minorEastAsia"/>
-              <w:noProof/>
-              <w:sz w:val="24"/>
-              <w:szCs w:val="24"/>
-              <w:lang w:eastAsia="es-ES"/>
-            </w:rPr>
-          </w:pPr>
-          <w:hyperlink w:anchor="_Toc242039501" w:history="1">
-            <w:r>
-              <w:rPr>
-                <w:rStyle w:val="Hyperlink"/>
-                <w:rFonts w:ascii="Arial" w:hAnsi="Arial" w:cs="Arial"/>
-                <w:noProof/>
-              </w:rPr>
-              <w:t>Plan de gestión del alcance</w:t>
-            </w:r>
-            <w:r>
-              <w:rPr>
-                <w:noProof/>
-                <w:webHidden/>
-              </w:rPr>
-              <w:tab/>
-            </w:r>
-            <w:r>
-              <w:rPr>
-                <w:noProof/>
-                <w:webHidden/>
-              </w:rPr>
-              <w:fldChar w:fldCharType="begin"/>
-            </w:r>
-            <w:r>
-              <w:rPr>
-                <w:noProof/>
-                <w:webHidden/>
-              </w:rPr>
-              <w:instrText xml:space="preserve"> PAGEREF _Toc242039501 \h </w:instrText>
-            </w:r>
-            <w:r>
-              <w:rPr>
-                <w:noProof/>
-                <w:webHidden/>
-              </w:rPr>
-            </w:r>
-            <w:r>
-              <w:rPr>
-                <w:noProof/>
-                <w:webHidden/>
-              </w:rPr>
-              <w:fldChar w:fldCharType="separate"/>
-            </w:r>
-            <w:r>
-              <w:rPr>
-                <w:noProof/>
-                <w:webHidden/>
-              </w:rPr>
-              <w:t>1</w:t>
-            </w:r>
-            <w:r>
-              <w:rPr>
-                <w:noProof/>
-                <w:webHidden/>
-              </w:rPr>
-              <w:fldChar w:fldCharType="end"/>
-            </w:r>
-          </w:hyperlink>
-        </w:p>
-        <w:p>
-          <w:pPr>
-            <w:pStyle w:val="TOC3"/>
-            <w:tabs>
-              <w:tab w:val="right" w:leader="dot" w:pos="9016"/>
-            </w:tabs>
-            <w:rPr>
-              <w:rFonts w:eastAsiaTheme="minorEastAsia"/>
-              <w:noProof/>
-              <w:sz w:val="24"/>
-              <w:szCs w:val="24"/>
-              <w:lang w:eastAsia="es-ES"/>
-            </w:rPr>
-          </w:pPr>
-          <w:hyperlink w:anchor="_Toc242039502" w:history="1">
-            <w:r>
-              <w:rPr>
-                <w:rStyle w:val="Hyperlink"/>
-                <w:rFonts w:ascii="Arial" w:hAnsi="Arial" w:cs="Arial"/>
-                <w:noProof/>
-              </w:rPr>
-              <w:t>Plan de gestión del tiempo</w:t>
-            </w:r>
-            <w:r>
-              <w:rPr>
-                <w:noProof/>
-                <w:webHidden/>
-              </w:rPr>
-              <w:tab/>
-            </w:r>
-            <w:r>
-              <w:rPr>
-                <w:noProof/>
-                <w:webHidden/>
-              </w:rPr>
-              <w:fldChar w:fldCharType="begin"/>
-            </w:r>
-            <w:r>
-              <w:rPr>
-                <w:noProof/>
-                <w:webHidden/>
-              </w:rPr>
-              <w:instrText xml:space="preserve"> PAGEREF _Toc242039502 \h </w:instrText>
-            </w:r>
-            <w:r>
-              <w:rPr>
-                <w:noProof/>
-                <w:webHidden/>
-              </w:rPr>
-            </w:r>
-            <w:r>
-              <w:rPr>
-                <w:noProof/>
-                <w:webHidden/>
-              </w:rPr>
-              <w:fldChar w:fldCharType="separate"/>
-            </w:r>
-            <w:r>
-              <w:rPr>
-                <w:noProof/>
-                <w:webHidden/>
-              </w:rPr>
-              <w:t>1</w:t>
-            </w:r>
-            <w:r>
-              <w:rPr>
-                <w:noProof/>
-                <w:webHidden/>
-              </w:rPr>
-              <w:fldChar w:fldCharType="end"/>
-            </w:r>
-          </w:hyperlink>
-        </w:p>
-        <w:p>
-          <w:pPr>
-            <w:pStyle w:val="TOC3"/>
-            <w:tabs>
-              <w:tab w:val="right" w:leader="dot" w:pos="9016"/>
-            </w:tabs>
-            <w:rPr>
-              <w:rFonts w:eastAsiaTheme="minorEastAsia"/>
-              <w:noProof/>
-              <w:sz w:val="24"/>
-              <w:szCs w:val="24"/>
-              <w:lang w:eastAsia="es-ES"/>
-            </w:rPr>
-          </w:pPr>
-          <w:hyperlink w:anchor="_Toc242039503" w:history="1">
-            <w:r>
-              <w:rPr>
-                <w:rStyle w:val="Hyperlink"/>
-                <w:noProof/>
-              </w:rPr>
-              <w:t xml:space="preserve">Definición y secuenciación de </w:t>
-            </w:r>
-            <w:r>
-              <w:rPr>
-                <w:rStyle w:val="Hyperlink"/>
-                <w:rFonts w:ascii="Arial" w:hAnsi="Arial" w:cs="Arial"/>
-                <w:noProof/>
-              </w:rPr>
-              <w:t>actividades</w:t>
-            </w:r>
-            <w:r>
-              <w:rPr>
-                <w:noProof/>
-                <w:webHidden/>
-              </w:rPr>
-              <w:tab/>
-            </w:r>
-            <w:r>
-              <w:rPr>
-                <w:noProof/>
-                <w:webHidden/>
-              </w:rPr>
-              <w:fldChar w:fldCharType="begin"/>
-            </w:r>
-            <w:r>
-              <w:rPr>
-                <w:noProof/>
-                <w:webHidden/>
-              </w:rPr>
-              <w:instrText xml:space="preserve"> PAGEREF _Toc242039503 \h </w:instrText>
-            </w:r>
-            <w:r>
-              <w:rPr>
-                <w:noProof/>
-                <w:webHidden/>
-              </w:rPr>
-            </w:r>
-            <w:r>
-              <w:rPr>
-                <w:noProof/>
-                <w:webHidden/>
-              </w:rPr>
-              <w:fldChar w:fldCharType="separate"/>
-            </w:r>
-            <w:r>
-              <w:rPr>
-                <w:noProof/>
-                <w:webHidden/>
-              </w:rPr>
-              <w:t>1</w:t>
-            </w:r>
-            <w:r>
-              <w:rPr>
-                <w:noProof/>
-                <w:webHidden/>
-              </w:rPr>
-              <w:fldChar w:fldCharType="end"/>
-            </w:r>
-          </w:hyperlink>
-        </w:p>
-        <w:p>
-          <w:pPr>
-            <w:pStyle w:val="TOC3"/>
-            <w:tabs>
-              <w:tab w:val="right" w:leader="dot" w:pos="9016"/>
-            </w:tabs>
-            <w:rPr>
-              <w:rFonts w:eastAsiaTheme="minorEastAsia"/>
-              <w:noProof/>
-              <w:sz w:val="24"/>
-              <w:szCs w:val="24"/>
-              <w:lang w:eastAsia="es-ES"/>
-            </w:rPr>
-          </w:pPr>
-          <w:hyperlink w:anchor="_Toc242039504" w:history="1">
-            <w:r>
-              <w:rPr>
-                <w:rStyle w:val="Hyperlink"/>
-                <w:rFonts w:ascii="Arial" w:hAnsi="Arial" w:cs="Arial"/>
-                <w:noProof/>
-              </w:rPr>
-              <w:t>Plan de gestión del coste</w:t>
-            </w:r>
-            <w:r>
-              <w:rPr>
-                <w:noProof/>
-                <w:webHidden/>
-              </w:rPr>
-              <w:tab/>
-            </w:r>
-            <w:r>
-              <w:rPr>
-                <w:noProof/>
-                <w:webHidden/>
-              </w:rPr>
-              <w:fldChar w:fldCharType="begin"/>
-            </w:r>
-            <w:r>
-              <w:rPr>
-                <w:noProof/>
-                <w:webHidden/>
-              </w:rPr>
-              <w:instrText xml:space="preserve"> PAGEREF _Toc242039504 \h </w:instrText>
-            </w:r>
-            <w:r>
-              <w:rPr>
-                <w:noProof/>
-                <w:webHidden/>
-              </w:rPr>
-            </w:r>
-            <w:r>
-              <w:rPr>
-                <w:noProof/>
-                <w:webHidden/>
-              </w:rPr>
-              <w:fldChar w:fldCharType="separate"/>
-            </w:r>
-            <w:r>
-              <w:rPr>
-                <w:noProof/>
-                <w:webHidden/>
-              </w:rPr>
-              <w:t>1</w:t>
-            </w:r>
-            <w:r>
-              <w:rPr>
-                <w:noProof/>
-                <w:webHidden/>
-              </w:rPr>
-              <w:fldChar w:fldCharType="end"/>
-            </w:r>
-          </w:hyperlink>
-        </w:p>
-        <w:p>
-          <w:pPr>
-            <w:pStyle w:val="TOC3"/>
-            <w:tabs>
-              <w:tab w:val="right" w:leader="dot" w:pos="9016"/>
-            </w:tabs>
-            <w:rPr>
-              <w:rFonts w:eastAsiaTheme="minorEastAsia"/>
-              <w:noProof/>
-              <w:sz w:val="24"/>
-              <w:szCs w:val="24"/>
-              <w:lang w:eastAsia="es-ES"/>
-            </w:rPr>
-          </w:pPr>
-          <w:hyperlink w:anchor="_Toc242039505" w:history="1">
-            <w:r>
-              <w:rPr>
-                <w:rStyle w:val="Hyperlink"/>
-                <w:rFonts w:ascii="Arial" w:hAnsi="Arial" w:cs="Arial"/>
-                <w:noProof/>
-              </w:rPr>
-              <w:t>Plan de gestión de la calidad</w:t>
-            </w:r>
-            <w:r>
-              <w:rPr>
-                <w:noProof/>
-                <w:webHidden/>
-              </w:rPr>
-              <w:tab/>
-            </w:r>
-            <w:r>
-              <w:rPr>
-                <w:noProof/>
-                <w:webHidden/>
-              </w:rPr>
-              <w:fldChar w:fldCharType="begin"/>
-            </w:r>
-            <w:r>
-              <w:rPr>
-                <w:noProof/>
-                <w:webHidden/>
-              </w:rPr>
-              <w:instrText xml:space="preserve"> PAGEREF _Toc242039505 \h </w:instrText>
-            </w:r>
-            <w:r>
-              <w:rPr>
-                <w:noProof/>
-                <w:webHidden/>
-              </w:rPr>
-            </w:r>
-            <w:r>
-              <w:rPr>
-                <w:noProof/>
-                <w:webHidden/>
-              </w:rPr>
-              <w:fldChar w:fldCharType="separate"/>
-            </w:r>
-            <w:r>
-              <w:rPr>
-                <w:noProof/>
-                <w:webHidden/>
-              </w:rPr>
-              <w:t>1</w:t>
-            </w:r>
-            <w:r>
-              <w:rPr>
-                <w:noProof/>
-                <w:webHidden/>
-              </w:rPr>
-              <w:fldChar w:fldCharType="end"/>
-            </w:r>
-          </w:hyperlink>
-        </w:p>
-        <w:p>
-          <w:pPr>
-            <w:pStyle w:val="TOC3"/>
-            <w:tabs>
-              <w:tab w:val="right" w:leader="dot" w:pos="9016"/>
-            </w:tabs>
-            <w:rPr>
-              <w:rFonts w:eastAsiaTheme="minorEastAsia"/>
-              <w:noProof/>
-              <w:sz w:val="24"/>
-              <w:szCs w:val="24"/>
-              <w:lang w:eastAsia="es-ES"/>
-            </w:rPr>
-          </w:pPr>
-          <w:hyperlink w:anchor="_Toc242039506" w:history="1">
-            <w:r>
-              <w:rPr>
-                <w:rStyle w:val="Hyperlink"/>
-                <w:rFonts w:ascii="Arial" w:hAnsi="Arial" w:cs="Arial"/>
-                <w:noProof/>
-              </w:rPr>
-              <w:t>Plan de gestión de los recursos</w:t>
-            </w:r>
-            <w:r>
-              <w:rPr>
-                <w:noProof/>
-                <w:webHidden/>
-              </w:rPr>
-              <w:tab/>
-            </w:r>
-            <w:r>
-              <w:rPr>
-                <w:noProof/>
-                <w:webHidden/>
-              </w:rPr>
-              <w:fldChar w:fldCharType="begin"/>
-            </w:r>
-            <w:r>
-              <w:rPr>
-                <w:noProof/>
-                <w:webHidden/>
-              </w:rPr>
-              <w:instrText xml:space="preserve"> PAGEREF _Toc242039506 \h </w:instrText>
-            </w:r>
-            <w:r>
-              <w:rPr>
-                <w:noProof/>
-                <w:webHidden/>
-              </w:rPr>
-            </w:r>
-            <w:r>
-              <w:rPr>
-                <w:noProof/>
-                <w:webHidden/>
-              </w:rPr>
-              <w:fldChar w:fldCharType="separate"/>
-            </w:r>
-            <w:r>
-              <w:rPr>
-                <w:noProof/>
-                <w:webHidden/>
-              </w:rPr>
-              <w:t>1</w:t>
-            </w:r>
-            <w:r>
-              <w:rPr>
-                <w:noProof/>
-                <w:webHidden/>
-              </w:rPr>
-              <w:fldChar w:fldCharType="end"/>
-            </w:r>
-          </w:hyperlink>
-        </w:p>
-        <w:p>
-          <w:pPr>
-            <w:pStyle w:val="TOC3"/>
-            <w:tabs>
-              <w:tab w:val="right" w:leader="dot" w:pos="9016"/>
-            </w:tabs>
-            <w:rPr>
-              <w:rFonts w:eastAsiaTheme="minorEastAsia"/>
-              <w:noProof/>
-              <w:sz w:val="24"/>
-              <w:szCs w:val="24"/>
-              <w:lang w:eastAsia="es-ES"/>
-            </w:rPr>
-          </w:pPr>
-          <w:hyperlink w:anchor="_Toc242039507" w:history="1">
-            <w:r>
-              <w:rPr>
-                <w:rStyle w:val="Hyperlink"/>
-                <w:rFonts w:ascii="Arial" w:hAnsi="Arial" w:cs="Arial"/>
-                <w:noProof/>
-              </w:rPr>
-              <w:t>Plan de gestión de las comunicaciones</w:t>
-            </w:r>
-            <w:r>
-              <w:rPr>
-                <w:noProof/>
-                <w:webHidden/>
-              </w:rPr>
-              <w:tab/>
-            </w:r>
-            <w:r>
-              <w:rPr>
-                <w:noProof/>
-                <w:webHidden/>
-              </w:rPr>
-              <w:fldChar w:fldCharType="begin"/>
-            </w:r>
-            <w:r>
-              <w:rPr>
-                <w:noProof/>
-                <w:webHidden/>
-              </w:rPr>
-              <w:instrText xml:space="preserve"> PAGEREF _Toc242039507 \h </w:instrText>
-            </w:r>
-            <w:r>
-              <w:rPr>
-                <w:noProof/>
-                <w:webHidden/>
-              </w:rPr>
-            </w:r>
-            <w:r>
-              <w:rPr>
-                <w:noProof/>
-                <w:webHidden/>
-              </w:rPr>
-              <w:fldChar w:fldCharType="separate"/>
-            </w:r>
-            <w:r>
-              <w:rPr>
-                <w:noProof/>
-                <w:webHidden/>
-              </w:rPr>
-              <w:t>1</w:t>
-            </w:r>
-            <w:r>
-              <w:rPr>
-                <w:noProof/>
-                <w:webHidden/>
-              </w:rPr>
-              <w:fldChar w:fldCharType="end"/>
-            </w:r>
-          </w:hyperlink>
-        </w:p>
-        <w:p>
-          <w:pPr>
-            <w:pStyle w:val="TOC3"/>
-            <w:tabs>
-              <w:tab w:val="right" w:leader="dot" w:pos="9016"/>
-            </w:tabs>
-            <w:rPr>
-              <w:rFonts w:eastAsiaTheme="minorEastAsia"/>
-              <w:noProof/>
-              <w:sz w:val="24"/>
-              <w:szCs w:val="24"/>
-              <w:lang w:eastAsia="es-ES"/>
-            </w:rPr>
-          </w:pPr>
-          <w:hyperlink w:anchor="_Toc242039508" w:history="1">
-            <w:r>
-              <w:rPr>
-                <w:rStyle w:val="Hyperlink"/>
-                <w:rFonts w:ascii="Arial" w:hAnsi="Arial" w:cs="Arial"/>
-                <w:noProof/>
-              </w:rPr>
-              <w:t>Plan de gestión de los riesgos</w:t>
-            </w:r>
-            <w:r>
-              <w:rPr>
-                <w:noProof/>
-                <w:webHidden/>
-              </w:rPr>
-              <w:tab/>
-            </w:r>
-            <w:r>
-              <w:rPr>
-                <w:noProof/>
-                <w:webHidden/>
-              </w:rPr>
-              <w:fldChar w:fldCharType="begin"/>
-            </w:r>
-            <w:r>
-              <w:rPr>
-                <w:noProof/>
-                <w:webHidden/>
-              </w:rPr>
-              <w:instrText xml:space="preserve"> PAGEREF _Toc242039508 \h </w:instrText>
-            </w:r>
-            <w:r>
-              <w:rPr>
-                <w:noProof/>
-                <w:webHidden/>
-              </w:rPr>
-            </w:r>
-            <w:r>
-              <w:rPr>
-                <w:noProof/>
-                <w:webHidden/>
-              </w:rPr>
-              <w:fldChar w:fldCharType="separate"/>
-            </w:r>
-            <w:r>
-              <w:rPr>
-                <w:noProof/>
-                <w:webHidden/>
-              </w:rPr>
-              <w:t>1</w:t>
-            </w:r>
-            <w:r>
-              <w:rPr>
-                <w:noProof/>
-                <w:webHidden/>
-              </w:rPr>
-              <w:fldChar w:fldCharType="end"/>
-            </w:r>
-          </w:hyperlink>
-        </w:p>
-        <w:p>
-          <w:pPr>
-            <w:pStyle w:val="TOC3"/>
-            <w:tabs>
-              <w:tab w:val="right" w:leader="dot" w:pos="9016"/>
-            </w:tabs>
-            <w:rPr>
-              <w:rFonts w:eastAsiaTheme="minorEastAsia"/>
-              <w:noProof/>
-              <w:sz w:val="24"/>
-              <w:szCs w:val="24"/>
-              <w:lang w:eastAsia="es-ES"/>
-            </w:rPr>
-          </w:pPr>
-          <w:hyperlink w:anchor="_Toc242039509" w:history="1">
-            <w:r>
-              <w:rPr>
-                <w:rStyle w:val="Hyperlink"/>
-                <w:rFonts w:ascii="Arial" w:hAnsi="Arial" w:cs="Arial"/>
-                <w:noProof/>
-              </w:rPr>
-              <w:t>Plan de gestión de las adquisiciones</w:t>
-            </w:r>
-            <w:r>
-              <w:rPr>
-                <w:noProof/>
-                <w:webHidden/>
-              </w:rPr>
-              <w:tab/>
-            </w:r>
-            <w:r>
-              <w:rPr>
-                <w:noProof/>
-                <w:webHidden/>
-              </w:rPr>
-              <w:fldChar w:fldCharType="begin"/>
-            </w:r>
-            <w:r>
-              <w:rPr>
-                <w:noProof/>
-                <w:webHidden/>
-              </w:rPr>
-              <w:instrText xml:space="preserve"> PAGEREF _Toc242039509 \h </w:instrText>
-            </w:r>
-            <w:r>
-              <w:rPr>
-                <w:noProof/>
-                <w:webHidden/>
-              </w:rPr>
-            </w:r>
-            <w:r>
-              <w:rPr>
-                <w:noProof/>
-                <w:webHidden/>
-              </w:rPr>
-              <w:fldChar w:fldCharType="separate"/>
-            </w:r>
-            <w:r>
-              <w:rPr>
-                <w:noProof/>
-                <w:webHidden/>
-              </w:rPr>
-              <w:t>1</w:t>
-            </w:r>
-            <w:r>
-              <w:rPr>
-                <w:noProof/>
-                <w:webHidden/>
-              </w:rPr>
-              <w:fldChar w:fldCharType="end"/>
-            </w:r>
-          </w:hyperlink>
-        </w:p>
-        <w:p>
-          <w:pPr>
-            <w:pStyle w:val="TOC3"/>
-            <w:tabs>
-              <w:tab w:val="right" w:leader="dot" w:pos="9016"/>
-            </w:tabs>
-            <w:rPr>
-              <w:rFonts w:eastAsiaTheme="minorEastAsia"/>
-              <w:noProof/>
-              <w:sz w:val="24"/>
-              <w:szCs w:val="24"/>
-              <w:lang w:eastAsia="es-ES"/>
-            </w:rPr>
-          </w:pPr>
-          <w:hyperlink w:anchor="_Toc242039510" w:history="1">
-            <w:r>
-              <w:rPr>
-                <w:rStyle w:val="Hyperlink"/>
-                <w:rFonts w:ascii="Arial" w:hAnsi="Arial" w:cs="Arial"/>
-                <w:noProof/>
-              </w:rPr>
-              <w:t>Plan de gestión de los interesados</w:t>
-            </w:r>
-            <w:r>
-              <w:rPr>
-                <w:noProof/>
-                <w:webHidden/>
-              </w:rPr>
-              <w:tab/>
-            </w:r>
-            <w:r>
-              <w:rPr>
-                <w:noProof/>
-                <w:webHidden/>
-              </w:rPr>
-              <w:fldChar w:fldCharType="begin"/>
-            </w:r>
-            <w:r>
-              <w:rPr>
-                <w:noProof/>
-                <w:webHidden/>
-              </w:rPr>
-              <w:instrText xml:space="preserve"> PAGEREF _Toc242039510 \h </w:instrText>
-            </w:r>
-            <w:r>
-              <w:rPr>
-                <w:noProof/>
-                <w:webHidden/>
-              </w:rPr>
-            </w:r>
-            <w:r>
-              <w:rPr>
-                <w:noProof/>
-                <w:webHidden/>
-              </w:rPr>
-              <w:fldChar w:fldCharType="separate"/>
-            </w:r>
-            <w:r>
-              <w:rPr>
-                <w:noProof/>
-                <w:webHidden/>
-              </w:rPr>
-              <w:t>1</w:t>
-            </w:r>
-            <w:r>
-              <w:rPr>
-                <w:noProof/>
-                <w:webHidden/>
-              </w:rPr>
-              <w:fldChar w:fldCharType="end"/>
-            </w:r>
-          </w:hyperlink>
-        </w:p>
-        <w:p>
-          <w:pPr>
-            <w:pStyle w:val="TOC3"/>
-            <w:tabs>
-              <w:tab w:val="right" w:leader="dot" w:pos="9016"/>
-            </w:tabs>
-            <w:rPr>
-              <w:rFonts w:eastAsiaTheme="minorEastAsia"/>
-              <w:noProof/>
-              <w:sz w:val="24"/>
-              <w:szCs w:val="24"/>
-              <w:lang w:eastAsia="es-ES"/>
-            </w:rPr>
-          </w:pPr>
-          <w:hyperlink w:anchor="_Toc242039511" w:history="1">
-            <w:r>
-              <w:rPr>
-                <w:rStyle w:val="Hyperlink"/>
-                <w:rFonts w:ascii="Arial" w:hAnsi="Arial" w:cs="Arial"/>
-                <w:noProof/>
-              </w:rPr>
-              <w:t>Procedimiento de control integrado de cambios</w:t>
-            </w:r>
-            <w:r>
-              <w:rPr>
-                <w:noProof/>
-                <w:webHidden/>
-              </w:rPr>
-              <w:tab/>
-            </w:r>
-            <w:r>
-              <w:rPr>
-                <w:noProof/>
-                <w:webHidden/>
-              </w:rPr>
-              <w:fldChar w:fldCharType="begin"/>
-            </w:r>
-            <w:r>
-              <w:rPr>
-                <w:noProof/>
-                <w:webHidden/>
-              </w:rPr>
-              <w:instrText xml:space="preserve"> PAGEREF _Toc242039511 \h </w:instrText>
-            </w:r>
-            <w:r>
-              <w:rPr>
-                <w:noProof/>
-                <w:webHidden/>
-              </w:rPr>
-            </w:r>
-            <w:r>
-              <w:rPr>
-                <w:noProof/>
-                <w:webHidden/>
-              </w:rPr>
-              <w:fldChar w:fldCharType="separate"/>
-            </w:r>
-            <w:r>
-              <w:rPr>
-                <w:noProof/>
-                <w:webHidden/>
-              </w:rPr>
-              <w:t>1</w:t>
-            </w:r>
-            <w:r>
-              <w:rPr>
-                <w:noProof/>
-                <w:webHidden/>
-              </w:rPr>
-              <w:fldChar w:fldCharType="end"/>
-            </w:r>
-          </w:hyperlink>
-        </w:p>
-        <w:p>
-          <w:pPr>
-            <w:pStyle w:val="TOC3"/>
-            <w:tabs>
-              <w:tab w:val="right" w:leader="dot" w:pos="9016"/>
-            </w:tabs>
-            <w:rPr>
-              <w:rFonts w:eastAsiaTheme="minorEastAsia"/>
-              <w:noProof/>
-              <w:sz w:val="24"/>
-              <w:szCs w:val="24"/>
-              <w:lang w:eastAsia="es-ES"/>
-            </w:rPr>
-          </w:pPr>
-          <w:hyperlink w:anchor="_Toc242039512" w:history="1">
-            <w:r>
-              <w:rPr>
-                <w:rStyle w:val="Hyperlink"/>
-                <w:rFonts w:ascii="Arial" w:hAnsi="Arial" w:cs="Arial"/>
-                <w:noProof/>
-              </w:rPr>
-              <w:t>Procedimiento de gestión de lecciones aprendidas</w:t>
-            </w:r>
-            <w:r>
-              <w:rPr>
-                <w:noProof/>
-                <w:webHidden/>
-              </w:rPr>
-              <w:tab/>
-            </w:r>
-            <w:r>
-              <w:rPr>
-                <w:noProof/>
-                <w:webHidden/>
-              </w:rPr>
-              <w:fldChar w:fldCharType="begin"/>
-            </w:r>
-            <w:r>
-              <w:rPr>
-                <w:noProof/>
-                <w:webHidden/>
-              </w:rPr>
-              <w:instrText xml:space="preserve"> PAGEREF _Toc242039512 \h </w:instrText>
+              <w:instrText xml:space="preserve"> PAGEREF _Toc242655979 \h </w:instrText>
             </w:r>
             <w:r>
               <w:rPr>
@@ -2385,14 +2527,14 @@
               <w:lang w:eastAsia="es-ES"/>
             </w:rPr>
           </w:pPr>
-          <w:hyperlink w:anchor="_Toc242039513" w:history="1">
+          <w:hyperlink w:anchor="_Toc242655980" w:history="1">
             <w:r>
               <w:rPr>
                 <w:rStyle w:val="Hyperlink"/>
                 <w:rFonts w:ascii="Arial" w:hAnsi="Arial" w:cs="Arial"/>
                 <w:noProof/>
               </w:rPr>
-              <w:t>Conclusiones</w:t>
+              <w:t>Anexos</w:t>
             </w:r>
             <w:r>
               <w:rPr>
@@ -2413,153 +2555,7 @@
                 <w:noProof/>
                 <w:webHidden/>
               </w:rPr>
-              <w:instrText xml:space="preserve"> PAGEREF _Toc242039513 \h </w:instrText>
-            </w:r>
-            <w:r>
-              <w:rPr>
-                <w:noProof/>
-                <w:webHidden/>
-              </w:rPr>
-            </w:r>
-            <w:r>
-              <w:rPr>
-                <w:noProof/>
-                <w:webHidden/>
-              </w:rPr>
-              <w:fldChar w:fldCharType="separate"/>
-            </w:r>
-            <w:r>
-              <w:rPr>
-                <w:noProof/>
-                <w:webHidden/>
-              </w:rPr>
-              <w:t>1</w:t>
-            </w:r>
-            <w:r>
-              <w:rPr>
-                <w:noProof/>
-                <w:webHidden/>
-              </w:rPr>
-              <w:fldChar w:fldCharType="end"/>
-            </w:r>
-          </w:hyperlink>
-        </w:p>
-        <w:p>
-          <w:pPr>
-            <w:pStyle w:val="TOC2"/>
-            <w:tabs>
-              <w:tab w:val="right" w:leader="dot" w:pos="9016"/>
-            </w:tabs>
-            <w:rPr>
-              <w:rFonts w:eastAsiaTheme="minorEastAsia"/>
-              <w:noProof/>
-              <w:sz w:val="24"/>
-              <w:szCs w:val="24"/>
-              <w:lang w:eastAsia="es-ES"/>
-            </w:rPr>
-          </w:pPr>
-          <w:hyperlink w:anchor="_Toc242039514" w:history="1">
-            <w:r>
-              <w:rPr>
-                <w:rStyle w:val="Hyperlink"/>
-                <w:rFonts w:ascii="Arial" w:hAnsi="Arial" w:cs="Arial"/>
-                <w:noProof/>
-              </w:rPr>
-              <w:t>Referencias</w:t>
-            </w:r>
-            <w:r>
-              <w:rPr>
-                <w:noProof/>
-                <w:webHidden/>
-              </w:rPr>
-              <w:tab/>
-            </w:r>
-            <w:r>
-              <w:rPr>
-                <w:noProof/>
-                <w:webHidden/>
-              </w:rPr>
-              <w:fldChar w:fldCharType="begin"/>
-            </w:r>
-            <w:r>
-              <w:rPr>
-                <w:noProof/>
-                <w:webHidden/>
-              </w:rPr>
-              <w:instrText xml:space="preserve"> PAGEREF _Toc242039514 \h </w:instrText>
-            </w:r>
-            <w:r>
-              <w:rPr>
-                <w:noProof/>
-                <w:webHidden/>
-              </w:rPr>
-            </w:r>
-            <w:r>
-              <w:rPr>
-                <w:noProof/>
-                <w:webHidden/>
-              </w:rPr>
-              <w:fldChar w:fldCharType="separate"/>
-            </w:r>
-            <w:r>
-              <w:rPr>
-                <w:noProof/>
-                <w:webHidden/>
-              </w:rPr>
-              <w:t>1</w:t>
-            </w:r>
-            <w:r>
-              <w:rPr>
-                <w:noProof/>
-                <w:webHidden/>
-              </w:rPr>
-              <w:fldChar w:fldCharType="end"/>
-            </w:r>
-          </w:hyperlink>
-        </w:p>
-        <w:p>
-          <w:pPr>
-            <w:pStyle w:val="TOC2"/>
-            <w:tabs>
-              <w:tab w:val="right" w:leader="dot" w:pos="9016"/>
-            </w:tabs>
-            <w:rPr>
-              <w:rFonts w:eastAsiaTheme="minorEastAsia"/>
-              <w:noProof/>
-              <w:sz w:val="24"/>
-              <w:szCs w:val="24"/>
-              <w:lang w:eastAsia="es-ES"/>
-            </w:rPr>
-          </w:pPr>
-          <w:hyperlink w:anchor="_Toc242039515" w:history="1">
-            <w:r>
-              <w:rPr>
-                <w:rStyle w:val="Hyperlink"/>
-                <w:rFonts w:ascii="Arial" w:hAnsi="Arial" w:cs="Arial"/>
-                <w:noProof/>
-              </w:rPr>
-              <w:t>Anexos</w:t>
-            </w:r>
-            <w:r>
-              <w:rPr>
-                <w:noProof/>
-                <w:webHidden/>
-              </w:rPr>
-              <w:tab/>
-            </w:r>
-            <w:r>
-              <w:rPr>
-                <w:noProof/>
-                <w:webHidden/>
-              </w:rPr>
-              <w:fldChar w:fldCharType="begin"/>
-            </w:r>
-            <w:r>
-              <w:rPr>
-                <w:noProof/>
-                <w:webHidden/>
-              </w:rPr>
-              <w:instrText xml:space="preserve"> PAGEREF _Toc242039515 \h </w:instrText>
+              <w:instrText xml:space="preserve"> PAGEREF _Toc242655980 \h </w:instrText>
             </w:r>
             <w:r>
               <w:rPr>
@@ -2611,72 +2607,25 @@
       <w:pPr>
         <w:rPr>
           <w:rFonts w:ascii="Arial" w:hAnsi="Arial" w:cs="Arial"/>
-          <w:lang w:val="en-GB"/>
-        </w:rPr>
-      </w:pPr>
-    </w:p>
-    <w:p>
-      <w:pPr>
-        <w:rPr>
-          <w:rFonts w:ascii="Arial" w:hAnsi="Arial" w:cs="Arial"/>
           <w:sz w:val="32"/>
           <w:szCs w:val="32"/>
         </w:rPr>
       </w:pPr>
-      <w:r>
-        <w:rPr>
-          <w:rFonts w:ascii="Arial" w:hAnsi="Arial" w:cs="Arial"/>
-          <w:sz w:val="32"/>
-          <w:szCs w:val="32"/>
-        </w:rPr>
-        <w:t>Indice de figuras</w:t>
-      </w:r>
-    </w:p>
-    <w:p>
-      <w:pPr>
-        <w:rPr>
-          <w:rFonts w:ascii="Arial" w:hAnsi="Arial" w:cs="Arial"/>
-          <w:sz w:val="32"/>
-          <w:szCs w:val="32"/>
-        </w:rPr>
-      </w:pPr>
-    </w:p>
-    <w:p>
-      <w:pPr>
-        <w:rPr>
-          <w:rFonts w:ascii="Arial" w:hAnsi="Arial" w:cs="Arial"/>
-          <w:sz w:val="32"/>
-          <w:szCs w:val="32"/>
-        </w:rPr>
-      </w:pPr>
-      <w:r>
-        <w:rPr>
-          <w:rFonts w:ascii="Arial" w:hAnsi="Arial" w:cs="Arial"/>
-          <w:sz w:val="32"/>
-          <w:szCs w:val="32"/>
-        </w:rPr>
-        <w:t>Indice de tablas</w:t>
-      </w:r>
-    </w:p>
-    <w:p>
-      <w:pPr>
-        <w:rPr>
-          <w:rFonts w:ascii="Arial" w:hAnsi="Arial" w:cs="Arial"/>
-          <w:sz w:val="32"/>
-          <w:szCs w:val="32"/>
-        </w:rPr>
-      </w:pPr>
     </w:p>
     <w:p>
       <w:pPr>
         <w:pStyle w:val="Heading2"/>
+        <w:numPr>
+          <w:ilvl w:val="0"/>
+          <w:numId w:val="10"/>
+        </w:numPr>
         <w:rPr>
           <w:rFonts w:ascii="Arial" w:hAnsi="Arial" w:cs="Arial"/>
           <w:sz w:val="22"/>
           <w:szCs w:val="22"/>
         </w:rPr>
       </w:pPr>
-      <w:bookmarkStart w:id="0" w:name="_Toc242039488"/>
+      <w:bookmarkStart w:id="1" w:name="_Toc242655954"/>
       <w:r>
         <w:rPr>
           <w:rFonts w:ascii="Arial" w:hAnsi="Arial" w:cs="Arial"/>
@@ -2685,7 +2634,7 @@
         </w:rPr>
         <w:t>Resumen ejecutivo</w:t>
       </w:r>
-      <w:bookmarkEnd w:id="0"/>
+      <w:bookmarkEnd w:id="1"/>
     </w:p>
     <w:p>
       <w:pPr>
@@ -2780,13 +2729,17 @@
     <w:p>
       <w:pPr>
         <w:pStyle w:val="Heading2"/>
+        <w:numPr>
+          <w:ilvl w:val="0"/>
+          <w:numId w:val="10"/>
+        </w:numPr>
         <w:rPr>
           <w:rFonts w:ascii="Arial" w:hAnsi="Arial" w:cs="Arial"/>
           <w:sz w:val="22"/>
           <w:szCs w:val="22"/>
         </w:rPr>
       </w:pPr>
-      <w:bookmarkStart w:id="1" w:name="_Toc242039489"/>
+      <w:bookmarkStart w:id="2" w:name="_Toc242655955"/>
       <w:r>
         <w:rPr>
           <w:rFonts w:ascii="Arial" w:hAnsi="Arial" w:cs="Arial"/>
@@ -2811,27 +2764,36 @@
         </w:rPr>
         <w:t>n del proyecto</w:t>
       </w:r>
-      <w:bookmarkEnd w:id="1"/>
+      <w:bookmarkEnd w:id="2"/>
     </w:p>
     <w:p>
       <w:pPr>
         <w:pStyle w:val="Heading3"/>
+        <w:ind w:firstLine="360"/>
         <w:rPr>
           <w:rFonts w:ascii="Arial" w:hAnsi="Arial" w:cs="Arial"/>
           <w:sz w:val="22"/>
           <w:szCs w:val="22"/>
         </w:rPr>
       </w:pPr>
-      <w:bookmarkStart w:id="2" w:name="_Toc242039490"/>
+      <w:bookmarkStart w:id="3" w:name="_Toc242655956"/>
       <w:r>
         <w:rPr>
           <w:rFonts w:ascii="Arial" w:hAnsi="Arial" w:cs="Arial"/>
           <w:sz w:val="22"/>
           <w:szCs w:val="22"/>
         </w:rPr>
+        <w:t xml:space="preserve">2.1 </w:t>
+      </w:r>
+      <w:r>
+        <w:rPr>
+          <w:rFonts w:ascii="Arial" w:hAnsi="Arial" w:cs="Arial"/>
+          <w:sz w:val="22"/>
+          <w:szCs w:val="22"/>
+        </w:rPr>
         <w:t>Propósito y justificación del proyecto</w:t>
       </w:r>
-      <w:bookmarkEnd w:id="2"/>
+      <w:bookmarkEnd w:id="3"/>
     </w:p>
     <w:p>
       <w:pPr>
@@ -2932,22 +2894,31 @@
     <w:p>
       <w:pPr>
         <w:pStyle w:val="Heading3"/>
+        <w:ind w:firstLine="708"/>
         <w:rPr>
           <w:rFonts w:ascii="Arial" w:hAnsi="Arial" w:cs="Arial"/>
           <w:sz w:val="22"/>
           <w:szCs w:val="22"/>
         </w:rPr>
       </w:pPr>
-      <w:bookmarkStart w:id="3" w:name="_Toc242039491"/>
+      <w:bookmarkStart w:id="4" w:name="_Toc242655957"/>
       <w:r>
         <w:rPr>
           <w:rFonts w:ascii="Arial" w:hAnsi="Arial" w:cs="Arial"/>
           <w:sz w:val="22"/>
           <w:szCs w:val="22"/>
         </w:rPr>
+        <w:t xml:space="preserve">2.2 </w:t>
+      </w:r>
+      <w:r>
+        <w:rPr>
+          <w:rFonts w:ascii="Arial" w:hAnsi="Arial" w:cs="Arial"/>
+          <w:sz w:val="22"/>
+          <w:szCs w:val="22"/>
+        </w:rPr>
         <w:t>Descripción de alto nivel del proyecto</w:t>
       </w:r>
-      <w:bookmarkEnd w:id="3"/>
+      <w:bookmarkEnd w:id="4"/>
     </w:p>
     <w:p>
       <w:pPr>
@@ -3042,22 +3013,31 @@
     <w:p>
       <w:pPr>
         <w:pStyle w:val="Heading3"/>
+        <w:ind w:firstLine="708"/>
         <w:rPr>
           <w:rFonts w:ascii="Arial" w:hAnsi="Arial" w:cs="Arial"/>
           <w:sz w:val="22"/>
           <w:szCs w:val="22"/>
         </w:rPr>
       </w:pPr>
-      <w:bookmarkStart w:id="4" w:name="_Toc242039492"/>
+      <w:bookmarkStart w:id="5" w:name="_Toc242655958"/>
       <w:r>
         <w:rPr>
           <w:rFonts w:ascii="Arial" w:hAnsi="Arial" w:cs="Arial"/>
           <w:sz w:val="22"/>
           <w:szCs w:val="22"/>
         </w:rPr>
+        <w:t xml:space="preserve">2.3 </w:t>
+      </w:r>
+      <w:r>
+        <w:rPr>
+          <w:rFonts w:ascii="Arial" w:hAnsi="Arial" w:cs="Arial"/>
+          <w:sz w:val="22"/>
+          <w:szCs w:val="22"/>
+        </w:rPr>
         <w:t>Requisitos de alto nivel</w:t>
       </w:r>
-      <w:bookmarkEnd w:id="4"/>
+      <w:bookmarkEnd w:id="5"/>
     </w:p>
     <w:p>
       <w:pPr>
@@ -3273,22 +3253,31 @@
     <w:p>
       <w:pPr>
         <w:pStyle w:val="Heading3"/>
+        <w:ind w:firstLine="360"/>
         <w:rPr>
           <w:rFonts w:ascii="Arial" w:hAnsi="Arial" w:cs="Arial"/>
           <w:sz w:val="22"/>
           <w:szCs w:val="22"/>
         </w:rPr>
       </w:pPr>
-      <w:bookmarkStart w:id="5" w:name="_Toc242039493"/>
+      <w:bookmarkStart w:id="6" w:name="_Toc242655959"/>
       <w:r>
         <w:rPr>
           <w:rFonts w:ascii="Arial" w:hAnsi="Arial" w:cs="Arial"/>
           <w:sz w:val="22"/>
           <w:szCs w:val="22"/>
         </w:rPr>
+        <w:t xml:space="preserve">2.4 </w:t>
+      </w:r>
+      <w:r>
+        <w:rPr>
+          <w:rFonts w:ascii="Arial" w:hAnsi="Arial" w:cs="Arial"/>
+          <w:sz w:val="22"/>
+          <w:szCs w:val="22"/>
+        </w:rPr>
         <w:t>Entregables de alto nivel</w:t>
       </w:r>
-      <w:bookmarkEnd w:id="5"/>
+      <w:bookmarkEnd w:id="6"/>
     </w:p>
     <w:p>
       <w:pPr>
@@ -3494,22 +3483,31 @@
     <w:p>
       <w:pPr>
         <w:pStyle w:val="Heading3"/>
+        <w:ind w:firstLine="708"/>
         <w:rPr>
           <w:rFonts w:ascii="Arial" w:hAnsi="Arial" w:cs="Arial"/>
           <w:sz w:val="22"/>
           <w:szCs w:val="22"/>
         </w:rPr>
       </w:pPr>
-      <w:bookmarkStart w:id="6" w:name="_Toc242039494"/>
+      <w:bookmarkStart w:id="7" w:name="_Toc242655960"/>
       <w:r>
         <w:rPr>
           <w:rFonts w:ascii="Arial" w:hAnsi="Arial" w:cs="Arial"/>
           <w:sz w:val="22"/>
           <w:szCs w:val="22"/>
         </w:rPr>
+        <w:t xml:space="preserve">2.5 </w:t>
+      </w:r>
+      <w:r>
+        <w:rPr>
+          <w:rFonts w:ascii="Arial" w:hAnsi="Arial" w:cs="Arial"/>
+          <w:sz w:val="22"/>
+          <w:szCs w:val="22"/>
+        </w:rPr>
         <w:t>Stakeholders principales</w:t>
       </w:r>
-      <w:bookmarkEnd w:id="6"/>
+      <w:bookmarkEnd w:id="7"/>
     </w:p>
     <w:p>
       <w:pPr>
@@ -3692,22 +3690,31 @@
     <w:p>
       <w:pPr>
         <w:pStyle w:val="Heading3"/>
+        <w:ind w:firstLine="360"/>
         <w:rPr>
           <w:rFonts w:ascii="Arial" w:hAnsi="Arial" w:cs="Arial"/>
           <w:sz w:val="22"/>
           <w:szCs w:val="22"/>
         </w:rPr>
       </w:pPr>
-      <w:bookmarkStart w:id="7" w:name="_Toc242039495"/>
+      <w:bookmarkStart w:id="8" w:name="_Toc242655961"/>
       <w:r>
         <w:rPr>
           <w:rFonts w:ascii="Arial" w:hAnsi="Arial" w:cs="Arial"/>
           <w:sz w:val="22"/>
           <w:szCs w:val="22"/>
         </w:rPr>
+        <w:t xml:space="preserve">2.6 </w:t>
+      </w:r>
+      <w:r>
+        <w:rPr>
+          <w:rFonts w:ascii="Arial" w:hAnsi="Arial" w:cs="Arial"/>
+          <w:sz w:val="22"/>
+          <w:szCs w:val="22"/>
+        </w:rPr>
         <w:t>Objetivos medibles</w:t>
       </w:r>
-      <w:bookmarkEnd w:id="7"/>
+      <w:bookmarkEnd w:id="8"/>
     </w:p>
     <w:p>
       <w:pPr>
@@ -3901,22 +3908,31 @@
     <w:p>
       <w:pPr>
         <w:pStyle w:val="Heading3"/>
+        <w:ind w:firstLine="360"/>
         <w:rPr>
           <w:rFonts w:ascii="Arial" w:hAnsi="Arial" w:cs="Arial"/>
           <w:sz w:val="22"/>
           <w:szCs w:val="22"/>
         </w:rPr>
       </w:pPr>
-      <w:bookmarkStart w:id="8" w:name="_Toc242039496"/>
+      <w:bookmarkStart w:id="9" w:name="_Toc242655962"/>
       <w:r>
         <w:rPr>
           <w:rFonts w:ascii="Arial" w:hAnsi="Arial" w:cs="Arial"/>
           <w:sz w:val="22"/>
           <w:szCs w:val="22"/>
         </w:rPr>
+        <w:t xml:space="preserve">2.7 </w:t>
+      </w:r>
+      <w:r>
+        <w:rPr>
+          <w:rFonts w:ascii="Arial" w:hAnsi="Arial" w:cs="Arial"/>
+          <w:sz w:val="22"/>
+          <w:szCs w:val="22"/>
+        </w:rPr>
         <w:t>Presupuesto de alto nivel</w:t>
       </w:r>
-      <w:bookmarkEnd w:id="8"/>
+      <w:bookmarkEnd w:id="9"/>
     </w:p>
     <w:p>
       <w:pPr>
@@ -3931,6 +3947,33 @@
           <w:rFonts w:ascii="Arial" w:hAnsi="Arial" w:cs="Arial"/>
         </w:rPr>
         <w:t>El presupuesto autorizado del proyecto asciende a 750.000 €, distribuido inicialmente de la siguiente forma:</w:t>
+      </w:r>
+    </w:p>
+    <w:p>
+      <w:pPr>
+        <w:ind w:firstLine="708"/>
+        <w:jc w:val="both"/>
+        <w:rPr>
+          <w:rFonts w:ascii="Arial" w:hAnsi="Arial" w:cs="Arial"/>
+          <w:b/>
+          <w:bCs/>
+        </w:rPr>
+      </w:pPr>
+      <w:r>
+        <w:rPr>
+          <w:rFonts w:ascii="Arial" w:hAnsi="Arial" w:cs="Arial"/>
+          <w:b/>
+          <w:bCs/>
+        </w:rPr>
+        <w:t xml:space="preserve">Tabla 1. </w:t>
+      </w:r>
+      <w:r>
+        <w:rPr>
+          <w:rFonts w:ascii="Arial" w:hAnsi="Arial" w:cs="Arial"/>
+          <w:b/>
+          <w:bCs/>
+        </w:rPr>
+        <w:t>Presupuesto de alto nivel del proyecto (Elaboración propia).</w:t>
       </w:r>
     </w:p>
     <w:tbl>
@@ -4353,13 +4396,17 @@
     <w:p>
       <w:pPr>
         <w:pStyle w:val="Heading3"/>
+        <w:numPr>
+          <w:ilvl w:val="1"/>
+          <w:numId w:val="10"/>
+        </w:numPr>
         <w:rPr>
           <w:rFonts w:ascii="Arial" w:hAnsi="Arial" w:cs="Arial"/>
           <w:sz w:val="22"/>
           <w:szCs w:val="22"/>
         </w:rPr>
       </w:pPr>
-      <w:bookmarkStart w:id="9" w:name="_Toc242039497"/>
+      <w:bookmarkStart w:id="10" w:name="_Toc242655963"/>
       <w:r>
         <w:rPr>
           <w:rFonts w:ascii="Arial" w:hAnsi="Arial" w:cs="Arial"/>
@@ -4368,7 +4415,33 @@
         </w:rPr>
         <w:t>Hitos principales</w:t>
       </w:r>
-      <w:bookmarkEnd w:id="9"/>
+      <w:bookmarkEnd w:id="10"/>
+    </w:p>
+    <w:p>
+      <w:pPr>
+        <w:ind w:left="708"/>
+        <w:rPr>
+          <w:rFonts w:ascii="Arial" w:hAnsi="Arial" w:cs="Arial"/>
+          <w:b/>
+          <w:bCs/>
+        </w:rPr>
+      </w:pPr>
+      <w:r>
+        <w:rPr>
+          <w:rFonts w:ascii="Arial" w:hAnsi="Arial" w:cs="Arial"/>
+          <w:b/>
+          <w:bCs/>
+        </w:rPr>
+        <w:t xml:space="preserve">Tabla 2. </w:t>
+      </w:r>
+      <w:r>
+        <w:rPr>
+          <w:rFonts w:ascii="Arial" w:hAnsi="Arial" w:cs="Arial"/>
+          <w:b/>
+          <w:bCs/>
+        </w:rPr>
+        <w:t>Hitos principales del proyecto (Elaboración propia).</w:t>
+      </w:r>
     </w:p>
     <w:tbl>
       <w:tblPr>
@@ -4903,22 +4976,31 @@
     <w:p>
       <w:pPr>
         <w:pStyle w:val="Heading3"/>
+        <w:ind w:firstLine="360"/>
         <w:rPr>
           <w:rFonts w:ascii="Arial" w:hAnsi="Arial" w:cs="Arial"/>
           <w:sz w:val="22"/>
           <w:szCs w:val="22"/>
         </w:rPr>
       </w:pPr>
-      <w:bookmarkStart w:id="10" w:name="_Toc242039498"/>
+      <w:bookmarkStart w:id="11" w:name="_Toc242655964"/>
       <w:r>
         <w:rPr>
           <w:rFonts w:ascii="Arial" w:hAnsi="Arial" w:cs="Arial"/>
           <w:sz w:val="22"/>
           <w:szCs w:val="22"/>
         </w:rPr>
+        <w:t xml:space="preserve">2.9 </w:t>
+      </w:r>
+      <w:r>
+        <w:rPr>
+          <w:rFonts w:ascii="Arial" w:hAnsi="Arial" w:cs="Arial"/>
+          <w:sz w:val="22"/>
+          <w:szCs w:val="22"/>
+        </w:rPr>
         <w:t>Restricciones y supuestos</w:t>
       </w:r>
-      <w:bookmarkEnd w:id="10"/>
+      <w:bookmarkEnd w:id="11"/>
     </w:p>
     <w:p>
       <w:pPr>
@@ -5256,22 +5338,31 @@
     <w:p>
       <w:pPr>
         <w:pStyle w:val="Heading3"/>
+        <w:ind w:firstLine="360"/>
         <w:rPr>
           <w:rFonts w:ascii="Arial" w:hAnsi="Arial" w:cs="Arial"/>
           <w:sz w:val="22"/>
           <w:szCs w:val="22"/>
         </w:rPr>
       </w:pPr>
-      <w:bookmarkStart w:id="11" w:name="_Toc242039499"/>
+      <w:bookmarkStart w:id="12" w:name="_Toc242655965"/>
       <w:r>
         <w:rPr>
           <w:rFonts w:ascii="Arial" w:hAnsi="Arial" w:cs="Arial"/>
           <w:sz w:val="22"/>
           <w:szCs w:val="22"/>
         </w:rPr>
+        <w:t xml:space="preserve">2.10 </w:t>
+      </w:r>
+      <w:r>
+        <w:rPr>
+          <w:rFonts w:ascii="Arial" w:hAnsi="Arial" w:cs="Arial"/>
+          <w:sz w:val="22"/>
+          <w:szCs w:val="22"/>
+        </w:rPr>
         <w:t>Riesgos de alto nivel</w:t>
       </w:r>
-      <w:bookmarkEnd w:id="11"/>
+      <w:bookmarkEnd w:id="12"/>
     </w:p>
     <w:p>
       <w:pPr>
@@ -5527,13 +5618,17 @@
     <w:p>
       <w:pPr>
         <w:pStyle w:val="Heading2"/>
+        <w:numPr>
+          <w:ilvl w:val="0"/>
+          <w:numId w:val="10"/>
+        </w:numPr>
         <w:rPr>
           <w:rFonts w:ascii="Arial" w:hAnsi="Arial" w:cs="Arial"/>
           <w:sz w:val="22"/>
           <w:szCs w:val="22"/>
         </w:rPr>
       </w:pPr>
-      <w:bookmarkStart w:id="12" w:name="_Toc242039500"/>
+      <w:bookmarkStart w:id="13" w:name="_Toc242655966"/>
       <w:r>
         <w:rPr>
           <w:rFonts w:ascii="Arial" w:hAnsi="Arial" w:cs="Arial"/>
@@ -5542,26 +5637,26 @@
         </w:rPr>
         <w:t>Plan de gestión del proyecto</w:t>
       </w:r>
-      <w:bookmarkEnd w:id="12"/>
+      <w:bookmarkEnd w:id="13"/>
     </w:p>
     <w:p>
       <w:pPr>
         <w:pStyle w:val="Heading3"/>
+        <w:ind w:firstLine="360"/>
         <w:rPr>
           <w:rFonts w:ascii="Arial" w:hAnsi="Arial" w:cs="Arial"/>
           <w:sz w:val="22"/>
           <w:szCs w:val="22"/>
-          <w:lang w:val="ru-RU"/>
-        </w:rPr>
-      </w:pPr>
-      <w:bookmarkStart w:id="13" w:name="_Toc242039501"/>
+        </w:rPr>
+      </w:pPr>
+      <w:bookmarkStart w:id="14" w:name="_Toc242655967"/>
       <w:r>
         <w:rPr>
           <w:rFonts w:ascii="Arial" w:hAnsi="Arial" w:cs="Arial"/>
           <w:sz w:val="22"/>
           <w:szCs w:val="22"/>
         </w:rPr>
-        <w:t xml:space="preserve">Plan de gestión del </w:t>
+        <w:t xml:space="preserve">3.1 </w:t>
       </w:r>
       <w:r>
         <w:rPr>
@@ -5569,7 +5664,7 @@
           <w:sz w:val="22"/>
           <w:szCs w:val="22"/>
         </w:rPr>
-        <w:t>a</w:t>
+        <w:t xml:space="preserve">Plan de gestión del </w:t>
       </w:r>
       <w:r>
         <w:rPr>
@@ -5577,9 +5672,17 @@
           <w:sz w:val="22"/>
           <w:szCs w:val="22"/>
         </w:rPr>
+        <w:t>a</w:t>
+      </w:r>
+      <w:r>
+        <w:rPr>
+          <w:rFonts w:ascii="Arial" w:hAnsi="Arial" w:cs="Arial"/>
+          <w:sz w:val="22"/>
+          <w:szCs w:val="22"/>
+        </w:rPr>
         <w:t>lcance</w:t>
       </w:r>
-      <w:bookmarkEnd w:id="13"/>
+      <w:bookmarkEnd w:id="14"/>
     </w:p>
     <w:p>
       <w:pPr>
@@ -6234,16 +6337,45 @@
     </w:p>
     <w:p>
       <w:pPr>
+        <w:ind w:firstLine="708"/>
         <w:jc w:val="both"/>
         <w:rPr>
           <w:rFonts w:ascii="Arial" w:hAnsi="Arial" w:cs="Arial"/>
-        </w:rPr>
-      </w:pPr>
-      <w:r>
-        <w:rPr>
-          <w:rFonts w:ascii="Arial" w:hAnsi="Arial" w:cs="Arial"/>
-        </w:rPr>
-        <w:t>Tabla X…</w:t>
+          <w:b/>
+          <w:bCs/>
+        </w:rPr>
+      </w:pPr>
+      <w:r>
+        <w:rPr>
+          <w:rFonts w:ascii="Arial" w:hAnsi="Arial" w:cs="Arial"/>
+          <w:b/>
+          <w:bCs/>
+        </w:rPr>
+        <w:t>Tabla</w:t>
+      </w:r>
+      <w:r>
+        <w:rPr>
+          <w:rFonts w:ascii="Arial" w:hAnsi="Arial" w:cs="Arial"/>
+          <w:b/>
+          <w:bCs/>
+        </w:rPr>
+        <w:t xml:space="preserve"> 3.</w:t>
+      </w:r>
+      <w:r>
+        <w:rPr>
+          <w:rFonts w:ascii="Arial" w:hAnsi="Arial" w:cs="Arial"/>
+          <w:b/>
+          <w:bCs/>
+        </w:rPr>
+        <w:t xml:space="preserve"> </w:t>
+      </w:r>
+      <w:r>
+        <w:rPr>
+          <w:rFonts w:ascii="Arial" w:hAnsi="Arial" w:cs="Arial"/>
+          <w:b/>
+          <w:bCs/>
+        </w:rPr>
+        <w:t>Diccionario resumido de la Estructura de Desglose del Trabajo (EDT) (Elaboración propia).</w:t>
       </w:r>
     </w:p>
     <w:tbl>
@@ -7484,13 +7616,49 @@
         <w:jc w:val="both"/>
         <w:rPr>
           <w:rFonts w:ascii="Arial" w:hAnsi="Arial" w:cs="Arial"/>
-        </w:rPr>
-      </w:pPr>
-      <w:r>
-        <w:rPr>
-          <w:rFonts w:ascii="Arial" w:hAnsi="Arial" w:cs="Arial"/>
-        </w:rPr>
-        <w:t>Figura X.</w:t>
+          <w:b/>
+          <w:bCs/>
+        </w:rPr>
+      </w:pPr>
+      <w:r>
+        <w:rPr>
+          <w:rFonts w:ascii="Arial" w:hAnsi="Arial" w:cs="Arial"/>
+          <w:b/>
+          <w:bCs/>
+        </w:rPr>
+        <w:t xml:space="preserve">Figura </w:t>
+      </w:r>
+      <w:r>
+        <w:rPr>
+          <w:rFonts w:ascii="Arial" w:hAnsi="Arial" w:cs="Arial"/>
+          <w:b/>
+          <w:bCs/>
+        </w:rPr>
+        <w:t>1</w:t>
+      </w:r>
+      <w:r>
+        <w:rPr>
+          <w:rFonts w:ascii="Arial" w:hAnsi="Arial" w:cs="Arial"/>
+          <w:b/>
+          <w:bCs/>
+        </w:rPr>
+        <w:t>.</w:t>
+      </w:r>
+      <w:r>
+        <w:rPr>
+          <w:rFonts w:ascii="Arial" w:hAnsi="Arial" w:cs="Arial"/>
+          <w:b/>
+          <w:bCs/>
+        </w:rPr>
+        <w:t xml:space="preserve"> </w:t>
+      </w:r>
+      <w:r>
+        <w:rPr>
+          <w:rFonts w:ascii="Arial" w:hAnsi="Arial" w:cs="Arial"/>
+          <w:b/>
+          <w:bCs/>
+        </w:rPr>
+        <w:t>Estructura de Desglose del Trabajo (EDT) (Elaboración propia).</w:t>
       </w:r>
     </w:p>
     <w:p>
@@ -7612,22 +7780,31 @@
     <w:p>
       <w:pPr>
         <w:pStyle w:val="Heading3"/>
+        <w:ind w:firstLine="708"/>
         <w:rPr>
           <w:rFonts w:ascii="Arial" w:hAnsi="Arial" w:cs="Arial"/>
           <w:sz w:val="22"/>
           <w:szCs w:val="22"/>
         </w:rPr>
       </w:pPr>
-      <w:bookmarkStart w:id="14" w:name="_Toc242039502"/>
+      <w:bookmarkStart w:id="15" w:name="_Toc242655968"/>
       <w:r>
         <w:rPr>
           <w:rFonts w:ascii="Arial" w:hAnsi="Arial" w:cs="Arial"/>
           <w:sz w:val="22"/>
           <w:szCs w:val="22"/>
         </w:rPr>
+        <w:t xml:space="preserve">3.2 </w:t>
+      </w:r>
+      <w:r>
+        <w:rPr>
+          <w:rFonts w:ascii="Arial" w:hAnsi="Arial" w:cs="Arial"/>
+          <w:sz w:val="22"/>
+          <w:szCs w:val="22"/>
+        </w:rPr>
         <w:t>Plan de gestión del tiempo</w:t>
       </w:r>
-      <w:bookmarkEnd w:id="14"/>
+      <w:bookmarkEnd w:id="15"/>
     </w:p>
     <w:p>
       <w:pPr>
@@ -7741,7 +7918,6 @@
           <w:rFonts w:ascii="Arial" w:hAnsi="Arial" w:cs="Arial"/>
         </w:rPr>
       </w:pPr>
-      <w:bookmarkStart w:id="15" w:name="_Toc242039503"/>
       <w:r>
         <w:rPr>
           <w:rFonts w:ascii="Arial" w:hAnsi="Arial" w:cs="Arial"/>
@@ -7757,7 +7933,6 @@
         </w:rPr>
         <w:t>de actividades</w:t>
       </w:r>
-      <w:bookmarkEnd w:id="15"/>
     </w:p>
     <w:p>
       <w:pPr>
@@ -7825,13 +8000,33 @@
         <w:jc w:val="both"/>
         <w:rPr>
           <w:rFonts w:ascii="Arial" w:hAnsi="Arial" w:cs="Arial"/>
-        </w:rPr>
-      </w:pPr>
-      <w:r>
-        <w:rPr>
-          <w:rFonts w:ascii="Arial" w:hAnsi="Arial" w:cs="Arial"/>
-        </w:rPr>
-        <w:t>Tabla 2. Cronograma maestro del proyecto</w:t>
+          <w:b/>
+          <w:bCs/>
+        </w:rPr>
+      </w:pPr>
+      <w:r>
+        <w:rPr>
+          <w:rFonts w:ascii="Arial" w:hAnsi="Arial" w:cs="Arial"/>
+          <w:b/>
+          <w:bCs/>
+        </w:rPr>
+        <w:t xml:space="preserve">Tabla </w:t>
+      </w:r>
+      <w:r>
+        <w:rPr>
+          <w:rFonts w:ascii="Arial" w:hAnsi="Arial" w:cs="Arial"/>
+          <w:b/>
+          <w:bCs/>
+        </w:rPr>
+        <w:t>4</w:t>
+      </w:r>
+      <w:r>
+        <w:rPr>
+          <w:rFonts w:ascii="Arial" w:hAnsi="Arial" w:cs="Arial"/>
+          <w:b/>
+          <w:bCs/>
+        </w:rPr>
+        <w:t>. Cronograma maestro del proyecto</w:t>
       </w:r>
     </w:p>
     <w:tbl>
@@ -7977,15 +8172,7 @@
                 <w:b/>
                 <w:bCs/>
               </w:rPr>
-              <w:t>Predecesora principa</w:t>
-            </w:r>
-            <w:r>
-              <w:rPr>
-                <w:rFonts w:ascii="Arial" w:hAnsi="Arial" w:cs="Arial"/>
-                <w:b/>
-                <w:bCs/>
-              </w:rPr>
-              <w:t>l</w:t>
+              <w:t>Predecesora principal</w:t>
             </w:r>
           </w:p>
         </w:tc>
@@ -9974,19 +10161,33 @@
         <w:jc w:val="both"/>
         <w:rPr>
           <w:rFonts w:ascii="Arial" w:hAnsi="Arial" w:cs="Arial"/>
-        </w:rPr>
-      </w:pPr>
-      <w:r>
-        <w:rPr>
-          <w:rFonts w:ascii="Arial" w:hAnsi="Arial" w:cs="Arial"/>
-        </w:rPr>
-        <w:t xml:space="preserve">Tabla 3. </w:t>
-      </w:r>
-      <w:r>
-        <w:rPr>
-          <w:rFonts w:ascii="Arial" w:hAnsi="Arial" w:cs="Arial"/>
-        </w:rPr>
-        <w:t>Hitos principales del cronograma</w:t>
+          <w:b/>
+          <w:bCs/>
+        </w:rPr>
+      </w:pPr>
+      <w:r>
+        <w:rPr>
+          <w:rFonts w:ascii="Arial" w:hAnsi="Arial" w:cs="Arial"/>
+          <w:b/>
+          <w:bCs/>
+        </w:rPr>
+        <w:t xml:space="preserve">Tabla </w:t>
+      </w:r>
+      <w:r>
+        <w:rPr>
+          <w:rFonts w:ascii="Arial" w:hAnsi="Arial" w:cs="Arial"/>
+          <w:b/>
+          <w:bCs/>
+        </w:rPr>
+        <w:t>5</w:t>
+      </w:r>
+      <w:r>
+        <w:rPr>
+          <w:rFonts w:ascii="Arial" w:hAnsi="Arial" w:cs="Arial"/>
+          <w:b/>
+          <w:bCs/>
+        </w:rPr>
+        <w:t>. Hitos principales del cronograma</w:t>
       </w:r>
     </w:p>
     <w:tbl>
@@ -10857,17 +11058,23 @@
         <w:jc w:val="both"/>
         <w:rPr>
           <w:rFonts w:ascii="Arial" w:hAnsi="Arial" w:cs="Arial"/>
-        </w:rPr>
-      </w:pPr>
-      <w:r>
-        <w:rPr>
-          <w:rFonts w:ascii="Arial" w:hAnsi="Arial" w:cs="Arial"/>
+          <w:b/>
+          <w:bCs/>
+        </w:rPr>
+      </w:pPr>
+      <w:r>
+        <w:rPr>
+          <w:rFonts w:ascii="Arial" w:hAnsi="Arial" w:cs="Arial"/>
+          <w:b/>
+          <w:bCs/>
         </w:rPr>
         <w:t xml:space="preserve">Figura 2. </w:t>
       </w:r>
       <w:r>
         <w:rPr>
           <w:rFonts w:ascii="Arial" w:hAnsi="Arial" w:cs="Arial"/>
+          <w:b/>
+          <w:bCs/>
         </w:rPr>
         <w:t>Cronograma maestro del proyecto (M1–M18)</w:t>
       </w:r>
@@ -10937,234 +11144,330 @@
     <w:p>
       <w:pPr>
         <w:pStyle w:val="Heading3"/>
+        <w:ind w:firstLine="708"/>
         <w:rPr>
           <w:rFonts w:ascii="Arial" w:hAnsi="Arial" w:cs="Arial"/>
           <w:sz w:val="22"/>
           <w:szCs w:val="22"/>
         </w:rPr>
       </w:pPr>
-      <w:bookmarkStart w:id="16" w:name="_Toc242039504"/>
+      <w:bookmarkStart w:id="16" w:name="_Toc242655969"/>
       <w:r>
         <w:rPr>
           <w:rFonts w:ascii="Arial" w:hAnsi="Arial" w:cs="Arial"/>
           <w:sz w:val="22"/>
           <w:szCs w:val="22"/>
         </w:rPr>
-        <w:t>Plan de gestión del coste</w:t>
-      </w:r>
-      <w:bookmarkEnd w:id="16"/>
-    </w:p>
-    <w:p>
-      <w:pPr>
-        <w:pStyle w:val="Heading3"/>
+        <w:t xml:space="preserve">3.3 </w:t>
+      </w:r>
+      <w:r>
         <w:rPr>
           <w:rFonts w:ascii="Arial" w:hAnsi="Arial" w:cs="Arial"/>
           <w:sz w:val="22"/>
           <w:szCs w:val="22"/>
         </w:rPr>
-      </w:pPr>
-      <w:bookmarkStart w:id="17" w:name="_Toc242039505"/>
-      <w:r>
+        <w:t>Plan de gestión del coste</w:t>
+      </w:r>
+      <w:bookmarkEnd w:id="16"/>
+    </w:p>
+    <w:p>
+      <w:pPr>
+        <w:pStyle w:val="Heading3"/>
+        <w:ind w:firstLine="708"/>
         <w:rPr>
           <w:rFonts w:ascii="Arial" w:hAnsi="Arial" w:cs="Arial"/>
           <w:sz w:val="22"/>
           <w:szCs w:val="22"/>
         </w:rPr>
-        <w:t>Plan de gestión de la calidad</w:t>
-      </w:r>
-      <w:bookmarkEnd w:id="17"/>
-    </w:p>
-    <w:p>
-      <w:pPr>
-        <w:pStyle w:val="Heading3"/>
+      </w:pPr>
+      <w:bookmarkStart w:id="17" w:name="_Toc242655970"/>
+      <w:r>
         <w:rPr>
           <w:rFonts w:ascii="Arial" w:hAnsi="Arial" w:cs="Arial"/>
           <w:sz w:val="22"/>
           <w:szCs w:val="22"/>
         </w:rPr>
-      </w:pPr>
-      <w:bookmarkStart w:id="18" w:name="_Toc242039506"/>
+        <w:t xml:space="preserve">3.4 </w:t>
+      </w:r>
       <w:r>
         <w:rPr>
           <w:rFonts w:ascii="Arial" w:hAnsi="Arial" w:cs="Arial"/>
           <w:sz w:val="22"/>
           <w:szCs w:val="22"/>
         </w:rPr>
-        <w:t>Plan de gestión de los recursos</w:t>
-      </w:r>
-      <w:bookmarkEnd w:id="18"/>
+        <w:t>Plan de gestión de la calidad</w:t>
+      </w:r>
+      <w:bookmarkEnd w:id="17"/>
     </w:p>
     <w:p>
       <w:pPr>
         <w:pStyle w:val="Heading3"/>
+        <w:ind w:firstLine="708"/>
         <w:rPr>
           <w:rFonts w:ascii="Arial" w:hAnsi="Arial" w:cs="Arial"/>
           <w:sz w:val="22"/>
           <w:szCs w:val="22"/>
-          <w:lang w:val="ru-RU"/>
-        </w:rPr>
-      </w:pPr>
-      <w:bookmarkStart w:id="19" w:name="_Toc242039507"/>
+        </w:rPr>
+      </w:pPr>
+      <w:bookmarkStart w:id="18" w:name="_Toc242655971"/>
       <w:r>
         <w:rPr>
           <w:rFonts w:ascii="Arial" w:hAnsi="Arial" w:cs="Arial"/>
           <w:sz w:val="22"/>
           <w:szCs w:val="22"/>
         </w:rPr>
-        <w:t>Plan de gestión de las comunicaciones</w:t>
-      </w:r>
-      <w:bookmarkEnd w:id="19"/>
-    </w:p>
-    <w:p>
-      <w:pPr>
-        <w:pStyle w:val="Heading3"/>
+        <w:t xml:space="preserve">3.5 </w:t>
+      </w:r>
+      <w:r>
         <w:rPr>
           <w:rFonts w:ascii="Arial" w:hAnsi="Arial" w:cs="Arial"/>
           <w:sz w:val="22"/>
           <w:szCs w:val="22"/>
         </w:rPr>
-      </w:pPr>
-      <w:bookmarkStart w:id="20" w:name="_Toc242039508"/>
-      <w:r>
+        <w:t>Plan de gestión de los recursos</w:t>
+      </w:r>
+      <w:bookmarkEnd w:id="18"/>
+    </w:p>
+    <w:p>
+      <w:pPr>
+        <w:pStyle w:val="Heading3"/>
+        <w:ind w:firstLine="708"/>
         <w:rPr>
           <w:rFonts w:ascii="Arial" w:hAnsi="Arial" w:cs="Arial"/>
           <w:sz w:val="22"/>
           <w:szCs w:val="22"/>
         </w:rPr>
-        <w:t>Plan de gestión de los riesgos</w:t>
-      </w:r>
-      <w:bookmarkEnd w:id="20"/>
-    </w:p>
-    <w:p>
-      <w:pPr>
-        <w:pStyle w:val="Heading3"/>
+      </w:pPr>
+      <w:bookmarkStart w:id="19" w:name="_Toc242655972"/>
+      <w:r>
         <w:rPr>
           <w:rFonts w:ascii="Arial" w:hAnsi="Arial" w:cs="Arial"/>
           <w:sz w:val="22"/>
           <w:szCs w:val="22"/>
         </w:rPr>
-      </w:pPr>
-      <w:bookmarkStart w:id="21" w:name="_Toc242039509"/>
+        <w:t xml:space="preserve">3.6 </w:t>
+      </w:r>
       <w:r>
         <w:rPr>
           <w:rFonts w:ascii="Arial" w:hAnsi="Arial" w:cs="Arial"/>
           <w:sz w:val="22"/>
           <w:szCs w:val="22"/>
         </w:rPr>
-        <w:t>Plan de gestión de las adquisiciones</w:t>
-      </w:r>
-      <w:bookmarkEnd w:id="21"/>
+        <w:t>Plan de gestión de las comunicaciones</w:t>
+      </w:r>
+      <w:bookmarkEnd w:id="19"/>
     </w:p>
     <w:p>
       <w:pPr>
         <w:pStyle w:val="Heading3"/>
+        <w:ind w:firstLine="708"/>
         <w:rPr>
           <w:rFonts w:ascii="Arial" w:hAnsi="Arial" w:cs="Arial"/>
           <w:sz w:val="22"/>
           <w:szCs w:val="22"/>
         </w:rPr>
       </w:pPr>
-      <w:bookmarkStart w:id="22" w:name="_Toc242039510"/>
+      <w:bookmarkStart w:id="20" w:name="_Toc242655973"/>
       <w:r>
         <w:rPr>
           <w:rFonts w:ascii="Arial" w:hAnsi="Arial" w:cs="Arial"/>
           <w:sz w:val="22"/>
           <w:szCs w:val="22"/>
         </w:rPr>
-        <w:t>Plan de gestión de los interesados</w:t>
-      </w:r>
-      <w:bookmarkEnd w:id="22"/>
-    </w:p>
-    <w:p>
-      <w:pPr>
-        <w:pStyle w:val="Heading3"/>
+        <w:t xml:space="preserve">3.7 </w:t>
+      </w:r>
+      <w:r>
         <w:rPr>
           <w:rFonts w:ascii="Arial" w:hAnsi="Arial" w:cs="Arial"/>
           <w:sz w:val="22"/>
           <w:szCs w:val="22"/>
         </w:rPr>
-      </w:pPr>
-      <w:bookmarkStart w:id="23" w:name="_Toc242039511"/>
-      <w:r>
+        <w:t>Plan de gestión de los riesgos</w:t>
+      </w:r>
+      <w:bookmarkEnd w:id="20"/>
+    </w:p>
+    <w:p>
+      <w:pPr>
+        <w:pStyle w:val="Heading3"/>
+        <w:ind w:firstLine="708"/>
         <w:rPr>
           <w:rFonts w:ascii="Arial" w:hAnsi="Arial" w:cs="Arial"/>
           <w:sz w:val="22"/>
           <w:szCs w:val="22"/>
         </w:rPr>
-        <w:t>Procedimiento de control integrado de cambios</w:t>
-      </w:r>
-      <w:bookmarkEnd w:id="23"/>
-    </w:p>
-    <w:p>
-      <w:pPr>
-        <w:pStyle w:val="Heading3"/>
+      </w:pPr>
+      <w:bookmarkStart w:id="21" w:name="_Toc242655974"/>
+      <w:r>
         <w:rPr>
           <w:rFonts w:ascii="Arial" w:hAnsi="Arial" w:cs="Arial"/>
           <w:sz w:val="22"/>
           <w:szCs w:val="22"/>
         </w:rPr>
-      </w:pPr>
-      <w:bookmarkStart w:id="24" w:name="_Toc242039512"/>
+        <w:t xml:space="preserve">3.8 </w:t>
+      </w:r>
       <w:r>
         <w:rPr>
           <w:rFonts w:ascii="Arial" w:hAnsi="Arial" w:cs="Arial"/>
           <w:sz w:val="22"/>
           <w:szCs w:val="22"/>
         </w:rPr>
-        <w:t>Procedimiento de gestión de lecciones aprendidas</w:t>
-      </w:r>
-      <w:bookmarkEnd w:id="24"/>
-    </w:p>
-    <w:p>
-      <w:pPr>
-        <w:pStyle w:val="Heading2"/>
+        <w:t>Plan de gestión de las adquisiciones</w:t>
+      </w:r>
+      <w:bookmarkEnd w:id="21"/>
+    </w:p>
+    <w:p>
+      <w:pPr>
+        <w:pStyle w:val="Heading3"/>
+        <w:ind w:firstLine="708"/>
         <w:rPr>
           <w:rFonts w:ascii="Arial" w:hAnsi="Arial" w:cs="Arial"/>
           <w:sz w:val="22"/>
           <w:szCs w:val="22"/>
         </w:rPr>
       </w:pPr>
-      <w:bookmarkStart w:id="25" w:name="_Toc242039513"/>
+      <w:bookmarkStart w:id="22" w:name="_Toc242655975"/>
       <w:r>
         <w:rPr>
           <w:rFonts w:ascii="Arial" w:hAnsi="Arial" w:cs="Arial"/>
           <w:sz w:val="22"/>
           <w:szCs w:val="22"/>
         </w:rPr>
-        <w:t>Conclusiones</w:t>
-      </w:r>
-      <w:bookmarkEnd w:id="25"/>
-    </w:p>
-    <w:p>
-      <w:pPr>
-        <w:pStyle w:val="Heading2"/>
+        <w:t xml:space="preserve">3.9 </w:t>
+      </w:r>
+      <w:r>
         <w:rPr>
           <w:rFonts w:ascii="Arial" w:hAnsi="Arial" w:cs="Arial"/>
           <w:sz w:val="22"/>
           <w:szCs w:val="22"/>
         </w:rPr>
-      </w:pPr>
-      <w:bookmarkStart w:id="26" w:name="_Toc242039514"/>
-      <w:r>
+        <w:t>Plan de gestión de los interesados</w:t>
+      </w:r>
+      <w:bookmarkEnd w:id="22"/>
+    </w:p>
+    <w:p>
+      <w:pPr>
+        <w:pStyle w:val="Heading3"/>
+        <w:ind w:firstLine="708"/>
         <w:rPr>
           <w:rFonts w:ascii="Arial" w:hAnsi="Arial" w:cs="Arial"/>
           <w:sz w:val="22"/>
           <w:szCs w:val="22"/>
         </w:rPr>
-        <w:t>Referencias</w:t>
-      </w:r>
-      <w:bookmarkEnd w:id="26"/>
-    </w:p>
-    <w:p>
-      <w:pPr>
-        <w:pStyle w:val="Heading2"/>
+      </w:pPr>
+      <w:bookmarkStart w:id="23" w:name="_Toc242655976"/>
+      <w:r>
         <w:rPr>
           <w:rFonts w:ascii="Arial" w:hAnsi="Arial" w:cs="Arial"/>
           <w:sz w:val="22"/>
           <w:szCs w:val="22"/>
         </w:rPr>
-      </w:pPr>
-      <w:bookmarkStart w:id="27" w:name="_Toc242039515"/>
+        <w:t xml:space="preserve">3.10 </w:t>
+      </w:r>
+      <w:r>
+        <w:rPr>
+          <w:rFonts w:ascii="Arial" w:hAnsi="Arial" w:cs="Arial"/>
+          <w:sz w:val="22"/>
+          <w:szCs w:val="22"/>
+        </w:rPr>
+        <w:t>Procedimiento de control integrado de cambios</w:t>
+      </w:r>
+      <w:bookmarkEnd w:id="23"/>
+    </w:p>
+    <w:p>
+      <w:pPr>
+        <w:pStyle w:val="Heading3"/>
+        <w:ind w:firstLine="708"/>
+        <w:rPr>
+          <w:rFonts w:ascii="Arial" w:hAnsi="Arial" w:cs="Arial"/>
+          <w:sz w:val="22"/>
+          <w:szCs w:val="22"/>
+        </w:rPr>
+      </w:pPr>
+      <w:bookmarkStart w:id="24" w:name="_Toc242655977"/>
+      <w:r>
+        <w:rPr>
+          <w:rFonts w:ascii="Arial" w:hAnsi="Arial" w:cs="Arial"/>
+          <w:sz w:val="22"/>
+          <w:szCs w:val="22"/>
+        </w:rPr>
+        <w:t xml:space="preserve">3.11 </w:t>
+      </w:r>
+      <w:r>
+        <w:rPr>
+          <w:rFonts w:ascii="Arial" w:hAnsi="Arial" w:cs="Arial"/>
+          <w:sz w:val="22"/>
+          <w:szCs w:val="22"/>
+        </w:rPr>
+        <w:t>Procedimiento de gestión de lecciones aprendidas</w:t>
+      </w:r>
+      <w:bookmarkEnd w:id="24"/>
+    </w:p>
+    <w:p>
+      <w:pPr>
+        <w:pStyle w:val="Heading2"/>
+        <w:rPr>
+          <w:rFonts w:ascii="Arial" w:hAnsi="Arial" w:cs="Arial"/>
+          <w:sz w:val="22"/>
+          <w:szCs w:val="22"/>
+        </w:rPr>
+      </w:pPr>
+      <w:bookmarkStart w:id="25" w:name="_Toc242655978"/>
+      <w:r>
+        <w:rPr>
+          <w:rFonts w:ascii="Arial" w:hAnsi="Arial" w:cs="Arial"/>
+          <w:sz w:val="22"/>
+          <w:szCs w:val="22"/>
+        </w:rPr>
+        <w:t xml:space="preserve">4. </w:t>
+      </w:r>
+      <w:r>
+        <w:rPr>
+          <w:rFonts w:ascii="Arial" w:hAnsi="Arial" w:cs="Arial"/>
+          <w:sz w:val="22"/>
+          <w:szCs w:val="22"/>
+        </w:rPr>
+        <w:t>Conclusiones</w:t>
+      </w:r>
+      <w:bookmarkEnd w:id="25"/>
+    </w:p>
+    <w:p>
+      <w:pPr>
+        <w:pStyle w:val="Heading2"/>
+        <w:rPr>
+          <w:rFonts w:ascii="Arial" w:hAnsi="Arial" w:cs="Arial"/>
+          <w:sz w:val="22"/>
+          <w:szCs w:val="22"/>
+        </w:rPr>
+      </w:pPr>
+      <w:bookmarkStart w:id="26" w:name="_Toc242655979"/>
+      <w:r>
+        <w:rPr>
+          <w:rFonts w:ascii="Arial" w:hAnsi="Arial" w:cs="Arial"/>
+          <w:sz w:val="22"/>
+          <w:szCs w:val="22"/>
+        </w:rPr>
+        <w:t xml:space="preserve">5. </w:t>
+      </w:r>
+      <w:r>
+        <w:rPr>
+          <w:rFonts w:ascii="Arial" w:hAnsi="Arial" w:cs="Arial"/>
+          <w:sz w:val="22"/>
+          <w:szCs w:val="22"/>
+        </w:rPr>
+        <w:t>Referencias</w:t>
+      </w:r>
+      <w:bookmarkEnd w:id="26"/>
+    </w:p>
+    <w:p>
+      <w:pPr>
+        <w:pStyle w:val="Heading2"/>
+        <w:rPr>
+          <w:rFonts w:ascii="Arial" w:hAnsi="Arial" w:cs="Arial"/>
+          <w:sz w:val="22"/>
+          <w:szCs w:val="22"/>
+        </w:rPr>
+      </w:pPr>
+      <w:bookmarkStart w:id="27" w:name="_Toc242655980"/>
       <w:r>
         <w:rPr>
           <w:rFonts w:ascii="Arial" w:hAnsi="Arial" w:cs="Arial"/>
@@ -11442,6 +11745,127 @@
     </w:lvl>
   </w:abstractNum>
   <w:abstractNum w:abstractNumId="2" w15:restartNumberingAfterBreak="0">
+    <w:nsid w:val="0DBD3A26"/>
+    <w:multiLevelType w:val="multilevel"/>
+    <w:tmpl w:val="8940CBBC"/>
+    <w:lvl w:ilvl="0">
+      <w:start w:val="1"/>
+      <w:numFmt w:val="decimal"/>
+      <w:lvlText w:val="%1."/>
+      <w:lvlJc w:val="left"/>
+      <w:pPr>
+        <w:ind w:left="720" w:hanging="360"/>
+      </w:pPr>
+      <w:rPr>
+        <w:rFonts w:hint="default"/>
+      </w:rPr>
+    </w:lvl>
+    <w:lvl w:ilvl="1">
+      <w:start w:val="8"/>
+      <w:numFmt w:val="decimal"/>
+      <w:isLgl/>
+      <w:lvlText w:val="%1.%2"/>
+      <w:lvlJc w:val="left"/>
+      <w:pPr>
+        <w:ind w:left="1080" w:hanging="372"/>
+      </w:pPr>
+      <w:rPr>
+        <w:rFonts w:hint="default"/>
+      </w:rPr>
+    </w:lvl>
+    <w:lvl w:ilvl="2">
+      <w:start w:val="1"/>
+      <w:numFmt w:val="decimal"/>
+      <w:isLgl/>
+      <w:lvlText w:val="%1.%2.%3"/>
+      <w:lvlJc w:val="left"/>
+      <w:pPr>
+        <w:ind w:left="1776" w:hanging="720"/>
+      </w:pPr>
+      <w:rPr>
+        <w:rFonts w:hint="default"/>
+      </w:rPr>
+    </w:lvl>
+    <w:lvl w:ilvl="3">
+      <w:start w:val="1"/>
+      <w:numFmt w:val="decimal"/>
+      <w:isLgl/>
+      <w:lvlText w:val="%1.%2.%3.%4"/>
+      <w:lvlJc w:val="left"/>
+      <w:pPr>
+        <w:ind w:left="2124" w:hanging="720"/>
+      </w:pPr>
+      <w:rPr>
+        <w:rFonts w:hint="default"/>
+      </w:rPr>
+    </w:lvl>
+    <w:lvl w:ilvl="4">
+      <w:start w:val="1"/>
+      <w:numFmt w:val="decimal"/>
+      <w:isLgl/>
+      <w:lvlText w:val="%1.%2.%3.%4.%5"/>
+      <w:lvlJc w:val="left"/>
+      <w:pPr>
+        <w:ind w:left="2832" w:hanging="1080"/>
+      </w:pPr>
+      <w:rPr>
+        <w:rFonts w:hint="default"/>
+      </w:rPr>
+    </w:lvl>
+    <w:lvl w:ilvl="5">
+      <w:start w:val="1"/>
+      <w:numFmt w:val="decimal"/>
+      <w:isLgl/>
+      <w:lvlText w:val="%1.%2.%3.%4.%5.%6"/>
+      <w:lvlJc w:val="left"/>
+      <w:pPr>
+        <w:ind w:left="3180" w:hanging="1080"/>
+      </w:pPr>
+      <w:rPr>
+        <w:rFonts w:hint="default"/>
+      </w:rPr>
+    </w:lvl>
+    <w:lvl w:ilvl="6">
+      <w:start w:val="1"/>
+      <w:numFmt w:val="decimal"/>
+      <w:isLgl/>
+      <w:lvlText w:val="%1.%2.%3.%4.%5.%6.%7"/>
+      <w:lvlJc w:val="left"/>
+      <w:pPr>
+        <w:ind w:left="3888" w:hanging="1440"/>
+      </w:pPr>
+      <w:rPr>
+        <w:rFonts w:hint="default"/>
+      </w:rPr>
+    </w:lvl>
+    <w:lvl w:ilvl="7">
+      <w:start w:val="1"/>
+      <w:numFmt w:val="decimal"/>
+      <w:isLgl/>
+      <w:lvlText w:val="%1.%2.%3.%4.%5.%6.%7.%8"/>
+      <w:lvlJc w:val="left"/>
+      <w:pPr>
+        <w:ind w:left="4236" w:hanging="1440"/>
+      </w:pPr>
+      <w:rPr>
+        <w:rFonts w:hint="default"/>
+      </w:rPr>
+    </w:lvl>
+    <w:lvl w:ilvl="8">
+      <w:start w:val="1"/>
+      <w:numFmt w:val="decimal"/>
+      <w:isLgl/>
+      <w:lvlText w:val="%1.%2.%3.%4.%5.%6.%7.%8.%9"/>
+      <w:lvlJc w:val="left"/>
+      <w:pPr>
+        <w:ind w:left="4944" w:hanging="1800"/>
+      </w:pPr>
+      <w:rPr>
+        <w:rFonts w:hint="default"/>
+      </w:rPr>
+    </w:lvl>
+  </w:abstractNum>
+  <w:abstractNum w:abstractNumId="3" w15:restartNumberingAfterBreak="0">
     <w:nsid w:val="1B0A1218"/>
     <w:multiLevelType w:val="hybridMultilevel"/>
     <w:tmpl w:val="40D47A36"/>
@@ -11530,7 +11954,7 @@
       </w:pPr>
     </w:lvl>
   </w:abstractNum>
-  <w:abstractNum w:abstractNumId="3" w15:restartNumberingAfterBreak="0">
+  <w:abstractNum w:abstractNumId="4" w15:restartNumberingAfterBreak="0">
     <w:nsid w:val="35CD34AC"/>
     <w:multiLevelType w:val="multilevel"/>
     <w:tmpl w:val="EEA616FA"/>
@@ -11679,7 +12103,7 @@
       </w:rPr>
     </w:lvl>
   </w:abstractNum>
-  <w:abstractNum w:abstractNumId="4" w15:restartNumberingAfterBreak="0">
+  <w:abstractNum w:abstractNumId="5" w15:restartNumberingAfterBreak="0">
     <w:nsid w:val="3649548B"/>
     <w:multiLevelType w:val="hybridMultilevel"/>
     <w:tmpl w:val="226C1402"/>
@@ -11792,7 +12216,7 @@
       </w:rPr>
     </w:lvl>
   </w:abstractNum>
-  <w:abstractNum w:abstractNumId="5" w15:restartNumberingAfterBreak="0">
+  <w:abstractNum w:abstractNumId="6" w15:restartNumberingAfterBreak="0">
     <w:nsid w:val="52AF4695"/>
     <w:multiLevelType w:val="multilevel"/>
     <w:tmpl w:val="CC66F95E"/>
@@ -11937,7 +12361,7 @@
       </w:rPr>
     </w:lvl>
   </w:abstractNum>
-  <w:abstractNum w:abstractNumId="6" w15:restartNumberingAfterBreak="0">
+  <w:abstractNum w:abstractNumId="7" w15:restartNumberingAfterBreak="0">
     <w:nsid w:val="69B51971"/>
     <w:multiLevelType w:val="hybridMultilevel"/>
     <w:tmpl w:val="D6E8243C"/>
@@ -12026,7 +12450,7 @@
       </w:pPr>
     </w:lvl>
   </w:abstractNum>
-  <w:abstractNum w:abstractNumId="7" w15:restartNumberingAfterBreak="0">
+  <w:abstractNum w:abstractNumId="8" w15:restartNumberingAfterBreak="0">
     <w:nsid w:val="6FC3646C"/>
     <w:multiLevelType w:val="hybridMultilevel"/>
     <w:tmpl w:val="CA8CE2F4"/>
@@ -12115,7 +12539,7 @@
       </w:pPr>
     </w:lvl>
   </w:abstractNum>
-  <w:abstractNum w:abstractNumId="8" w15:restartNumberingAfterBreak="0">
+  <w:abstractNum w:abstractNumId="9" w15:restartNumberingAfterBreak="0">
     <w:nsid w:val="7E880CDC"/>
     <w:multiLevelType w:val="hybridMultilevel"/>
     <w:tmpl w:val="94BEDB4C"/>
@@ -12227,22 +12651,22 @@
     </w:lvl>
   </w:abstractNum>
   <w:num w:numId="1" w16cid:durableId="1123108827">
-    <w:abstractNumId w:val="7"/>
+    <w:abstractNumId w:val="8"/>
   </w:num>
   <w:num w:numId="2" w16cid:durableId="1762414531">
-    <w:abstractNumId w:val="2"/>
+    <w:abstractNumId w:val="3"/>
   </w:num>
   <w:num w:numId="3" w16cid:durableId="233399120">
-    <w:abstractNumId w:val="4"/>
+    <w:abstractNumId w:val="5"/>
   </w:num>
   <w:num w:numId="4" w16cid:durableId="619337638">
-    <w:abstractNumId w:val="8"/>
+    <w:abstractNumId w:val="9"/>
   </w:num>
   <w:num w:numId="5" w16cid:durableId="465319066">
-    <w:abstractNumId w:val="5"/>
+    <w:abstractNumId w:val="6"/>
   </w:num>
   <w:num w:numId="6" w16cid:durableId="1729374823">
-    <w:abstractNumId w:val="3"/>
+    <w:abstractNumId w:val="4"/>
   </w:num>
   <w:num w:numId="7" w16cid:durableId="1940209543">
     <w:abstractNumId w:val="1"/>
@@ -12251,7 +12675,10 @@
     <w:abstractNumId w:val="0"/>
   </w:num>
   <w:num w:numId="9" w16cid:durableId="421874114">
-    <w:abstractNumId w:val="6"/>
+    <w:abstractNumId w:val="7"/>
+  </w:num>
+  <w:num w:numId="10" w16cid:durableId="173499947">
+    <w:abstractNumId w:val="2"/>
   </w:num>
 </w:numbering>
 </file>
@@ -12856,6 +13283,7 @@
   <w:style w:type="character" w:default="1" w:styleId="DefaultParagraphFont">
     <w:name w:val="Default Paragraph Font"/>
     <w:uiPriority w:val="1"/>
+    <w:semiHidden/>
     <w:unhideWhenUsed/>
   </w:style>
   <w:style w:type="table" w:default="1" w:styleId="TableNormal">
@@ -13242,6 +13670,30 @@
       </w:tblBorders>
     </w:tblPr>
   </w:style>
+  <w:style w:type="paragraph" w:styleId="TOC1">
+    <w:name w:val="toc 1"/>
+    <w:basedOn w:val="Normal"/>
+    <w:next w:val="Normal"/>
+    <w:autoRedefine/>
+    <w:uiPriority w:val="39"/>
+    <w:unhideWhenUsed/>
+    <w:rsid w:val="00400BCC"/>
+    <w:pPr>
+      <w:spacing w:after="100"/>
+    </w:pPr>
+  </w:style>
+  <w:style w:type="character" w:styleId="FollowedHyperlink">
+    <w:name w:val="FollowedHyperlink"/>
+    <w:basedOn w:val="DefaultParagraphFont"/>
+    <w:uiPriority w:val="99"/>
+    <w:semiHidden/>
+    <w:unhideWhenUsed/>
+    <w:rsid w:val="00540297"/>
+    <w:rPr>
+      <w:color w:val="96607D" w:themeColor="followedHyperlink"/>
+      <w:u w:val="single"/>
+    </w:rPr>
+  </w:style>
 </w:styles>
 </file>
 

--- a/YaroslavKuchuk_TFM.docx
+++ b/YaroslavKuchuk_TFM.docx
@@ -344,13 +344,11 @@
         <w:jc w:val="center"/>
         <w:rPr>
           <w:rFonts w:ascii="Arial" w:hAnsi="Arial" w:cs="Arial"/>
-          <w:lang w:val="en-GB"/>
-        </w:rPr>
-      </w:pPr>
-      <w:r>
-        <w:rPr>
-          <w:rFonts w:ascii="Arial" w:hAnsi="Arial" w:cs="Arial"/>
-          <w:lang w:val="en-GB"/>
+        </w:rPr>
+      </w:pPr>
+      <w:r>
+        <w:rPr>
+          <w:rFonts w:ascii="Arial" w:hAnsi="Arial" w:cs="Arial"/>
         </w:rPr>
         <w:t>Yaroslav Kuchuk</w:t>
       </w:r>
@@ -361,13 +359,11 @@
         <w:jc w:val="center"/>
         <w:rPr>
           <w:rFonts w:ascii="Arial" w:hAnsi="Arial" w:cs="Arial"/>
-          <w:lang w:val="en-GB"/>
-        </w:rPr>
-      </w:pPr>
-      <w:r>
-        <w:rPr>
-          <w:rFonts w:ascii="Arial" w:hAnsi="Arial" w:cs="Arial"/>
-          <w:lang w:val="en-GB"/>
+        </w:rPr>
+      </w:pPr>
+      <w:r>
+        <w:rPr>
+          <w:rFonts w:ascii="Arial" w:hAnsi="Arial" w:cs="Arial"/>
         </w:rPr>
         <w:t>EAE Business School</w:t>
       </w:r>
@@ -2648,7 +2644,21 @@
         <w:rPr>
           <w:rFonts w:ascii="Arial" w:hAnsi="Arial" w:cs="Arial"/>
         </w:rPr>
-        <w:t>El presente Proyecto Final de Máster tiene como objetivo planificar la creación y puesta en funcionamiento de una agencia digital especializada en el desarrollo de software y la prestación de servicios tecnológicos para empresas. La organización tendrá su sede principal en Barcelona y ofrecerá inicialmente cinco líneas de servicio: desarrollo de software a medida, soluciones cloud, DevOps, integración de inteligencia artificial y mantenimiento y evolución de sistemas.</w:t>
+        <w:t xml:space="preserve">El presente Proyecto Final de Máster tiene como objetivo planificar la creación y puesta en funcionamiento de una agencia digital especializada en el desarrollo de software y la prestación de servicios tecnológicos para empresas. La organización tendrá su sede principal en Barcelona y ofrecerá inicialmente cinco líneas de servicio: desarrollo de software a medida, soluciones </w:t>
+      </w:r>
+      <w:proofErr w:type="spellStart"/>
+      <w:r>
+        <w:rPr>
+          <w:rFonts w:ascii="Arial" w:hAnsi="Arial" w:cs="Arial"/>
+        </w:rPr>
+        <w:t>cloud</w:t>
+      </w:r>
+      <w:proofErr w:type="spellEnd"/>
+      <w:r>
+        <w:rPr>
+          <w:rFonts w:ascii="Arial" w:hAnsi="Arial" w:cs="Arial"/>
+        </w:rPr>
+        <w:t>, DevOps, integración de inteligencia artificial y mantenimiento y evolución de sistemas.</w:t>
       </w:r>
     </w:p>
     <w:p>
@@ -2663,7 +2673,21 @@
         <w:rPr>
           <w:rFonts w:ascii="Arial" w:hAnsi="Arial" w:cs="Arial"/>
         </w:rPr>
-        <w:t>El proyecto parte de una decisión estratégica previamente adoptada por el patrocinador. Antes de su inicio se habrá analizado y aprobado el business case, autorizado la creación de la empresa e identificado tres clientes comprometidos a participar en proyectos piloto. En consecuencia, la validación de la oportunidad de negocio y la captación de nuevos clientes no forman parte del alcance del proyecto. El objetivo consiste en transformar esta decisión estratégica en una organización plenamente operativa y preparada para prestar los servicios definidos.</w:t>
+        <w:t xml:space="preserve">El proyecto parte de una decisión estratégica previamente adoptada por el patrocinador. Antes de su inicio se habrá analizado y aprobado el </w:t>
+      </w:r>
+      <w:proofErr w:type="spellStart"/>
+      <w:r>
+        <w:rPr>
+          <w:rFonts w:ascii="Arial" w:hAnsi="Arial" w:cs="Arial"/>
+        </w:rPr>
+        <w:t>business</w:t>
+      </w:r>
+      <w:proofErr w:type="spellEnd"/>
+      <w:r>
+        <w:rPr>
+          <w:rFonts w:ascii="Arial" w:hAnsi="Arial" w:cs="Arial"/>
+        </w:rPr>
+        <w:t xml:space="preserve"> case, autorizado la creación de la empresa e identificado tres clientes comprometidos a participar en proyectos piloto. En consecuencia, la validación de la oportunidad de negocio y la captación de nuevos clientes no forman parte del alcance del proyecto. El objetivo consiste en transformar esta decisión estratégica en una organización plenamente operativa y preparada para prestar los servicios definidos.</w:t>
       </w:r>
     </w:p>
     <w:p>
@@ -2693,7 +2717,21 @@
         <w:rPr>
           <w:rFonts w:ascii="Arial" w:hAnsi="Arial" w:cs="Arial"/>
         </w:rPr>
-        <w:t>La preparación operativa de la agencia será validada mediante la ejecución de exactamente tres proyectos piloto con los clientes previamente comprometidos. Estos proyectos permitirán comprobar de forma controlada el funcionamiento del modelo de delivery, los procesos internos y la plataforma tecnológica. Cada piloto dispondrá de criterios de aceptación previamente definidos y deberá ser formalmente aceptado por el cliente correspondiente. Los resultados obtenidos servirán para identificar e incorporar las mejoras necesarias antes de la transición definitiva a operaciones.</w:t>
+        <w:t xml:space="preserve">La preparación operativa de la agencia será validada mediante la ejecución de exactamente tres proyectos piloto con los clientes previamente comprometidos. Estos proyectos permitirán comprobar de forma controlada el funcionamiento del modelo de </w:t>
+      </w:r>
+      <w:proofErr w:type="spellStart"/>
+      <w:r>
+        <w:rPr>
+          <w:rFonts w:ascii="Arial" w:hAnsi="Arial" w:cs="Arial"/>
+        </w:rPr>
+        <w:t>delivery</w:t>
+      </w:r>
+      <w:proofErr w:type="spellEnd"/>
+      <w:r>
+        <w:rPr>
+          <w:rFonts w:ascii="Arial" w:hAnsi="Arial" w:cs="Arial"/>
+        </w:rPr>
+        <w:t>, los procesos internos y la plataforma tecnológica. Cada piloto dispondrá de criterios de aceptación previamente definidos y deberá ser formalmente aceptado por el cliente correspondiente. Los resultados obtenidos servirán para identificar e incorporar las mejoras necesarias antes de la transición definitiva a operaciones.</w:t>
       </w:r>
     </w:p>
     <w:p>
@@ -2807,7 +2845,21 @@
         <w:rPr>
           <w:rFonts w:ascii="Arial" w:hAnsi="Arial" w:cs="Arial"/>
         </w:rPr>
-        <w:t>El propósito del proyecto es crear y poner en funcionamiento una agencia digital especializada en el desarrollo de software y la prestación de servicios tecnológicos para empresas. La nueva organización ofrecerá inicialmente cinco líneas de servicio: desarrollo de software a medida, soluciones cloud, DevOps, integración de inteligencia artificial y mantenimiento y evolución de sistemas.</w:t>
+        <w:t xml:space="preserve">El propósito del proyecto es crear y poner en funcionamiento una agencia digital especializada en el desarrollo de software y la prestación de servicios tecnológicos para empresas. La nueva organización ofrecerá inicialmente cinco líneas de servicio: desarrollo de software a medida, soluciones </w:t>
+      </w:r>
+      <w:proofErr w:type="spellStart"/>
+      <w:r>
+        <w:rPr>
+          <w:rFonts w:ascii="Arial" w:hAnsi="Arial" w:cs="Arial"/>
+        </w:rPr>
+        <w:t>cloud</w:t>
+      </w:r>
+      <w:proofErr w:type="spellEnd"/>
+      <w:r>
+        <w:rPr>
+          <w:rFonts w:ascii="Arial" w:hAnsi="Arial" w:cs="Arial"/>
+        </w:rPr>
+        <w:t>, DevOps, integración de inteligencia artificial y mantenimiento y evolución de sistemas.</w:t>
       </w:r>
       <w:r>
         <w:rPr>
@@ -2828,7 +2880,21 @@
         <w:rPr>
           <w:rFonts w:ascii="Arial" w:hAnsi="Arial" w:cs="Arial"/>
         </w:rPr>
-        <w:t>El proyecto parte de una decisión estratégica adoptada previamente por el patrocinador. Antes de su inicio se habrá analizado y aprobado el business case, autorizado formalmente la creación de la empresa e identificado tres clientes comprometidos a participar en proyectos piloto. Por tanto, la evaluación de la oportunidad de negocio, la validación de la viabilidad comercial y la captación de nuevos clientes no forman parte del alcance del proyecto.</w:t>
+        <w:t xml:space="preserve">El proyecto parte de una decisión estratégica adoptada previamente por el patrocinador. Antes de su inicio se habrá analizado y aprobado el </w:t>
+      </w:r>
+      <w:proofErr w:type="spellStart"/>
+      <w:r>
+        <w:rPr>
+          <w:rFonts w:ascii="Arial" w:hAnsi="Arial" w:cs="Arial"/>
+        </w:rPr>
+        <w:t>business</w:t>
+      </w:r>
+      <w:proofErr w:type="spellEnd"/>
+      <w:r>
+        <w:rPr>
+          <w:rFonts w:ascii="Arial" w:hAnsi="Arial" w:cs="Arial"/>
+        </w:rPr>
+        <w:t xml:space="preserve"> case, autorizado formalmente la creación de la empresa e identificado tres clientes comprometidos a participar en proyectos piloto. Por tanto, la evaluación de la oportunidad de negocio, la validación de la viabilidad comercial y la captación de nuevos clientes no forman parte del alcance del proyecto.</w:t>
       </w:r>
     </w:p>
     <w:p>
@@ -2873,7 +2939,21 @@
         <w:rPr>
           <w:rFonts w:ascii="Arial" w:hAnsi="Arial" w:cs="Arial"/>
         </w:rPr>
-        <w:t>La justificación del proyecto responde a la decisión estratégica de crear una organización tecnológica competitiva, escalable y preparada para prestar servicios profesionales de desarrollo de software y transformación digital. Frente a modelos tradicionales de prestación de servicios tecnológicos, la agencia se diseñará desde su inicio utilizando procesos modernos de desarrollo, automatización DevOps, infraestructura cloud y herramientas de inteligencia artificial, con el objetivo de reducir los tiempos de entrega, mejorar la calidad del software y optimizar los costes operativos.</w:t>
+        <w:t xml:space="preserve">La justificación del proyecto responde a la decisión estratégica de crear una organización tecnológica competitiva, escalable y preparada para prestar servicios profesionales de desarrollo de software y transformación digital. Frente a modelos tradicionales de prestación de servicios tecnológicos, la agencia se diseñará desde su inicio utilizando procesos modernos de desarrollo, automatización DevOps, infraestructura </w:t>
+      </w:r>
+      <w:proofErr w:type="spellStart"/>
+      <w:r>
+        <w:rPr>
+          <w:rFonts w:ascii="Arial" w:hAnsi="Arial" w:cs="Arial"/>
+        </w:rPr>
+        <w:t>cloud</w:t>
+      </w:r>
+      <w:proofErr w:type="spellEnd"/>
+      <w:r>
+        <w:rPr>
+          <w:rFonts w:ascii="Arial" w:hAnsi="Arial" w:cs="Arial"/>
+        </w:rPr>
+        <w:t xml:space="preserve"> y herramientas de inteligencia artificial, con el objetivo de reducir los tiempos de entrega, mejorar la calidad del software y optimizar los costes operativos.</w:t>
       </w:r>
     </w:p>
     <w:p>
@@ -2947,7 +3027,21 @@
         <w:rPr>
           <w:rFonts w:ascii="Arial" w:hAnsi="Arial" w:cs="Arial"/>
         </w:rPr>
-        <w:t>La implantación será realizada por un equipo multidisciplinar compuesto por profesionales de dirección de proyectos, desarrollo de software, arquitectura de soluciones, DevOps y cloud, aseguramiento de calidad, UX/UI, recursos humanos, finanzas, marketing y administración. El modelo combinará recursos internos con la contratación puntual de proveedores y especialistas externos.</w:t>
+        <w:t xml:space="preserve">La implantación será realizada por un equipo multidisciplinar compuesto por profesionales de dirección de proyectos, desarrollo de software, arquitectura de soluciones, DevOps y </w:t>
+      </w:r>
+      <w:proofErr w:type="spellStart"/>
+      <w:r>
+        <w:rPr>
+          <w:rFonts w:ascii="Arial" w:hAnsi="Arial" w:cs="Arial"/>
+        </w:rPr>
+        <w:t>cloud</w:t>
+      </w:r>
+      <w:proofErr w:type="spellEnd"/>
+      <w:r>
+        <w:rPr>
+          <w:rFonts w:ascii="Arial" w:hAnsi="Arial" w:cs="Arial"/>
+        </w:rPr>
+        <w:t>, aseguramiento de calidad, UX/UI, recursos humanos, finanzas, marketing y administración. El modelo combinará recursos internos con la contratación puntual de proveedores y especialistas externos.</w:t>
       </w:r>
     </w:p>
     <w:p>
@@ -2992,7 +3086,21 @@
         <w:rPr>
           <w:rFonts w:ascii="Arial" w:hAnsi="Arial" w:cs="Arial"/>
         </w:rPr>
-        <w:t>La entrega principal será una agencia digital plenamente operativa y preparada para prestar servicios a clientes reales, con un equipo multidisciplinar constituido, una plataforma tecnológica y de desarrollo implantada, procesos de gestión y delivery definidos y un catálogo de servicios operativo.</w:t>
+        <w:t xml:space="preserve">La entrega principal será una agencia digital plenamente operativa y preparada para prestar servicios a clientes reales, con un equipo multidisciplinar constituido, una plataforma tecnológica y de desarrollo implantada, procesos de gestión y </w:t>
+      </w:r>
+      <w:proofErr w:type="spellStart"/>
+      <w:r>
+        <w:rPr>
+          <w:rFonts w:ascii="Arial" w:hAnsi="Arial" w:cs="Arial"/>
+        </w:rPr>
+        <w:t>delivery</w:t>
+      </w:r>
+      <w:proofErr w:type="spellEnd"/>
+      <w:r>
+        <w:rPr>
+          <w:rFonts w:ascii="Arial" w:hAnsi="Arial" w:cs="Arial"/>
+        </w:rPr>
+        <w:t xml:space="preserve"> definidos y un catálogo de servicios operativo.</w:t>
       </w:r>
     </w:p>
     <w:p>
@@ -3121,7 +3229,21 @@
         <w:rPr>
           <w:rFonts w:ascii="Arial" w:hAnsi="Arial" w:cs="Arial"/>
         </w:rPr>
-        <w:t>Se deberá implantar el catálogo inicial de servicios previamente aprobado, compuesto por desarrollo de software a medida, soluciones cloud, DevOps, integración de inteligencia artificial y mantenimiento y evolución de sistemas.</w:t>
+        <w:t xml:space="preserve">Se deberá implantar el catálogo inicial de servicios previamente aprobado, compuesto por desarrollo de software a medida, soluciones </w:t>
+      </w:r>
+      <w:proofErr w:type="spellStart"/>
+      <w:r>
+        <w:rPr>
+          <w:rFonts w:ascii="Arial" w:hAnsi="Arial" w:cs="Arial"/>
+        </w:rPr>
+        <w:t>cloud</w:t>
+      </w:r>
+      <w:proofErr w:type="spellEnd"/>
+      <w:r>
+        <w:rPr>
+          <w:rFonts w:ascii="Arial" w:hAnsi="Arial" w:cs="Arial"/>
+        </w:rPr>
+        <w:t>, DevOps, integración de inteligencia artificial y mantenimiento y evolución de sistemas.</w:t>
       </w:r>
     </w:p>
     <w:p>
@@ -3367,7 +3489,21 @@
         <w:rPr>
           <w:rFonts w:ascii="Arial" w:hAnsi="Arial" w:cs="Arial"/>
         </w:rPr>
-        <w:t>Catálogo de servicios y modelo de delivery implantados. Implantación de las cinco líneas de servicio y del modelo utilizado para estimar, planificar, ejecutar y entregar proyectos.</w:t>
+        <w:t xml:space="preserve">Catálogo de servicios y modelo de </w:t>
+      </w:r>
+      <w:proofErr w:type="spellStart"/>
+      <w:r>
+        <w:rPr>
+          <w:rFonts w:ascii="Arial" w:hAnsi="Arial" w:cs="Arial"/>
+        </w:rPr>
+        <w:t>delivery</w:t>
+      </w:r>
+      <w:proofErr w:type="spellEnd"/>
+      <w:r>
+        <w:rPr>
+          <w:rFonts w:ascii="Arial" w:hAnsi="Arial" w:cs="Arial"/>
+        </w:rPr>
+        <w:t xml:space="preserve"> implantados. Implantación de las cinco líneas de servicio y del modelo utilizado para estimar, planificar, ejecutar y entregar proyectos.</w:t>
       </w:r>
     </w:p>
     <w:p>
@@ -3386,7 +3522,35 @@
         <w:rPr>
           <w:rFonts w:ascii="Arial" w:hAnsi="Arial" w:cs="Arial"/>
         </w:rPr>
-        <w:t>Plataforma tecnológica e infraestructura de desarrollo implantadas. Infraestructura cloud, repositorios de código, CI/CD, herramientas de gestión, testing, documentación, monitorización y mecanismos de seguridad.</w:t>
+        <w:t xml:space="preserve">Plataforma tecnológica e infraestructura de desarrollo implantadas. Infraestructura </w:t>
+      </w:r>
+      <w:proofErr w:type="spellStart"/>
+      <w:r>
+        <w:rPr>
+          <w:rFonts w:ascii="Arial" w:hAnsi="Arial" w:cs="Arial"/>
+        </w:rPr>
+        <w:t>cloud</w:t>
+      </w:r>
+      <w:proofErr w:type="spellEnd"/>
+      <w:r>
+        <w:rPr>
+          <w:rFonts w:ascii="Arial" w:hAnsi="Arial" w:cs="Arial"/>
+        </w:rPr>
+        <w:t xml:space="preserve">, repositorios de código, CI/CD, herramientas de gestión, </w:t>
+      </w:r>
+      <w:proofErr w:type="spellStart"/>
+      <w:r>
+        <w:rPr>
+          <w:rFonts w:ascii="Arial" w:hAnsi="Arial" w:cs="Arial"/>
+        </w:rPr>
+        <w:t>testing</w:t>
+      </w:r>
+      <w:proofErr w:type="spellEnd"/>
+      <w:r>
+        <w:rPr>
+          <w:rFonts w:ascii="Arial" w:hAnsi="Arial" w:cs="Arial"/>
+        </w:rPr>
+        <w:t>, documentación, monitorización y mecanismos de seguridad.</w:t>
       </w:r>
     </w:p>
     <w:p>
@@ -3499,13 +3663,23 @@
         </w:rPr>
         <w:t xml:space="preserve">2.5 </w:t>
       </w:r>
+      <w:proofErr w:type="spellStart"/>
       <w:r>
         <w:rPr>
           <w:rFonts w:ascii="Arial" w:hAnsi="Arial" w:cs="Arial"/>
           <w:sz w:val="22"/>
           <w:szCs w:val="22"/>
         </w:rPr>
-        <w:t>Stakeholders principales</w:t>
+        <w:t>Stakeholders</w:t>
+      </w:r>
+      <w:proofErr w:type="spellEnd"/>
+      <w:r>
+        <w:rPr>
+          <w:rFonts w:ascii="Arial" w:hAnsi="Arial" w:cs="Arial"/>
+          <w:sz w:val="22"/>
+          <w:szCs w:val="22"/>
+        </w:rPr>
+        <w:t xml:space="preserve"> principales</w:t>
       </w:r>
       <w:bookmarkEnd w:id="7"/>
     </w:p>
@@ -3521,7 +3695,21 @@
         <w:rPr>
           <w:rFonts w:ascii="Arial" w:hAnsi="Arial" w:cs="Arial"/>
         </w:rPr>
-        <w:t>Los principales stakeholders identificados son:</w:t>
+        <w:t xml:space="preserve">Los principales </w:t>
+      </w:r>
+      <w:proofErr w:type="spellStart"/>
+      <w:r>
+        <w:rPr>
+          <w:rFonts w:ascii="Arial" w:hAnsi="Arial" w:cs="Arial"/>
+        </w:rPr>
+        <w:t>stakeholders</w:t>
+      </w:r>
+      <w:proofErr w:type="spellEnd"/>
+      <w:r>
+        <w:rPr>
+          <w:rFonts w:ascii="Arial" w:hAnsi="Arial" w:cs="Arial"/>
+        </w:rPr>
+        <w:t xml:space="preserve"> identificados son:</w:t>
       </w:r>
     </w:p>
     <w:p>
@@ -3540,7 +3728,35 @@
         <w:rPr>
           <w:rFonts w:ascii="Arial" w:hAnsi="Arial" w:cs="Arial"/>
         </w:rPr>
-        <w:t>Patrocinador del proyecto (Sponsor): Director General de la nueva agencia digital. Proporcionará dirección estratégica y apoyo ejecutivo, aprobará el presupuesto y los cambios principales, resolverá escalaciones y aceptará los principales entregables y el cierre del proyecto.</w:t>
+        <w:t>Patrocinador del proyecto (</w:t>
+      </w:r>
+      <w:proofErr w:type="gramStart"/>
+      <w:r>
+        <w:rPr>
+          <w:rFonts w:ascii="Arial" w:hAnsi="Arial" w:cs="Arial"/>
+        </w:rPr>
+        <w:t>Sponsor</w:t>
+      </w:r>
+      <w:proofErr w:type="gramEnd"/>
+      <w:r>
+        <w:rPr>
+          <w:rFonts w:ascii="Arial" w:hAnsi="Arial" w:cs="Arial"/>
+        </w:rPr>
+        <w:t xml:space="preserve">): </w:t>
+      </w:r>
+      <w:proofErr w:type="gramStart"/>
+      <w:r>
+        <w:rPr>
+          <w:rFonts w:ascii="Arial" w:hAnsi="Arial" w:cs="Arial"/>
+        </w:rPr>
+        <w:t>Director General</w:t>
+      </w:r>
+      <w:proofErr w:type="gramEnd"/>
+      <w:r>
+        <w:rPr>
+          <w:rFonts w:ascii="Arial" w:hAnsi="Arial" w:cs="Arial"/>
+        </w:rPr>
+        <w:t xml:space="preserve"> de la nueva agencia digital. Proporcionará dirección estratégica y apoyo ejecutivo, aprobará el presupuesto y los cambios principales, resolverá escalaciones y aceptará los principales entregables y el cierre del proyecto.</w:t>
       </w:r>
     </w:p>
     <w:p>
@@ -3584,7 +3800,21 @@
         <w:rPr>
           <w:rFonts w:ascii="Arial" w:hAnsi="Arial" w:cs="Arial"/>
         </w:rPr>
-        <w:t>equipo multidisciplinar formado por responsables y especialistas de tecnología y arquitectura, desarrollo, DevOps y cloud, QA, UX/UI, recursos humanos, finanzas y administración, legal y marketing.</w:t>
+        <w:t xml:space="preserve">equipo multidisciplinar formado por responsables y especialistas de tecnología y arquitectura, desarrollo, DevOps y </w:t>
+      </w:r>
+      <w:proofErr w:type="spellStart"/>
+      <w:r>
+        <w:rPr>
+          <w:rFonts w:ascii="Arial" w:hAnsi="Arial" w:cs="Arial"/>
+        </w:rPr>
+        <w:t>cloud</w:t>
+      </w:r>
+      <w:proofErr w:type="spellEnd"/>
+      <w:r>
+        <w:rPr>
+          <w:rFonts w:ascii="Arial" w:hAnsi="Arial" w:cs="Arial"/>
+        </w:rPr>
+        <w:t>, QA, UX/UI, recursos humanos, finanzas y administración, legal y marketing.</w:t>
       </w:r>
     </w:p>
     <w:p>
@@ -3628,13 +3858,35 @@
         <w:rPr>
           <w:rFonts w:ascii="Arial" w:hAnsi="Arial" w:cs="Arial"/>
         </w:rPr>
-        <w:t xml:space="preserve">Consejo de administración / grupo investor: </w:t>
-      </w:r>
-      <w:r>
-        <w:rPr>
-          <w:rFonts w:ascii="Arial" w:hAnsi="Arial" w:cs="Arial"/>
-        </w:rPr>
-        <w:t>stakeholders interesados en la creación de la empresa y en los resultados del proyecto.</w:t>
+        <w:t xml:space="preserve">Consejo de administración / grupo </w:t>
+      </w:r>
+      <w:proofErr w:type="spellStart"/>
+      <w:r>
+        <w:rPr>
+          <w:rFonts w:ascii="Arial" w:hAnsi="Arial" w:cs="Arial"/>
+        </w:rPr>
+        <w:t>investor</w:t>
+      </w:r>
+      <w:proofErr w:type="spellEnd"/>
+      <w:r>
+        <w:rPr>
+          <w:rFonts w:ascii="Arial" w:hAnsi="Arial" w:cs="Arial"/>
+        </w:rPr>
+        <w:t xml:space="preserve">: </w:t>
+      </w:r>
+      <w:proofErr w:type="spellStart"/>
+      <w:r>
+        <w:rPr>
+          <w:rFonts w:ascii="Arial" w:hAnsi="Arial" w:cs="Arial"/>
+        </w:rPr>
+        <w:t>stakeholders</w:t>
+      </w:r>
+      <w:proofErr w:type="spellEnd"/>
+      <w:r>
+        <w:rPr>
+          <w:rFonts w:ascii="Arial" w:hAnsi="Arial" w:cs="Arial"/>
+        </w:rPr>
+        <w:t xml:space="preserve"> interesados en la creación de la empresa y en los resultados del proyecto.</w:t>
       </w:r>
     </w:p>
     <w:p>
@@ -3659,7 +3911,21 @@
         <w:rPr>
           <w:rFonts w:ascii="Arial" w:hAnsi="Arial" w:cs="Arial"/>
         </w:rPr>
-        <w:t>proveedores cloud y software, servicios de selección de personal, asesoría legal y fiscal y otros especialistas necesarios.</w:t>
+        <w:t xml:space="preserve">proveedores </w:t>
+      </w:r>
+      <w:proofErr w:type="spellStart"/>
+      <w:r>
+        <w:rPr>
+          <w:rFonts w:ascii="Arial" w:hAnsi="Arial" w:cs="Arial"/>
+        </w:rPr>
+        <w:t>cloud</w:t>
+      </w:r>
+      <w:proofErr w:type="spellEnd"/>
+      <w:r>
+        <w:rPr>
+          <w:rFonts w:ascii="Arial" w:hAnsi="Arial" w:cs="Arial"/>
+        </w:rPr>
+        <w:t xml:space="preserve"> y software, servicios de selección de personal, asesoría legal y fiscal y otros especialistas necesarios.</w:t>
       </w:r>
     </w:p>
     <w:p>
@@ -3761,7 +4027,21 @@
         <w:rPr>
           <w:rFonts w:ascii="Arial" w:hAnsi="Arial" w:cs="Arial"/>
         </w:rPr>
-        <w:t>Alcance: implantar las cinco líneas de servicio previamente aprobadas: desarrollo de software, cloud, DevOps, inteligencia artificial y mantenimiento.</w:t>
+        <w:t xml:space="preserve">Alcance: implantar las cinco líneas de servicio previamente aprobadas: desarrollo de software, </w:t>
+      </w:r>
+      <w:proofErr w:type="spellStart"/>
+      <w:r>
+        <w:rPr>
+          <w:rFonts w:ascii="Arial" w:hAnsi="Arial" w:cs="Arial"/>
+        </w:rPr>
+        <w:t>cloud</w:t>
+      </w:r>
+      <w:proofErr w:type="spellEnd"/>
+      <w:r>
+        <w:rPr>
+          <w:rFonts w:ascii="Arial" w:hAnsi="Arial" w:cs="Arial"/>
+        </w:rPr>
+        <w:t>, DevOps, inteligencia artificial y mantenimiento.</w:t>
       </w:r>
     </w:p>
     <w:p>
@@ -4085,8 +4365,16 @@
               <w:rPr>
                 <w:rFonts w:ascii="Arial" w:hAnsi="Arial" w:cs="Arial"/>
               </w:rPr>
-              <w:t>Infraestructura tecnológica y servicios cloud</w:t>
-            </w:r>
+              <w:t xml:space="preserve">Infraestructura tecnológica y servicios </w:t>
+            </w:r>
+            <w:proofErr w:type="spellStart"/>
+            <w:r>
+              <w:rPr>
+                <w:rFonts w:ascii="Arial" w:hAnsi="Arial" w:cs="Arial"/>
+              </w:rPr>
+              <w:t>cloud</w:t>
+            </w:r>
+            <w:proofErr w:type="spellEnd"/>
           </w:p>
         </w:tc>
         <w:tc>
@@ -4762,7 +5050,21 @@
               <w:rPr>
                 <w:rFonts w:ascii="Arial" w:hAnsi="Arial" w:cs="Arial"/>
               </w:rPr>
-              <w:t>Modelo de delivery y procesos operativos aprobados</w:t>
+              <w:t xml:space="preserve">Modelo de </w:t>
+            </w:r>
+            <w:proofErr w:type="spellStart"/>
+            <w:r>
+              <w:rPr>
+                <w:rFonts w:ascii="Arial" w:hAnsi="Arial" w:cs="Arial"/>
+              </w:rPr>
+              <w:t>delivery</w:t>
+            </w:r>
+            <w:proofErr w:type="spellEnd"/>
+            <w:r>
+              <w:rPr>
+                <w:rFonts w:ascii="Arial" w:hAnsi="Arial" w:cs="Arial"/>
+              </w:rPr>
+              <w:t xml:space="preserve"> y procesos operativos aprobados</w:t>
             </w:r>
           </w:p>
         </w:tc>
@@ -5167,13 +5469,23 @@
         </w:rPr>
         <w:t xml:space="preserve">el </w:t>
       </w:r>
+      <w:proofErr w:type="spellStart"/>
       <w:r>
         <w:rPr>
           <w:rFonts w:ascii="Arial" w:hAnsi="Arial" w:cs="Arial"/>
           <w:i/>
           <w:iCs/>
         </w:rPr>
-        <w:t>business case</w:t>
+        <w:t>business</w:t>
+      </w:r>
+      <w:proofErr w:type="spellEnd"/>
+      <w:r>
+        <w:rPr>
+          <w:rFonts w:ascii="Arial" w:hAnsi="Arial" w:cs="Arial"/>
+          <w:i/>
+          <w:iCs/>
+        </w:rPr>
+        <w:t xml:space="preserve"> case</w:t>
       </w:r>
       <w:r>
         <w:rPr>
@@ -5247,7 +5559,21 @@
         <w:rPr>
           <w:rFonts w:ascii="Arial" w:hAnsi="Arial" w:cs="Arial"/>
         </w:rPr>
-        <w:t>las principales plataformas cloud y herramientas tecnológicas estarán disponibles en condiciones compatibles con la planificación;</w:t>
+        <w:t xml:space="preserve">las principales plataformas </w:t>
+      </w:r>
+      <w:proofErr w:type="spellStart"/>
+      <w:r>
+        <w:rPr>
+          <w:rFonts w:ascii="Arial" w:hAnsi="Arial" w:cs="Arial"/>
+        </w:rPr>
+        <w:t>cloud</w:t>
+      </w:r>
+      <w:proofErr w:type="spellEnd"/>
+      <w:r>
+        <w:rPr>
+          <w:rFonts w:ascii="Arial" w:hAnsi="Arial" w:cs="Arial"/>
+        </w:rPr>
+        <w:t xml:space="preserve"> y herramientas tecnológicas estarán disponibles en condiciones compatibles con la planificación;</w:t>
       </w:r>
     </w:p>
     <w:p>
@@ -5298,7 +5624,21 @@
         <w:rPr>
           <w:rFonts w:ascii="Arial" w:hAnsi="Arial" w:cs="Arial"/>
         </w:rPr>
-        <w:t>los clientes piloto proporcionarán oportunamente información, accesos, feedback y recursos;</w:t>
+        <w:t xml:space="preserve">los clientes piloto proporcionarán oportunamente información, accesos, </w:t>
+      </w:r>
+      <w:proofErr w:type="spellStart"/>
+      <w:r>
+        <w:rPr>
+          <w:rFonts w:ascii="Arial" w:hAnsi="Arial" w:cs="Arial"/>
+        </w:rPr>
+        <w:t>feedback</w:t>
+      </w:r>
+      <w:proofErr w:type="spellEnd"/>
+      <w:r>
+        <w:rPr>
+          <w:rFonts w:ascii="Arial" w:hAnsi="Arial" w:cs="Arial"/>
+        </w:rPr>
+        <w:t xml:space="preserve"> y recursos;</w:t>
       </w:r>
     </w:p>
     <w:p>
@@ -5896,7 +6236,21 @@
         <w:rPr>
           <w:rFonts w:ascii="Arial" w:hAnsi="Arial" w:cs="Arial"/>
         </w:rPr>
-        <w:t>La implantación de las cinco líneas de servicio previamente aprobadas: desarrollo de software a medida, soluciones cloud, DevOps, integración de inteligencia artificial y mantenimiento y evolución de sistemas.</w:t>
+        <w:t xml:space="preserve">La implantación de las cinco líneas de servicio previamente aprobadas: desarrollo de software a medida, soluciones </w:t>
+      </w:r>
+      <w:proofErr w:type="spellStart"/>
+      <w:r>
+        <w:rPr>
+          <w:rFonts w:ascii="Arial" w:hAnsi="Arial" w:cs="Arial"/>
+        </w:rPr>
+        <w:t>cloud</w:t>
+      </w:r>
+      <w:proofErr w:type="spellEnd"/>
+      <w:r>
+        <w:rPr>
+          <w:rFonts w:ascii="Arial" w:hAnsi="Arial" w:cs="Arial"/>
+        </w:rPr>
+        <w:t>, DevOps, integración de inteligencia artificial y mantenimiento y evolución de sistemas.</w:t>
       </w:r>
     </w:p>
     <w:p>
@@ -5915,7 +6269,21 @@
         <w:rPr>
           <w:rFonts w:ascii="Arial" w:hAnsi="Arial" w:cs="Arial"/>
         </w:rPr>
-        <w:t>El diseño e implantación del modelo de delivery utilizado para estimar, planificar, ejecutar, controlar y entregar los proyectos.</w:t>
+        <w:t xml:space="preserve">El diseño e implantación del modelo de </w:t>
+      </w:r>
+      <w:proofErr w:type="spellStart"/>
+      <w:r>
+        <w:rPr>
+          <w:rFonts w:ascii="Arial" w:hAnsi="Arial" w:cs="Arial"/>
+        </w:rPr>
+        <w:t>delivery</w:t>
+      </w:r>
+      <w:proofErr w:type="spellEnd"/>
+      <w:r>
+        <w:rPr>
+          <w:rFonts w:ascii="Arial" w:hAnsi="Arial" w:cs="Arial"/>
+        </w:rPr>
+        <w:t xml:space="preserve"> utilizado para estimar, planificar, ejecutar, controlar y entregar los proyectos.</w:t>
       </w:r>
     </w:p>
     <w:p>
@@ -5934,7 +6302,35 @@
         <w:rPr>
           <w:rFonts w:ascii="Arial" w:hAnsi="Arial" w:cs="Arial"/>
         </w:rPr>
-        <w:t>La implantación de la plataforma tecnológica necesaria para soportar el ciclo de desarrollo y entrega de software, incluyendo infraestructura cloud, repositorios de código, CI/CD, gestión de proyectos, testing, documentación, monitorización y mecanismos de seguridad.</w:t>
+        <w:t xml:space="preserve">La implantación de la plataforma tecnológica necesaria para soportar el ciclo de desarrollo y entrega de software, incluyendo infraestructura </w:t>
+      </w:r>
+      <w:proofErr w:type="spellStart"/>
+      <w:r>
+        <w:rPr>
+          <w:rFonts w:ascii="Arial" w:hAnsi="Arial" w:cs="Arial"/>
+        </w:rPr>
+        <w:t>cloud</w:t>
+      </w:r>
+      <w:proofErr w:type="spellEnd"/>
+      <w:r>
+        <w:rPr>
+          <w:rFonts w:ascii="Arial" w:hAnsi="Arial" w:cs="Arial"/>
+        </w:rPr>
+        <w:t xml:space="preserve">, repositorios de código, CI/CD, gestión de proyectos, </w:t>
+      </w:r>
+      <w:proofErr w:type="spellStart"/>
+      <w:r>
+        <w:rPr>
+          <w:rFonts w:ascii="Arial" w:hAnsi="Arial" w:cs="Arial"/>
+        </w:rPr>
+        <w:t>testing</w:t>
+      </w:r>
+      <w:proofErr w:type="spellEnd"/>
+      <w:r>
+        <w:rPr>
+          <w:rFonts w:ascii="Arial" w:hAnsi="Arial" w:cs="Arial"/>
+        </w:rPr>
+        <w:t>, documentación, monitorización y mecanismos de seguridad.</w:t>
       </w:r>
     </w:p>
     <w:p>
@@ -6101,7 +6497,21 @@
         <w:rPr>
           <w:rFonts w:ascii="Arial" w:hAnsi="Arial" w:cs="Arial"/>
         </w:rPr>
-        <w:t>La elaboración y aprobación del business case que justifica la creación de la agencia, ya que constituye una decisión previa al inicio del proyecto.</w:t>
+        <w:t xml:space="preserve">La elaboración y aprobación del </w:t>
+      </w:r>
+      <w:proofErr w:type="spellStart"/>
+      <w:r>
+        <w:rPr>
+          <w:rFonts w:ascii="Arial" w:hAnsi="Arial" w:cs="Arial"/>
+        </w:rPr>
+        <w:t>business</w:t>
+      </w:r>
+      <w:proofErr w:type="spellEnd"/>
+      <w:r>
+        <w:rPr>
+          <w:rFonts w:ascii="Arial" w:hAnsi="Arial" w:cs="Arial"/>
+        </w:rPr>
+        <w:t xml:space="preserve"> case que justifica la creación de la agencia, ya que constituye una decisión previa al inicio del proyecto.</w:t>
       </w:r>
     </w:p>
     <w:p>
@@ -6337,10 +6747,32 @@
     </w:p>
     <w:p>
       <w:pPr>
+        <w:rPr>
+          <w:rFonts w:ascii="Arial" w:hAnsi="Arial" w:cs="Arial"/>
+        </w:rPr>
+      </w:pPr>
+      <w:r>
+        <w:rPr>
+          <w:rFonts w:ascii="Arial" w:hAnsi="Arial" w:cs="Arial"/>
+        </w:rPr>
+        <w:br w:type="page"/>
+      </w:r>
+    </w:p>
+    <w:p>
+      <w:pPr>
         <w:ind w:firstLine="708"/>
         <w:jc w:val="both"/>
         <w:rPr>
           <w:rFonts w:ascii="Arial" w:hAnsi="Arial" w:cs="Arial"/>
+        </w:rPr>
+      </w:pPr>
+    </w:p>
+    <w:p>
+      <w:pPr>
+        <w:ind w:firstLine="708"/>
+        <w:jc w:val="both"/>
+        <w:rPr>
+          <w:rFonts w:ascii="Arial" w:hAnsi="Arial" w:cs="Arial"/>
           <w:b/>
           <w:bCs/>
         </w:rPr>
@@ -6367,15 +6799,7 @@
           <w:b/>
           <w:bCs/>
         </w:rPr>
-        <w:t xml:space="preserve"> </w:t>
-      </w:r>
-      <w:r>
-        <w:rPr>
-          <w:rFonts w:ascii="Arial" w:hAnsi="Arial" w:cs="Arial"/>
-          <w:b/>
-          <w:bCs/>
-        </w:rPr>
-        <w:t>Diccionario resumido de la Estructura de Desglose del Trabajo (EDT) (Elaboración propia).</w:t>
+        <w:t xml:space="preserve"> Diccionario resumido de la Estructura de Desglose del Trabajo (EDT) (Elaboración propia).</w:t>
       </w:r>
     </w:p>
     <w:tbl>
@@ -6701,7 +7125,21 @@
               <w:rPr>
                 <w:rFonts w:ascii="Arial" w:hAnsi="Arial" w:cs="Arial"/>
               </w:rPr>
-              <w:t>Modelo operativo y plan de implantación aprobados por el Sponsor.</w:t>
+              <w:t xml:space="preserve">Modelo operativo y plan de implantación aprobados por el </w:t>
+            </w:r>
+            <w:proofErr w:type="gramStart"/>
+            <w:r>
+              <w:rPr>
+                <w:rFonts w:ascii="Arial" w:hAnsi="Arial" w:cs="Arial"/>
+              </w:rPr>
+              <w:t>Sponsor</w:t>
+            </w:r>
+            <w:proofErr w:type="gramEnd"/>
+            <w:r>
+              <w:rPr>
+                <w:rFonts w:ascii="Arial" w:hAnsi="Arial" w:cs="Arial"/>
+              </w:rPr>
+              <w:t>.</w:t>
             </w:r>
           </w:p>
         </w:tc>
@@ -6774,11 +7212,19 @@
                 <w:rFonts w:ascii="Arial" w:hAnsi="Arial" w:cs="Arial"/>
               </w:rPr>
             </w:pPr>
-            <w:r>
-              <w:rPr>
-                <w:rFonts w:ascii="Arial" w:hAnsi="Arial" w:cs="Arial"/>
-              </w:rPr>
-              <w:t>Finance / Legal Lead</w:t>
+            <w:proofErr w:type="spellStart"/>
+            <w:r>
+              <w:rPr>
+                <w:rFonts w:ascii="Arial" w:hAnsi="Arial" w:cs="Arial"/>
+              </w:rPr>
+              <w:t>Finance</w:t>
+            </w:r>
+            <w:proofErr w:type="spellEnd"/>
+            <w:r>
+              <w:rPr>
+                <w:rFonts w:ascii="Arial" w:hAnsi="Arial" w:cs="Arial"/>
+              </w:rPr>
+              <w:t xml:space="preserve"> / Legal Lead</w:t>
             </w:r>
           </w:p>
         </w:tc>
@@ -6932,8 +7378,16 @@
               <w:rPr>
                 <w:rFonts w:ascii="Arial" w:hAnsi="Arial" w:cs="Arial"/>
               </w:rPr>
-              <w:t>Catálogo de servicios y modelo de delivery</w:t>
-            </w:r>
+              <w:t xml:space="preserve">Catálogo de servicios y modelo de </w:t>
+            </w:r>
+            <w:proofErr w:type="spellStart"/>
+            <w:r>
+              <w:rPr>
+                <w:rFonts w:ascii="Arial" w:hAnsi="Arial" w:cs="Arial"/>
+              </w:rPr>
+              <w:t>delivery</w:t>
+            </w:r>
+            <w:proofErr w:type="spellEnd"/>
           </w:p>
         </w:tc>
         <w:tc>
@@ -6965,11 +7419,19 @@
                 <w:rFonts w:ascii="Arial" w:hAnsi="Arial" w:cs="Arial"/>
               </w:rPr>
             </w:pPr>
-            <w:r>
-              <w:rPr>
-                <w:rFonts w:ascii="Arial" w:hAnsi="Arial" w:cs="Arial"/>
-              </w:rPr>
-              <w:t>Delivery Lead</w:t>
+            <w:proofErr w:type="spellStart"/>
+            <w:r>
+              <w:rPr>
+                <w:rFonts w:ascii="Arial" w:hAnsi="Arial" w:cs="Arial"/>
+              </w:rPr>
+              <w:t>Delivery</w:t>
+            </w:r>
+            <w:proofErr w:type="spellEnd"/>
+            <w:r>
+              <w:rPr>
+                <w:rFonts w:ascii="Arial" w:hAnsi="Arial" w:cs="Arial"/>
+              </w:rPr>
+              <w:t xml:space="preserve"> Lead</w:t>
             </w:r>
           </w:p>
         </w:tc>
@@ -6987,7 +7449,21 @@
               <w:rPr>
                 <w:rFonts w:ascii="Arial" w:hAnsi="Arial" w:cs="Arial"/>
               </w:rPr>
-              <w:t>Cinco líneas de servicio disponibles y modelo de delivery aprobado.</w:t>
+              <w:t xml:space="preserve">Cinco líneas de servicio disponibles y modelo de </w:t>
+            </w:r>
+            <w:proofErr w:type="spellStart"/>
+            <w:r>
+              <w:rPr>
+                <w:rFonts w:ascii="Arial" w:hAnsi="Arial" w:cs="Arial"/>
+              </w:rPr>
+              <w:t>delivery</w:t>
+            </w:r>
+            <w:proofErr w:type="spellEnd"/>
+            <w:r>
+              <w:rPr>
+                <w:rFonts w:ascii="Arial" w:hAnsi="Arial" w:cs="Arial"/>
+              </w:rPr>
+              <w:t xml:space="preserve"> aprobado.</w:t>
             </w:r>
           </w:p>
         </w:tc>
@@ -7046,7 +7522,35 @@
               <w:rPr>
                 <w:rFonts w:ascii="Arial" w:hAnsi="Arial" w:cs="Arial"/>
               </w:rPr>
-              <w:t>Implantación de infraestructura cloud, repositorios, CI/CD, herramientas de gestión, testing, documentación, monitorización y seguridad.</w:t>
+              <w:t xml:space="preserve">Implantación de infraestructura </w:t>
+            </w:r>
+            <w:proofErr w:type="spellStart"/>
+            <w:r>
+              <w:rPr>
+                <w:rFonts w:ascii="Arial" w:hAnsi="Arial" w:cs="Arial"/>
+              </w:rPr>
+              <w:t>cloud</w:t>
+            </w:r>
+            <w:proofErr w:type="spellEnd"/>
+            <w:r>
+              <w:rPr>
+                <w:rFonts w:ascii="Arial" w:hAnsi="Arial" w:cs="Arial"/>
+              </w:rPr>
+              <w:t xml:space="preserve">, repositorios, CI/CD, herramientas de gestión, </w:t>
+            </w:r>
+            <w:proofErr w:type="spellStart"/>
+            <w:r>
+              <w:rPr>
+                <w:rFonts w:ascii="Arial" w:hAnsi="Arial" w:cs="Arial"/>
+              </w:rPr>
+              <w:t>testing</w:t>
+            </w:r>
+            <w:proofErr w:type="spellEnd"/>
+            <w:r>
+              <w:rPr>
+                <w:rFonts w:ascii="Arial" w:hAnsi="Arial" w:cs="Arial"/>
+              </w:rPr>
+              <w:t>, documentación, monitorización y seguridad.</w:t>
             </w:r>
           </w:p>
         </w:tc>
@@ -7061,11 +7565,19 @@
                 <w:rFonts w:ascii="Arial" w:hAnsi="Arial" w:cs="Arial"/>
               </w:rPr>
             </w:pPr>
-            <w:r>
-              <w:rPr>
-                <w:rFonts w:ascii="Arial" w:hAnsi="Arial" w:cs="Arial"/>
-              </w:rPr>
-              <w:t>Technology Lead</w:t>
+            <w:proofErr w:type="spellStart"/>
+            <w:r>
+              <w:rPr>
+                <w:rFonts w:ascii="Arial" w:hAnsi="Arial" w:cs="Arial"/>
+              </w:rPr>
+              <w:t>Technology</w:t>
+            </w:r>
+            <w:proofErr w:type="spellEnd"/>
+            <w:r>
+              <w:rPr>
+                <w:rFonts w:ascii="Arial" w:hAnsi="Arial" w:cs="Arial"/>
+              </w:rPr>
+              <w:t xml:space="preserve"> Lead</w:t>
             </w:r>
           </w:p>
         </w:tc>
@@ -7160,7 +7672,21 @@
               <w:rPr>
                 <w:rFonts w:ascii="Arial" w:hAnsi="Arial" w:cs="Arial"/>
               </w:rPr>
-              <w:t>Project Manager / Quality Lead</w:t>
+              <w:t xml:space="preserve">Project Manager / </w:t>
+            </w:r>
+            <w:proofErr w:type="spellStart"/>
+            <w:r>
+              <w:rPr>
+                <w:rFonts w:ascii="Arial" w:hAnsi="Arial" w:cs="Arial"/>
+              </w:rPr>
+              <w:t>Quality</w:t>
+            </w:r>
+            <w:proofErr w:type="spellEnd"/>
+            <w:r>
+              <w:rPr>
+                <w:rFonts w:ascii="Arial" w:hAnsi="Arial" w:cs="Arial"/>
+              </w:rPr>
+              <w:t xml:space="preserve"> Lead</w:t>
             </w:r>
           </w:p>
         </w:tc>
@@ -7255,7 +7781,21 @@
               <w:rPr>
                 <w:rFonts w:ascii="Arial" w:hAnsi="Arial" w:cs="Arial"/>
               </w:rPr>
-              <w:t>Marketing / Commercial Lead</w:t>
+              <w:t xml:space="preserve">Marketing / </w:t>
+            </w:r>
+            <w:proofErr w:type="spellStart"/>
+            <w:r>
+              <w:rPr>
+                <w:rFonts w:ascii="Arial" w:hAnsi="Arial" w:cs="Arial"/>
+              </w:rPr>
+              <w:t>Commercial</w:t>
+            </w:r>
+            <w:proofErr w:type="spellEnd"/>
+            <w:r>
+              <w:rPr>
+                <w:rFonts w:ascii="Arial" w:hAnsi="Arial" w:cs="Arial"/>
+              </w:rPr>
+              <w:t xml:space="preserve"> Lead</w:t>
             </w:r>
           </w:p>
         </w:tc>
@@ -7347,11 +7887,19 @@
                 <w:rFonts w:ascii="Arial" w:hAnsi="Arial" w:cs="Arial"/>
               </w:rPr>
             </w:pPr>
-            <w:r>
-              <w:rPr>
-                <w:rFonts w:ascii="Arial" w:hAnsi="Arial" w:cs="Arial"/>
-              </w:rPr>
-              <w:t>Delivery Lead</w:t>
+            <w:proofErr w:type="spellStart"/>
+            <w:r>
+              <w:rPr>
+                <w:rFonts w:ascii="Arial" w:hAnsi="Arial" w:cs="Arial"/>
+              </w:rPr>
+              <w:t>Delivery</w:t>
+            </w:r>
+            <w:proofErr w:type="spellEnd"/>
+            <w:r>
+              <w:rPr>
+                <w:rFonts w:ascii="Arial" w:hAnsi="Arial" w:cs="Arial"/>
+              </w:rPr>
+              <w:t xml:space="preserve"> Lead</w:t>
             </w:r>
           </w:p>
         </w:tc>
@@ -7427,7 +7975,21 @@
               <w:rPr>
                 <w:rFonts w:ascii="Arial" w:hAnsi="Arial" w:cs="Arial"/>
               </w:rPr>
-              <w:t>Incorporación de mejoras, validación de readiness y transferencia de procesos, herramientas, conocimiento y responsabilidades.</w:t>
+              <w:t xml:space="preserve">Incorporación de mejoras, validación de </w:t>
+            </w:r>
+            <w:proofErr w:type="spellStart"/>
+            <w:r>
+              <w:rPr>
+                <w:rFonts w:ascii="Arial" w:hAnsi="Arial" w:cs="Arial"/>
+              </w:rPr>
+              <w:t>readiness</w:t>
+            </w:r>
+            <w:proofErr w:type="spellEnd"/>
+            <w:r>
+              <w:rPr>
+                <w:rFonts w:ascii="Arial" w:hAnsi="Arial" w:cs="Arial"/>
+              </w:rPr>
+              <w:t xml:space="preserve"> y transferencia de procesos, herramientas, conocimiento y responsabilidades.</w:t>
             </w:r>
           </w:p>
         </w:tc>
@@ -7446,8 +8008,16 @@
               <w:rPr>
                 <w:rFonts w:ascii="Arial" w:hAnsi="Arial" w:cs="Arial"/>
               </w:rPr>
-              <w:t>Project Manager / Sponsor</w:t>
-            </w:r>
+              <w:t xml:space="preserve">Project Manager / </w:t>
+            </w:r>
+            <w:proofErr w:type="gramStart"/>
+            <w:r>
+              <w:rPr>
+                <w:rFonts w:ascii="Arial" w:hAnsi="Arial" w:cs="Arial"/>
+              </w:rPr>
+              <w:t>Sponsor</w:t>
+            </w:r>
+            <w:proofErr w:type="gramEnd"/>
           </w:p>
         </w:tc>
         <w:tc>
@@ -7603,6 +8173,19 @@
     </w:p>
     <w:p>
       <w:pPr>
+        <w:rPr>
+          <w:rFonts w:ascii="Arial" w:hAnsi="Arial" w:cs="Arial"/>
+        </w:rPr>
+      </w:pPr>
+      <w:r>
+        <w:rPr>
+          <w:rFonts w:ascii="Arial" w:hAnsi="Arial" w:cs="Arial"/>
+        </w:rPr>
+        <w:br w:type="page"/>
+      </w:r>
+    </w:p>
+    <w:p>
+      <w:pPr>
         <w:ind w:firstLine="708"/>
         <w:jc w:val="both"/>
         <w:rPr>
@@ -7674,10 +8257,10 @@
           <w:noProof/>
         </w:rPr>
         <w:drawing>
-          <wp:inline distT="0" distB="0" distL="0" distR="0" wp14:anchorId="22483D23" wp14:editId="2627468D">
-            <wp:extent cx="9321548" cy="2115047"/>
-            <wp:effectExtent l="0" t="0" r="0" b="0"/>
-            <wp:docPr id="1857525621" name="Picture 2"/>
+          <wp:inline distT="0" distB="0" distL="0" distR="0" wp14:anchorId="5E372B9F" wp14:editId="68CCAB3A">
+            <wp:extent cx="5626524" cy="7657106"/>
+            <wp:effectExtent l="0" t="0" r="0" b="1270"/>
+            <wp:docPr id="280238234" name="Picture 1"/>
             <wp:cNvGraphicFramePr>
               <a:graphicFrameLocks xmlns:a="http://schemas.openxmlformats.org/drawingml/2006/main" noChangeAspect="1"/>
             </wp:cNvGraphicFramePr>
@@ -7685,7 +8268,7 @@
               <a:graphicData uri="http://schemas.openxmlformats.org/drawingml/2006/picture">
                 <pic:pic xmlns:pic="http://schemas.openxmlformats.org/drawingml/2006/picture">
                   <pic:nvPicPr>
-                    <pic:cNvPr id="0" name="Picture 3"/>
+                    <pic:cNvPr id="0" name="Picture 1"/>
                     <pic:cNvPicPr>
                       <a:picLocks noChangeAspect="1" noChangeArrowheads="1"/>
                     </pic:cNvPicPr>
@@ -7706,7 +8289,7 @@
                   <pic:spPr bwMode="auto">
                     <a:xfrm>
                       <a:off x="0" y="0"/>
-                      <a:ext cx="9336593" cy="2118461"/>
+                      <a:ext cx="5640744" cy="7676458"/>
                     </a:xfrm>
                     <a:prstGeom prst="rect">
                       <a:avLst/>
@@ -7744,7 +8327,21 @@
         <w:rPr>
           <w:rFonts w:ascii="Arial" w:hAnsi="Arial" w:cs="Arial"/>
         </w:rPr>
-        <w:t>La diagrama detallada se incluye en el Anexo 1.</w:t>
+        <w:t xml:space="preserve">La </w:t>
+      </w:r>
+      <w:proofErr w:type="gramStart"/>
+      <w:r>
+        <w:rPr>
+          <w:rFonts w:ascii="Arial" w:hAnsi="Arial" w:cs="Arial"/>
+        </w:rPr>
+        <w:t>diagrama detallada</w:t>
+      </w:r>
+      <w:proofErr w:type="gramEnd"/>
+      <w:r>
+        <w:rPr>
+          <w:rFonts w:ascii="Arial" w:hAnsi="Arial" w:cs="Arial"/>
+        </w:rPr>
+        <w:t xml:space="preserve"> se incluye en el Anexo 1.</w:t>
       </w:r>
     </w:p>
     <w:p>
@@ -8671,8 +9268,16 @@
               <w:rPr>
                 <w:rFonts w:ascii="Arial" w:hAnsi="Arial" w:cs="Arial"/>
               </w:rPr>
-              <w:t>Catálogo de servicios y modelo de delivery</w:t>
-            </w:r>
+              <w:t xml:space="preserve">Catálogo de servicios y modelo de </w:t>
+            </w:r>
+            <w:proofErr w:type="spellStart"/>
+            <w:r>
+              <w:rPr>
+                <w:rFonts w:ascii="Arial" w:hAnsi="Arial" w:cs="Arial"/>
+              </w:rPr>
+              <w:t>delivery</w:t>
+            </w:r>
+            <w:proofErr w:type="spellEnd"/>
           </w:p>
         </w:tc>
         <w:tc>
@@ -10673,7 +11278,21 @@
               <w:rPr>
                 <w:rFonts w:ascii="Arial" w:hAnsi="Arial" w:cs="Arial"/>
               </w:rPr>
-              <w:t>Modelo de delivery y procesos operativos aprobados</w:t>
+              <w:t xml:space="preserve">Modelo de </w:t>
+            </w:r>
+            <w:proofErr w:type="spellStart"/>
+            <w:r>
+              <w:rPr>
+                <w:rFonts w:ascii="Arial" w:hAnsi="Arial" w:cs="Arial"/>
+              </w:rPr>
+              <w:t>delivery</w:t>
+            </w:r>
+            <w:proofErr w:type="spellEnd"/>
+            <w:r>
+              <w:rPr>
+                <w:rFonts w:ascii="Arial" w:hAnsi="Arial" w:cs="Arial"/>
+              </w:rPr>
+              <w:t xml:space="preserve"> y procesos operativos aprobados</w:t>
             </w:r>
           </w:p>
         </w:tc>
@@ -10989,7 +11608,21 @@
         <w:rPr>
           <w:rFonts w:ascii="Arial" w:hAnsi="Arial" w:cs="Arial"/>
         </w:rPr>
-        <w:t>Una vez aprobado por el Sponsor y el Project Manager, el cronograma constituirá la línea base del cronograma del proyecto. Esta línea base será utilizada como referencia para evaluar el desempeño temporal durante la ejecución.</w:t>
+        <w:t xml:space="preserve">Una vez aprobado por el </w:t>
+      </w:r>
+      <w:proofErr w:type="gramStart"/>
+      <w:r>
+        <w:rPr>
+          <w:rFonts w:ascii="Arial" w:hAnsi="Arial" w:cs="Arial"/>
+        </w:rPr>
+        <w:t>Sponsor</w:t>
+      </w:r>
+      <w:proofErr w:type="gramEnd"/>
+      <w:r>
+        <w:rPr>
+          <w:rFonts w:ascii="Arial" w:hAnsi="Arial" w:cs="Arial"/>
+        </w:rPr>
+        <w:t xml:space="preserve"> y el Project Manager, el cronograma constituirá la línea base del cronograma del proyecto. Esta línea base será utilizada como referencia para evaluar el desempeño temporal durante la ejecución.</w:t>
       </w:r>
     </w:p>
     <w:p>

--- a/YaroslavKuchuk_TFM.docx
+++ b/YaroslavKuchuk_TFM.docx
@@ -9,7 +9,7 @@
           <w:rFonts w:ascii="Arial" w:hAnsi="Arial" w:cs="Arial"/>
         </w:rPr>
       </w:pPr>
-      <w:bookmarkStart w:id="0" w:name="_Toc242655953"/>
+      <w:bookmarkStart w:id="0" w:name="_Toc243003557"/>
       <w:r>
         <w:rPr>
           <w:rFonts w:ascii="Arial" w:hAnsi="Arial" w:cs="Arial"/>
@@ -476,7 +476,7 @@
           <w:r>
             <w:fldChar w:fldCharType="separate"/>
           </w:r>
-          <w:hyperlink w:anchor="_Toc242655953" w:history="1">
+          <w:hyperlink w:anchor="_Toc243003557" w:history="1">
             <w:r>
               <w:rPr>
                 <w:rStyle w:val="Hyperlink"/>
@@ -504,7 +504,7 @@
                 <w:noProof/>
                 <w:webHidden/>
               </w:rPr>
-              <w:instrText xml:space="preserve"> PAGEREF _Toc242655953 \h </w:instrText>
+              <w:instrText xml:space="preserve"> PAGEREF _Toc243003557 \h </w:instrText>
             </w:r>
             <w:r>
               <w:rPr>
@@ -550,7 +550,7 @@
               <w:lang w:eastAsia="es-ES"/>
             </w:rPr>
           </w:pPr>
-          <w:hyperlink w:anchor="_Toc242655954" w:history="1">
+          <w:hyperlink w:anchor="_Toc243003558" w:history="1">
             <w:r>
               <w:rPr>
                 <w:rStyle w:val="Hyperlink"/>
@@ -596,7 +596,7 @@
                 <w:noProof/>
                 <w:webHidden/>
               </w:rPr>
-              <w:instrText xml:space="preserve"> PAGEREF _Toc242655954 \h </w:instrText>
+              <w:instrText xml:space="preserve"> PAGEREF _Toc243003558 \h </w:instrText>
             </w:r>
             <w:r>
               <w:rPr>
@@ -642,7 +642,7 @@
               <w:lang w:eastAsia="es-ES"/>
             </w:rPr>
           </w:pPr>
-          <w:hyperlink w:anchor="_Toc242655955" w:history="1">
+          <w:hyperlink w:anchor="_Toc243003559" w:history="1">
             <w:r>
               <w:rPr>
                 <w:rStyle w:val="Hyperlink"/>
@@ -688,7 +688,7 @@
                 <w:noProof/>
                 <w:webHidden/>
               </w:rPr>
-              <w:instrText xml:space="preserve"> PAGEREF _Toc242655955 \h </w:instrText>
+              <w:instrText xml:space="preserve"> PAGEREF _Toc243003559 \h </w:instrText>
             </w:r>
             <w:r>
               <w:rPr>
@@ -733,7 +733,7 @@
               <w:lang w:eastAsia="es-ES"/>
             </w:rPr>
           </w:pPr>
-          <w:hyperlink w:anchor="_Toc242655956" w:history="1">
+          <w:hyperlink w:anchor="_Toc243003560" w:history="1">
             <w:r>
               <w:rPr>
                 <w:rStyle w:val="Hyperlink"/>
@@ -761,7 +761,7 @@
                 <w:noProof/>
                 <w:webHidden/>
               </w:rPr>
-              <w:instrText xml:space="preserve"> PAGEREF _Toc242655956 \h </w:instrText>
+              <w:instrText xml:space="preserve"> PAGEREF _Toc243003560 \h </w:instrText>
             </w:r>
             <w:r>
               <w:rPr>
@@ -806,7 +806,7 @@
               <w:lang w:eastAsia="es-ES"/>
             </w:rPr>
           </w:pPr>
-          <w:hyperlink w:anchor="_Toc242655957" w:history="1">
+          <w:hyperlink w:anchor="_Toc243003561" w:history="1">
             <w:r>
               <w:rPr>
                 <w:rStyle w:val="Hyperlink"/>
@@ -834,7 +834,7 @@
                 <w:noProof/>
                 <w:webHidden/>
               </w:rPr>
-              <w:instrText xml:space="preserve"> PAGEREF _Toc242655957 \h </w:instrText>
+              <w:instrText xml:space="preserve"> PAGEREF _Toc243003561 \h </w:instrText>
             </w:r>
             <w:r>
               <w:rPr>
@@ -879,7 +879,7 @@
               <w:lang w:eastAsia="es-ES"/>
             </w:rPr>
           </w:pPr>
-          <w:hyperlink w:anchor="_Toc242655958" w:history="1">
+          <w:hyperlink w:anchor="_Toc243003562" w:history="1">
             <w:r>
               <w:rPr>
                 <w:rStyle w:val="Hyperlink"/>
@@ -907,7 +907,7 @@
                 <w:noProof/>
                 <w:webHidden/>
               </w:rPr>
-              <w:instrText xml:space="preserve"> PAGEREF _Toc242655958 \h </w:instrText>
+              <w:instrText xml:space="preserve"> PAGEREF _Toc243003562 \h </w:instrText>
             </w:r>
             <w:r>
               <w:rPr>
@@ -952,7 +952,7 @@
               <w:lang w:eastAsia="es-ES"/>
             </w:rPr>
           </w:pPr>
-          <w:hyperlink w:anchor="_Toc242655959" w:history="1">
+          <w:hyperlink w:anchor="_Toc243003563" w:history="1">
             <w:r>
               <w:rPr>
                 <w:rStyle w:val="Hyperlink"/>
@@ -980,7 +980,7 @@
                 <w:noProof/>
                 <w:webHidden/>
               </w:rPr>
-              <w:instrText xml:space="preserve"> PAGEREF _Toc242655959 \h </w:instrText>
+              <w:instrText xml:space="preserve"> PAGEREF _Toc243003563 \h </w:instrText>
             </w:r>
             <w:r>
               <w:rPr>
@@ -1025,7 +1025,7 @@
               <w:lang w:eastAsia="es-ES"/>
             </w:rPr>
           </w:pPr>
-          <w:hyperlink w:anchor="_Toc242655960" w:history="1">
+          <w:hyperlink w:anchor="_Toc243003564" w:history="1">
             <w:r>
               <w:rPr>
                 <w:rStyle w:val="Hyperlink"/>
@@ -1053,7 +1053,7 @@
                 <w:noProof/>
                 <w:webHidden/>
               </w:rPr>
-              <w:instrText xml:space="preserve"> PAGEREF _Toc242655960 \h </w:instrText>
+              <w:instrText xml:space="preserve"> PAGEREF _Toc243003564 \h </w:instrText>
             </w:r>
             <w:r>
               <w:rPr>
@@ -1098,7 +1098,7 @@
               <w:lang w:eastAsia="es-ES"/>
             </w:rPr>
           </w:pPr>
-          <w:hyperlink w:anchor="_Toc242655961" w:history="1">
+          <w:hyperlink w:anchor="_Toc243003565" w:history="1">
             <w:r>
               <w:rPr>
                 <w:rStyle w:val="Hyperlink"/>
@@ -1126,7 +1126,7 @@
                 <w:noProof/>
                 <w:webHidden/>
               </w:rPr>
-              <w:instrText xml:space="preserve"> PAGEREF _Toc242655961 \h </w:instrText>
+              <w:instrText xml:space="preserve"> PAGEREF _Toc243003565 \h </w:instrText>
             </w:r>
             <w:r>
               <w:rPr>
@@ -1171,7 +1171,7 @@
               <w:lang w:eastAsia="es-ES"/>
             </w:rPr>
           </w:pPr>
-          <w:hyperlink w:anchor="_Toc242655962" w:history="1">
+          <w:hyperlink w:anchor="_Toc243003566" w:history="1">
             <w:r>
               <w:rPr>
                 <w:rStyle w:val="Hyperlink"/>
@@ -1199,7 +1199,7 @@
                 <w:noProof/>
                 <w:webHidden/>
               </w:rPr>
-              <w:instrText xml:space="preserve"> PAGEREF _Toc242655962 \h </w:instrText>
+              <w:instrText xml:space="preserve"> PAGEREF _Toc243003566 \h </w:instrText>
             </w:r>
             <w:r>
               <w:rPr>
@@ -1245,7 +1245,7 @@
               <w:lang w:eastAsia="es-ES"/>
             </w:rPr>
           </w:pPr>
-          <w:hyperlink w:anchor="_Toc242655963" w:history="1">
+          <w:hyperlink w:anchor="_Toc243003567" w:history="1">
             <w:r>
               <w:rPr>
                 <w:rStyle w:val="Hyperlink"/>
@@ -1262,25 +1262,25 @@
                 <w:szCs w:val="24"/>
                 <w:lang w:eastAsia="es-ES"/>
               </w:rPr>
+              <w:t xml:space="preserve"> </w:t>
+            </w:r>
+            <w:r>
+              <w:rPr>
+                <w:rStyle w:val="Hyperlink"/>
+                <w:rFonts w:ascii="Arial" w:hAnsi="Arial" w:cs="Arial"/>
+                <w:noProof/>
+              </w:rPr>
+              <w:t>Hitos principales</w:t>
+            </w:r>
+            <w:r>
+              <w:rPr>
+                <w:noProof/>
+                <w:webHidden/>
+              </w:rPr>
               <w:tab/>
             </w:r>
             <w:r>
               <w:rPr>
-                <w:rStyle w:val="Hyperlink"/>
-                <w:rFonts w:ascii="Arial" w:hAnsi="Arial" w:cs="Arial"/>
-                <w:noProof/>
-              </w:rPr>
-              <w:t>Hitos principales</w:t>
-            </w:r>
-            <w:r>
-              <w:rPr>
-                <w:noProof/>
-                <w:webHidden/>
-              </w:rPr>
-              <w:tab/>
-            </w:r>
-            <w:r>
-              <w:rPr>
                 <w:noProof/>
                 <w:webHidden/>
               </w:rPr>
@@ -1291,7 +1291,7 @@
                 <w:noProof/>
                 <w:webHidden/>
               </w:rPr>
-              <w:instrText xml:space="preserve"> PAGEREF _Toc242655963 \h </w:instrText>
+              <w:instrText xml:space="preserve"> PAGEREF _Toc243003567 \h </w:instrText>
             </w:r>
             <w:r>
               <w:rPr>
@@ -1336,7 +1336,7 @@
               <w:lang w:eastAsia="es-ES"/>
             </w:rPr>
           </w:pPr>
-          <w:hyperlink w:anchor="_Toc242655964" w:history="1">
+          <w:hyperlink w:anchor="_Toc243003568" w:history="1">
             <w:r>
               <w:rPr>
                 <w:rStyle w:val="Hyperlink"/>
@@ -1364,7 +1364,7 @@
                 <w:noProof/>
                 <w:webHidden/>
               </w:rPr>
-              <w:instrText xml:space="preserve"> PAGEREF _Toc242655964 \h </w:instrText>
+              <w:instrText xml:space="preserve"> PAGEREF _Toc243003568 \h </w:instrText>
             </w:r>
             <w:r>
               <w:rPr>
@@ -1409,7 +1409,7 @@
               <w:lang w:eastAsia="es-ES"/>
             </w:rPr>
           </w:pPr>
-          <w:hyperlink w:anchor="_Toc242655965" w:history="1">
+          <w:hyperlink w:anchor="_Toc243003569" w:history="1">
             <w:r>
               <w:rPr>
                 <w:rStyle w:val="Hyperlink"/>
@@ -1437,7 +1437,7 @@
                 <w:noProof/>
                 <w:webHidden/>
               </w:rPr>
-              <w:instrText xml:space="preserve"> PAGEREF _Toc242655965 \h </w:instrText>
+              <w:instrText xml:space="preserve"> PAGEREF _Toc243003569 \h </w:instrText>
             </w:r>
             <w:r>
               <w:rPr>
@@ -1483,7 +1483,7 @@
               <w:lang w:eastAsia="es-ES"/>
             </w:rPr>
           </w:pPr>
-          <w:hyperlink w:anchor="_Toc242655966" w:history="1">
+          <w:hyperlink w:anchor="_Toc243003570" w:history="1">
             <w:r>
               <w:rPr>
                 <w:rStyle w:val="Hyperlink"/>
@@ -1529,7 +1529,7 @@
                 <w:noProof/>
                 <w:webHidden/>
               </w:rPr>
-              <w:instrText xml:space="preserve"> PAGEREF _Toc242655966 \h </w:instrText>
+              <w:instrText xml:space="preserve"> PAGEREF _Toc243003570 \h </w:instrText>
             </w:r>
             <w:r>
               <w:rPr>
@@ -1574,7 +1574,7 @@
               <w:lang w:eastAsia="es-ES"/>
             </w:rPr>
           </w:pPr>
-          <w:hyperlink w:anchor="_Toc242655967" w:history="1">
+          <w:hyperlink w:anchor="_Toc243003571" w:history="1">
             <w:r>
               <w:rPr>
                 <w:rStyle w:val="Hyperlink"/>
@@ -1602,7 +1602,7 @@
                 <w:noProof/>
                 <w:webHidden/>
               </w:rPr>
-              <w:instrText xml:space="preserve"> PAGEREF _Toc242655967 \h </w:instrText>
+              <w:instrText xml:space="preserve"> PAGEREF _Toc243003571 \h </w:instrText>
             </w:r>
             <w:r>
               <w:rPr>
@@ -1647,7 +1647,7 @@
               <w:lang w:eastAsia="es-ES"/>
             </w:rPr>
           </w:pPr>
-          <w:hyperlink w:anchor="_Toc242655968" w:history="1">
+          <w:hyperlink w:anchor="_Toc243003572" w:history="1">
             <w:r>
               <w:rPr>
                 <w:rStyle w:val="Hyperlink"/>
@@ -1675,7 +1675,7 @@
                 <w:noProof/>
                 <w:webHidden/>
               </w:rPr>
-              <w:instrText xml:space="preserve"> PAGEREF _Toc242655968 \h </w:instrText>
+              <w:instrText xml:space="preserve"> PAGEREF _Toc243003572 \h </w:instrText>
             </w:r>
             <w:r>
               <w:rPr>
@@ -1720,7 +1720,7 @@
               <w:lang w:eastAsia="es-ES"/>
             </w:rPr>
           </w:pPr>
-          <w:hyperlink w:anchor="_Toc242655969" w:history="1">
+          <w:hyperlink w:anchor="_Toc243003573" w:history="1">
             <w:r>
               <w:rPr>
                 <w:rStyle w:val="Hyperlink"/>
@@ -1748,7 +1748,7 @@
                 <w:noProof/>
                 <w:webHidden/>
               </w:rPr>
-              <w:instrText xml:space="preserve"> PAGEREF _Toc242655969 \h </w:instrText>
+              <w:instrText xml:space="preserve"> PAGEREF _Toc243003573 \h </w:instrText>
             </w:r>
             <w:r>
               <w:rPr>
@@ -1793,7 +1793,7 @@
               <w:lang w:eastAsia="es-ES"/>
             </w:rPr>
           </w:pPr>
-          <w:hyperlink w:anchor="_Toc242655970" w:history="1">
+          <w:hyperlink w:anchor="_Toc243003574" w:history="1">
             <w:r>
               <w:rPr>
                 <w:rStyle w:val="Hyperlink"/>
@@ -1821,7 +1821,7 @@
                 <w:noProof/>
                 <w:webHidden/>
               </w:rPr>
-              <w:instrText xml:space="preserve"> PAGEREF _Toc242655970 \h </w:instrText>
+              <w:instrText xml:space="preserve"> PAGEREF _Toc243003574 \h </w:instrText>
             </w:r>
             <w:r>
               <w:rPr>
@@ -1866,7 +1866,7 @@
               <w:lang w:eastAsia="es-ES"/>
             </w:rPr>
           </w:pPr>
-          <w:hyperlink w:anchor="_Toc242655971" w:history="1">
+          <w:hyperlink w:anchor="_Toc243003575" w:history="1">
             <w:r>
               <w:rPr>
                 <w:rStyle w:val="Hyperlink"/>
@@ -1894,7 +1894,7 @@
                 <w:noProof/>
                 <w:webHidden/>
               </w:rPr>
-              <w:instrText xml:space="preserve"> PAGEREF _Toc242655971 \h </w:instrText>
+              <w:instrText xml:space="preserve"> PAGEREF _Toc243003575 \h </w:instrText>
             </w:r>
             <w:r>
               <w:rPr>
@@ -1939,7 +1939,7 @@
               <w:lang w:eastAsia="es-ES"/>
             </w:rPr>
           </w:pPr>
-          <w:hyperlink w:anchor="_Toc242655972" w:history="1">
+          <w:hyperlink w:anchor="_Toc243003576" w:history="1">
             <w:r>
               <w:rPr>
                 <w:rStyle w:val="Hyperlink"/>
@@ -1967,7 +1967,7 @@
                 <w:noProof/>
                 <w:webHidden/>
               </w:rPr>
-              <w:instrText xml:space="preserve"> PAGEREF _Toc242655972 \h </w:instrText>
+              <w:instrText xml:space="preserve"> PAGEREF _Toc243003576 \h </w:instrText>
             </w:r>
             <w:r>
               <w:rPr>
@@ -2012,7 +2012,7 @@
               <w:lang w:eastAsia="es-ES"/>
             </w:rPr>
           </w:pPr>
-          <w:hyperlink w:anchor="_Toc242655973" w:history="1">
+          <w:hyperlink w:anchor="_Toc243003577" w:history="1">
             <w:r>
               <w:rPr>
                 <w:rStyle w:val="Hyperlink"/>
@@ -2040,7 +2040,7 @@
                 <w:noProof/>
                 <w:webHidden/>
               </w:rPr>
-              <w:instrText xml:space="preserve"> PAGEREF _Toc242655973 \h </w:instrText>
+              <w:instrText xml:space="preserve"> PAGEREF _Toc243003577 \h </w:instrText>
             </w:r>
             <w:r>
               <w:rPr>
@@ -2085,7 +2085,7 @@
               <w:lang w:eastAsia="es-ES"/>
             </w:rPr>
           </w:pPr>
-          <w:hyperlink w:anchor="_Toc242655974" w:history="1">
+          <w:hyperlink w:anchor="_Toc243003578" w:history="1">
             <w:r>
               <w:rPr>
                 <w:rStyle w:val="Hyperlink"/>
@@ -2113,7 +2113,7 @@
                 <w:noProof/>
                 <w:webHidden/>
               </w:rPr>
-              <w:instrText xml:space="preserve"> PAGEREF _Toc242655974 \h </w:instrText>
+              <w:instrText xml:space="preserve"> PAGEREF _Toc243003578 \h </w:instrText>
             </w:r>
             <w:r>
               <w:rPr>
@@ -2158,7 +2158,7 @@
               <w:lang w:eastAsia="es-ES"/>
             </w:rPr>
           </w:pPr>
-          <w:hyperlink w:anchor="_Toc242655975" w:history="1">
+          <w:hyperlink w:anchor="_Toc243003579" w:history="1">
             <w:r>
               <w:rPr>
                 <w:rStyle w:val="Hyperlink"/>
@@ -2186,7 +2186,7 @@
                 <w:noProof/>
                 <w:webHidden/>
               </w:rPr>
-              <w:instrText xml:space="preserve"> PAGEREF _Toc242655975 \h </w:instrText>
+              <w:instrText xml:space="preserve"> PAGEREF _Toc243003579 \h </w:instrText>
             </w:r>
             <w:r>
               <w:rPr>
@@ -2231,7 +2231,7 @@
               <w:lang w:eastAsia="es-ES"/>
             </w:rPr>
           </w:pPr>
-          <w:hyperlink w:anchor="_Toc242655976" w:history="1">
+          <w:hyperlink w:anchor="_Toc243003580" w:history="1">
             <w:r>
               <w:rPr>
                 <w:rStyle w:val="Hyperlink"/>
@@ -2259,7 +2259,7 @@
                 <w:noProof/>
                 <w:webHidden/>
               </w:rPr>
-              <w:instrText xml:space="preserve"> PAGEREF _Toc242655976 \h </w:instrText>
+              <w:instrText xml:space="preserve"> PAGEREF _Toc243003580 \h </w:instrText>
             </w:r>
             <w:r>
               <w:rPr>
@@ -2304,7 +2304,7 @@
               <w:lang w:eastAsia="es-ES"/>
             </w:rPr>
           </w:pPr>
-          <w:hyperlink w:anchor="_Toc242655977" w:history="1">
+          <w:hyperlink w:anchor="_Toc243003581" w:history="1">
             <w:r>
               <w:rPr>
                 <w:rStyle w:val="Hyperlink"/>
@@ -2332,7 +2332,7 @@
                 <w:noProof/>
                 <w:webHidden/>
               </w:rPr>
-              <w:instrText xml:space="preserve"> PAGEREF _Toc242655977 \h </w:instrText>
+              <w:instrText xml:space="preserve"> PAGEREF _Toc243003581 \h </w:instrText>
             </w:r>
             <w:r>
               <w:rPr>
@@ -2377,7 +2377,7 @@
               <w:lang w:eastAsia="es-ES"/>
             </w:rPr>
           </w:pPr>
-          <w:hyperlink w:anchor="_Toc242655978" w:history="1">
+          <w:hyperlink w:anchor="_Toc243003582" w:history="1">
             <w:r>
               <w:rPr>
                 <w:rStyle w:val="Hyperlink"/>
@@ -2405,7 +2405,7 @@
                 <w:noProof/>
                 <w:webHidden/>
               </w:rPr>
-              <w:instrText xml:space="preserve"> PAGEREF _Toc242655978 \h </w:instrText>
+              <w:instrText xml:space="preserve"> PAGEREF _Toc243003582 \h </w:instrText>
             </w:r>
             <w:r>
               <w:rPr>
@@ -2450,7 +2450,7 @@
               <w:lang w:eastAsia="es-ES"/>
             </w:rPr>
           </w:pPr>
-          <w:hyperlink w:anchor="_Toc242655979" w:history="1">
+          <w:hyperlink w:anchor="_Toc243003583" w:history="1">
             <w:r>
               <w:rPr>
                 <w:rStyle w:val="Hyperlink"/>
@@ -2478,7 +2478,7 @@
                 <w:noProof/>
                 <w:webHidden/>
               </w:rPr>
-              <w:instrText xml:space="preserve"> PAGEREF _Toc242655979 \h </w:instrText>
+              <w:instrText xml:space="preserve"> PAGEREF _Toc243003583 \h </w:instrText>
             </w:r>
             <w:r>
               <w:rPr>
@@ -2523,7 +2523,7 @@
               <w:lang w:eastAsia="es-ES"/>
             </w:rPr>
           </w:pPr>
-          <w:hyperlink w:anchor="_Toc242655980" w:history="1">
+          <w:hyperlink w:anchor="_Toc243003584" w:history="1">
             <w:r>
               <w:rPr>
                 <w:rStyle w:val="Hyperlink"/>
@@ -2551,7 +2551,7 @@
                 <w:noProof/>
                 <w:webHidden/>
               </w:rPr>
-              <w:instrText xml:space="preserve"> PAGEREF _Toc242655980 \h </w:instrText>
+              <w:instrText xml:space="preserve"> PAGEREF _Toc243003584 \h </w:instrText>
             </w:r>
             <w:r>
               <w:rPr>
@@ -2621,7 +2621,7 @@
           <w:szCs w:val="22"/>
         </w:rPr>
       </w:pPr>
-      <w:bookmarkStart w:id="1" w:name="_Toc242655954"/>
+      <w:bookmarkStart w:id="1" w:name="_Toc243003558"/>
       <w:r>
         <w:rPr>
           <w:rFonts w:ascii="Arial" w:hAnsi="Arial" w:cs="Arial"/>
@@ -2777,7 +2777,7 @@
           <w:szCs w:val="22"/>
         </w:rPr>
       </w:pPr>
-      <w:bookmarkStart w:id="2" w:name="_Toc242655955"/>
+      <w:bookmarkStart w:id="2" w:name="_Toc243003559"/>
       <w:r>
         <w:rPr>
           <w:rFonts w:ascii="Arial" w:hAnsi="Arial" w:cs="Arial"/>
@@ -2814,7 +2814,7 @@
           <w:szCs w:val="22"/>
         </w:rPr>
       </w:pPr>
-      <w:bookmarkStart w:id="3" w:name="_Toc242655956"/>
+      <w:bookmarkStart w:id="3" w:name="_Toc243003560"/>
       <w:r>
         <w:rPr>
           <w:rFonts w:ascii="Arial" w:hAnsi="Arial" w:cs="Arial"/>
@@ -2981,7 +2981,7 @@
           <w:szCs w:val="22"/>
         </w:rPr>
       </w:pPr>
-      <w:bookmarkStart w:id="4" w:name="_Toc242655957"/>
+      <w:bookmarkStart w:id="4" w:name="_Toc243003561"/>
       <w:r>
         <w:rPr>
           <w:rFonts w:ascii="Arial" w:hAnsi="Arial" w:cs="Arial"/>
@@ -3128,7 +3128,7 @@
           <w:szCs w:val="22"/>
         </w:rPr>
       </w:pPr>
-      <w:bookmarkStart w:id="5" w:name="_Toc242655958"/>
+      <w:bookmarkStart w:id="5" w:name="_Toc243003562"/>
       <w:r>
         <w:rPr>
           <w:rFonts w:ascii="Arial" w:hAnsi="Arial" w:cs="Arial"/>
@@ -3149,6 +3149,7 @@
     </w:p>
     <w:p>
       <w:pPr>
+        <w:ind w:firstLine="360"/>
         <w:rPr>
           <w:rFonts w:ascii="Arial" w:hAnsi="Arial" w:cs="Arial"/>
         </w:rPr>
@@ -3382,7 +3383,7 @@
           <w:szCs w:val="22"/>
         </w:rPr>
       </w:pPr>
-      <w:bookmarkStart w:id="6" w:name="_Toc242655959"/>
+      <w:bookmarkStart w:id="6" w:name="_Toc243003563"/>
       <w:r>
         <w:rPr>
           <w:rFonts w:ascii="Arial" w:hAnsi="Arial" w:cs="Arial"/>
@@ -3654,7 +3655,7 @@
           <w:szCs w:val="22"/>
         </w:rPr>
       </w:pPr>
-      <w:bookmarkStart w:id="7" w:name="_Toc242655960"/>
+      <w:bookmarkStart w:id="7" w:name="_Toc243003564"/>
       <w:r>
         <w:rPr>
           <w:rFonts w:ascii="Arial" w:hAnsi="Arial" w:cs="Arial"/>
@@ -3858,16 +3859,8 @@
         <w:rPr>
           <w:rFonts w:ascii="Arial" w:hAnsi="Arial" w:cs="Arial"/>
         </w:rPr>
-        <w:t xml:space="preserve">Consejo de administración / grupo </w:t>
-      </w:r>
-      <w:proofErr w:type="spellStart"/>
-      <w:r>
-        <w:rPr>
-          <w:rFonts w:ascii="Arial" w:hAnsi="Arial" w:cs="Arial"/>
-        </w:rPr>
-        <w:t>investor</w:t>
-      </w:r>
-      <w:proofErr w:type="spellEnd"/>
+        <w:t>Consejo de administración / grupo inversor</w:t>
+      </w:r>
       <w:r>
         <w:rPr>
           <w:rFonts w:ascii="Arial" w:hAnsi="Arial" w:cs="Arial"/>
@@ -3963,7 +3956,7 @@
           <w:szCs w:val="22"/>
         </w:rPr>
       </w:pPr>
-      <w:bookmarkStart w:id="8" w:name="_Toc242655961"/>
+      <w:bookmarkStart w:id="8" w:name="_Toc243003565"/>
       <w:r>
         <w:rPr>
           <w:rFonts w:ascii="Arial" w:hAnsi="Arial" w:cs="Arial"/>
@@ -3999,7 +3992,7 @@
     </w:p>
     <w:p>
       <w:pPr>
-        <w:ind w:firstLine="360"/>
+        <w:ind w:firstLine="708"/>
         <w:jc w:val="both"/>
         <w:rPr>
           <w:rFonts w:ascii="Arial" w:hAnsi="Arial" w:cs="Arial"/>
@@ -4172,7 +4165,7 @@
     </w:p>
     <w:p>
       <w:pPr>
-        <w:ind w:firstLine="360"/>
+        <w:ind w:firstLine="708"/>
         <w:jc w:val="both"/>
         <w:rPr>
           <w:rFonts w:ascii="Arial" w:hAnsi="Arial" w:cs="Arial"/>
@@ -4183,6 +4176,21 @@
           <w:rFonts w:ascii="Arial" w:hAnsi="Arial" w:cs="Arial"/>
         </w:rPr>
         <w:t>El proyecto se considerará finalizado con éxito cuando la agencia esté legalmente constituida y preparada para operar; estén implantadas las cinco líneas de servicio; el equipo inicial esté incorporado y preparado; la plataforma tecnológica y los procesos estén implantados y validados; los tres pilotos estén formalmente aceptados; se alcancen los criterios de satisfacción y aceptación definidos; las desviaciones de tiempo y coste se encuentren dentro de las tolerancias aprobadas; y se haya completado formalmente la transición a operaciones y el cierre del proyecto.</w:t>
+      </w:r>
+    </w:p>
+    <w:p>
+      <w:pPr>
+        <w:ind w:firstLine="708"/>
+        <w:jc w:val="both"/>
+        <w:rPr>
+          <w:rFonts w:ascii="Arial" w:hAnsi="Arial" w:cs="Arial"/>
+        </w:rPr>
+      </w:pPr>
+      <w:r>
+        <w:rPr>
+          <w:rFonts w:ascii="Arial" w:hAnsi="Arial" w:cs="Arial"/>
+        </w:rPr>
+        <w:t>La tolerancia del ±5 % respecto a la línea base de costes se utilizará como umbral de control y seguimiento, sin que ello implique una autorización automática para superar el presupuesto máximo aprobado de 750.000 €. Cualquier modificación de dicho límite requerirá la aprobación formal correspondiente mediante el procedimiento de control integrado de cambios.</w:t>
       </w:r>
     </w:p>
     <w:p>
@@ -4195,7 +4203,7 @@
           <w:szCs w:val="22"/>
         </w:rPr>
       </w:pPr>
-      <w:bookmarkStart w:id="9" w:name="_Toc242655962"/>
+      <w:bookmarkStart w:id="9" w:name="_Toc243003566"/>
       <w:r>
         <w:rPr>
           <w:rFonts w:ascii="Arial" w:hAnsi="Arial" w:cs="Arial"/>
@@ -4694,7 +4702,7 @@
           <w:szCs w:val="22"/>
         </w:rPr>
       </w:pPr>
-      <w:bookmarkStart w:id="10" w:name="_Toc242655963"/>
+      <w:bookmarkStart w:id="10" w:name="_Toc243003567"/>
       <w:r>
         <w:rPr>
           <w:rFonts w:ascii="Arial" w:hAnsi="Arial" w:cs="Arial"/>
@@ -4738,13 +4746,13 @@
         <w:tblLook w:val="04A0" w:firstRow="1" w:lastRow="0" w:firstColumn="1" w:lastColumn="0" w:noHBand="0" w:noVBand="1"/>
       </w:tblPr>
       <w:tblGrid>
-        <w:gridCol w:w="1524"/>
-        <w:gridCol w:w="7492"/>
+        <w:gridCol w:w="1884"/>
+        <w:gridCol w:w="7132"/>
       </w:tblGrid>
       <w:tr>
         <w:tc>
           <w:tcPr>
-            <w:tcW w:w="1524" w:type="dxa"/>
+            <w:tcW w:w="1884" w:type="dxa"/>
           </w:tcPr>
           <w:p>
             <w:pPr>
@@ -4761,13 +4769,13 @@
                 <w:b/>
                 <w:bCs/>
               </w:rPr>
-              <w:t>Mes</w:t>
-            </w:r>
-          </w:p>
-        </w:tc>
-        <w:tc>
-          <w:tcPr>
-            <w:tcW w:w="7492" w:type="dxa"/>
+              <w:t>Fecha prevista</w:t>
+            </w:r>
+          </w:p>
+        </w:tc>
+        <w:tc>
+          <w:tcPr>
+            <w:tcW w:w="7132" w:type="dxa"/>
           </w:tcPr>
           <w:p>
             <w:pPr>
@@ -4792,25 +4800,25 @@
       <w:tr>
         <w:tc>
           <w:tcPr>
-            <w:tcW w:w="1524" w:type="dxa"/>
-          </w:tcPr>
-          <w:p>
-            <w:pPr>
-              <w:rPr>
-                <w:rFonts w:ascii="Arial" w:hAnsi="Arial" w:cs="Arial"/>
-              </w:rPr>
-            </w:pPr>
-            <w:r>
-              <w:rPr>
-                <w:rFonts w:ascii="Arial" w:hAnsi="Arial" w:cs="Arial"/>
-              </w:rPr>
-              <w:t>1</w:t>
-            </w:r>
-          </w:p>
-        </w:tc>
-        <w:tc>
-          <w:tcPr>
-            <w:tcW w:w="7492" w:type="dxa"/>
+            <w:tcW w:w="1884" w:type="dxa"/>
+          </w:tcPr>
+          <w:p>
+            <w:pPr>
+              <w:rPr>
+                <w:rFonts w:ascii="Arial" w:hAnsi="Arial" w:cs="Arial"/>
+              </w:rPr>
+            </w:pPr>
+            <w:r>
+              <w:rPr>
+                <w:rFonts w:ascii="Arial" w:hAnsi="Arial" w:cs="Arial"/>
+              </w:rPr>
+              <w:t>04/01/2027</w:t>
+            </w:r>
+          </w:p>
+        </w:tc>
+        <w:tc>
+          <w:tcPr>
+            <w:tcW w:w="7132" w:type="dxa"/>
           </w:tcPr>
           <w:p>
             <w:pPr>
@@ -4830,25 +4838,25 @@
       <w:tr>
         <w:tc>
           <w:tcPr>
-            <w:tcW w:w="1524" w:type="dxa"/>
-          </w:tcPr>
-          <w:p>
-            <w:pPr>
-              <w:rPr>
-                <w:rFonts w:ascii="Arial" w:hAnsi="Arial" w:cs="Arial"/>
-              </w:rPr>
-            </w:pPr>
-            <w:r>
-              <w:rPr>
-                <w:rFonts w:ascii="Arial" w:hAnsi="Arial" w:cs="Arial"/>
-              </w:rPr>
-              <w:t>2</w:t>
-            </w:r>
-          </w:p>
-        </w:tc>
-        <w:tc>
-          <w:tcPr>
-            <w:tcW w:w="7492" w:type="dxa"/>
+            <w:tcW w:w="1884" w:type="dxa"/>
+          </w:tcPr>
+          <w:p>
+            <w:pPr>
+              <w:rPr>
+                <w:rFonts w:ascii="Arial" w:hAnsi="Arial" w:cs="Arial"/>
+              </w:rPr>
+            </w:pPr>
+            <w:r>
+              <w:rPr>
+                <w:rFonts w:ascii="Arial" w:hAnsi="Arial" w:cs="Arial"/>
+              </w:rPr>
+              <w:t>28/04/2027</w:t>
+            </w:r>
+          </w:p>
+        </w:tc>
+        <w:tc>
+          <w:tcPr>
+            <w:tcW w:w="7132" w:type="dxa"/>
           </w:tcPr>
           <w:p>
             <w:pPr>
@@ -4868,25 +4876,25 @@
       <w:tr>
         <w:tc>
           <w:tcPr>
-            <w:tcW w:w="1524" w:type="dxa"/>
-          </w:tcPr>
-          <w:p>
-            <w:pPr>
-              <w:rPr>
-                <w:rFonts w:ascii="Arial" w:hAnsi="Arial" w:cs="Arial"/>
-              </w:rPr>
-            </w:pPr>
-            <w:r>
-              <w:rPr>
-                <w:rFonts w:ascii="Arial" w:hAnsi="Arial" w:cs="Arial"/>
-              </w:rPr>
-              <w:t>3</w:t>
-            </w:r>
-          </w:p>
-        </w:tc>
-        <w:tc>
-          <w:tcPr>
-            <w:tcW w:w="7492" w:type="dxa"/>
+            <w:tcW w:w="1884" w:type="dxa"/>
+          </w:tcPr>
+          <w:p>
+            <w:pPr>
+              <w:rPr>
+                <w:rFonts w:ascii="Arial" w:hAnsi="Arial" w:cs="Arial"/>
+              </w:rPr>
+            </w:pPr>
+            <w:r>
+              <w:rPr>
+                <w:rFonts w:ascii="Arial" w:hAnsi="Arial" w:cs="Arial"/>
+              </w:rPr>
+              <w:t>23/04/2027</w:t>
+            </w:r>
+          </w:p>
+        </w:tc>
+        <w:tc>
+          <w:tcPr>
+            <w:tcW w:w="7132" w:type="dxa"/>
           </w:tcPr>
           <w:p>
             <w:pPr>
@@ -4906,37 +4914,37 @@
       <w:tr>
         <w:tc>
           <w:tcPr>
-            <w:tcW w:w="1524" w:type="dxa"/>
-          </w:tcPr>
-          <w:p>
-            <w:pPr>
-              <w:rPr>
-                <w:rFonts w:ascii="Arial" w:hAnsi="Arial" w:cs="Arial"/>
-              </w:rPr>
-            </w:pPr>
-            <w:r>
-              <w:rPr>
-                <w:rFonts w:ascii="Arial" w:hAnsi="Arial" w:cs="Arial"/>
-              </w:rPr>
-              <w:t>5</w:t>
-            </w:r>
-          </w:p>
-        </w:tc>
-        <w:tc>
-          <w:tcPr>
-            <w:tcW w:w="7492" w:type="dxa"/>
-          </w:tcPr>
-          <w:p>
-            <w:pPr>
-              <w:rPr>
-                <w:rFonts w:ascii="Arial" w:hAnsi="Arial" w:cs="Arial"/>
-              </w:rPr>
-            </w:pPr>
-            <w:r>
-              <w:rPr>
-                <w:rFonts w:ascii="Arial" w:hAnsi="Arial" w:cs="Arial"/>
-              </w:rPr>
-              <w:t>Diseño organizativo aprobado</w:t>
+            <w:tcW w:w="1884" w:type="dxa"/>
+          </w:tcPr>
+          <w:p>
+            <w:pPr>
+              <w:rPr>
+                <w:rFonts w:ascii="Arial" w:hAnsi="Arial" w:cs="Arial"/>
+              </w:rPr>
+            </w:pPr>
+            <w:r>
+              <w:rPr>
+                <w:rFonts w:ascii="Arial" w:hAnsi="Arial" w:cs="Arial"/>
+              </w:rPr>
+              <w:t>02/04/2027</w:t>
+            </w:r>
+          </w:p>
+        </w:tc>
+        <w:tc>
+          <w:tcPr>
+            <w:tcW w:w="7132" w:type="dxa"/>
+          </w:tcPr>
+          <w:p>
+            <w:pPr>
+              <w:rPr>
+                <w:rFonts w:ascii="Arial" w:hAnsi="Arial" w:cs="Arial"/>
+              </w:rPr>
+            </w:pPr>
+            <w:r>
+              <w:rPr>
+                <w:rFonts w:ascii="Arial" w:hAnsi="Arial" w:cs="Arial"/>
+              </w:rPr>
+              <w:t>Diseño organizativo y definición de responsabilidades completados</w:t>
             </w:r>
           </w:p>
         </w:tc>
@@ -4944,25 +4952,25 @@
       <w:tr>
         <w:tc>
           <w:tcPr>
-            <w:tcW w:w="1524" w:type="dxa"/>
-          </w:tcPr>
-          <w:p>
-            <w:pPr>
-              <w:rPr>
-                <w:rFonts w:ascii="Arial" w:hAnsi="Arial" w:cs="Arial"/>
-              </w:rPr>
-            </w:pPr>
-            <w:r>
-              <w:rPr>
-                <w:rFonts w:ascii="Arial" w:hAnsi="Arial" w:cs="Arial"/>
-              </w:rPr>
-              <w:t>7</w:t>
-            </w:r>
-          </w:p>
-        </w:tc>
-        <w:tc>
-          <w:tcPr>
-            <w:tcW w:w="7492" w:type="dxa"/>
+            <w:tcW w:w="1884" w:type="dxa"/>
+          </w:tcPr>
+          <w:p>
+            <w:pPr>
+              <w:rPr>
+                <w:rFonts w:ascii="Arial" w:hAnsi="Arial" w:cs="Arial"/>
+              </w:rPr>
+            </w:pPr>
+            <w:r>
+              <w:rPr>
+                <w:rFonts w:ascii="Arial" w:hAnsi="Arial" w:cs="Arial"/>
+              </w:rPr>
+              <w:t>10/09/2027</w:t>
+            </w:r>
+          </w:p>
+        </w:tc>
+        <w:tc>
+          <w:tcPr>
+            <w:tcW w:w="7132" w:type="dxa"/>
           </w:tcPr>
           <w:p>
             <w:pPr>
@@ -4982,37 +4990,37 @@
       <w:tr>
         <w:tc>
           <w:tcPr>
-            <w:tcW w:w="1524" w:type="dxa"/>
-          </w:tcPr>
-          <w:p>
-            <w:pPr>
-              <w:rPr>
-                <w:rFonts w:ascii="Arial" w:hAnsi="Arial" w:cs="Arial"/>
-              </w:rPr>
-            </w:pPr>
-            <w:r>
-              <w:rPr>
-                <w:rFonts w:ascii="Arial" w:hAnsi="Arial" w:cs="Arial"/>
-              </w:rPr>
-              <w:t>9</w:t>
-            </w:r>
-          </w:p>
-        </w:tc>
-        <w:tc>
-          <w:tcPr>
-            <w:tcW w:w="7492" w:type="dxa"/>
-          </w:tcPr>
-          <w:p>
-            <w:pPr>
-              <w:rPr>
-                <w:rFonts w:ascii="Arial" w:hAnsi="Arial" w:cs="Arial"/>
-              </w:rPr>
-            </w:pPr>
-            <w:r>
-              <w:rPr>
-                <w:rFonts w:ascii="Arial" w:hAnsi="Arial" w:cs="Arial"/>
-              </w:rPr>
-              <w:t>Equipo inicial constituido</w:t>
+            <w:tcW w:w="1884" w:type="dxa"/>
+          </w:tcPr>
+          <w:p>
+            <w:pPr>
+              <w:rPr>
+                <w:rFonts w:ascii="Arial" w:hAnsi="Arial" w:cs="Arial"/>
+              </w:rPr>
+            </w:pPr>
+            <w:r>
+              <w:rPr>
+                <w:rFonts w:ascii="Arial" w:hAnsi="Arial" w:cs="Arial"/>
+              </w:rPr>
+              <w:t>16/07/2027</w:t>
+            </w:r>
+          </w:p>
+        </w:tc>
+        <w:tc>
+          <w:tcPr>
+            <w:tcW w:w="7132" w:type="dxa"/>
+          </w:tcPr>
+          <w:p>
+            <w:pPr>
+              <w:rPr>
+                <w:rFonts w:ascii="Arial" w:hAnsi="Arial" w:cs="Arial"/>
+              </w:rPr>
+            </w:pPr>
+            <w:r>
+              <w:rPr>
+                <w:rFonts w:ascii="Arial" w:hAnsi="Arial" w:cs="Arial"/>
+              </w:rPr>
+              <w:t>Equipo inicial incorporado, formado y preparado</w:t>
             </w:r>
           </w:p>
         </w:tc>
@@ -5020,51 +5028,37 @@
       <w:tr>
         <w:tc>
           <w:tcPr>
-            <w:tcW w:w="1524" w:type="dxa"/>
-          </w:tcPr>
-          <w:p>
-            <w:pPr>
-              <w:rPr>
-                <w:rFonts w:ascii="Arial" w:hAnsi="Arial" w:cs="Arial"/>
-              </w:rPr>
-            </w:pPr>
-            <w:r>
-              <w:rPr>
-                <w:rFonts w:ascii="Arial" w:hAnsi="Arial" w:cs="Arial"/>
-              </w:rPr>
-              <w:t>10</w:t>
-            </w:r>
-          </w:p>
-        </w:tc>
-        <w:tc>
-          <w:tcPr>
-            <w:tcW w:w="7492" w:type="dxa"/>
-          </w:tcPr>
-          <w:p>
-            <w:pPr>
-              <w:rPr>
-                <w:rFonts w:ascii="Arial" w:hAnsi="Arial" w:cs="Arial"/>
-              </w:rPr>
-            </w:pPr>
-            <w:r>
-              <w:rPr>
-                <w:rFonts w:ascii="Arial" w:hAnsi="Arial" w:cs="Arial"/>
-              </w:rPr>
-              <w:t xml:space="preserve">Modelo de </w:t>
-            </w:r>
-            <w:proofErr w:type="spellStart"/>
-            <w:r>
-              <w:rPr>
-                <w:rFonts w:ascii="Arial" w:hAnsi="Arial" w:cs="Arial"/>
-              </w:rPr>
-              <w:t>delivery</w:t>
-            </w:r>
-            <w:proofErr w:type="spellEnd"/>
-            <w:r>
-              <w:rPr>
-                <w:rFonts w:ascii="Arial" w:hAnsi="Arial" w:cs="Arial"/>
-              </w:rPr>
-              <w:t xml:space="preserve"> y procesos operativos aprobados</w:t>
+            <w:tcW w:w="1884" w:type="dxa"/>
+          </w:tcPr>
+          <w:p>
+            <w:pPr>
+              <w:rPr>
+                <w:rFonts w:ascii="Arial" w:hAnsi="Arial" w:cs="Arial"/>
+              </w:rPr>
+            </w:pPr>
+            <w:r>
+              <w:rPr>
+                <w:rFonts w:ascii="Arial" w:hAnsi="Arial" w:cs="Arial"/>
+              </w:rPr>
+              <w:t>20/08/2027</w:t>
+            </w:r>
+          </w:p>
+        </w:tc>
+        <w:tc>
+          <w:tcPr>
+            <w:tcW w:w="7132" w:type="dxa"/>
+          </w:tcPr>
+          <w:p>
+            <w:pPr>
+              <w:rPr>
+                <w:rFonts w:ascii="Arial" w:hAnsi="Arial" w:cs="Arial"/>
+              </w:rPr>
+            </w:pPr>
+            <w:r>
+              <w:rPr>
+                <w:rFonts w:ascii="Arial" w:hAnsi="Arial" w:cs="Arial"/>
+              </w:rPr>
+              <w:t>Procesos de gestión, calidad y gobierno aprobados</w:t>
             </w:r>
           </w:p>
         </w:tc>
@@ -5072,37 +5066,37 @@
       <w:tr>
         <w:tc>
           <w:tcPr>
-            <w:tcW w:w="1524" w:type="dxa"/>
-          </w:tcPr>
-          <w:p>
-            <w:pPr>
-              <w:rPr>
-                <w:rFonts w:ascii="Arial" w:hAnsi="Arial" w:cs="Arial"/>
-              </w:rPr>
-            </w:pPr>
-            <w:r>
-              <w:rPr>
-                <w:rFonts w:ascii="Arial" w:hAnsi="Arial" w:cs="Arial"/>
-              </w:rPr>
-              <w:t>11</w:t>
-            </w:r>
-          </w:p>
-        </w:tc>
-        <w:tc>
-          <w:tcPr>
-            <w:tcW w:w="7492" w:type="dxa"/>
-          </w:tcPr>
-          <w:p>
-            <w:pPr>
-              <w:rPr>
-                <w:rFonts w:ascii="Arial" w:hAnsi="Arial" w:cs="Arial"/>
-              </w:rPr>
-            </w:pPr>
-            <w:r>
-              <w:rPr>
-                <w:rFonts w:ascii="Arial" w:hAnsi="Arial" w:cs="Arial"/>
-              </w:rPr>
-              <w:t>Preparación operativa para los proyectos piloto</w:t>
+            <w:tcW w:w="1884" w:type="dxa"/>
+          </w:tcPr>
+          <w:p>
+            <w:pPr>
+              <w:rPr>
+                <w:rFonts w:ascii="Arial" w:hAnsi="Arial" w:cs="Arial"/>
+              </w:rPr>
+            </w:pPr>
+            <w:r>
+              <w:rPr>
+                <w:rFonts w:ascii="Arial" w:hAnsi="Arial" w:cs="Arial"/>
+              </w:rPr>
+              <w:t>24/09/2027</w:t>
+            </w:r>
+          </w:p>
+        </w:tc>
+        <w:tc>
+          <w:tcPr>
+            <w:tcW w:w="7132" w:type="dxa"/>
+          </w:tcPr>
+          <w:p>
+            <w:pPr>
+              <w:rPr>
+                <w:rFonts w:ascii="Arial" w:hAnsi="Arial" w:cs="Arial"/>
+              </w:rPr>
+            </w:pPr>
+            <w:r>
+              <w:rPr>
+                <w:rFonts w:ascii="Arial" w:hAnsi="Arial" w:cs="Arial"/>
+              </w:rPr>
+              <w:t>Preparación operativa para los proyectos piloto completada</w:t>
             </w:r>
           </w:p>
         </w:tc>
@@ -5110,37 +5104,37 @@
       <w:tr>
         <w:tc>
           <w:tcPr>
-            <w:tcW w:w="1524" w:type="dxa"/>
-          </w:tcPr>
-          <w:p>
-            <w:pPr>
-              <w:rPr>
-                <w:rFonts w:ascii="Arial" w:hAnsi="Arial" w:cs="Arial"/>
-              </w:rPr>
-            </w:pPr>
-            <w:r>
-              <w:rPr>
-                <w:rFonts w:ascii="Arial" w:hAnsi="Arial" w:cs="Arial"/>
-              </w:rPr>
-              <w:t>12</w:t>
-            </w:r>
-          </w:p>
-        </w:tc>
-        <w:tc>
-          <w:tcPr>
-            <w:tcW w:w="7492" w:type="dxa"/>
-          </w:tcPr>
-          <w:p>
-            <w:pPr>
-              <w:rPr>
-                <w:rFonts w:ascii="Arial" w:hAnsi="Arial" w:cs="Arial"/>
-              </w:rPr>
-            </w:pPr>
-            <w:r>
-              <w:rPr>
-                <w:rFonts w:ascii="Arial" w:hAnsi="Arial" w:cs="Arial"/>
-              </w:rPr>
-              <w:t>Inicio de los tres proyectos piloto</w:t>
+            <w:tcW w:w="1884" w:type="dxa"/>
+          </w:tcPr>
+          <w:p>
+            <w:pPr>
+              <w:rPr>
+                <w:rFonts w:ascii="Arial" w:hAnsi="Arial" w:cs="Arial"/>
+              </w:rPr>
+            </w:pPr>
+            <w:r>
+              <w:rPr>
+                <w:rFonts w:ascii="Arial" w:hAnsi="Arial" w:cs="Arial"/>
+              </w:rPr>
+              <w:t>27/09/2027</w:t>
+            </w:r>
+          </w:p>
+        </w:tc>
+        <w:tc>
+          <w:tcPr>
+            <w:tcW w:w="7132" w:type="dxa"/>
+          </w:tcPr>
+          <w:p>
+            <w:pPr>
+              <w:rPr>
+                <w:rFonts w:ascii="Arial" w:hAnsi="Arial" w:cs="Arial"/>
+              </w:rPr>
+            </w:pPr>
+            <w:r>
+              <w:rPr>
+                <w:rFonts w:ascii="Arial" w:hAnsi="Arial" w:cs="Arial"/>
+              </w:rPr>
+              <w:t>Inicio de la ejecución de los tres proyectos piloto</w:t>
             </w:r>
           </w:p>
         </w:tc>
@@ -5148,37 +5142,37 @@
       <w:tr>
         <w:tc>
           <w:tcPr>
-            <w:tcW w:w="1524" w:type="dxa"/>
-          </w:tcPr>
-          <w:p>
-            <w:pPr>
-              <w:rPr>
-                <w:rFonts w:ascii="Arial" w:hAnsi="Arial" w:cs="Arial"/>
-              </w:rPr>
-            </w:pPr>
-            <w:r>
-              <w:rPr>
-                <w:rFonts w:ascii="Arial" w:hAnsi="Arial" w:cs="Arial"/>
-              </w:rPr>
-              <w:t>16</w:t>
-            </w:r>
-          </w:p>
-        </w:tc>
-        <w:tc>
-          <w:tcPr>
-            <w:tcW w:w="7492" w:type="dxa"/>
-          </w:tcPr>
-          <w:p>
-            <w:pPr>
-              <w:rPr>
-                <w:rFonts w:ascii="Arial" w:hAnsi="Arial" w:cs="Arial"/>
-              </w:rPr>
-            </w:pPr>
-            <w:r>
-              <w:rPr>
-                <w:rFonts w:ascii="Arial" w:hAnsi="Arial" w:cs="Arial"/>
-              </w:rPr>
-              <w:t>Finalización y aceptación de los tres proyectos piloto</w:t>
+            <w:tcW w:w="1884" w:type="dxa"/>
+          </w:tcPr>
+          <w:p>
+            <w:pPr>
+              <w:rPr>
+                <w:rFonts w:ascii="Arial" w:hAnsi="Arial" w:cs="Arial"/>
+              </w:rPr>
+            </w:pPr>
+            <w:r>
+              <w:rPr>
+                <w:rFonts w:ascii="Arial" w:hAnsi="Arial" w:cs="Arial"/>
+              </w:rPr>
+              <w:t>21/01/2028</w:t>
+            </w:r>
+          </w:p>
+        </w:tc>
+        <w:tc>
+          <w:tcPr>
+            <w:tcW w:w="7132" w:type="dxa"/>
+          </w:tcPr>
+          <w:p>
+            <w:pPr>
+              <w:rPr>
+                <w:rFonts w:ascii="Arial" w:hAnsi="Arial" w:cs="Arial"/>
+              </w:rPr>
+            </w:pPr>
+            <w:r>
+              <w:rPr>
+                <w:rFonts w:ascii="Arial" w:hAnsi="Arial" w:cs="Arial"/>
+              </w:rPr>
+              <w:t>Tres proyectos piloto finalizados y aceptados formalmente</w:t>
             </w:r>
           </w:p>
         </w:tc>
@@ -5186,37 +5180,37 @@
       <w:tr>
         <w:tc>
           <w:tcPr>
-            <w:tcW w:w="1524" w:type="dxa"/>
-          </w:tcPr>
-          <w:p>
-            <w:pPr>
-              <w:rPr>
-                <w:rFonts w:ascii="Arial" w:hAnsi="Arial" w:cs="Arial"/>
-              </w:rPr>
-            </w:pPr>
-            <w:r>
-              <w:rPr>
-                <w:rFonts w:ascii="Arial" w:hAnsi="Arial" w:cs="Arial"/>
-              </w:rPr>
-              <w:t>17</w:t>
-            </w:r>
-          </w:p>
-        </w:tc>
-        <w:tc>
-          <w:tcPr>
-            <w:tcW w:w="7492" w:type="dxa"/>
-          </w:tcPr>
-          <w:p>
-            <w:pPr>
-              <w:rPr>
-                <w:rFonts w:ascii="Arial" w:hAnsi="Arial" w:cs="Arial"/>
-              </w:rPr>
-            </w:pPr>
-            <w:r>
-              <w:rPr>
-                <w:rFonts w:ascii="Arial" w:hAnsi="Arial" w:cs="Arial"/>
-              </w:rPr>
-              <w:t>Validación de la preparación operativa</w:t>
+            <w:tcW w:w="1884" w:type="dxa"/>
+          </w:tcPr>
+          <w:p>
+            <w:pPr>
+              <w:rPr>
+                <w:rFonts w:ascii="Arial" w:hAnsi="Arial" w:cs="Arial"/>
+              </w:rPr>
+            </w:pPr>
+            <w:r>
+              <w:rPr>
+                <w:rFonts w:ascii="Arial" w:hAnsi="Arial" w:cs="Arial"/>
+              </w:rPr>
+              <w:t>14/04/2028</w:t>
+            </w:r>
+          </w:p>
+        </w:tc>
+        <w:tc>
+          <w:tcPr>
+            <w:tcW w:w="7132" w:type="dxa"/>
+          </w:tcPr>
+          <w:p>
+            <w:pPr>
+              <w:rPr>
+                <w:rFonts w:ascii="Arial" w:hAnsi="Arial" w:cs="Arial"/>
+              </w:rPr>
+            </w:pPr>
+            <w:r>
+              <w:rPr>
+                <w:rFonts w:ascii="Arial" w:hAnsi="Arial" w:cs="Arial"/>
+              </w:rPr>
+              <w:t>Preparación operativa de la agencia validada</w:t>
             </w:r>
           </w:p>
         </w:tc>
@@ -5224,37 +5218,37 @@
       <w:tr>
         <w:tc>
           <w:tcPr>
-            <w:tcW w:w="1524" w:type="dxa"/>
-          </w:tcPr>
-          <w:p>
-            <w:pPr>
-              <w:rPr>
-                <w:rFonts w:ascii="Arial" w:hAnsi="Arial" w:cs="Arial"/>
-              </w:rPr>
-            </w:pPr>
-            <w:r>
-              <w:rPr>
-                <w:rFonts w:ascii="Arial" w:hAnsi="Arial" w:cs="Arial"/>
-              </w:rPr>
-              <w:t>18</w:t>
-            </w:r>
-          </w:p>
-        </w:tc>
-        <w:tc>
-          <w:tcPr>
-            <w:tcW w:w="7492" w:type="dxa"/>
-          </w:tcPr>
-          <w:p>
-            <w:pPr>
-              <w:rPr>
-                <w:rFonts w:ascii="Arial" w:hAnsi="Arial" w:cs="Arial"/>
-              </w:rPr>
-            </w:pPr>
-            <w:r>
-              <w:rPr>
-                <w:rFonts w:ascii="Arial" w:hAnsi="Arial" w:cs="Arial"/>
-              </w:rPr>
-              <w:t>Transición a operaciones y cierre del proyecto</w:t>
+            <w:tcW w:w="1884" w:type="dxa"/>
+          </w:tcPr>
+          <w:p>
+            <w:pPr>
+              <w:rPr>
+                <w:rFonts w:ascii="Arial" w:hAnsi="Arial" w:cs="Arial"/>
+              </w:rPr>
+            </w:pPr>
+            <w:r>
+              <w:rPr>
+                <w:rFonts w:ascii="Arial" w:hAnsi="Arial" w:cs="Arial"/>
+              </w:rPr>
+              <w:t>16/06/2028</w:t>
+            </w:r>
+          </w:p>
+        </w:tc>
+        <w:tc>
+          <w:tcPr>
+            <w:tcW w:w="7132" w:type="dxa"/>
+          </w:tcPr>
+          <w:p>
+            <w:pPr>
+              <w:rPr>
+                <w:rFonts w:ascii="Arial" w:hAnsi="Arial" w:cs="Arial"/>
+              </w:rPr>
+            </w:pPr>
+            <w:r>
+              <w:rPr>
+                <w:rFonts w:ascii="Arial" w:hAnsi="Arial" w:cs="Arial"/>
+              </w:rPr>
+              <w:t>Cierre formal del proyecto completado</w:t>
             </w:r>
           </w:p>
         </w:tc>
@@ -5262,17 +5256,24 @@
     </w:tbl>
     <w:p>
       <w:pPr>
+        <w:ind w:firstLine="360"/>
+        <w:rPr>
+          <w:rFonts w:ascii="Arial" w:hAnsi="Arial" w:cs="Arial"/>
+        </w:rPr>
+      </w:pPr>
+    </w:p>
+    <w:p>
+      <w:pPr>
         <w:ind w:firstLine="708"/>
-        <w:jc w:val="both"/>
-        <w:rPr>
-          <w:rFonts w:ascii="Arial" w:hAnsi="Arial" w:cs="Arial"/>
-        </w:rPr>
-      </w:pPr>
-      <w:r>
-        <w:rPr>
-          <w:rFonts w:ascii="Arial" w:hAnsi="Arial" w:cs="Arial"/>
-        </w:rPr>
-        <w:t>El último hito comprenderá la aceptación final de los entregables, la transferencia de responsabilidades a la organización permanente, el cierre administrativo y financiero y la recopilación de las lecciones aprendidas.</w:t>
+        <w:rPr>
+          <w:rFonts w:ascii="Arial" w:hAnsi="Arial" w:cs="Arial"/>
+        </w:rPr>
+      </w:pPr>
+      <w:r>
+        <w:rPr>
+          <w:rFonts w:ascii="Arial" w:hAnsi="Arial" w:cs="Arial"/>
+        </w:rPr>
+        <w:t>La transición a operaciones será aprobada formalmente el 21 de abril de 2028, una vez validada la preparación operativa de la agencia y completada la transferencia de responsabilidades a la organización permanente. Posteriormente, el proyecto continuará con las actividades de cierre administrativo, contractual y financiero, aceptación final de los entregables y documentación de las lecciones aprendidas, hasta su cierre formal previsto para el 16 de junio de 2028.</w:t>
       </w:r>
     </w:p>
     <w:p>
@@ -5285,7 +5286,7 @@
           <w:szCs w:val="22"/>
         </w:rPr>
       </w:pPr>
-      <w:bookmarkStart w:id="11" w:name="_Toc242655964"/>
+      <w:bookmarkStart w:id="11" w:name="_Toc243003568"/>
       <w:r>
         <w:rPr>
           <w:rFonts w:ascii="Arial" w:hAnsi="Arial" w:cs="Arial"/>
@@ -5306,7 +5307,7 @@
     </w:p>
     <w:p>
       <w:pPr>
-        <w:ind w:firstLine="360"/>
+        <w:ind w:firstLine="708"/>
         <w:jc w:val="both"/>
         <w:rPr>
           <w:rFonts w:ascii="Arial" w:hAnsi="Arial" w:cs="Arial"/>
@@ -5325,6 +5326,11 @@
           <w:ilvl w:val="0"/>
           <w:numId w:val="5"/>
         </w:numPr>
+        <w:tabs>
+          <w:tab w:val="clear" w:pos="720"/>
+          <w:tab w:val="num" w:pos="1428"/>
+        </w:tabs>
+        <w:ind w:left="1428"/>
         <w:rPr>
           <w:rFonts w:ascii="Arial" w:hAnsi="Arial" w:cs="Arial"/>
         </w:rPr>
@@ -5342,6 +5348,11 @@
           <w:ilvl w:val="0"/>
           <w:numId w:val="5"/>
         </w:numPr>
+        <w:tabs>
+          <w:tab w:val="clear" w:pos="720"/>
+          <w:tab w:val="num" w:pos="1428"/>
+        </w:tabs>
+        <w:ind w:left="1428"/>
         <w:rPr>
           <w:rFonts w:ascii="Arial" w:hAnsi="Arial" w:cs="Arial"/>
         </w:rPr>
@@ -5359,6 +5370,11 @@
           <w:ilvl w:val="0"/>
           <w:numId w:val="5"/>
         </w:numPr>
+        <w:tabs>
+          <w:tab w:val="clear" w:pos="720"/>
+          <w:tab w:val="num" w:pos="1428"/>
+        </w:tabs>
+        <w:ind w:left="1428"/>
         <w:rPr>
           <w:rFonts w:ascii="Arial" w:hAnsi="Arial" w:cs="Arial"/>
         </w:rPr>
@@ -5376,6 +5392,11 @@
           <w:ilvl w:val="0"/>
           <w:numId w:val="5"/>
         </w:numPr>
+        <w:tabs>
+          <w:tab w:val="clear" w:pos="720"/>
+          <w:tab w:val="num" w:pos="1428"/>
+        </w:tabs>
+        <w:ind w:left="1428"/>
         <w:rPr>
           <w:rFonts w:ascii="Arial" w:hAnsi="Arial" w:cs="Arial"/>
         </w:rPr>
@@ -5393,6 +5414,11 @@
           <w:ilvl w:val="0"/>
           <w:numId w:val="5"/>
         </w:numPr>
+        <w:tabs>
+          <w:tab w:val="clear" w:pos="720"/>
+          <w:tab w:val="num" w:pos="1428"/>
+        </w:tabs>
+        <w:ind w:left="1428"/>
         <w:rPr>
           <w:rFonts w:ascii="Arial" w:hAnsi="Arial" w:cs="Arial"/>
         </w:rPr>
@@ -5410,6 +5436,11 @@
           <w:ilvl w:val="0"/>
           <w:numId w:val="5"/>
         </w:numPr>
+        <w:tabs>
+          <w:tab w:val="clear" w:pos="720"/>
+          <w:tab w:val="num" w:pos="1428"/>
+        </w:tabs>
+        <w:ind w:left="1428"/>
         <w:rPr>
           <w:rFonts w:ascii="Arial" w:hAnsi="Arial" w:cs="Arial"/>
         </w:rPr>
@@ -5427,6 +5458,11 @@
           <w:ilvl w:val="0"/>
           <w:numId w:val="5"/>
         </w:numPr>
+        <w:tabs>
+          <w:tab w:val="clear" w:pos="720"/>
+          <w:tab w:val="num" w:pos="1428"/>
+        </w:tabs>
+        <w:ind w:left="1428"/>
         <w:rPr>
           <w:rFonts w:ascii="Arial" w:hAnsi="Arial" w:cs="Arial"/>
         </w:rPr>
@@ -5440,7 +5476,7 @@
     </w:p>
     <w:p>
       <w:pPr>
-        <w:ind w:firstLine="360"/>
+        <w:ind w:left="708" w:firstLine="708"/>
         <w:jc w:val="both"/>
         <w:rPr>
           <w:rFonts w:ascii="Arial" w:hAnsi="Arial" w:cs="Arial"/>
@@ -5459,6 +5495,11 @@
           <w:ilvl w:val="0"/>
           <w:numId w:val="6"/>
         </w:numPr>
+        <w:tabs>
+          <w:tab w:val="clear" w:pos="720"/>
+          <w:tab w:val="num" w:pos="1428"/>
+        </w:tabs>
+        <w:ind w:left="1428"/>
         <w:rPr>
           <w:rFonts w:ascii="Arial" w:hAnsi="Arial" w:cs="Arial"/>
         </w:rPr>
@@ -5473,8 +5514,6 @@
       <w:r>
         <w:rPr>
           <w:rFonts w:ascii="Arial" w:hAnsi="Arial" w:cs="Arial"/>
-          <w:i/>
-          <w:iCs/>
         </w:rPr>
         <w:t>business</w:t>
       </w:r>
@@ -5482,8 +5521,6 @@
       <w:r>
         <w:rPr>
           <w:rFonts w:ascii="Arial" w:hAnsi="Arial" w:cs="Arial"/>
-          <w:i/>
-          <w:iCs/>
         </w:rPr>
         <w:t xml:space="preserve"> case</w:t>
       </w:r>
@@ -5500,6 +5537,11 @@
           <w:ilvl w:val="0"/>
           <w:numId w:val="6"/>
         </w:numPr>
+        <w:tabs>
+          <w:tab w:val="clear" w:pos="720"/>
+          <w:tab w:val="num" w:pos="1428"/>
+        </w:tabs>
+        <w:ind w:left="1428"/>
         <w:rPr>
           <w:rFonts w:ascii="Arial" w:hAnsi="Arial" w:cs="Arial"/>
         </w:rPr>
@@ -5517,6 +5559,11 @@
           <w:ilvl w:val="0"/>
           <w:numId w:val="6"/>
         </w:numPr>
+        <w:tabs>
+          <w:tab w:val="clear" w:pos="720"/>
+          <w:tab w:val="num" w:pos="1428"/>
+        </w:tabs>
+        <w:ind w:left="1428"/>
         <w:rPr>
           <w:rFonts w:ascii="Arial" w:hAnsi="Arial" w:cs="Arial"/>
         </w:rPr>
@@ -5534,6 +5581,11 @@
           <w:ilvl w:val="0"/>
           <w:numId w:val="6"/>
         </w:numPr>
+        <w:tabs>
+          <w:tab w:val="clear" w:pos="720"/>
+          <w:tab w:val="num" w:pos="1428"/>
+        </w:tabs>
+        <w:ind w:left="1428"/>
         <w:rPr>
           <w:rFonts w:ascii="Arial" w:hAnsi="Arial" w:cs="Arial"/>
         </w:rPr>
@@ -5551,6 +5603,11 @@
           <w:ilvl w:val="0"/>
           <w:numId w:val="6"/>
         </w:numPr>
+        <w:tabs>
+          <w:tab w:val="clear" w:pos="720"/>
+          <w:tab w:val="num" w:pos="1428"/>
+        </w:tabs>
+        <w:ind w:left="1428"/>
         <w:rPr>
           <w:rFonts w:ascii="Arial" w:hAnsi="Arial" w:cs="Arial"/>
         </w:rPr>
@@ -5582,6 +5639,11 @@
           <w:ilvl w:val="0"/>
           <w:numId w:val="6"/>
         </w:numPr>
+        <w:tabs>
+          <w:tab w:val="clear" w:pos="720"/>
+          <w:tab w:val="num" w:pos="1428"/>
+        </w:tabs>
+        <w:ind w:left="1428"/>
         <w:rPr>
           <w:rFonts w:ascii="Arial" w:hAnsi="Arial" w:cs="Arial"/>
         </w:rPr>
@@ -5599,6 +5661,11 @@
           <w:ilvl w:val="0"/>
           <w:numId w:val="6"/>
         </w:numPr>
+        <w:tabs>
+          <w:tab w:val="clear" w:pos="720"/>
+          <w:tab w:val="num" w:pos="1428"/>
+        </w:tabs>
+        <w:ind w:left="1428"/>
         <w:rPr>
           <w:rFonts w:ascii="Arial" w:hAnsi="Arial" w:cs="Arial"/>
         </w:rPr>
@@ -5616,6 +5683,11 @@
           <w:ilvl w:val="0"/>
           <w:numId w:val="6"/>
         </w:numPr>
+        <w:tabs>
+          <w:tab w:val="clear" w:pos="720"/>
+          <w:tab w:val="num" w:pos="1428"/>
+        </w:tabs>
+        <w:ind w:left="1428"/>
         <w:rPr>
           <w:rFonts w:ascii="Arial" w:hAnsi="Arial" w:cs="Arial"/>
         </w:rPr>
@@ -5647,6 +5719,11 @@
           <w:ilvl w:val="0"/>
           <w:numId w:val="6"/>
         </w:numPr>
+        <w:tabs>
+          <w:tab w:val="clear" w:pos="720"/>
+          <w:tab w:val="num" w:pos="1428"/>
+        </w:tabs>
+        <w:ind w:left="1428"/>
         <w:rPr>
           <w:rFonts w:ascii="Arial" w:hAnsi="Arial" w:cs="Arial"/>
         </w:rPr>
@@ -5664,6 +5741,11 @@
           <w:ilvl w:val="0"/>
           <w:numId w:val="6"/>
         </w:numPr>
+        <w:tabs>
+          <w:tab w:val="clear" w:pos="720"/>
+          <w:tab w:val="num" w:pos="1428"/>
+        </w:tabs>
+        <w:ind w:left="1428"/>
         <w:rPr>
           <w:rFonts w:ascii="Arial" w:hAnsi="Arial" w:cs="Arial"/>
         </w:rPr>
@@ -5685,7 +5767,7 @@
           <w:szCs w:val="22"/>
         </w:rPr>
       </w:pPr>
-      <w:bookmarkStart w:id="12" w:name="_Toc242655965"/>
+      <w:bookmarkStart w:id="12" w:name="_Toc243003569"/>
       <w:r>
         <w:rPr>
           <w:rFonts w:ascii="Arial" w:hAnsi="Arial" w:cs="Arial"/>
@@ -5706,7 +5788,7 @@
     </w:p>
     <w:p>
       <w:pPr>
-        <w:ind w:firstLine="360"/>
+        <w:ind w:firstLine="708"/>
         <w:jc w:val="both"/>
         <w:rPr>
           <w:rFonts w:ascii="Arial" w:hAnsi="Arial" w:cs="Arial"/>
@@ -5942,7 +6024,7 @@
     </w:p>
     <w:p>
       <w:pPr>
-        <w:ind w:firstLine="360"/>
+        <w:ind w:firstLine="708"/>
         <w:jc w:val="both"/>
         <w:rPr>
           <w:rFonts w:ascii="Arial" w:hAnsi="Arial" w:cs="Arial"/>
@@ -5968,7 +6050,7 @@
           <w:szCs w:val="22"/>
         </w:rPr>
       </w:pPr>
-      <w:bookmarkStart w:id="13" w:name="_Toc242655966"/>
+      <w:bookmarkStart w:id="13" w:name="_Toc243003570"/>
       <w:r>
         <w:rPr>
           <w:rFonts w:ascii="Arial" w:hAnsi="Arial" w:cs="Arial"/>
@@ -5989,7 +6071,7 @@
           <w:szCs w:val="22"/>
         </w:rPr>
       </w:pPr>
-      <w:bookmarkStart w:id="14" w:name="_Toc242655967"/>
+      <w:bookmarkStart w:id="14" w:name="_Toc243003571"/>
       <w:r>
         <w:rPr>
           <w:rFonts w:ascii="Arial" w:hAnsi="Arial" w:cs="Arial"/>
@@ -8156,27 +8238,8 @@
         <w:rPr>
           <w:rFonts w:ascii="Arial" w:hAnsi="Arial" w:cs="Arial"/>
         </w:rPr>
-        <w:t xml:space="preserve">El Diccionario detallado de los paquetes de trabajo de la EDT se incluye en el Anexo </w:t>
-      </w:r>
-      <w:r>
-        <w:rPr>
-          <w:rFonts w:ascii="Arial" w:hAnsi="Arial" w:cs="Arial"/>
-        </w:rPr>
-        <w:t>1</w:t>
-      </w:r>
-      <w:r>
-        <w:rPr>
-          <w:rFonts w:ascii="Arial" w:hAnsi="Arial" w:cs="Arial"/>
-        </w:rPr>
-        <w:t>.</w:t>
-      </w:r>
-    </w:p>
-    <w:p>
-      <w:pPr>
-        <w:rPr>
-          <w:rFonts w:ascii="Arial" w:hAnsi="Arial" w:cs="Arial"/>
-        </w:rPr>
-      </w:pPr>
+        <w:t>La Tabla 3 presenta el diccionario resumido de los principales componentes de la EDT, incluyendo su descripción, responsables y criterios de aceptación. La definición detallada de los paquetes de trabajo se desarrollará y completará en las siguientes entregas, manteniendo la correspondencia con la planificación del cronograma y de los recursos.</w:t>
+      </w:r>
       <w:r>
         <w:rPr>
           <w:rFonts w:ascii="Arial" w:hAnsi="Arial" w:cs="Arial"/>
@@ -8209,39 +8272,7 @@
           <w:b/>
           <w:bCs/>
         </w:rPr>
-        <w:t xml:space="preserve">Figura </w:t>
-      </w:r>
-      <w:r>
-        <w:rPr>
-          <w:rFonts w:ascii="Arial" w:hAnsi="Arial" w:cs="Arial"/>
-          <w:b/>
-          <w:bCs/>
-        </w:rPr>
-        <w:t>1</w:t>
-      </w:r>
-      <w:r>
-        <w:rPr>
-          <w:rFonts w:ascii="Arial" w:hAnsi="Arial" w:cs="Arial"/>
-          <w:b/>
-          <w:bCs/>
-        </w:rPr>
-        <w:t>.</w:t>
-      </w:r>
-      <w:r>
-        <w:rPr>
-          <w:rFonts w:ascii="Arial" w:hAnsi="Arial" w:cs="Arial"/>
-          <w:b/>
-          <w:bCs/>
-        </w:rPr>
-        <w:t xml:space="preserve"> </w:t>
-      </w:r>
-      <w:r>
-        <w:rPr>
-          <w:rFonts w:ascii="Arial" w:hAnsi="Arial" w:cs="Arial"/>
-          <w:b/>
-          <w:bCs/>
-        </w:rPr>
-        <w:t>Estructura de Desglose del Trabajo (EDT) (Elaboración propia).</w:t>
+        <w:t>Figura 1. Estructura de Desglose del Trabajo (EDT) resumida — Nivel 2 (Elaboración propia).</w:t>
       </w:r>
     </w:p>
     <w:p>
@@ -8327,21 +8358,7 @@
         <w:rPr>
           <w:rFonts w:ascii="Arial" w:hAnsi="Arial" w:cs="Arial"/>
         </w:rPr>
-        <w:t xml:space="preserve">La </w:t>
-      </w:r>
-      <w:proofErr w:type="gramStart"/>
-      <w:r>
-        <w:rPr>
-          <w:rFonts w:ascii="Arial" w:hAnsi="Arial" w:cs="Arial"/>
-        </w:rPr>
-        <w:t>diagrama detallada</w:t>
-      </w:r>
-      <w:proofErr w:type="gramEnd"/>
-      <w:r>
-        <w:rPr>
-          <w:rFonts w:ascii="Arial" w:hAnsi="Arial" w:cs="Arial"/>
-        </w:rPr>
-        <w:t xml:space="preserve"> se incluye en el Anexo 1.</w:t>
+        <w:t>La figura presenta los once componentes principales de la EDT. La descomposición detallada de estos componentes en paquetes de trabajo constituye la base para la planificación de actividades, recursos, costes y responsabilidades.</w:t>
       </w:r>
     </w:p>
     <w:p>
@@ -8384,7 +8401,7 @@
           <w:szCs w:val="22"/>
         </w:rPr>
       </w:pPr>
-      <w:bookmarkStart w:id="15" w:name="_Toc242655968"/>
+      <w:bookmarkStart w:id="15" w:name="_Toc243003572"/>
       <w:r>
         <w:rPr>
           <w:rFonts w:ascii="Arial" w:hAnsi="Arial" w:cs="Arial"/>
@@ -8415,7 +8432,7 @@
         <w:rPr>
           <w:rFonts w:ascii="Arial" w:hAnsi="Arial" w:cs="Arial"/>
         </w:rPr>
-        <w:t>La gestión del tiempo del proyecto tiene como objetivo definir, desarrollar, mantener y controlar el cronograma necesario para completar el proyecto dentro del plazo máximo autorizado de 18 meses.</w:t>
+        <w:t>La gestión del cronograma del proyecto de creación y puesta en marcha de la Agencia Digital tiene como finalidad garantizar la ejecución coordinada de las actividades previstas, el cumplimiento de los hitos establecidos y la finalización del proyecto dentro del horizonte temporal aprobado.</w:t>
       </w:r>
     </w:p>
     <w:p>
@@ -8430,7 +8447,7 @@
         <w:rPr>
           <w:rFonts w:ascii="Arial" w:hAnsi="Arial" w:cs="Arial"/>
         </w:rPr>
-        <w:t>La planificación temporal se desarrollará a partir de los paquetes de trabajo identificados en la Estructura de Desglose del Trabajo (EDT). Para cada paquete se definirán las actividades necesarias para producir los entregables correspondientes, estableciendo su secuencia lógica, dependencias, duración estimada y principales responsables.</w:t>
+        <w:t>El proyecto tiene una duración aproximada de 18 meses, con fecha de inicio prevista para el 4 de enero de 2027 y fecha de finalización para el 16 de junio de 2028.</w:t>
       </w:r>
     </w:p>
     <w:p>
@@ -8445,7 +8462,21 @@
         <w:rPr>
           <w:rFonts w:ascii="Arial" w:hAnsi="Arial" w:cs="Arial"/>
         </w:rPr>
-        <w:t>Las actividades se organizarán teniendo en cuenta las relaciones de precedencia entre los diferentes componentes del proyecto. Cuando sea posible, determinadas actividades podrán ejecutarse en paralelo con el objetivo de optimizar la duración global, siempre que no se comprometan los requisitos de calidad, disponibilidad de recursos o dependencias técnicas y organizativas.</w:t>
+        <w:t xml:space="preserve">La planificación temporal se ha elaborado mediante </w:t>
+      </w:r>
+      <w:proofErr w:type="spellStart"/>
+      <w:r>
+        <w:rPr>
+          <w:rFonts w:ascii="Arial" w:hAnsi="Arial" w:cs="Arial"/>
+        </w:rPr>
+        <w:t>ProjectLibre</w:t>
+      </w:r>
+      <w:proofErr w:type="spellEnd"/>
+      <w:r>
+        <w:rPr>
+          <w:rFonts w:ascii="Arial" w:hAnsi="Arial" w:cs="Arial"/>
+        </w:rPr>
+        <w:t>, utilizando un diagrama de Gantt que permite representar la secuencia de actividades, sus duraciones, las relaciones de dependencia y los recursos humanos asignados.</w:t>
       </w:r>
     </w:p>
     <w:p>
@@ -8460,7 +8491,7 @@
         <w:rPr>
           <w:rFonts w:ascii="Arial" w:hAnsi="Arial" w:cs="Arial"/>
         </w:rPr>
-        <w:t>Las estimaciones de duración se realizarán considerando la complejidad de las actividades, la disponibilidad prevista de recursos, las dependencias internas y externas y los riesgos identificados. Las estimaciones serán revisadas durante la planificación detallada y podrán actualizarse mediante el procedimiento de control integrado de cambios cuando se produzcan modificaciones que afecten a la línea base aprobada.</w:t>
+        <w:t>La planificación del cronograma se fundamenta en la Estructura de Desglose del Trabajo (EDT), que permite organizar el alcance del proyecto en paquetes de trabajo y actividades específicas.</w:t>
       </w:r>
     </w:p>
     <w:p>
@@ -8475,8 +8506,146 @@
         <w:rPr>
           <w:rFonts w:ascii="Arial" w:hAnsi="Arial" w:cs="Arial"/>
         </w:rPr>
-        <w:t>Una vez definidas y secuenciadas las actividades, se establecerá el cronograma del proyecto y se determinarán sus principales hitos. El cronograma aprobado constituirá la línea base del cronograma y será utilizado como referencia para medir y controlar el avance durante la ejecución.</w:t>
-      </w:r>
+        <w:t>Para cada actividad se han definido los siguientes elementos:</w:t>
+      </w:r>
+    </w:p>
+    <w:p>
+      <w:pPr>
+        <w:pStyle w:val="ListParagraph"/>
+        <w:numPr>
+          <w:ilvl w:val="0"/>
+          <w:numId w:val="11"/>
+        </w:numPr>
+        <w:jc w:val="both"/>
+        <w:rPr>
+          <w:rFonts w:ascii="Arial" w:hAnsi="Arial" w:cs="Arial"/>
+        </w:rPr>
+      </w:pPr>
+      <w:r>
+        <w:rPr>
+          <w:rFonts w:ascii="Arial" w:hAnsi="Arial" w:cs="Arial"/>
+        </w:rPr>
+        <w:t>Duración estimada en días laborables.</w:t>
+      </w:r>
+    </w:p>
+    <w:p>
+      <w:pPr>
+        <w:pStyle w:val="ListParagraph"/>
+        <w:numPr>
+          <w:ilvl w:val="0"/>
+          <w:numId w:val="11"/>
+        </w:numPr>
+        <w:jc w:val="both"/>
+        <w:rPr>
+          <w:rFonts w:ascii="Arial" w:hAnsi="Arial" w:cs="Arial"/>
+        </w:rPr>
+      </w:pPr>
+      <w:r>
+        <w:rPr>
+          <w:rFonts w:ascii="Arial" w:hAnsi="Arial" w:cs="Arial"/>
+        </w:rPr>
+        <w:t>Fechas previstas de inicio y finalización.</w:t>
+      </w:r>
+    </w:p>
+    <w:p>
+      <w:pPr>
+        <w:pStyle w:val="ListParagraph"/>
+        <w:numPr>
+          <w:ilvl w:val="0"/>
+          <w:numId w:val="11"/>
+        </w:numPr>
+        <w:jc w:val="both"/>
+        <w:rPr>
+          <w:rFonts w:ascii="Arial" w:hAnsi="Arial" w:cs="Arial"/>
+        </w:rPr>
+      </w:pPr>
+      <w:r>
+        <w:rPr>
+          <w:rFonts w:ascii="Arial" w:hAnsi="Arial" w:cs="Arial"/>
+        </w:rPr>
+        <w:t>Relaciones de precedencia entre actividades.</w:t>
+      </w:r>
+    </w:p>
+    <w:p>
+      <w:pPr>
+        <w:pStyle w:val="ListParagraph"/>
+        <w:numPr>
+          <w:ilvl w:val="0"/>
+          <w:numId w:val="11"/>
+        </w:numPr>
+        <w:jc w:val="both"/>
+        <w:rPr>
+          <w:rFonts w:ascii="Arial" w:hAnsi="Arial" w:cs="Arial"/>
+        </w:rPr>
+      </w:pPr>
+      <w:r>
+        <w:rPr>
+          <w:rFonts w:ascii="Arial" w:hAnsi="Arial" w:cs="Arial"/>
+        </w:rPr>
+        <w:t>Recursos responsables de su ejecución.</w:t>
+      </w:r>
+    </w:p>
+    <w:p>
+      <w:pPr>
+        <w:pStyle w:val="ListParagraph"/>
+        <w:numPr>
+          <w:ilvl w:val="0"/>
+          <w:numId w:val="11"/>
+        </w:numPr>
+        <w:jc w:val="both"/>
+        <w:rPr>
+          <w:rFonts w:ascii="Arial" w:hAnsi="Arial" w:cs="Arial"/>
+        </w:rPr>
+      </w:pPr>
+      <w:r>
+        <w:rPr>
+          <w:rFonts w:ascii="Arial" w:hAnsi="Arial" w:cs="Arial"/>
+        </w:rPr>
+        <w:t>Carga de trabajo estimada en horas.</w:t>
+      </w:r>
+    </w:p>
+    <w:p>
+      <w:pPr>
+        <w:pStyle w:val="ListParagraph"/>
+        <w:numPr>
+          <w:ilvl w:val="0"/>
+          <w:numId w:val="11"/>
+        </w:numPr>
+        <w:jc w:val="both"/>
+        <w:rPr>
+          <w:rFonts w:ascii="Arial" w:hAnsi="Arial" w:cs="Arial"/>
+        </w:rPr>
+      </w:pPr>
+      <w:r>
+        <w:rPr>
+          <w:rFonts w:ascii="Arial" w:hAnsi="Arial" w:cs="Arial"/>
+        </w:rPr>
+        <w:t xml:space="preserve">Identificación preliminar de las actividades potencialmente críticas, cuya validación se realizará mediante el análisis del camino crítico en </w:t>
+      </w:r>
+      <w:proofErr w:type="spellStart"/>
+      <w:r>
+        <w:rPr>
+          <w:rFonts w:ascii="Arial" w:hAnsi="Arial" w:cs="Arial"/>
+        </w:rPr>
+        <w:t>ProjectLibre</w:t>
+      </w:r>
+      <w:proofErr w:type="spellEnd"/>
+      <w:r>
+        <w:rPr>
+          <w:rFonts w:ascii="Arial" w:hAnsi="Arial" w:cs="Arial"/>
+        </w:rPr>
+        <w:t xml:space="preserve"> durante la planificación detallada del cronograma.</w:t>
+      </w:r>
+    </w:p>
+    <w:p>
+      <w:pPr>
+        <w:pStyle w:val="ListParagraph"/>
+        <w:ind w:left="1428"/>
+        <w:jc w:val="both"/>
+        <w:rPr>
+          <w:rFonts w:ascii="Arial" w:hAnsi="Arial" w:cs="Arial"/>
+        </w:rPr>
+      </w:pPr>
     </w:p>
     <w:p>
       <w:pPr>
@@ -8490,7 +8659,31 @@
         <w:rPr>
           <w:rFonts w:ascii="Arial" w:hAnsi="Arial" w:cs="Arial"/>
         </w:rPr>
-        <w:t>El seguimiento se realizará mediante la comparación periódica entre las fechas planificadas y las fechas reales o previstas de finalización. Se prestará especial atención a las actividades críticas y a aquellas desviaciones que puedan afectar a los principales hitos o a la fecha final del proyecto.</w:t>
+        <w:t>Se ha utilizado un calendario laboral de cinco días semanales, de lunes a viernes, con una jornada de ocho horas distribuidas entre las 08:00 y las 12:00 y entre las 13:00 y las 17:00.</w:t>
+      </w:r>
+      <w:r>
+        <w:rPr>
+          <w:rFonts w:ascii="Arial" w:hAnsi="Arial" w:cs="Arial"/>
+        </w:rPr>
+        <w:t xml:space="preserve"> </w:t>
+      </w:r>
+      <w:r>
+        <w:rPr>
+          <w:rFonts w:ascii="Arial" w:hAnsi="Arial" w:cs="Arial"/>
+        </w:rPr>
+        <w:t>La planificación combina actividades secuenciales con otras que pueden desarrollarse en paralelo, con el objetivo de aprovechar los recursos disponibles y reducir los tiempos de espera entre las diferentes fases.</w:t>
+      </w:r>
+      <w:r>
+        <w:rPr>
+          <w:rFonts w:ascii="Arial" w:hAnsi="Arial" w:cs="Arial"/>
+        </w:rPr>
+        <w:t xml:space="preserve"> </w:t>
+      </w:r>
+      <w:r>
+        <w:rPr>
+          <w:rFonts w:ascii="Arial" w:hAnsi="Arial" w:cs="Arial"/>
+        </w:rPr>
+        <w:t>El cronograma se estructura en once bloques principales, correspondientes a las áreas de trabajo definidas en la EDT.</w:t>
       </w:r>
     </w:p>
     <w:p>
@@ -8499,37 +8692,10 @@
         <w:jc w:val="both"/>
         <w:rPr>
           <w:rFonts w:ascii="Arial" w:hAnsi="Arial" w:cs="Arial"/>
-        </w:rPr>
-      </w:pPr>
-      <w:r>
-        <w:rPr>
-          <w:rFonts w:ascii="Arial" w:hAnsi="Arial" w:cs="Arial"/>
-        </w:rPr>
-        <w:t>De acuerdo con los objetivos establecidos en el Acta de Constitución, la desviación del cronograma deberá mantenerse dentro de un máximo de ±5 % respecto a la línea base aprobada, sin superar en ningún caso la duración máxima autorizada de 18 meses salvo que exista un cambio formalmente aprobado.</w:t>
-      </w:r>
-    </w:p>
-    <w:p>
-      <w:pPr>
-        <w:pStyle w:val="Heading4"/>
-        <w:rPr>
-          <w:rFonts w:ascii="Arial" w:hAnsi="Arial" w:cs="Arial"/>
-        </w:rPr>
-      </w:pPr>
-      <w:r>
-        <w:rPr>
-          <w:rFonts w:ascii="Arial" w:hAnsi="Arial" w:cs="Arial"/>
-        </w:rPr>
-        <w:t>Definición y secuenciación</w:t>
-      </w:r>
-      <w:r>
-        <w:t xml:space="preserve"> </w:t>
-      </w:r>
-      <w:r>
-        <w:rPr>
-          <w:rFonts w:ascii="Arial" w:hAnsi="Arial" w:cs="Arial"/>
-        </w:rPr>
-        <w:t>de actividades</w:t>
-      </w:r>
+          <w:b/>
+          <w:bCs/>
+        </w:rPr>
+      </w:pPr>
     </w:p>
     <w:p>
       <w:pPr>
@@ -8537,66 +8703,6 @@
         <w:jc w:val="both"/>
         <w:rPr>
           <w:rFonts w:ascii="Arial" w:hAnsi="Arial" w:cs="Arial"/>
-        </w:rPr>
-      </w:pPr>
-      <w:r>
-        <w:rPr>
-          <w:rFonts w:ascii="Arial" w:hAnsi="Arial" w:cs="Arial"/>
-        </w:rPr>
-        <w:t>Las actividades del proyecto se han definido a partir de los principales componentes de la EDT, manteniendo la trazabilidad entre el alcance aprobado y el cronograma. La secuenciación considera las dependencias lógicas existentes entre los diferentes entregables, así como la posibilidad de ejecutar determinados trabajos en paralelo.</w:t>
-      </w:r>
-    </w:p>
-    <w:p>
-      <w:pPr>
-        <w:ind w:firstLine="708"/>
-        <w:jc w:val="both"/>
-        <w:rPr>
-          <w:rFonts w:ascii="Arial" w:hAnsi="Arial" w:cs="Arial"/>
-        </w:rPr>
-      </w:pPr>
-      <w:r>
-        <w:rPr>
-          <w:rFonts w:ascii="Arial" w:hAnsi="Arial" w:cs="Arial"/>
-        </w:rPr>
-        <w:t>La dirección y gestión del proyecto se desarrollará durante todo el ciclo de vida. Durante los primeros meses se realizarán en paralelo la definición del modelo operativo y la constitución legal, administrativa y financiera de la empresa. La aprobación del modelo operativo permitirá avanzar progresivamente en la organización del equipo, la implantación del catálogo de servicios, la plataforma tecnológica, los procesos internos y las capacidades comerciales.</w:t>
-      </w:r>
-    </w:p>
-    <w:p>
-      <w:pPr>
-        <w:ind w:firstLine="708"/>
-        <w:jc w:val="both"/>
-        <w:rPr>
-          <w:rFonts w:ascii="Arial" w:hAnsi="Arial" w:cs="Arial"/>
-        </w:rPr>
-      </w:pPr>
-      <w:r>
-        <w:rPr>
-          <w:rFonts w:ascii="Arial" w:hAnsi="Arial" w:cs="Arial"/>
-        </w:rPr>
-        <w:t>Una vez alcanzado el nivel de preparación necesario, se iniciarán los tres proyectos piloto previamente acordados. Los resultados de estos proyectos permitirán validar el modelo operativo e identificar las mejoras necesarias antes de realizar la transición formal a operaciones y proceder al cierre del proyecto.</w:t>
-      </w:r>
-    </w:p>
-    <w:p>
-      <w:pPr>
-        <w:ind w:firstLine="708"/>
-        <w:jc w:val="both"/>
-        <w:rPr>
-          <w:rFonts w:ascii="Arial" w:hAnsi="Arial" w:cs="Arial"/>
-        </w:rPr>
-      </w:pPr>
-      <w:r>
-        <w:rPr>
-          <w:rFonts w:ascii="Arial" w:hAnsi="Arial" w:cs="Arial"/>
-        </w:rPr>
-        <w:t>Esto refleja la lógica ya establecida en el alcance: los tres pilotos forman parte del proyecto y la operación comercial ordinaria comienza después de la transferencia formal.</w:t>
-      </w:r>
-    </w:p>
-    <w:p>
-      <w:pPr>
-        <w:ind w:firstLine="708"/>
-        <w:jc w:val="both"/>
-        <w:rPr>
-          <w:rFonts w:ascii="Arial" w:hAnsi="Arial" w:cs="Arial"/>
           <w:b/>
           <w:bCs/>
         </w:rPr>
@@ -8624,6 +8730,40 @@
           <w:bCs/>
         </w:rPr>
         <w:t>. Cronograma maestro del proyecto</w:t>
+      </w:r>
+      <w:r>
+        <w:rPr>
+          <w:rFonts w:ascii="Arial" w:hAnsi="Arial" w:cs="Arial"/>
+          <w:b/>
+          <w:bCs/>
+        </w:rPr>
+        <w:t xml:space="preserve">. </w:t>
+      </w:r>
+      <w:r>
+        <w:rPr>
+          <w:rFonts w:ascii="Arial" w:hAnsi="Arial" w:cs="Arial"/>
+          <w:b/>
+          <w:bCs/>
+        </w:rPr>
+        <w:t xml:space="preserve">Fuente: elaboración propia a partir de la planificación realizada en </w:t>
+      </w:r>
+      <w:proofErr w:type="spellStart"/>
+      <w:r>
+        <w:rPr>
+          <w:rFonts w:ascii="Arial" w:hAnsi="Arial" w:cs="Arial"/>
+          <w:b/>
+          <w:bCs/>
+        </w:rPr>
+        <w:t>ProjectLibre</w:t>
+      </w:r>
+      <w:proofErr w:type="spellEnd"/>
+      <w:r>
+        <w:rPr>
+          <w:rFonts w:ascii="Arial" w:hAnsi="Arial" w:cs="Arial"/>
+          <w:b/>
+          <w:bCs/>
+        </w:rPr>
+        <w:t>. Las duraciones se expresan de forma aproximada.</w:t>
       </w:r>
     </w:p>
     <w:tbl>
@@ -8633,12 +8773,11 @@
         <w:tblLook w:val="04A0" w:firstRow="1" w:lastRow="0" w:firstColumn="1" w:lastColumn="0" w:noHBand="0" w:noVBand="1"/>
       </w:tblPr>
       <w:tblGrid>
-        <w:gridCol w:w="1692"/>
-        <w:gridCol w:w="2152"/>
-        <w:gridCol w:w="1253"/>
-        <w:gridCol w:w="883"/>
-        <w:gridCol w:w="1498"/>
-        <w:gridCol w:w="1538"/>
+        <w:gridCol w:w="1704"/>
+        <w:gridCol w:w="2160"/>
+        <w:gridCol w:w="1318"/>
+        <w:gridCol w:w="1318"/>
+        <w:gridCol w:w="1503"/>
       </w:tblGrid>
       <w:tr>
         <w:tc>
@@ -8687,7 +8826,7 @@
         </w:tc>
         <w:tc>
           <w:tcPr>
-            <w:tcW w:w="1260" w:type="dxa"/>
+            <w:tcW w:w="1318" w:type="dxa"/>
           </w:tcPr>
           <w:p>
             <w:pPr>
@@ -8709,7 +8848,7 @@
         </w:tc>
         <w:tc>
           <w:tcPr>
-            <w:tcW w:w="886" w:type="dxa"/>
+            <w:tcW w:w="1318" w:type="dxa"/>
           </w:tcPr>
           <w:p>
             <w:pPr>
@@ -8749,27 +8888,13 @@
               </w:rPr>
               <w:t>Duración</w:t>
             </w:r>
-          </w:p>
-        </w:tc>
-        <w:tc>
-          <w:tcPr>
-            <w:tcW w:w="1538" w:type="dxa"/>
-          </w:tcPr>
-          <w:p>
-            <w:pPr>
+            <w:r>
               <w:rPr>
                 <w:rFonts w:ascii="Arial" w:hAnsi="Arial" w:cs="Arial"/>
                 <w:b/>
                 <w:bCs/>
               </w:rPr>
-            </w:pPr>
-            <w:r>
-              <w:rPr>
-                <w:rFonts w:ascii="Arial" w:hAnsi="Arial" w:cs="Arial"/>
-                <w:b/>
-                <w:bCs/>
-              </w:rPr>
-              <w:t>Predecesora principal</w:t>
+              <w:t xml:space="preserve"> (aprox.)</w:t>
             </w:r>
           </w:p>
         </w:tc>
@@ -8814,7 +8939,7 @@
         </w:tc>
         <w:tc>
           <w:tcPr>
-            <w:tcW w:w="1260" w:type="dxa"/>
+            <w:tcW w:w="1318" w:type="dxa"/>
           </w:tcPr>
           <w:p>
             <w:pPr>
@@ -8827,13 +8952,13 @@
               <w:rPr>
                 <w:rFonts w:ascii="Arial" w:hAnsi="Arial" w:cs="Arial"/>
               </w:rPr>
-              <w:t>M1</w:t>
-            </w:r>
-          </w:p>
-        </w:tc>
-        <w:tc>
-          <w:tcPr>
-            <w:tcW w:w="886" w:type="dxa"/>
+              <w:t>04/01/2027</w:t>
+            </w:r>
+          </w:p>
+        </w:tc>
+        <w:tc>
+          <w:tcPr>
+            <w:tcW w:w="1318" w:type="dxa"/>
           </w:tcPr>
           <w:p>
             <w:pPr>
@@ -8846,7 +8971,7 @@
               <w:rPr>
                 <w:rFonts w:ascii="Arial" w:hAnsi="Arial" w:cs="Arial"/>
               </w:rPr>
-              <w:t>M18</w:t>
+              <w:t>09/06/2028</w:t>
             </w:r>
           </w:p>
         </w:tc>
@@ -8865,26 +8990,7 @@
               <w:rPr>
                 <w:rFonts w:ascii="Arial" w:hAnsi="Arial" w:cs="Arial"/>
               </w:rPr>
-              <w:t>18 meses</w:t>
-            </w:r>
-          </w:p>
-        </w:tc>
-        <w:tc>
-          <w:tcPr>
-            <w:tcW w:w="1538" w:type="dxa"/>
-          </w:tcPr>
-          <w:p>
-            <w:pPr>
-              <w:jc w:val="both"/>
-              <w:rPr>
-                <w:rFonts w:ascii="Arial" w:hAnsi="Arial" w:cs="Arial"/>
-              </w:rPr>
-            </w:pPr>
-            <w:r>
-              <w:rPr>
-                <w:rFonts w:ascii="Arial" w:hAnsi="Arial" w:cs="Arial"/>
-              </w:rPr>
-              <w:t>-</w:t>
+              <w:t>17 meses</w:t>
             </w:r>
           </w:p>
         </w:tc>
@@ -8929,7 +9035,7 @@
         </w:tc>
         <w:tc>
           <w:tcPr>
-            <w:tcW w:w="1260" w:type="dxa"/>
+            <w:tcW w:w="1318" w:type="dxa"/>
           </w:tcPr>
           <w:p>
             <w:pPr>
@@ -8942,13 +9048,13 @@
               <w:rPr>
                 <w:rFonts w:ascii="Arial" w:hAnsi="Arial" w:cs="Arial"/>
               </w:rPr>
-              <w:t>M1</w:t>
-            </w:r>
-          </w:p>
-        </w:tc>
-        <w:tc>
-          <w:tcPr>
-            <w:tcW w:w="886" w:type="dxa"/>
+              <w:t>22/02/2027</w:t>
+            </w:r>
+          </w:p>
+        </w:tc>
+        <w:tc>
+          <w:tcPr>
+            <w:tcW w:w="1318" w:type="dxa"/>
           </w:tcPr>
           <w:p>
             <w:pPr>
@@ -8961,7 +9067,7 @@
               <w:rPr>
                 <w:rFonts w:ascii="Arial" w:hAnsi="Arial" w:cs="Arial"/>
               </w:rPr>
-              <w:t>M2</w:t>
+              <w:t>28/04/2027</w:t>
             </w:r>
           </w:p>
         </w:tc>
@@ -8981,25 +9087,6 @@
                 <w:rFonts w:ascii="Arial" w:hAnsi="Arial" w:cs="Arial"/>
               </w:rPr>
               <w:t>2 meses</w:t>
-            </w:r>
-          </w:p>
-        </w:tc>
-        <w:tc>
-          <w:tcPr>
-            <w:tcW w:w="1538" w:type="dxa"/>
-          </w:tcPr>
-          <w:p>
-            <w:pPr>
-              <w:jc w:val="both"/>
-              <w:rPr>
-                <w:rFonts w:ascii="Arial" w:hAnsi="Arial" w:cs="Arial"/>
-              </w:rPr>
-            </w:pPr>
-            <w:r>
-              <w:rPr>
-                <w:rFonts w:ascii="Arial" w:hAnsi="Arial" w:cs="Arial"/>
-              </w:rPr>
-              <w:t>-</w:t>
             </w:r>
           </w:p>
         </w:tc>
@@ -9044,7 +9131,7 @@
         </w:tc>
         <w:tc>
           <w:tcPr>
-            <w:tcW w:w="1260" w:type="dxa"/>
+            <w:tcW w:w="1318" w:type="dxa"/>
           </w:tcPr>
           <w:p>
             <w:pPr>
@@ -9057,13 +9144,13 @@
               <w:rPr>
                 <w:rFonts w:ascii="Arial" w:hAnsi="Arial" w:cs="Arial"/>
               </w:rPr>
-              <w:t>M1</w:t>
-            </w:r>
-          </w:p>
-        </w:tc>
-        <w:tc>
-          <w:tcPr>
-            <w:tcW w:w="886" w:type="dxa"/>
+              <w:t>11/01/2027</w:t>
+            </w:r>
+          </w:p>
+        </w:tc>
+        <w:tc>
+          <w:tcPr>
+            <w:tcW w:w="1318" w:type="dxa"/>
           </w:tcPr>
           <w:p>
             <w:pPr>
@@ -9076,7 +9163,7 @@
               <w:rPr>
                 <w:rFonts w:ascii="Arial" w:hAnsi="Arial" w:cs="Arial"/>
               </w:rPr>
-              <w:t>M3</w:t>
+              <w:t>23/04/2027</w:t>
             </w:r>
           </w:p>
         </w:tc>
@@ -9095,26 +9182,19 @@
               <w:rPr>
                 <w:rFonts w:ascii="Arial" w:hAnsi="Arial" w:cs="Arial"/>
               </w:rPr>
-              <w:t>3 meses</w:t>
-            </w:r>
-          </w:p>
-        </w:tc>
-        <w:tc>
-          <w:tcPr>
-            <w:tcW w:w="1538" w:type="dxa"/>
-          </w:tcPr>
-          <w:p>
-            <w:pPr>
-              <w:jc w:val="both"/>
-              <w:rPr>
-                <w:rFonts w:ascii="Arial" w:hAnsi="Arial" w:cs="Arial"/>
-              </w:rPr>
-            </w:pPr>
-            <w:r>
-              <w:rPr>
-                <w:rFonts w:ascii="Arial" w:hAnsi="Arial" w:cs="Arial"/>
-              </w:rPr>
-              <w:t>-</w:t>
+              <w:t>3</w:t>
+            </w:r>
+            <w:r>
+              <w:rPr>
+                <w:rFonts w:ascii="Arial" w:hAnsi="Arial" w:cs="Arial"/>
+              </w:rPr>
+              <w:t>,</w:t>
+            </w:r>
+            <w:r>
+              <w:rPr>
+                <w:rFonts w:ascii="Arial" w:hAnsi="Arial" w:cs="Arial"/>
+              </w:rPr>
+              <w:t>5 meses</w:t>
             </w:r>
           </w:p>
         </w:tc>
@@ -9159,7 +9239,7 @@
         </w:tc>
         <w:tc>
           <w:tcPr>
-            <w:tcW w:w="1260" w:type="dxa"/>
+            <w:tcW w:w="1318" w:type="dxa"/>
           </w:tcPr>
           <w:p>
             <w:pPr>
@@ -9172,13 +9252,13 @@
               <w:rPr>
                 <w:rFonts w:ascii="Arial" w:hAnsi="Arial" w:cs="Arial"/>
               </w:rPr>
-              <w:t>M2</w:t>
-            </w:r>
-          </w:p>
-        </w:tc>
-        <w:tc>
-          <w:tcPr>
-            <w:tcW w:w="886" w:type="dxa"/>
+              <w:t>22/03/2027</w:t>
+            </w:r>
+          </w:p>
+        </w:tc>
+        <w:tc>
+          <w:tcPr>
+            <w:tcW w:w="1318" w:type="dxa"/>
           </w:tcPr>
           <w:p>
             <w:pPr>
@@ -9191,7 +9271,7 @@
               <w:rPr>
                 <w:rFonts w:ascii="Arial" w:hAnsi="Arial" w:cs="Arial"/>
               </w:rPr>
-              <w:t>M9</w:t>
+              <w:t>16/07/2027</w:t>
             </w:r>
           </w:p>
         </w:tc>
@@ -9210,26 +9290,7 @@
               <w:rPr>
                 <w:rFonts w:ascii="Arial" w:hAnsi="Arial" w:cs="Arial"/>
               </w:rPr>
-              <w:t>8 meses</w:t>
-            </w:r>
-          </w:p>
-        </w:tc>
-        <w:tc>
-          <w:tcPr>
-            <w:tcW w:w="1538" w:type="dxa"/>
-          </w:tcPr>
-          <w:p>
-            <w:pPr>
-              <w:jc w:val="both"/>
-              <w:rPr>
-                <w:rFonts w:ascii="Arial" w:hAnsi="Arial" w:cs="Arial"/>
-              </w:rPr>
-            </w:pPr>
-            <w:r>
-              <w:rPr>
-                <w:rFonts w:ascii="Arial" w:hAnsi="Arial" w:cs="Arial"/>
-              </w:rPr>
-              <w:t>1.2</w:t>
+              <w:t>4 meses</w:t>
             </w:r>
           </w:p>
         </w:tc>
@@ -9282,7 +9343,7 @@
         </w:tc>
         <w:tc>
           <w:tcPr>
-            <w:tcW w:w="1260" w:type="dxa"/>
+            <w:tcW w:w="1318" w:type="dxa"/>
           </w:tcPr>
           <w:p>
             <w:pPr>
@@ -9295,13 +9356,13 @@
               <w:rPr>
                 <w:rFonts w:ascii="Arial" w:hAnsi="Arial" w:cs="Arial"/>
               </w:rPr>
-              <w:t>M2</w:t>
-            </w:r>
-          </w:p>
-        </w:tc>
-        <w:tc>
-          <w:tcPr>
-            <w:tcW w:w="886" w:type="dxa"/>
+              <w:t>28/04/2027</w:t>
+            </w:r>
+          </w:p>
+        </w:tc>
+        <w:tc>
+          <w:tcPr>
+            <w:tcW w:w="1318" w:type="dxa"/>
           </w:tcPr>
           <w:p>
             <w:pPr>
@@ -9314,7 +9375,7 @@
               <w:rPr>
                 <w:rFonts w:ascii="Arial" w:hAnsi="Arial" w:cs="Arial"/>
               </w:rPr>
-              <w:t>M10</w:t>
+              <w:t>18/08/2027</w:t>
             </w:r>
           </w:p>
         </w:tc>
@@ -9333,26 +9394,7 @@
               <w:rPr>
                 <w:rFonts w:ascii="Arial" w:hAnsi="Arial" w:cs="Arial"/>
               </w:rPr>
-              <w:t>9 meses</w:t>
-            </w:r>
-          </w:p>
-        </w:tc>
-        <w:tc>
-          <w:tcPr>
-            <w:tcW w:w="1538" w:type="dxa"/>
-          </w:tcPr>
-          <w:p>
-            <w:pPr>
-              <w:jc w:val="both"/>
-              <w:rPr>
-                <w:rFonts w:ascii="Arial" w:hAnsi="Arial" w:cs="Arial"/>
-              </w:rPr>
-            </w:pPr>
-            <w:r>
-              <w:rPr>
-                <w:rFonts w:ascii="Arial" w:hAnsi="Arial" w:cs="Arial"/>
-              </w:rPr>
-              <w:t>1.2</w:t>
+              <w:t>4 meses</w:t>
             </w:r>
           </w:p>
         </w:tc>
@@ -9397,7 +9439,7 @@
         </w:tc>
         <w:tc>
           <w:tcPr>
-            <w:tcW w:w="1260" w:type="dxa"/>
+            <w:tcW w:w="1318" w:type="dxa"/>
           </w:tcPr>
           <w:p>
             <w:pPr>
@@ -9410,13 +9452,13 @@
               <w:rPr>
                 <w:rFonts w:ascii="Arial" w:hAnsi="Arial" w:cs="Arial"/>
               </w:rPr>
-              <w:t>M2</w:t>
-            </w:r>
-          </w:p>
-        </w:tc>
-        <w:tc>
-          <w:tcPr>
-            <w:tcW w:w="886" w:type="dxa"/>
+              <w:t>12/04/2027</w:t>
+            </w:r>
+          </w:p>
+        </w:tc>
+        <w:tc>
+          <w:tcPr>
+            <w:tcW w:w="1318" w:type="dxa"/>
           </w:tcPr>
           <w:p>
             <w:pPr>
@@ -9429,7 +9471,7 @@
               <w:rPr>
                 <w:rFonts w:ascii="Arial" w:hAnsi="Arial" w:cs="Arial"/>
               </w:rPr>
-              <w:t>M7</w:t>
+              <w:t>10/09/2027</w:t>
             </w:r>
           </w:p>
         </w:tc>
@@ -9448,26 +9490,7 @@
               <w:rPr>
                 <w:rFonts w:ascii="Arial" w:hAnsi="Arial" w:cs="Arial"/>
               </w:rPr>
-              <w:t>6 meses</w:t>
-            </w:r>
-          </w:p>
-        </w:tc>
-        <w:tc>
-          <w:tcPr>
-            <w:tcW w:w="1538" w:type="dxa"/>
-          </w:tcPr>
-          <w:p>
-            <w:pPr>
-              <w:jc w:val="both"/>
-              <w:rPr>
-                <w:rFonts w:ascii="Arial" w:hAnsi="Arial" w:cs="Arial"/>
-              </w:rPr>
-            </w:pPr>
-            <w:r>
-              <w:rPr>
-                <w:rFonts w:ascii="Arial" w:hAnsi="Arial" w:cs="Arial"/>
-              </w:rPr>
-              <w:t>1.2</w:t>
+              <w:t>5 meses</w:t>
             </w:r>
           </w:p>
         </w:tc>
@@ -9512,7 +9535,7 @@
         </w:tc>
         <w:tc>
           <w:tcPr>
-            <w:tcW w:w="1260" w:type="dxa"/>
+            <w:tcW w:w="1318" w:type="dxa"/>
           </w:tcPr>
           <w:p>
             <w:pPr>
@@ -9525,13 +9548,13 @@
               <w:rPr>
                 <w:rFonts w:ascii="Arial" w:hAnsi="Arial" w:cs="Arial"/>
               </w:rPr>
-              <w:t>M3</w:t>
-            </w:r>
-          </w:p>
-        </w:tc>
-        <w:tc>
-          <w:tcPr>
-            <w:tcW w:w="886" w:type="dxa"/>
+              <w:t>12/04/2027</w:t>
+            </w:r>
+          </w:p>
+        </w:tc>
+        <w:tc>
+          <w:tcPr>
+            <w:tcW w:w="1318" w:type="dxa"/>
           </w:tcPr>
           <w:p>
             <w:pPr>
@@ -9544,7 +9567,7 @@
               <w:rPr>
                 <w:rFonts w:ascii="Arial" w:hAnsi="Arial" w:cs="Arial"/>
               </w:rPr>
-              <w:t>M10</w:t>
+              <w:t>20/08/2027</w:t>
             </w:r>
           </w:p>
         </w:tc>
@@ -9563,26 +9586,19 @@
               <w:rPr>
                 <w:rFonts w:ascii="Arial" w:hAnsi="Arial" w:cs="Arial"/>
               </w:rPr>
-              <w:t>8 meses</w:t>
-            </w:r>
-          </w:p>
-        </w:tc>
-        <w:tc>
-          <w:tcPr>
-            <w:tcW w:w="1538" w:type="dxa"/>
-          </w:tcPr>
-          <w:p>
-            <w:pPr>
-              <w:jc w:val="both"/>
-              <w:rPr>
-                <w:rFonts w:ascii="Arial" w:hAnsi="Arial" w:cs="Arial"/>
-              </w:rPr>
-            </w:pPr>
-            <w:r>
-              <w:rPr>
-                <w:rFonts w:ascii="Arial" w:hAnsi="Arial" w:cs="Arial"/>
-              </w:rPr>
-              <w:t>1.2</w:t>
+              <w:t>4</w:t>
+            </w:r>
+            <w:r>
+              <w:rPr>
+                <w:rFonts w:ascii="Arial" w:hAnsi="Arial" w:cs="Arial"/>
+              </w:rPr>
+              <w:t>,</w:t>
+            </w:r>
+            <w:r>
+              <w:rPr>
+                <w:rFonts w:ascii="Arial" w:hAnsi="Arial" w:cs="Arial"/>
+              </w:rPr>
+              <w:t>5 meses</w:t>
             </w:r>
           </w:p>
         </w:tc>
@@ -9627,7 +9643,7 @@
         </w:tc>
         <w:tc>
           <w:tcPr>
-            <w:tcW w:w="1260" w:type="dxa"/>
+            <w:tcW w:w="1318" w:type="dxa"/>
           </w:tcPr>
           <w:p>
             <w:pPr>
@@ -9640,13 +9656,13 @@
               <w:rPr>
                 <w:rFonts w:ascii="Arial" w:hAnsi="Arial" w:cs="Arial"/>
               </w:rPr>
-              <w:t>M4</w:t>
-            </w:r>
-          </w:p>
-        </w:tc>
-        <w:tc>
-          <w:tcPr>
-            <w:tcW w:w="886" w:type="dxa"/>
+              <w:t>12/04/2027</w:t>
+            </w:r>
+          </w:p>
+        </w:tc>
+        <w:tc>
+          <w:tcPr>
+            <w:tcW w:w="1318" w:type="dxa"/>
           </w:tcPr>
           <w:p>
             <w:pPr>
@@ -9659,7 +9675,7 @@
               <w:rPr>
                 <w:rFonts w:ascii="Arial" w:hAnsi="Arial" w:cs="Arial"/>
               </w:rPr>
-              <w:t>M11</w:t>
+              <w:t>10/09/2027</w:t>
             </w:r>
           </w:p>
         </w:tc>
@@ -9678,26 +9694,13 @@
               <w:rPr>
                 <w:rFonts w:ascii="Arial" w:hAnsi="Arial" w:cs="Arial"/>
               </w:rPr>
-              <w:t>8 meses</w:t>
-            </w:r>
-          </w:p>
-        </w:tc>
-        <w:tc>
-          <w:tcPr>
-            <w:tcW w:w="1538" w:type="dxa"/>
-          </w:tcPr>
-          <w:p>
-            <w:pPr>
-              <w:jc w:val="both"/>
-              <w:rPr>
-                <w:rFonts w:ascii="Arial" w:hAnsi="Arial" w:cs="Arial"/>
-              </w:rPr>
-            </w:pPr>
-            <w:r>
-              <w:rPr>
-                <w:rFonts w:ascii="Arial" w:hAnsi="Arial" w:cs="Arial"/>
-              </w:rPr>
-              <w:t>1.2, 1.3</w:t>
+              <w:t>5</w:t>
+            </w:r>
+            <w:r>
+              <w:rPr>
+                <w:rFonts w:ascii="Arial" w:hAnsi="Arial" w:cs="Arial"/>
+              </w:rPr>
+              <w:t xml:space="preserve"> meses</w:t>
             </w:r>
           </w:p>
         </w:tc>
@@ -9720,6 +9723,12 @@
               </w:rPr>
               <w:t>1.9.1</w:t>
             </w:r>
+            <w:r>
+              <w:rPr>
+                <w:rFonts w:ascii="Arial" w:hAnsi="Arial" w:cs="Arial"/>
+              </w:rPr>
+              <w:t xml:space="preserve"> – 1.9.2</w:t>
+            </w:r>
           </w:p>
         </w:tc>
         <w:tc>
@@ -9736,13 +9745,13 @@
               <w:rPr>
                 <w:rFonts w:ascii="Arial" w:hAnsi="Arial" w:cs="Arial"/>
               </w:rPr>
-              <w:t>Preparación de los proyectos piloto</w:t>
-            </w:r>
-          </w:p>
-        </w:tc>
-        <w:tc>
-          <w:tcPr>
-            <w:tcW w:w="1260" w:type="dxa"/>
+              <w:t>Confirmación y planificación de los pilotos</w:t>
+            </w:r>
+          </w:p>
+        </w:tc>
+        <w:tc>
+          <w:tcPr>
+            <w:tcW w:w="1318" w:type="dxa"/>
           </w:tcPr>
           <w:p>
             <w:pPr>
@@ -9755,13 +9764,13 @@
               <w:rPr>
                 <w:rFonts w:ascii="Arial" w:hAnsi="Arial" w:cs="Arial"/>
               </w:rPr>
-              <w:t>M10</w:t>
-            </w:r>
-          </w:p>
-        </w:tc>
-        <w:tc>
-          <w:tcPr>
-            <w:tcW w:w="886" w:type="dxa"/>
+              <w:t>22/02/2027</w:t>
+            </w:r>
+          </w:p>
+        </w:tc>
+        <w:tc>
+          <w:tcPr>
+            <w:tcW w:w="1318" w:type="dxa"/>
           </w:tcPr>
           <w:p>
             <w:pPr>
@@ -9774,7 +9783,7 @@
               <w:rPr>
                 <w:rFonts w:ascii="Arial" w:hAnsi="Arial" w:cs="Arial"/>
               </w:rPr>
-              <w:t>M11</w:t>
+              <w:t>26/03/2027</w:t>
             </w:r>
           </w:p>
         </w:tc>
@@ -9793,26 +9802,13 @@
               <w:rPr>
                 <w:rFonts w:ascii="Arial" w:hAnsi="Arial" w:cs="Arial"/>
               </w:rPr>
-              <w:t>2 meses</w:t>
-            </w:r>
-          </w:p>
-        </w:tc>
-        <w:tc>
-          <w:tcPr>
-            <w:tcW w:w="1538" w:type="dxa"/>
-          </w:tcPr>
-          <w:p>
-            <w:pPr>
-              <w:jc w:val="both"/>
-              <w:rPr>
-                <w:rFonts w:ascii="Arial" w:hAnsi="Arial" w:cs="Arial"/>
-              </w:rPr>
-            </w:pPr>
-            <w:r>
-              <w:rPr>
-                <w:rFonts w:ascii="Arial" w:hAnsi="Arial" w:cs="Arial"/>
-              </w:rPr>
-              <w:t>1.4, 1.5, 1.6, 1.7</w:t>
+              <w:t>1</w:t>
+            </w:r>
+            <w:r>
+              <w:rPr>
+                <w:rFonts w:ascii="Arial" w:hAnsi="Arial" w:cs="Arial"/>
+              </w:rPr>
+              <w:t xml:space="preserve"> mes</w:t>
             </w:r>
           </w:p>
         </w:tc>
@@ -9833,7 +9829,13 @@
               <w:rPr>
                 <w:rFonts w:ascii="Arial" w:hAnsi="Arial" w:cs="Arial"/>
               </w:rPr>
-              <w:t>1.9.2 – 1.9.4</w:t>
+              <w:t>1.9.</w:t>
+            </w:r>
+            <w:r>
+              <w:rPr>
+                <w:rFonts w:ascii="Arial" w:hAnsi="Arial" w:cs="Arial"/>
+              </w:rPr>
+              <w:t>3</w:t>
             </w:r>
           </w:p>
         </w:tc>
@@ -9851,13 +9853,13 @@
               <w:rPr>
                 <w:rFonts w:ascii="Arial" w:hAnsi="Arial" w:cs="Arial"/>
               </w:rPr>
-              <w:t>Ejecución de los tres proyectos piloto</w:t>
-            </w:r>
-          </w:p>
-        </w:tc>
-        <w:tc>
-          <w:tcPr>
-            <w:tcW w:w="1260" w:type="dxa"/>
+              <w:t>Preparación de equipos y entornos de ejecución</w:t>
+            </w:r>
+          </w:p>
+        </w:tc>
+        <w:tc>
+          <w:tcPr>
+            <w:tcW w:w="1318" w:type="dxa"/>
           </w:tcPr>
           <w:p>
             <w:pPr>
@@ -9870,13 +9872,13 @@
               <w:rPr>
                 <w:rFonts w:ascii="Arial" w:hAnsi="Arial" w:cs="Arial"/>
               </w:rPr>
-              <w:t>M12</w:t>
-            </w:r>
-          </w:p>
-        </w:tc>
-        <w:tc>
-          <w:tcPr>
-            <w:tcW w:w="886" w:type="dxa"/>
+              <w:t>13/09/2027</w:t>
+            </w:r>
+          </w:p>
+        </w:tc>
+        <w:tc>
+          <w:tcPr>
+            <w:tcW w:w="1318" w:type="dxa"/>
           </w:tcPr>
           <w:p>
             <w:pPr>
@@ -9889,7 +9891,7 @@
               <w:rPr>
                 <w:rFonts w:ascii="Arial" w:hAnsi="Arial" w:cs="Arial"/>
               </w:rPr>
-              <w:t>M15</w:t>
+              <w:t>24/09/2027</w:t>
             </w:r>
           </w:p>
         </w:tc>
@@ -9908,26 +9910,7 @@
               <w:rPr>
                 <w:rFonts w:ascii="Arial" w:hAnsi="Arial" w:cs="Arial"/>
               </w:rPr>
-              <w:t>4 meses</w:t>
-            </w:r>
-          </w:p>
-        </w:tc>
-        <w:tc>
-          <w:tcPr>
-            <w:tcW w:w="1538" w:type="dxa"/>
-          </w:tcPr>
-          <w:p>
-            <w:pPr>
-              <w:jc w:val="both"/>
-              <w:rPr>
-                <w:rFonts w:ascii="Arial" w:hAnsi="Arial" w:cs="Arial"/>
-              </w:rPr>
-            </w:pPr>
-            <w:r>
-              <w:rPr>
-                <w:rFonts w:ascii="Arial" w:hAnsi="Arial" w:cs="Arial"/>
-              </w:rPr>
-              <w:t>1.9.1</w:t>
+              <w:t>2 semanas</w:t>
             </w:r>
           </w:p>
         </w:tc>
@@ -9948,7 +9931,7 @@
               <w:rPr>
                 <w:rFonts w:ascii="Arial" w:hAnsi="Arial" w:cs="Arial"/>
               </w:rPr>
-              <w:t>1.9.5</w:t>
+              <w:t>1.9.4–1.9.6</w:t>
             </w:r>
           </w:p>
         </w:tc>
@@ -9966,13 +9949,13 @@
               <w:rPr>
                 <w:rFonts w:ascii="Arial" w:hAnsi="Arial" w:cs="Arial"/>
               </w:rPr>
-              <w:t>Evaluación conjunta de resultados</w:t>
-            </w:r>
-          </w:p>
-        </w:tc>
-        <w:tc>
-          <w:tcPr>
-            <w:tcW w:w="1260" w:type="dxa"/>
+              <w:t>Ejecución de los tres proyectos piloto</w:t>
+            </w:r>
+          </w:p>
+        </w:tc>
+        <w:tc>
+          <w:tcPr>
+            <w:tcW w:w="1318" w:type="dxa"/>
           </w:tcPr>
           <w:p>
             <w:pPr>
@@ -9985,13 +9968,13 @@
               <w:rPr>
                 <w:rFonts w:ascii="Arial" w:hAnsi="Arial" w:cs="Arial"/>
               </w:rPr>
-              <w:t>M15</w:t>
-            </w:r>
-          </w:p>
-        </w:tc>
-        <w:tc>
-          <w:tcPr>
-            <w:tcW w:w="886" w:type="dxa"/>
+              <w:t>27/09/2027</w:t>
+            </w:r>
+          </w:p>
+        </w:tc>
+        <w:tc>
+          <w:tcPr>
+            <w:tcW w:w="1318" w:type="dxa"/>
           </w:tcPr>
           <w:p>
             <w:pPr>
@@ -10004,7 +9987,7 @@
               <w:rPr>
                 <w:rFonts w:ascii="Arial" w:hAnsi="Arial" w:cs="Arial"/>
               </w:rPr>
-              <w:t>M16</w:t>
+              <w:t>17/12/2027</w:t>
             </w:r>
           </w:p>
         </w:tc>
@@ -10023,26 +10006,13 @@
               <w:rPr>
                 <w:rFonts w:ascii="Arial" w:hAnsi="Arial" w:cs="Arial"/>
               </w:rPr>
-              <w:t>2 meses</w:t>
-            </w:r>
-          </w:p>
-        </w:tc>
-        <w:tc>
-          <w:tcPr>
-            <w:tcW w:w="1538" w:type="dxa"/>
-          </w:tcPr>
-          <w:p>
-            <w:pPr>
-              <w:jc w:val="both"/>
-              <w:rPr>
-                <w:rFonts w:ascii="Arial" w:hAnsi="Arial" w:cs="Arial"/>
-              </w:rPr>
-            </w:pPr>
-            <w:r>
-              <w:rPr>
-                <w:rFonts w:ascii="Arial" w:hAnsi="Arial" w:cs="Arial"/>
-              </w:rPr>
-              <w:t>1.9.2–1.9.4</w:t>
+              <w:t>3</w:t>
+            </w:r>
+            <w:r>
+              <w:rPr>
+                <w:rFonts w:ascii="Arial" w:hAnsi="Arial" w:cs="Arial"/>
+              </w:rPr>
+              <w:t xml:space="preserve"> meses</w:t>
             </w:r>
           </w:p>
         </w:tc>
@@ -10063,7 +10033,7 @@
               <w:rPr>
                 <w:rFonts w:ascii="Arial" w:hAnsi="Arial" w:cs="Arial"/>
               </w:rPr>
-              <w:t>1.9.6</w:t>
+              <w:t>1.9.7–1.9.8</w:t>
             </w:r>
           </w:p>
         </w:tc>
@@ -10081,13 +10051,13 @@
               <w:rPr>
                 <w:rFonts w:ascii="Arial" w:hAnsi="Arial" w:cs="Arial"/>
               </w:rPr>
-              <w:t>Identificación de mejoras</w:t>
-            </w:r>
-          </w:p>
-        </w:tc>
-        <w:tc>
-          <w:tcPr>
-            <w:tcW w:w="1260" w:type="dxa"/>
+              <w:t>Evaluación y aceptación formal de los pilotos</w:t>
+            </w:r>
+          </w:p>
+        </w:tc>
+        <w:tc>
+          <w:tcPr>
+            <w:tcW w:w="1318" w:type="dxa"/>
           </w:tcPr>
           <w:p>
             <w:pPr>
@@ -10100,13 +10070,13 @@
               <w:rPr>
                 <w:rFonts w:ascii="Arial" w:hAnsi="Arial" w:cs="Arial"/>
               </w:rPr>
-              <w:t>M16</w:t>
-            </w:r>
-          </w:p>
-        </w:tc>
-        <w:tc>
-          <w:tcPr>
-            <w:tcW w:w="886" w:type="dxa"/>
+              <w:t>20/12/2027</w:t>
+            </w:r>
+          </w:p>
+        </w:tc>
+        <w:tc>
+          <w:tcPr>
+            <w:tcW w:w="1318" w:type="dxa"/>
           </w:tcPr>
           <w:p>
             <w:pPr>
@@ -10119,7 +10089,7 @@
               <w:rPr>
                 <w:rFonts w:ascii="Arial" w:hAnsi="Arial" w:cs="Arial"/>
               </w:rPr>
-              <w:t>M16</w:t>
+              <w:t>21/01/2028</w:t>
             </w:r>
           </w:p>
         </w:tc>
@@ -10139,25 +10109,6 @@
                 <w:rFonts w:ascii="Arial" w:hAnsi="Arial" w:cs="Arial"/>
               </w:rPr>
               <w:t>1 mes</w:t>
-            </w:r>
-          </w:p>
-        </w:tc>
-        <w:tc>
-          <w:tcPr>
-            <w:tcW w:w="1538" w:type="dxa"/>
-          </w:tcPr>
-          <w:p>
-            <w:pPr>
-              <w:jc w:val="both"/>
-              <w:rPr>
-                <w:rFonts w:ascii="Arial" w:hAnsi="Arial" w:cs="Arial"/>
-              </w:rPr>
-            </w:pPr>
-            <w:r>
-              <w:rPr>
-                <w:rFonts w:ascii="Arial" w:hAnsi="Arial" w:cs="Arial"/>
-              </w:rPr>
-              <w:t>1.9.5</w:t>
             </w:r>
           </w:p>
         </w:tc>
@@ -10178,7 +10129,7 @@
               <w:rPr>
                 <w:rFonts w:ascii="Arial" w:hAnsi="Arial" w:cs="Arial"/>
               </w:rPr>
-              <w:t>1.10.1</w:t>
+              <w:t>1.10</w:t>
             </w:r>
           </w:p>
         </w:tc>
@@ -10196,13 +10147,13 @@
               <w:rPr>
                 <w:rFonts w:ascii="Arial" w:hAnsi="Arial" w:cs="Arial"/>
               </w:rPr>
-              <w:t>Implantación de mejoras derivadas de los pilotos</w:t>
-            </w:r>
-          </w:p>
-        </w:tc>
-        <w:tc>
-          <w:tcPr>
-            <w:tcW w:w="1260" w:type="dxa"/>
+              <w:t>Validación y transición a operaciones</w:t>
+            </w:r>
+          </w:p>
+        </w:tc>
+        <w:tc>
+          <w:tcPr>
+            <w:tcW w:w="1318" w:type="dxa"/>
           </w:tcPr>
           <w:p>
             <w:pPr>
@@ -10215,13 +10166,13 @@
               <w:rPr>
                 <w:rFonts w:ascii="Arial" w:hAnsi="Arial" w:cs="Arial"/>
               </w:rPr>
-              <w:t>M16</w:t>
-            </w:r>
-          </w:p>
-        </w:tc>
-        <w:tc>
-          <w:tcPr>
-            <w:tcW w:w="886" w:type="dxa"/>
+              <w:t>24/01/2028</w:t>
+            </w:r>
+          </w:p>
+        </w:tc>
+        <w:tc>
+          <w:tcPr>
+            <w:tcW w:w="1318" w:type="dxa"/>
           </w:tcPr>
           <w:p>
             <w:pPr>
@@ -10234,7 +10185,7 @@
               <w:rPr>
                 <w:rFonts w:ascii="Arial" w:hAnsi="Arial" w:cs="Arial"/>
               </w:rPr>
-              <w:t>M17</w:t>
+              <w:t>21/04/2028</w:t>
             </w:r>
           </w:p>
         </w:tc>
@@ -10253,26 +10204,13 @@
               <w:rPr>
                 <w:rFonts w:ascii="Arial" w:hAnsi="Arial" w:cs="Arial"/>
               </w:rPr>
-              <w:t>2 meses</w:t>
-            </w:r>
-          </w:p>
-        </w:tc>
-        <w:tc>
-          <w:tcPr>
-            <w:tcW w:w="1538" w:type="dxa"/>
-          </w:tcPr>
-          <w:p>
-            <w:pPr>
-              <w:jc w:val="both"/>
-              <w:rPr>
-                <w:rFonts w:ascii="Arial" w:hAnsi="Arial" w:cs="Arial"/>
-              </w:rPr>
-            </w:pPr>
-            <w:r>
-              <w:rPr>
-                <w:rFonts w:ascii="Arial" w:hAnsi="Arial" w:cs="Arial"/>
-              </w:rPr>
-              <w:t>1.9.6</w:t>
+              <w:t>3</w:t>
+            </w:r>
+            <w:r>
+              <w:rPr>
+                <w:rFonts w:ascii="Arial" w:hAnsi="Arial" w:cs="Arial"/>
+              </w:rPr>
+              <w:t xml:space="preserve"> meses</w:t>
             </w:r>
           </w:p>
         </w:tc>
@@ -10293,7 +10231,13 @@
               <w:rPr>
                 <w:rFonts w:ascii="Arial" w:hAnsi="Arial" w:cs="Arial"/>
               </w:rPr>
-              <w:t>1.10.2</w:t>
+              <w:t>1.1</w:t>
+            </w:r>
+            <w:r>
+              <w:rPr>
+                <w:rFonts w:ascii="Arial" w:hAnsi="Arial" w:cs="Arial"/>
+              </w:rPr>
+              <w:t>1</w:t>
             </w:r>
           </w:p>
         </w:tc>
@@ -10311,13 +10255,13 @@
               <w:rPr>
                 <w:rFonts w:ascii="Arial" w:hAnsi="Arial" w:cs="Arial"/>
               </w:rPr>
-              <w:t>Validación de la preparación operativa</w:t>
-            </w:r>
-          </w:p>
-        </w:tc>
-        <w:tc>
-          <w:tcPr>
-            <w:tcW w:w="1260" w:type="dxa"/>
+              <w:t>Cierre del proyecto</w:t>
+            </w:r>
+          </w:p>
+        </w:tc>
+        <w:tc>
+          <w:tcPr>
+            <w:tcW w:w="1318" w:type="dxa"/>
           </w:tcPr>
           <w:p>
             <w:pPr>
@@ -10330,13 +10274,13 @@
               <w:rPr>
                 <w:rFonts w:ascii="Arial" w:hAnsi="Arial" w:cs="Arial"/>
               </w:rPr>
-              <w:t>M17</w:t>
-            </w:r>
-          </w:p>
-        </w:tc>
-        <w:tc>
-          <w:tcPr>
-            <w:tcW w:w="886" w:type="dxa"/>
+              <w:t>24/04/2028</w:t>
+            </w:r>
+          </w:p>
+        </w:tc>
+        <w:tc>
+          <w:tcPr>
+            <w:tcW w:w="1318" w:type="dxa"/>
           </w:tcPr>
           <w:p>
             <w:pPr>
@@ -10349,7 +10293,7 @@
               <w:rPr>
                 <w:rFonts w:ascii="Arial" w:hAnsi="Arial" w:cs="Arial"/>
               </w:rPr>
-              <w:t>M17</w:t>
+              <w:t>16/06/2028</w:t>
             </w:r>
           </w:p>
         </w:tc>
@@ -10368,370 +10312,19 @@
               <w:rPr>
                 <w:rFonts w:ascii="Arial" w:hAnsi="Arial" w:cs="Arial"/>
               </w:rPr>
-              <w:t>1 mes</w:t>
-            </w:r>
-          </w:p>
-        </w:tc>
-        <w:tc>
-          <w:tcPr>
-            <w:tcW w:w="1538" w:type="dxa"/>
-          </w:tcPr>
-          <w:p>
-            <w:pPr>
-              <w:jc w:val="both"/>
-              <w:rPr>
-                <w:rFonts w:ascii="Arial" w:hAnsi="Arial" w:cs="Arial"/>
-              </w:rPr>
-            </w:pPr>
-            <w:r>
-              <w:rPr>
-                <w:rFonts w:ascii="Arial" w:hAnsi="Arial" w:cs="Arial"/>
-              </w:rPr>
-              <w:t>1.10.1</w:t>
-            </w:r>
-          </w:p>
-        </w:tc>
-      </w:tr>
-      <w:tr>
-        <w:tc>
-          <w:tcPr>
-            <w:tcW w:w="1704" w:type="dxa"/>
-          </w:tcPr>
-          <w:p>
-            <w:pPr>
-              <w:rPr>
-                <w:rFonts w:ascii="Arial" w:hAnsi="Arial" w:cs="Arial"/>
-              </w:rPr>
-            </w:pPr>
-            <w:r>
-              <w:rPr>
-                <w:rFonts w:ascii="Arial" w:hAnsi="Arial" w:cs="Arial"/>
-              </w:rPr>
-              <w:t>1.10.3 – 1.10.5</w:t>
-            </w:r>
-          </w:p>
-        </w:tc>
-        <w:tc>
-          <w:tcPr>
-            <w:tcW w:w="2160" w:type="dxa"/>
-          </w:tcPr>
-          <w:p>
-            <w:pPr>
-              <w:rPr>
-                <w:rFonts w:ascii="Arial" w:hAnsi="Arial" w:cs="Arial"/>
-              </w:rPr>
-            </w:pPr>
-            <w:r>
-              <w:rPr>
-                <w:rFonts w:ascii="Arial" w:hAnsi="Arial" w:cs="Arial"/>
-              </w:rPr>
-              <w:t>Transferencia a operaciones</w:t>
-            </w:r>
-          </w:p>
-        </w:tc>
-        <w:tc>
-          <w:tcPr>
-            <w:tcW w:w="1260" w:type="dxa"/>
-          </w:tcPr>
-          <w:p>
-            <w:pPr>
-              <w:jc w:val="both"/>
-              <w:rPr>
-                <w:rFonts w:ascii="Arial" w:hAnsi="Arial" w:cs="Arial"/>
-              </w:rPr>
-            </w:pPr>
-            <w:r>
-              <w:rPr>
-                <w:rFonts w:ascii="Arial" w:hAnsi="Arial" w:cs="Arial"/>
-              </w:rPr>
-              <w:t>M17</w:t>
-            </w:r>
-          </w:p>
-        </w:tc>
-        <w:tc>
-          <w:tcPr>
-            <w:tcW w:w="886" w:type="dxa"/>
-          </w:tcPr>
-          <w:p>
-            <w:pPr>
-              <w:jc w:val="both"/>
-              <w:rPr>
-                <w:rFonts w:ascii="Arial" w:hAnsi="Arial" w:cs="Arial"/>
-              </w:rPr>
-            </w:pPr>
-            <w:r>
-              <w:rPr>
-                <w:rFonts w:ascii="Arial" w:hAnsi="Arial" w:cs="Arial"/>
-              </w:rPr>
-              <w:t>M18</w:t>
-            </w:r>
-          </w:p>
-        </w:tc>
-        <w:tc>
-          <w:tcPr>
-            <w:tcW w:w="1503" w:type="dxa"/>
-          </w:tcPr>
-          <w:p>
-            <w:pPr>
-              <w:jc w:val="both"/>
-              <w:rPr>
-                <w:rFonts w:ascii="Arial" w:hAnsi="Arial" w:cs="Arial"/>
-              </w:rPr>
-            </w:pPr>
-            <w:r>
-              <w:rPr>
-                <w:rFonts w:ascii="Arial" w:hAnsi="Arial" w:cs="Arial"/>
-              </w:rPr>
-              <w:t>2 meses</w:t>
-            </w:r>
-          </w:p>
-        </w:tc>
-        <w:tc>
-          <w:tcPr>
-            <w:tcW w:w="1538" w:type="dxa"/>
-          </w:tcPr>
-          <w:p>
-            <w:pPr>
-              <w:jc w:val="both"/>
-              <w:rPr>
-                <w:rFonts w:ascii="Arial" w:hAnsi="Arial" w:cs="Arial"/>
-              </w:rPr>
-            </w:pPr>
-            <w:r>
-              <w:rPr>
-                <w:rFonts w:ascii="Arial" w:hAnsi="Arial" w:cs="Arial"/>
-              </w:rPr>
-              <w:t>1.10.2</w:t>
-            </w:r>
-          </w:p>
-        </w:tc>
-      </w:tr>
-      <w:tr>
-        <w:tc>
-          <w:tcPr>
-            <w:tcW w:w="1704" w:type="dxa"/>
-          </w:tcPr>
-          <w:p>
-            <w:pPr>
-              <w:jc w:val="both"/>
-              <w:rPr>
-                <w:rFonts w:ascii="Arial" w:hAnsi="Arial" w:cs="Arial"/>
-              </w:rPr>
-            </w:pPr>
-            <w:r>
-              <w:rPr>
-                <w:rFonts w:ascii="Arial" w:hAnsi="Arial" w:cs="Arial"/>
-              </w:rPr>
-              <w:t>1.10.6</w:t>
-            </w:r>
-          </w:p>
-        </w:tc>
-        <w:tc>
-          <w:tcPr>
-            <w:tcW w:w="2160" w:type="dxa"/>
-          </w:tcPr>
-          <w:p>
-            <w:pPr>
-              <w:rPr>
-                <w:rFonts w:ascii="Arial" w:hAnsi="Arial" w:cs="Arial"/>
-              </w:rPr>
-            </w:pPr>
-            <w:r>
-              <w:rPr>
-                <w:rFonts w:ascii="Arial" w:hAnsi="Arial" w:cs="Arial"/>
-              </w:rPr>
-              <w:t>Aceptación de la transición</w:t>
-            </w:r>
-          </w:p>
-        </w:tc>
-        <w:tc>
-          <w:tcPr>
-            <w:tcW w:w="1260" w:type="dxa"/>
-          </w:tcPr>
-          <w:p>
-            <w:pPr>
-              <w:jc w:val="both"/>
-              <w:rPr>
-                <w:rFonts w:ascii="Arial" w:hAnsi="Arial" w:cs="Arial"/>
-              </w:rPr>
-            </w:pPr>
-            <w:r>
-              <w:rPr>
-                <w:rFonts w:ascii="Arial" w:hAnsi="Arial" w:cs="Arial"/>
-              </w:rPr>
-              <w:t>M18</w:t>
-            </w:r>
-          </w:p>
-        </w:tc>
-        <w:tc>
-          <w:tcPr>
-            <w:tcW w:w="886" w:type="dxa"/>
-          </w:tcPr>
-          <w:p>
-            <w:pPr>
-              <w:jc w:val="both"/>
-              <w:rPr>
-                <w:rFonts w:ascii="Arial" w:hAnsi="Arial" w:cs="Arial"/>
-              </w:rPr>
-            </w:pPr>
-            <w:r>
-              <w:rPr>
-                <w:rFonts w:ascii="Arial" w:hAnsi="Arial" w:cs="Arial"/>
-              </w:rPr>
-              <w:t>M18</w:t>
-            </w:r>
-          </w:p>
-        </w:tc>
-        <w:tc>
-          <w:tcPr>
-            <w:tcW w:w="1503" w:type="dxa"/>
-          </w:tcPr>
-          <w:p>
-            <w:pPr>
-              <w:jc w:val="both"/>
-              <w:rPr>
-                <w:rFonts w:ascii="Arial" w:hAnsi="Arial" w:cs="Arial"/>
-              </w:rPr>
-            </w:pPr>
-            <w:r>
-              <w:rPr>
-                <w:rFonts w:ascii="Arial" w:hAnsi="Arial" w:cs="Arial"/>
-              </w:rPr>
-              <w:t>1 mes</w:t>
-            </w:r>
-          </w:p>
-        </w:tc>
-        <w:tc>
-          <w:tcPr>
-            <w:tcW w:w="1538" w:type="dxa"/>
-          </w:tcPr>
-          <w:p>
-            <w:pPr>
-              <w:jc w:val="both"/>
-              <w:rPr>
-                <w:rFonts w:ascii="Arial" w:hAnsi="Arial" w:cs="Arial"/>
-              </w:rPr>
-            </w:pPr>
-            <w:r>
-              <w:rPr>
-                <w:rFonts w:ascii="Arial" w:hAnsi="Arial" w:cs="Arial"/>
-              </w:rPr>
-              <w:t>1.10.3–1.10.5</w:t>
-            </w:r>
-          </w:p>
-        </w:tc>
-      </w:tr>
-      <w:tr>
-        <w:tc>
-          <w:tcPr>
-            <w:tcW w:w="1704" w:type="dxa"/>
-          </w:tcPr>
-          <w:p>
-            <w:pPr>
-              <w:jc w:val="both"/>
-              <w:rPr>
-                <w:rFonts w:ascii="Arial" w:hAnsi="Arial" w:cs="Arial"/>
-              </w:rPr>
-            </w:pPr>
-            <w:r>
-              <w:rPr>
-                <w:rFonts w:ascii="Arial" w:hAnsi="Arial" w:cs="Arial"/>
-              </w:rPr>
-              <w:t>1.11.1</w:t>
-            </w:r>
-          </w:p>
-        </w:tc>
-        <w:tc>
-          <w:tcPr>
-            <w:tcW w:w="2160" w:type="dxa"/>
-          </w:tcPr>
-          <w:p>
-            <w:pPr>
-              <w:rPr>
-                <w:rFonts w:ascii="Arial" w:hAnsi="Arial" w:cs="Arial"/>
-              </w:rPr>
-            </w:pPr>
-            <w:r>
-              <w:rPr>
-                <w:rFonts w:ascii="Arial" w:hAnsi="Arial" w:cs="Arial"/>
-              </w:rPr>
-              <w:t>Cierre del proyecto</w:t>
-            </w:r>
-          </w:p>
-        </w:tc>
-        <w:tc>
-          <w:tcPr>
-            <w:tcW w:w="1260" w:type="dxa"/>
-          </w:tcPr>
-          <w:p>
-            <w:pPr>
-              <w:jc w:val="both"/>
-              <w:rPr>
-                <w:rFonts w:ascii="Arial" w:hAnsi="Arial" w:cs="Arial"/>
-              </w:rPr>
-            </w:pPr>
-            <w:r>
-              <w:rPr>
-                <w:rFonts w:ascii="Arial" w:hAnsi="Arial" w:cs="Arial"/>
-              </w:rPr>
-              <w:t>M18</w:t>
-            </w:r>
-          </w:p>
-        </w:tc>
-        <w:tc>
-          <w:tcPr>
-            <w:tcW w:w="886" w:type="dxa"/>
-          </w:tcPr>
-          <w:p>
-            <w:pPr>
-              <w:jc w:val="both"/>
-              <w:rPr>
-                <w:rFonts w:ascii="Arial" w:hAnsi="Arial" w:cs="Arial"/>
-              </w:rPr>
-            </w:pPr>
-            <w:r>
-              <w:rPr>
-                <w:rFonts w:ascii="Arial" w:hAnsi="Arial" w:cs="Arial"/>
-              </w:rPr>
-              <w:t>M18</w:t>
-            </w:r>
-          </w:p>
-        </w:tc>
-        <w:tc>
-          <w:tcPr>
-            <w:tcW w:w="1503" w:type="dxa"/>
-          </w:tcPr>
-          <w:p>
-            <w:pPr>
-              <w:jc w:val="both"/>
-              <w:rPr>
-                <w:rFonts w:ascii="Arial" w:hAnsi="Arial" w:cs="Arial"/>
-              </w:rPr>
-            </w:pPr>
-            <w:r>
-              <w:rPr>
-                <w:rFonts w:ascii="Arial" w:hAnsi="Arial" w:cs="Arial"/>
-              </w:rPr>
-              <w:t>1 mes</w:t>
-            </w:r>
-          </w:p>
-        </w:tc>
-        <w:tc>
-          <w:tcPr>
-            <w:tcW w:w="1538" w:type="dxa"/>
-          </w:tcPr>
-          <w:p>
-            <w:pPr>
-              <w:jc w:val="both"/>
-              <w:rPr>
-                <w:rFonts w:ascii="Arial" w:hAnsi="Arial" w:cs="Arial"/>
-              </w:rPr>
-            </w:pPr>
-            <w:r>
-              <w:rPr>
-                <w:rFonts w:ascii="Arial" w:hAnsi="Arial" w:cs="Arial"/>
-              </w:rPr>
-              <w:t>1.10.6</w:t>
+              <w:t>2</w:t>
+            </w:r>
+            <w:r>
+              <w:rPr>
+                <w:rFonts w:ascii="Arial" w:hAnsi="Arial" w:cs="Arial"/>
+              </w:rPr>
+              <w:t xml:space="preserve"> mes</w:t>
+            </w:r>
+            <w:r>
+              <w:rPr>
+                <w:rFonts w:ascii="Arial" w:hAnsi="Arial" w:cs="Arial"/>
+              </w:rPr>
+              <w:t>es</w:t>
             </w:r>
           </w:p>
         </w:tc>
@@ -10792,7 +10385,33 @@
           <w:b/>
           <w:bCs/>
         </w:rPr>
-        <w:t>. Hitos principales del cronograma</w:t>
+        <w:t xml:space="preserve">. </w:t>
+      </w:r>
+      <w:r>
+        <w:rPr>
+          <w:rFonts w:ascii="Arial" w:hAnsi="Arial" w:cs="Arial"/>
+          <w:b/>
+          <w:bCs/>
+        </w:rPr>
+        <w:t xml:space="preserve">Hitos principales del cronograma. Fuente: elaboración propia a partir de la planificación realizada en </w:t>
+      </w:r>
+      <w:proofErr w:type="spellStart"/>
+      <w:r>
+        <w:rPr>
+          <w:rFonts w:ascii="Arial" w:hAnsi="Arial" w:cs="Arial"/>
+          <w:b/>
+          <w:bCs/>
+        </w:rPr>
+        <w:t>ProjectLibre</w:t>
+      </w:r>
+      <w:proofErr w:type="spellEnd"/>
+      <w:r>
+        <w:rPr>
+          <w:rFonts w:ascii="Arial" w:hAnsi="Arial" w:cs="Arial"/>
+          <w:b/>
+          <w:bCs/>
+        </w:rPr>
+        <w:t>.</w:t>
       </w:r>
     </w:p>
     <w:tbl>
@@ -10849,7 +10468,7 @@
                 <w:b/>
                 <w:bCs/>
               </w:rPr>
-              <w:t>Mes</w:t>
+              <w:t>Fecha prevista</w:t>
             </w:r>
           </w:p>
         </w:tc>
@@ -10912,7 +10531,7 @@
               <w:rPr>
                 <w:rFonts w:ascii="Arial" w:hAnsi="Arial" w:cs="Arial"/>
               </w:rPr>
-              <w:t>M1</w:t>
+              <w:t>04/01/2027</w:t>
             </w:r>
           </w:p>
         </w:tc>
@@ -10970,7 +10589,7 @@
               <w:rPr>
                 <w:rFonts w:ascii="Arial" w:hAnsi="Arial" w:cs="Arial"/>
               </w:rPr>
-              <w:t>M2</w:t>
+              <w:t>28/04/2027</w:t>
             </w:r>
           </w:p>
         </w:tc>
@@ -11028,7 +10647,7 @@
               <w:rPr>
                 <w:rFonts w:ascii="Arial" w:hAnsi="Arial" w:cs="Arial"/>
               </w:rPr>
-              <w:t>M3</w:t>
+              <w:t>23/04/2027</w:t>
             </w:r>
           </w:p>
         </w:tc>
@@ -11046,7 +10665,7 @@
               <w:rPr>
                 <w:rFonts w:ascii="Arial" w:hAnsi="Arial" w:cs="Arial"/>
               </w:rPr>
-              <w:t>Constitución legal y administrativa completada</w:t>
+              <w:t>Constitución legal y administrativa de la empresa</w:t>
             </w:r>
           </w:p>
         </w:tc>
@@ -11086,7 +10705,7 @@
               <w:rPr>
                 <w:rFonts w:ascii="Arial" w:hAnsi="Arial" w:cs="Arial"/>
               </w:rPr>
-              <w:t>M5</w:t>
+              <w:t>02/04/2027</w:t>
             </w:r>
           </w:p>
         </w:tc>
@@ -11104,7 +10723,7 @@
               <w:rPr>
                 <w:rFonts w:ascii="Arial" w:hAnsi="Arial" w:cs="Arial"/>
               </w:rPr>
-              <w:t>Diseño organizativo aprobado</w:t>
+              <w:t>Diseño organizativo y definición de responsabilidades completados</w:t>
             </w:r>
           </w:p>
         </w:tc>
@@ -11144,7 +10763,7 @@
               <w:rPr>
                 <w:rFonts w:ascii="Arial" w:hAnsi="Arial" w:cs="Arial"/>
               </w:rPr>
-              <w:t>M7</w:t>
+              <w:t>10/09/2027</w:t>
             </w:r>
           </w:p>
         </w:tc>
@@ -11202,7 +10821,7 @@
               <w:rPr>
                 <w:rFonts w:ascii="Arial" w:hAnsi="Arial" w:cs="Arial"/>
               </w:rPr>
-              <w:t>M9</w:t>
+              <w:t>16/07/2027</w:t>
             </w:r>
           </w:p>
         </w:tc>
@@ -11220,7 +10839,7 @@
               <w:rPr>
                 <w:rFonts w:ascii="Arial" w:hAnsi="Arial" w:cs="Arial"/>
               </w:rPr>
-              <w:t>Equipo inicial constituido</w:t>
+              <w:t>Equipo inicial incorporado, formado y preparado</w:t>
             </w:r>
           </w:p>
         </w:tc>
@@ -11260,7 +10879,7 @@
               <w:rPr>
                 <w:rFonts w:ascii="Arial" w:hAnsi="Arial" w:cs="Arial"/>
               </w:rPr>
-              <w:t>M10</w:t>
+              <w:t>20/08/2027</w:t>
             </w:r>
           </w:p>
         </w:tc>
@@ -11278,21 +10897,7 @@
               <w:rPr>
                 <w:rFonts w:ascii="Arial" w:hAnsi="Arial" w:cs="Arial"/>
               </w:rPr>
-              <w:t xml:space="preserve">Modelo de </w:t>
-            </w:r>
-            <w:proofErr w:type="spellStart"/>
-            <w:r>
-              <w:rPr>
-                <w:rFonts w:ascii="Arial" w:hAnsi="Arial" w:cs="Arial"/>
-              </w:rPr>
-              <w:t>delivery</w:t>
-            </w:r>
-            <w:proofErr w:type="spellEnd"/>
-            <w:r>
-              <w:rPr>
-                <w:rFonts w:ascii="Arial" w:hAnsi="Arial" w:cs="Arial"/>
-              </w:rPr>
-              <w:t xml:space="preserve"> y procesos operativos aprobados</w:t>
+              <w:t>Procesos de gestión, calidad y gobierno aprobados</w:t>
             </w:r>
           </w:p>
         </w:tc>
@@ -11332,7 +10937,7 @@
               <w:rPr>
                 <w:rFonts w:ascii="Arial" w:hAnsi="Arial" w:cs="Arial"/>
               </w:rPr>
-              <w:t>M11</w:t>
+              <w:t>24/09/2027</w:t>
             </w:r>
           </w:p>
         </w:tc>
@@ -11350,7 +10955,7 @@
               <w:rPr>
                 <w:rFonts w:ascii="Arial" w:hAnsi="Arial" w:cs="Arial"/>
               </w:rPr>
-              <w:t>Preparación operativa para pilotos completada</w:t>
+              <w:t>Preparación operativa para los proyectos piloto completada</w:t>
             </w:r>
           </w:p>
         </w:tc>
@@ -11390,7 +10995,7 @@
               <w:rPr>
                 <w:rFonts w:ascii="Arial" w:hAnsi="Arial" w:cs="Arial"/>
               </w:rPr>
-              <w:t>M12</w:t>
+              <w:t>27/09/2027</w:t>
             </w:r>
           </w:p>
         </w:tc>
@@ -11408,7 +11013,7 @@
               <w:rPr>
                 <w:rFonts w:ascii="Arial" w:hAnsi="Arial" w:cs="Arial"/>
               </w:rPr>
-              <w:t>Inicio de los tres proyectos piloto</w:t>
+              <w:t>Inicio de la ejecución de los tres proyectos piloto</w:t>
             </w:r>
           </w:p>
         </w:tc>
@@ -11448,7 +11053,7 @@
               <w:rPr>
                 <w:rFonts w:ascii="Arial" w:hAnsi="Arial" w:cs="Arial"/>
               </w:rPr>
-              <w:t>M16</w:t>
+              <w:t>21/01/2028</w:t>
             </w:r>
           </w:p>
         </w:tc>
@@ -11466,7 +11071,7 @@
               <w:rPr>
                 <w:rFonts w:ascii="Arial" w:hAnsi="Arial" w:cs="Arial"/>
               </w:rPr>
-              <w:t>Tres proyectos piloto finalizados y aceptados</w:t>
+              <w:t>Tres proyectos piloto finalizados y aceptados formalmente</w:t>
             </w:r>
           </w:p>
         </w:tc>
@@ -11506,7 +11111,7 @@
               <w:rPr>
                 <w:rFonts w:ascii="Arial" w:hAnsi="Arial" w:cs="Arial"/>
               </w:rPr>
-              <w:t>M17</w:t>
+              <w:t>14/04/2028</w:t>
             </w:r>
           </w:p>
         </w:tc>
@@ -11524,7 +11129,7 @@
               <w:rPr>
                 <w:rFonts w:ascii="Arial" w:hAnsi="Arial" w:cs="Arial"/>
               </w:rPr>
-              <w:t>Preparación operativa validada</w:t>
+              <w:t>Preparación operativa de la agencia validada</w:t>
             </w:r>
           </w:p>
         </w:tc>
@@ -11564,7 +11169,7 @@
               <w:rPr>
                 <w:rFonts w:ascii="Arial" w:hAnsi="Arial" w:cs="Arial"/>
               </w:rPr>
-              <w:t>M18</w:t>
+              <w:t>16/06/2028</w:t>
             </w:r>
           </w:p>
         </w:tc>
@@ -11582,7 +11187,7 @@
               <w:rPr>
                 <w:rFonts w:ascii="Arial" w:hAnsi="Arial" w:cs="Arial"/>
               </w:rPr>
-              <w:t>Transición a operaciones y cierre del proyecto</w:t>
+              <w:t>Cierre formal del proyecto completado</w:t>
             </w:r>
           </w:p>
         </w:tc>
@@ -11687,10 +11292,47 @@
     </w:p>
     <w:p>
       <w:pPr>
+        <w:rPr>
+          <w:rFonts w:ascii="Arial" w:hAnsi="Arial" w:cs="Arial"/>
+        </w:rPr>
+      </w:pPr>
+      <w:r>
+        <w:rPr>
+          <w:rFonts w:ascii="Arial" w:hAnsi="Arial" w:cs="Arial"/>
+        </w:rPr>
+        <w:br w:type="page"/>
+      </w:r>
+    </w:p>
+    <w:p>
+      <w:pPr>
         <w:ind w:firstLine="708"/>
         <w:jc w:val="both"/>
         <w:rPr>
           <w:rFonts w:ascii="Arial" w:hAnsi="Arial" w:cs="Arial"/>
+        </w:rPr>
+        <w:sectPr>
+          <w:pgSz w:w="11906" w:h="16838"/>
+          <w:pgMar w:top="1440" w:right="1440" w:bottom="1440" w:left="1440" w:header="708" w:footer="708" w:gutter="0"/>
+          <w:cols w:space="708"/>
+          <w:docGrid w:linePitch="360"/>
+        </w:sectPr>
+      </w:pPr>
+    </w:p>
+    <w:p>
+      <w:pPr>
+        <w:ind w:firstLine="708"/>
+        <w:jc w:val="both"/>
+        <w:rPr>
+          <w:rFonts w:ascii="Arial" w:hAnsi="Arial" w:cs="Arial"/>
+        </w:rPr>
+      </w:pPr>
+    </w:p>
+    <w:p>
+      <w:pPr>
+        <w:ind w:firstLine="708"/>
+        <w:jc w:val="both"/>
+        <w:rPr>
+          <w:rFonts w:ascii="Arial" w:hAnsi="Arial" w:cs="Arial"/>
           <w:b/>
           <w:bCs/>
         </w:rPr>
@@ -11709,7 +11351,41 @@
           <w:b/>
           <w:bCs/>
         </w:rPr>
-        <w:t>Cronograma maestro del proyecto (M1–M18)</w:t>
+        <w:t>Diagrama de Gantt del proyecto (enero de 2027 – junio de 2028)</w:t>
+      </w:r>
+      <w:r>
+        <w:rPr>
+          <w:rFonts w:ascii="Arial" w:hAnsi="Arial" w:cs="Arial"/>
+          <w:b/>
+          <w:bCs/>
+        </w:rPr>
+        <w:t xml:space="preserve">. </w:t>
+      </w:r>
+      <w:r>
+        <w:rPr>
+          <w:rFonts w:ascii="Arial" w:hAnsi="Arial" w:cs="Arial"/>
+          <w:b/>
+          <w:bCs/>
+        </w:rPr>
+        <w:t xml:space="preserve">Fuente: elaboración propia mediante </w:t>
+      </w:r>
+      <w:proofErr w:type="spellStart"/>
+      <w:r>
+        <w:rPr>
+          <w:rFonts w:ascii="Arial" w:hAnsi="Arial" w:cs="Arial"/>
+          <w:b/>
+          <w:bCs/>
+        </w:rPr>
+        <w:t>ProjectLibre</w:t>
+      </w:r>
+      <w:proofErr w:type="spellEnd"/>
+      <w:r>
+        <w:rPr>
+          <w:rFonts w:ascii="Arial" w:hAnsi="Arial" w:cs="Arial"/>
+          <w:b/>
+          <w:bCs/>
+        </w:rPr>
+        <w:t>.</w:t>
       </w:r>
     </w:p>
     <w:p>
@@ -11722,13 +11398,13 @@
       </w:pPr>
       <w:r>
         <w:rPr>
-          <w:noProof/>
+          <w:rFonts w:ascii="Arial" w:hAnsi="Arial" w:cs="Arial"/>
         </w:rPr>
         <w:drawing>
-          <wp:inline distT="0" distB="0" distL="0" distR="0" wp14:anchorId="41FB3606" wp14:editId="2BD1A874">
-            <wp:extent cx="9335135" cy="3649345"/>
-            <wp:effectExtent l="0" t="0" r="0" b="8255"/>
-            <wp:docPr id="1427357794" name="Picture 3"/>
+          <wp:inline distT="0" distB="0" distL="0" distR="0" wp14:anchorId="29A66708" wp14:editId="2A7F7370">
+            <wp:extent cx="8420432" cy="1842190"/>
+            <wp:effectExtent l="0" t="0" r="0" b="5715"/>
+            <wp:docPr id="989008909" name="Picture 1"/>
             <wp:cNvGraphicFramePr>
               <a:graphicFrameLocks xmlns:a="http://schemas.openxmlformats.org/drawingml/2006/main" noChangeAspect="1"/>
             </wp:cNvGraphicFramePr>
@@ -11736,36 +11412,23 @@
               <a:graphicData uri="http://schemas.openxmlformats.org/drawingml/2006/picture">
                 <pic:pic xmlns:pic="http://schemas.openxmlformats.org/drawingml/2006/picture">
                   <pic:nvPicPr>
-                    <pic:cNvPr id="0" name="Picture 5"/>
-                    <pic:cNvPicPr>
-                      <a:picLocks noChangeAspect="1" noChangeArrowheads="1"/>
-                    </pic:cNvPicPr>
+                    <pic:cNvPr id="989008909" name=""/>
+                    <pic:cNvPicPr/>
                   </pic:nvPicPr>
                   <pic:blipFill>
-                    <a:blip r:embed="rId7">
-                      <a:extLst>
-                        <a:ext uri="{28A0092B-C50C-407E-A947-70E740481C1C}">
-                          <a14:useLocalDpi xmlns:a14="http://schemas.microsoft.com/office/drawing/2010/main" val="0"/>
-                        </a:ext>
-                      </a:extLst>
-                    </a:blip>
-                    <a:srcRect/>
+                    <a:blip r:embed="rId7"/>
                     <a:stretch>
                       <a:fillRect/>
                     </a:stretch>
                   </pic:blipFill>
-                  <pic:spPr bwMode="auto">
+                  <pic:spPr>
                     <a:xfrm>
                       <a:off x="0" y="0"/>
-                      <a:ext cx="9335135" cy="3649345"/>
+                      <a:ext cx="8512880" cy="1862415"/>
                     </a:xfrm>
                     <a:prstGeom prst="rect">
                       <a:avLst/>
                     </a:prstGeom>
-                    <a:noFill/>
-                    <a:ln>
-                      <a:noFill/>
-                    </a:ln>
                   </pic:spPr>
                 </pic:pic>
               </a:graphicData>
@@ -11776,6 +11439,30 @@
     </w:p>
     <w:p>
       <w:pPr>
+        <w:ind w:firstLine="708"/>
+        <w:jc w:val="both"/>
+        <w:rPr>
+          <w:rFonts w:ascii="Arial" w:hAnsi="Arial" w:cs="Arial"/>
+        </w:rPr>
+        <w:sectPr>
+          <w:pgSz w:w="16838" w:h="11906" w:orient="landscape"/>
+          <w:pgMar w:top="1440" w:right="1440" w:bottom="1440" w:left="1440" w:header="708" w:footer="708" w:gutter="0"/>
+          <w:cols w:space="708"/>
+          <w:docGrid w:linePitch="360"/>
+        </w:sectPr>
+      </w:pPr>
+    </w:p>
+    <w:p>
+      <w:pPr>
+        <w:ind w:firstLine="708"/>
+        <w:jc w:val="both"/>
+        <w:rPr>
+          <w:rFonts w:ascii="Arial" w:hAnsi="Arial" w:cs="Arial"/>
+        </w:rPr>
+      </w:pPr>
+    </w:p>
+    <w:p>
+      <w:pPr>
         <w:pStyle w:val="Heading3"/>
         <w:ind w:firstLine="708"/>
         <w:rPr>
@@ -11784,24 +11471,28 @@
           <w:szCs w:val="22"/>
         </w:rPr>
       </w:pPr>
-      <w:bookmarkStart w:id="16" w:name="_Toc242655969"/>
-      <w:r>
+    </w:p>
+    <w:p>
+      <w:pPr>
+        <w:pStyle w:val="Heading3"/>
+        <w:ind w:firstLine="708"/>
         <w:rPr>
           <w:rFonts w:ascii="Arial" w:hAnsi="Arial" w:cs="Arial"/>
           <w:sz w:val="22"/>
           <w:szCs w:val="22"/>
         </w:rPr>
-        <w:t xml:space="preserve">3.3 </w:t>
-      </w:r>
-      <w:r>
+      </w:pPr>
+    </w:p>
+    <w:p>
+      <w:pPr>
+        <w:pStyle w:val="Heading3"/>
+        <w:ind w:firstLine="708"/>
         <w:rPr>
           <w:rFonts w:ascii="Arial" w:hAnsi="Arial" w:cs="Arial"/>
           <w:sz w:val="22"/>
           <w:szCs w:val="22"/>
         </w:rPr>
-        <w:t>Plan de gestión del coste</w:t>
-      </w:r>
-      <w:bookmarkEnd w:id="16"/>
+      </w:pPr>
     </w:p>
     <w:p>
       <w:pPr>
@@ -11813,24 +11504,28 @@
           <w:szCs w:val="22"/>
         </w:rPr>
       </w:pPr>
-      <w:bookmarkStart w:id="17" w:name="_Toc242655970"/>
-      <w:r>
+    </w:p>
+    <w:p>
+      <w:pPr>
+        <w:pStyle w:val="Heading3"/>
+        <w:ind w:firstLine="708"/>
         <w:rPr>
           <w:rFonts w:ascii="Arial" w:hAnsi="Arial" w:cs="Arial"/>
           <w:sz w:val="22"/>
           <w:szCs w:val="22"/>
         </w:rPr>
-        <w:t xml:space="preserve">3.4 </w:t>
-      </w:r>
-      <w:r>
+      </w:pPr>
+    </w:p>
+    <w:p>
+      <w:pPr>
+        <w:pStyle w:val="Heading3"/>
+        <w:ind w:firstLine="708"/>
         <w:rPr>
           <w:rFonts w:ascii="Arial" w:hAnsi="Arial" w:cs="Arial"/>
           <w:sz w:val="22"/>
           <w:szCs w:val="22"/>
         </w:rPr>
-        <w:t>Plan de gestión de la calidad</w:t>
-      </w:r>
-      <w:bookmarkEnd w:id="17"/>
+      </w:pPr>
     </w:p>
     <w:p>
       <w:pPr>
@@ -11842,24 +11537,28 @@
           <w:szCs w:val="22"/>
         </w:rPr>
       </w:pPr>
-      <w:bookmarkStart w:id="18" w:name="_Toc242655971"/>
-      <w:r>
+    </w:p>
+    <w:p>
+      <w:pPr>
+        <w:pStyle w:val="Heading3"/>
+        <w:ind w:firstLine="708"/>
         <w:rPr>
           <w:rFonts w:ascii="Arial" w:hAnsi="Arial" w:cs="Arial"/>
           <w:sz w:val="22"/>
           <w:szCs w:val="22"/>
         </w:rPr>
-        <w:t xml:space="preserve">3.5 </w:t>
-      </w:r>
-      <w:r>
+      </w:pPr>
+    </w:p>
+    <w:p>
+      <w:pPr>
+        <w:pStyle w:val="Heading3"/>
+        <w:ind w:firstLine="708"/>
         <w:rPr>
           <w:rFonts w:ascii="Arial" w:hAnsi="Arial" w:cs="Arial"/>
           <w:sz w:val="22"/>
           <w:szCs w:val="22"/>
         </w:rPr>
-        <w:t>Plan de gestión de los recursos</w:t>
-      </w:r>
-      <w:bookmarkEnd w:id="18"/>
+      </w:pPr>
     </w:p>
     <w:p>
       <w:pPr>
@@ -11871,24 +11570,28 @@
           <w:szCs w:val="22"/>
         </w:rPr>
       </w:pPr>
-      <w:bookmarkStart w:id="19" w:name="_Toc242655972"/>
-      <w:r>
+    </w:p>
+    <w:p>
+      <w:pPr>
+        <w:pStyle w:val="Heading3"/>
+        <w:ind w:firstLine="708"/>
         <w:rPr>
           <w:rFonts w:ascii="Arial" w:hAnsi="Arial" w:cs="Arial"/>
           <w:sz w:val="22"/>
           <w:szCs w:val="22"/>
         </w:rPr>
-        <w:t xml:space="preserve">3.6 </w:t>
-      </w:r>
-      <w:r>
+      </w:pPr>
+    </w:p>
+    <w:p>
+      <w:pPr>
+        <w:pStyle w:val="Heading3"/>
+        <w:ind w:firstLine="708"/>
         <w:rPr>
           <w:rFonts w:ascii="Arial" w:hAnsi="Arial" w:cs="Arial"/>
           <w:sz w:val="22"/>
           <w:szCs w:val="22"/>
         </w:rPr>
-        <w:t>Plan de gestión de las comunicaciones</w:t>
-      </w:r>
-      <w:bookmarkEnd w:id="19"/>
+      </w:pPr>
     </w:p>
     <w:p>
       <w:pPr>
@@ -11900,24 +11603,46 @@
           <w:szCs w:val="22"/>
         </w:rPr>
       </w:pPr>
-      <w:bookmarkStart w:id="20" w:name="_Toc242655973"/>
-      <w:r>
+    </w:p>
+    <w:p>
+      <w:pPr>
+        <w:pStyle w:val="Heading3"/>
+        <w:ind w:firstLine="708"/>
         <w:rPr>
           <w:rFonts w:ascii="Arial" w:hAnsi="Arial" w:cs="Arial"/>
           <w:sz w:val="22"/>
           <w:szCs w:val="22"/>
         </w:rPr>
-        <w:t xml:space="preserve">3.7 </w:t>
-      </w:r>
-      <w:r>
+      </w:pPr>
+    </w:p>
+    <w:p>
+      <w:pPr>
+        <w:pStyle w:val="Heading3"/>
+        <w:ind w:firstLine="708"/>
         <w:rPr>
           <w:rFonts w:ascii="Arial" w:hAnsi="Arial" w:cs="Arial"/>
           <w:sz w:val="22"/>
           <w:szCs w:val="22"/>
         </w:rPr>
-        <w:t>Plan de gestión de los riesgos</w:t>
-      </w:r>
-      <w:bookmarkEnd w:id="20"/>
+      </w:pPr>
+      <w:bookmarkStart w:id="16" w:name="_Toc243003573"/>
+      <w:r>
+        <w:rPr>
+          <w:rFonts w:ascii="Arial" w:hAnsi="Arial" w:cs="Arial"/>
+          <w:sz w:val="22"/>
+          <w:szCs w:val="22"/>
+        </w:rPr>
+        <w:t xml:space="preserve">3.3 </w:t>
+      </w:r>
+      <w:r>
+        <w:rPr>
+          <w:rFonts w:ascii="Arial" w:hAnsi="Arial" w:cs="Arial"/>
+          <w:sz w:val="22"/>
+          <w:szCs w:val="22"/>
+        </w:rPr>
+        <w:t>Plan de gestión del coste</w:t>
+      </w:r>
+      <w:bookmarkEnd w:id="16"/>
     </w:p>
     <w:p>
       <w:pPr>
@@ -11929,14 +11654,14 @@
           <w:szCs w:val="22"/>
         </w:rPr>
       </w:pPr>
-      <w:bookmarkStart w:id="21" w:name="_Toc242655974"/>
+      <w:bookmarkStart w:id="17" w:name="_Toc243003574"/>
       <w:r>
         <w:rPr>
           <w:rFonts w:ascii="Arial" w:hAnsi="Arial" w:cs="Arial"/>
           <w:sz w:val="22"/>
           <w:szCs w:val="22"/>
         </w:rPr>
-        <w:t xml:space="preserve">3.8 </w:t>
+        <w:t xml:space="preserve">3.4 </w:t>
       </w:r>
       <w:r>
         <w:rPr>
@@ -11944,9 +11669,9 @@
           <w:sz w:val="22"/>
           <w:szCs w:val="22"/>
         </w:rPr>
-        <w:t>Plan de gestión de las adquisiciones</w:t>
-      </w:r>
-      <w:bookmarkEnd w:id="21"/>
+        <w:t>Plan de gestión de la calidad</w:t>
+      </w:r>
+      <w:bookmarkEnd w:id="17"/>
     </w:p>
     <w:p>
       <w:pPr>
@@ -11958,14 +11683,14 @@
           <w:szCs w:val="22"/>
         </w:rPr>
       </w:pPr>
-      <w:bookmarkStart w:id="22" w:name="_Toc242655975"/>
+      <w:bookmarkStart w:id="18" w:name="_Toc243003575"/>
       <w:r>
         <w:rPr>
           <w:rFonts w:ascii="Arial" w:hAnsi="Arial" w:cs="Arial"/>
           <w:sz w:val="22"/>
           <w:szCs w:val="22"/>
         </w:rPr>
-        <w:t xml:space="preserve">3.9 </w:t>
+        <w:t xml:space="preserve">3.5 </w:t>
       </w:r>
       <w:r>
         <w:rPr>
@@ -11973,9 +11698,9 @@
           <w:sz w:val="22"/>
           <w:szCs w:val="22"/>
         </w:rPr>
-        <w:t>Plan de gestión de los interesados</w:t>
-      </w:r>
-      <w:bookmarkEnd w:id="22"/>
+        <w:t>Plan de gestión de los recursos</w:t>
+      </w:r>
+      <w:bookmarkEnd w:id="18"/>
     </w:p>
     <w:p>
       <w:pPr>
@@ -11987,14 +11712,14 @@
           <w:szCs w:val="22"/>
         </w:rPr>
       </w:pPr>
-      <w:bookmarkStart w:id="23" w:name="_Toc242655976"/>
+      <w:bookmarkStart w:id="19" w:name="_Toc243003576"/>
       <w:r>
         <w:rPr>
           <w:rFonts w:ascii="Arial" w:hAnsi="Arial" w:cs="Arial"/>
           <w:sz w:val="22"/>
           <w:szCs w:val="22"/>
         </w:rPr>
-        <w:t xml:space="preserve">3.10 </w:t>
+        <w:t xml:space="preserve">3.6 </w:t>
       </w:r>
       <w:r>
         <w:rPr>
@@ -12002,9 +11727,9 @@
           <w:sz w:val="22"/>
           <w:szCs w:val="22"/>
         </w:rPr>
-        <w:t>Procedimiento de control integrado de cambios</w:t>
-      </w:r>
-      <w:bookmarkEnd w:id="23"/>
+        <w:t>Plan de gestión de las comunicaciones</w:t>
+      </w:r>
+      <w:bookmarkEnd w:id="19"/>
     </w:p>
     <w:p>
       <w:pPr>
@@ -12016,14 +11741,14 @@
           <w:szCs w:val="22"/>
         </w:rPr>
       </w:pPr>
-      <w:bookmarkStart w:id="24" w:name="_Toc242655977"/>
+      <w:bookmarkStart w:id="20" w:name="_Toc243003577"/>
       <w:r>
         <w:rPr>
           <w:rFonts w:ascii="Arial" w:hAnsi="Arial" w:cs="Arial"/>
           <w:sz w:val="22"/>
           <w:szCs w:val="22"/>
         </w:rPr>
-        <w:t xml:space="preserve">3.11 </w:t>
+        <w:t xml:space="preserve">3.7 </w:t>
       </w:r>
       <w:r>
         <w:rPr>
@@ -12031,27 +11756,28 @@
           <w:sz w:val="22"/>
           <w:szCs w:val="22"/>
         </w:rPr>
-        <w:t>Procedimiento de gestión de lecciones aprendidas</w:t>
-      </w:r>
-      <w:bookmarkEnd w:id="24"/>
-    </w:p>
-    <w:p>
-      <w:pPr>
-        <w:pStyle w:val="Heading2"/>
+        <w:t>Plan de gestión de los riesgos</w:t>
+      </w:r>
+      <w:bookmarkEnd w:id="20"/>
+    </w:p>
+    <w:p>
+      <w:pPr>
+        <w:pStyle w:val="Heading3"/>
+        <w:ind w:firstLine="708"/>
         <w:rPr>
           <w:rFonts w:ascii="Arial" w:hAnsi="Arial" w:cs="Arial"/>
           <w:sz w:val="22"/>
           <w:szCs w:val="22"/>
         </w:rPr>
       </w:pPr>
-      <w:bookmarkStart w:id="25" w:name="_Toc242655978"/>
+      <w:bookmarkStart w:id="21" w:name="_Toc243003578"/>
       <w:r>
         <w:rPr>
           <w:rFonts w:ascii="Arial" w:hAnsi="Arial" w:cs="Arial"/>
           <w:sz w:val="22"/>
           <w:szCs w:val="22"/>
         </w:rPr>
-        <w:t xml:space="preserve">4. </w:t>
+        <w:t xml:space="preserve">3.8 </w:t>
       </w:r>
       <w:r>
         <w:rPr>
@@ -12059,27 +11785,28 @@
           <w:sz w:val="22"/>
           <w:szCs w:val="22"/>
         </w:rPr>
-        <w:t>Conclusiones</w:t>
-      </w:r>
-      <w:bookmarkEnd w:id="25"/>
-    </w:p>
-    <w:p>
-      <w:pPr>
-        <w:pStyle w:val="Heading2"/>
+        <w:t>Plan de gestión de las adquisiciones</w:t>
+      </w:r>
+      <w:bookmarkEnd w:id="21"/>
+    </w:p>
+    <w:p>
+      <w:pPr>
+        <w:pStyle w:val="Heading3"/>
+        <w:ind w:firstLine="708"/>
         <w:rPr>
           <w:rFonts w:ascii="Arial" w:hAnsi="Arial" w:cs="Arial"/>
           <w:sz w:val="22"/>
           <w:szCs w:val="22"/>
         </w:rPr>
       </w:pPr>
-      <w:bookmarkStart w:id="26" w:name="_Toc242655979"/>
+      <w:bookmarkStart w:id="22" w:name="_Toc243003579"/>
       <w:r>
         <w:rPr>
           <w:rFonts w:ascii="Arial" w:hAnsi="Arial" w:cs="Arial"/>
           <w:sz w:val="22"/>
           <w:szCs w:val="22"/>
         </w:rPr>
-        <w:t xml:space="preserve">5. </w:t>
+        <w:t xml:space="preserve">3.9 </w:t>
       </w:r>
       <w:r>
         <w:rPr>
@@ -12087,20 +11814,134 @@
           <w:sz w:val="22"/>
           <w:szCs w:val="22"/>
         </w:rPr>
-        <w:t>Referencias</w:t>
-      </w:r>
-      <w:bookmarkEnd w:id="26"/>
-    </w:p>
-    <w:p>
-      <w:pPr>
-        <w:pStyle w:val="Heading2"/>
+        <w:t>Plan de gestión de los interesados</w:t>
+      </w:r>
+      <w:bookmarkEnd w:id="22"/>
+    </w:p>
+    <w:p>
+      <w:pPr>
+        <w:pStyle w:val="Heading3"/>
+        <w:ind w:firstLine="708"/>
         <w:rPr>
           <w:rFonts w:ascii="Arial" w:hAnsi="Arial" w:cs="Arial"/>
           <w:sz w:val="22"/>
           <w:szCs w:val="22"/>
         </w:rPr>
       </w:pPr>
-      <w:bookmarkStart w:id="27" w:name="_Toc242655980"/>
+      <w:bookmarkStart w:id="23" w:name="_Toc243003580"/>
+      <w:r>
+        <w:rPr>
+          <w:rFonts w:ascii="Arial" w:hAnsi="Arial" w:cs="Arial"/>
+          <w:sz w:val="22"/>
+          <w:szCs w:val="22"/>
+        </w:rPr>
+        <w:t xml:space="preserve">3.10 </w:t>
+      </w:r>
+      <w:r>
+        <w:rPr>
+          <w:rFonts w:ascii="Arial" w:hAnsi="Arial" w:cs="Arial"/>
+          <w:sz w:val="22"/>
+          <w:szCs w:val="22"/>
+        </w:rPr>
+        <w:t>Procedimiento de control integrado de cambios</w:t>
+      </w:r>
+      <w:bookmarkEnd w:id="23"/>
+    </w:p>
+    <w:p>
+      <w:pPr>
+        <w:pStyle w:val="Heading3"/>
+        <w:ind w:firstLine="708"/>
+        <w:rPr>
+          <w:rFonts w:ascii="Arial" w:hAnsi="Arial" w:cs="Arial"/>
+          <w:sz w:val="22"/>
+          <w:szCs w:val="22"/>
+        </w:rPr>
+      </w:pPr>
+      <w:bookmarkStart w:id="24" w:name="_Toc243003581"/>
+      <w:r>
+        <w:rPr>
+          <w:rFonts w:ascii="Arial" w:hAnsi="Arial" w:cs="Arial"/>
+          <w:sz w:val="22"/>
+          <w:szCs w:val="22"/>
+        </w:rPr>
+        <w:t xml:space="preserve">3.11 </w:t>
+      </w:r>
+      <w:r>
+        <w:rPr>
+          <w:rFonts w:ascii="Arial" w:hAnsi="Arial" w:cs="Arial"/>
+          <w:sz w:val="22"/>
+          <w:szCs w:val="22"/>
+        </w:rPr>
+        <w:t>Procedimiento de gestión de lecciones aprendidas</w:t>
+      </w:r>
+      <w:bookmarkEnd w:id="24"/>
+    </w:p>
+    <w:p>
+      <w:pPr>
+        <w:pStyle w:val="Heading2"/>
+        <w:rPr>
+          <w:rFonts w:ascii="Arial" w:hAnsi="Arial" w:cs="Arial"/>
+          <w:sz w:val="22"/>
+          <w:szCs w:val="22"/>
+        </w:rPr>
+      </w:pPr>
+      <w:bookmarkStart w:id="25" w:name="_Toc243003582"/>
+      <w:r>
+        <w:rPr>
+          <w:rFonts w:ascii="Arial" w:hAnsi="Arial" w:cs="Arial"/>
+          <w:sz w:val="22"/>
+          <w:szCs w:val="22"/>
+        </w:rPr>
+        <w:t xml:space="preserve">4. </w:t>
+      </w:r>
+      <w:r>
+        <w:rPr>
+          <w:rFonts w:ascii="Arial" w:hAnsi="Arial" w:cs="Arial"/>
+          <w:sz w:val="22"/>
+          <w:szCs w:val="22"/>
+        </w:rPr>
+        <w:t>Conclusiones</w:t>
+      </w:r>
+      <w:bookmarkEnd w:id="25"/>
+    </w:p>
+    <w:p>
+      <w:pPr>
+        <w:pStyle w:val="Heading2"/>
+        <w:rPr>
+          <w:rFonts w:ascii="Arial" w:hAnsi="Arial" w:cs="Arial"/>
+          <w:sz w:val="22"/>
+          <w:szCs w:val="22"/>
+        </w:rPr>
+      </w:pPr>
+      <w:bookmarkStart w:id="26" w:name="_Toc243003583"/>
+      <w:r>
+        <w:rPr>
+          <w:rFonts w:ascii="Arial" w:hAnsi="Arial" w:cs="Arial"/>
+          <w:sz w:val="22"/>
+          <w:szCs w:val="22"/>
+        </w:rPr>
+        <w:t xml:space="preserve">5. </w:t>
+      </w:r>
+      <w:r>
+        <w:rPr>
+          <w:rFonts w:ascii="Arial" w:hAnsi="Arial" w:cs="Arial"/>
+          <w:sz w:val="22"/>
+          <w:szCs w:val="22"/>
+        </w:rPr>
+        <w:t>Referencias</w:t>
+      </w:r>
+      <w:bookmarkEnd w:id="26"/>
+    </w:p>
+    <w:p>
+      <w:pPr>
+        <w:pStyle w:val="Heading2"/>
+        <w:rPr>
+          <w:rFonts w:ascii="Arial" w:hAnsi="Arial" w:cs="Arial"/>
+          <w:sz w:val="22"/>
+          <w:szCs w:val="22"/>
+        </w:rPr>
+      </w:pPr>
+      <w:bookmarkStart w:id="27" w:name="_Toc243003584"/>
       <w:r>
         <w:rPr>
           <w:rFonts w:ascii="Arial" w:hAnsi="Arial" w:cs="Arial"/>
@@ -12275,9 +12116,9 @@
       <w:lvlJc w:val="left"/>
       <w:pPr>
         <w:tabs>
-          <w:tab w:val="num" w:pos="720"/>
+          <w:tab w:val="num" w:pos="1428"/>
         </w:tabs>
-        <w:ind w:left="720" w:hanging="360"/>
+        <w:ind w:left="1428" w:hanging="360"/>
       </w:pPr>
     </w:lvl>
     <w:lvl w:ilvl="1" w:tentative="1">
@@ -12287,9 +12128,9 @@
       <w:lvlJc w:val="left"/>
       <w:pPr>
         <w:tabs>
-          <w:tab w:val="num" w:pos="1440"/>
+          <w:tab w:val="num" w:pos="2148"/>
         </w:tabs>
-        <w:ind w:left="1440" w:hanging="360"/>
+        <w:ind w:left="2148" w:hanging="360"/>
       </w:pPr>
     </w:lvl>
     <w:lvl w:ilvl="2" w:tentative="1">
@@ -12299,9 +12140,9 @@
       <w:lvlJc w:val="left"/>
       <w:pPr>
         <w:tabs>
-          <w:tab w:val="num" w:pos="2160"/>
+          <w:tab w:val="num" w:pos="2868"/>
         </w:tabs>
-        <w:ind w:left="2160" w:hanging="360"/>
+        <w:ind w:left="2868" w:hanging="360"/>
       </w:pPr>
     </w:lvl>
     <w:lvl w:ilvl="3" w:tentative="1">
@@ -12311,9 +12152,9 @@
       <w:lvlJc w:val="left"/>
       <w:pPr>
         <w:tabs>
-          <w:tab w:val="num" w:pos="2880"/>
+          <w:tab w:val="num" w:pos="3588"/>
         </w:tabs>
-        <w:ind w:left="2880" w:hanging="360"/>
+        <w:ind w:left="3588" w:hanging="360"/>
       </w:pPr>
     </w:lvl>
     <w:lvl w:ilvl="4" w:tentative="1">
@@ -12323,9 +12164,9 @@
       <w:lvlJc w:val="left"/>
       <w:pPr>
         <w:tabs>
-          <w:tab w:val="num" w:pos="3600"/>
+          <w:tab w:val="num" w:pos="4308"/>
         </w:tabs>
-        <w:ind w:left="3600" w:hanging="360"/>
+        <w:ind w:left="4308" w:hanging="360"/>
       </w:pPr>
     </w:lvl>
     <w:lvl w:ilvl="5" w:tentative="1">
@@ -12335,9 +12176,9 @@
       <w:lvlJc w:val="left"/>
       <w:pPr>
         <w:tabs>
-          <w:tab w:val="num" w:pos="4320"/>
+          <w:tab w:val="num" w:pos="5028"/>
         </w:tabs>
-        <w:ind w:left="4320" w:hanging="360"/>
+        <w:ind w:left="5028" w:hanging="360"/>
       </w:pPr>
     </w:lvl>
     <w:lvl w:ilvl="6" w:tentative="1">
@@ -12347,9 +12188,9 @@
       <w:lvlJc w:val="left"/>
       <w:pPr>
         <w:tabs>
-          <w:tab w:val="num" w:pos="5040"/>
+          <w:tab w:val="num" w:pos="5748"/>
         </w:tabs>
-        <w:ind w:left="5040" w:hanging="360"/>
+        <w:ind w:left="5748" w:hanging="360"/>
       </w:pPr>
     </w:lvl>
     <w:lvl w:ilvl="7" w:tentative="1">
@@ -12359,9 +12200,9 @@
       <w:lvlJc w:val="left"/>
       <w:pPr>
         <w:tabs>
-          <w:tab w:val="num" w:pos="5760"/>
+          <w:tab w:val="num" w:pos="6468"/>
         </w:tabs>
-        <w:ind w:left="5760" w:hanging="360"/>
+        <w:ind w:left="6468" w:hanging="360"/>
       </w:pPr>
     </w:lvl>
     <w:lvl w:ilvl="8" w:tentative="1">
@@ -12371,9 +12212,9 @@
       <w:lvlJc w:val="left"/>
       <w:pPr>
         <w:tabs>
-          <w:tab w:val="num" w:pos="6480"/>
+          <w:tab w:val="num" w:pos="7188"/>
         </w:tabs>
-        <w:ind w:left="6480" w:hanging="360"/>
+        <w:ind w:left="7188" w:hanging="360"/>
       </w:pPr>
     </w:lvl>
   </w:abstractNum>
@@ -12850,6 +12691,119 @@
     </w:lvl>
   </w:abstractNum>
   <w:abstractNum w:abstractNumId="6" w15:restartNumberingAfterBreak="0">
+    <w:nsid w:val="429E637D"/>
+    <w:multiLevelType w:val="hybridMultilevel"/>
+    <w:tmpl w:val="877E8ED6"/>
+    <w:lvl w:ilvl="0" w:tplc="0C0A0001">
+      <w:start w:val="1"/>
+      <w:numFmt w:val="bullet"/>
+      <w:lvlText w:val=""/>
+      <w:lvlJc w:val="left"/>
+      <w:pPr>
+        <w:ind w:left="1428" w:hanging="360"/>
+      </w:pPr>
+      <w:rPr>
+        <w:rFonts w:ascii="Symbol" w:hAnsi="Symbol" w:hint="default"/>
+      </w:rPr>
+    </w:lvl>
+    <w:lvl w:ilvl="1" w:tplc="0C0A0003" w:tentative="1">
+      <w:start w:val="1"/>
+      <w:numFmt w:val="bullet"/>
+      <w:lvlText w:val="o"/>
+      <w:lvlJc w:val="left"/>
+      <w:pPr>
+        <w:ind w:left="2148" w:hanging="360"/>
+      </w:pPr>
+      <w:rPr>
+        <w:rFonts w:ascii="Courier New" w:hAnsi="Courier New" w:cs="Courier New" w:hint="default"/>
+      </w:rPr>
+    </w:lvl>
+    <w:lvl w:ilvl="2" w:tplc="0C0A0005" w:tentative="1">
+      <w:start w:val="1"/>
+      <w:numFmt w:val="bullet"/>
+      <w:lvlText w:val=""/>
+      <w:lvlJc w:val="left"/>
+      <w:pPr>
+        <w:ind w:left="2868" w:hanging="360"/>
+      </w:pPr>
+      <w:rPr>
+        <w:rFonts w:ascii="Wingdings" w:hAnsi="Wingdings" w:hint="default"/>
+      </w:rPr>
+    </w:lvl>
+    <w:lvl w:ilvl="3" w:tplc="0C0A0001" w:tentative="1">
+      <w:start w:val="1"/>
+      <w:numFmt w:val="bullet"/>
+      <w:lvlText w:val=""/>
+      <w:lvlJc w:val="left"/>
+      <w:pPr>
+        <w:ind w:left="3588" w:hanging="360"/>
+      </w:pPr>
+      <w:rPr>
+        <w:rFonts w:ascii="Symbol" w:hAnsi="Symbol" w:hint="default"/>
+      </w:rPr>
+    </w:lvl>
+    <w:lvl w:ilvl="4" w:tplc="0C0A0003" w:tentative="1">
+      <w:start w:val="1"/>
+      <w:numFmt w:val="bullet"/>
+      <w:lvlText w:val="o"/>
+      <w:lvlJc w:val="left"/>
+      <w:pPr>
+        <w:ind w:left="4308" w:hanging="360"/>
+      </w:pPr>
+      <w:rPr>
+        <w:rFonts w:ascii="Courier New" w:hAnsi="Courier New" w:cs="Courier New" w:hint="default"/>
+      </w:rPr>
+    </w:lvl>
+    <w:lvl w:ilvl="5" w:tplc="0C0A0005" w:tentative="1">
+      <w:start w:val="1"/>
+      <w:numFmt w:val="bullet"/>
+      <w:lvlText w:val=""/>
+      <w:lvlJc w:val="left"/>
+      <w:pPr>
+        <w:ind w:left="5028" w:hanging="360"/>
+      </w:pPr>
+      <w:rPr>
+        <w:rFonts w:ascii="Wingdings" w:hAnsi="Wingdings" w:hint="default"/>
+      </w:rPr>
+    </w:lvl>
+    <w:lvl w:ilvl="6" w:tplc="0C0A0001" w:tentative="1">
+      <w:start w:val="1"/>
+      <w:numFmt w:val="bullet"/>
+      <w:lvlText w:val=""/>
+      <w:lvlJc w:val="left"/>
+      <w:pPr>
+        <w:ind w:left="5748" w:hanging="360"/>
+      </w:pPr>
+      <w:rPr>
+        <w:rFonts w:ascii="Symbol" w:hAnsi="Symbol" w:hint="default"/>
+      </w:rPr>
+    </w:lvl>
+    <w:lvl w:ilvl="7" w:tplc="0C0A0003" w:tentative="1">
+      <w:start w:val="1"/>
+      <w:numFmt w:val="bullet"/>
+      <w:lvlText w:val="o"/>
+      <w:lvlJc w:val="left"/>
+      <w:pPr>
+        <w:ind w:left="6468" w:hanging="360"/>
+      </w:pPr>
+      <w:rPr>
+        <w:rFonts w:ascii="Courier New" w:hAnsi="Courier New" w:cs="Courier New" w:hint="default"/>
+      </w:rPr>
+    </w:lvl>
+    <w:lvl w:ilvl="8" w:tplc="0C0A0005" w:tentative="1">
+      <w:start w:val="1"/>
+      <w:numFmt w:val="bullet"/>
+      <w:lvlText w:val=""/>
+      <w:lvlJc w:val="left"/>
+      <w:pPr>
+        <w:ind w:left="7188" w:hanging="360"/>
+      </w:pPr>
+      <w:rPr>
+        <w:rFonts w:ascii="Wingdings" w:hAnsi="Wingdings" w:hint="default"/>
+      </w:rPr>
+    </w:lvl>
+  </w:abstractNum>
+  <w:abstractNum w:abstractNumId="7" w15:restartNumberingAfterBreak="0">
     <w:nsid w:val="52AF4695"/>
     <w:multiLevelType w:val="multilevel"/>
     <w:tmpl w:val="CC66F95E"/>
@@ -12994,7 +12948,7 @@
       </w:rPr>
     </w:lvl>
   </w:abstractNum>
-  <w:abstractNum w:abstractNumId="7" w15:restartNumberingAfterBreak="0">
+  <w:abstractNum w:abstractNumId="8" w15:restartNumberingAfterBreak="0">
     <w:nsid w:val="69B51971"/>
     <w:multiLevelType w:val="hybridMultilevel"/>
     <w:tmpl w:val="D6E8243C"/>
@@ -13004,7 +12958,7 @@
       <w:lvlText w:val="%1."/>
       <w:lvlJc w:val="left"/>
       <w:pPr>
-        <w:ind w:left="1068" w:hanging="360"/>
+        <w:ind w:left="1428" w:hanging="360"/>
       </w:pPr>
       <w:rPr>
         <w:rFonts w:hint="default"/>
@@ -13016,7 +12970,7 @@
       <w:lvlText w:val="%2."/>
       <w:lvlJc w:val="left"/>
       <w:pPr>
-        <w:ind w:left="1788" w:hanging="360"/>
+        <w:ind w:left="2148" w:hanging="360"/>
       </w:pPr>
     </w:lvl>
     <w:lvl w:ilvl="2" w:tplc="0C0A001B" w:tentative="1">
@@ -13025,7 +12979,7 @@
       <w:lvlText w:val="%3."/>
       <w:lvlJc w:val="right"/>
       <w:pPr>
-        <w:ind w:left="2508" w:hanging="180"/>
+        <w:ind w:left="2868" w:hanging="180"/>
       </w:pPr>
     </w:lvl>
     <w:lvl w:ilvl="3" w:tplc="0C0A000F" w:tentative="1">
@@ -13034,7 +12988,7 @@
       <w:lvlText w:val="%4."/>
       <w:lvlJc w:val="left"/>
       <w:pPr>
-        <w:ind w:left="3228" w:hanging="360"/>
+        <w:ind w:left="3588" w:hanging="360"/>
       </w:pPr>
     </w:lvl>
     <w:lvl w:ilvl="4" w:tplc="0C0A0019" w:tentative="1">
@@ -13043,7 +12997,7 @@
       <w:lvlText w:val="%5."/>
       <w:lvlJc w:val="left"/>
       <w:pPr>
-        <w:ind w:left="3948" w:hanging="360"/>
+        <w:ind w:left="4308" w:hanging="360"/>
       </w:pPr>
     </w:lvl>
     <w:lvl w:ilvl="5" w:tplc="0C0A001B" w:tentative="1">
@@ -13052,7 +13006,7 @@
       <w:lvlText w:val="%6."/>
       <w:lvlJc w:val="right"/>
       <w:pPr>
-        <w:ind w:left="4668" w:hanging="180"/>
+        <w:ind w:left="5028" w:hanging="180"/>
       </w:pPr>
     </w:lvl>
     <w:lvl w:ilvl="6" w:tplc="0C0A000F" w:tentative="1">
@@ -13061,7 +13015,7 @@
       <w:lvlText w:val="%7."/>
       <w:lvlJc w:val="left"/>
       <w:pPr>
-        <w:ind w:left="5388" w:hanging="360"/>
+        <w:ind w:left="5748" w:hanging="360"/>
       </w:pPr>
     </w:lvl>
     <w:lvl w:ilvl="7" w:tplc="0C0A0019" w:tentative="1">
@@ -13070,7 +13024,7 @@
       <w:lvlText w:val="%8."/>
       <w:lvlJc w:val="left"/>
       <w:pPr>
-        <w:ind w:left="6108" w:hanging="360"/>
+        <w:ind w:left="6468" w:hanging="360"/>
       </w:pPr>
     </w:lvl>
     <w:lvl w:ilvl="8" w:tplc="0C0A001B" w:tentative="1">
@@ -13079,11 +13033,11 @@
       <w:lvlText w:val="%9."/>
       <w:lvlJc w:val="right"/>
       <w:pPr>
-        <w:ind w:left="6828" w:hanging="180"/>
+        <w:ind w:left="7188" w:hanging="180"/>
       </w:pPr>
     </w:lvl>
   </w:abstractNum>
-  <w:abstractNum w:abstractNumId="8" w15:restartNumberingAfterBreak="0">
+  <w:abstractNum w:abstractNumId="9" w15:restartNumberingAfterBreak="0">
     <w:nsid w:val="6FC3646C"/>
     <w:multiLevelType w:val="hybridMultilevel"/>
     <w:tmpl w:val="CA8CE2F4"/>
@@ -13093,7 +13047,7 @@
       <w:lvlText w:val="%1."/>
       <w:lvlJc w:val="left"/>
       <w:pPr>
-        <w:ind w:left="720" w:hanging="360"/>
+        <w:ind w:left="1068" w:hanging="360"/>
       </w:pPr>
       <w:rPr>
         <w:rFonts w:hint="default"/>
@@ -13105,7 +13059,7 @@
       <w:lvlText w:val="%2."/>
       <w:lvlJc w:val="left"/>
       <w:pPr>
-        <w:ind w:left="1440" w:hanging="360"/>
+        <w:ind w:left="1788" w:hanging="360"/>
       </w:pPr>
     </w:lvl>
     <w:lvl w:ilvl="2" w:tplc="0C0A001B" w:tentative="1">
@@ -13114,7 +13068,7 @@
       <w:lvlText w:val="%3."/>
       <w:lvlJc w:val="right"/>
       <w:pPr>
-        <w:ind w:left="2160" w:hanging="180"/>
+        <w:ind w:left="2508" w:hanging="180"/>
       </w:pPr>
     </w:lvl>
     <w:lvl w:ilvl="3" w:tplc="0C0A000F" w:tentative="1">
@@ -13123,7 +13077,7 @@
       <w:lvlText w:val="%4."/>
       <w:lvlJc w:val="left"/>
       <w:pPr>
-        <w:ind w:left="2880" w:hanging="360"/>
+        <w:ind w:left="3228" w:hanging="360"/>
       </w:pPr>
     </w:lvl>
     <w:lvl w:ilvl="4" w:tplc="0C0A0019" w:tentative="1">
@@ -13132,7 +13086,7 @@
       <w:lvlText w:val="%5."/>
       <w:lvlJc w:val="left"/>
       <w:pPr>
-        <w:ind w:left="3600" w:hanging="360"/>
+        <w:ind w:left="3948" w:hanging="360"/>
       </w:pPr>
     </w:lvl>
     <w:lvl w:ilvl="5" w:tplc="0C0A001B" w:tentative="1">
@@ -13141,7 +13095,7 @@
       <w:lvlText w:val="%6."/>
       <w:lvlJc w:val="right"/>
       <w:pPr>
-        <w:ind w:left="4320" w:hanging="180"/>
+        <w:ind w:left="4668" w:hanging="180"/>
       </w:pPr>
     </w:lvl>
     <w:lvl w:ilvl="6" w:tplc="0C0A000F" w:tentative="1">
@@ -13150,7 +13104,7 @@
       <w:lvlText w:val="%7."/>
       <w:lvlJc w:val="left"/>
       <w:pPr>
-        <w:ind w:left="5040" w:hanging="360"/>
+        <w:ind w:left="5388" w:hanging="360"/>
       </w:pPr>
     </w:lvl>
     <w:lvl w:ilvl="7" w:tplc="0C0A0019" w:tentative="1">
@@ -13159,7 +13113,7 @@
       <w:lvlText w:val="%8."/>
       <w:lvlJc w:val="left"/>
       <w:pPr>
-        <w:ind w:left="5760" w:hanging="360"/>
+        <w:ind w:left="6108" w:hanging="360"/>
       </w:pPr>
     </w:lvl>
     <w:lvl w:ilvl="8" w:tplc="0C0A001B" w:tentative="1">
@@ -13168,11 +13122,11 @@
       <w:lvlText w:val="%9."/>
       <w:lvlJc w:val="right"/>
       <w:pPr>
-        <w:ind w:left="6480" w:hanging="180"/>
+        <w:ind w:left="6828" w:hanging="180"/>
       </w:pPr>
     </w:lvl>
   </w:abstractNum>
-  <w:abstractNum w:abstractNumId="9" w15:restartNumberingAfterBreak="0">
+  <w:abstractNum w:abstractNumId="10" w15:restartNumberingAfterBreak="0">
     <w:nsid w:val="7E880CDC"/>
     <w:multiLevelType w:val="hybridMultilevel"/>
     <w:tmpl w:val="94BEDB4C"/>
@@ -13284,7 +13238,7 @@
     </w:lvl>
   </w:abstractNum>
   <w:num w:numId="1" w16cid:durableId="1123108827">
-    <w:abstractNumId w:val="8"/>
+    <w:abstractNumId w:val="9"/>
   </w:num>
   <w:num w:numId="2" w16cid:durableId="1762414531">
     <w:abstractNumId w:val="3"/>
@@ -13293,10 +13247,10 @@
     <w:abstractNumId w:val="5"/>
   </w:num>
   <w:num w:numId="4" w16cid:durableId="619337638">
-    <w:abstractNumId w:val="9"/>
+    <w:abstractNumId w:val="10"/>
   </w:num>
   <w:num w:numId="5" w16cid:durableId="465319066">
-    <w:abstractNumId w:val="6"/>
+    <w:abstractNumId w:val="7"/>
   </w:num>
   <w:num w:numId="6" w16cid:durableId="1729374823">
     <w:abstractNumId w:val="4"/>
@@ -13308,10 +13262,13 @@
     <w:abstractNumId w:val="0"/>
   </w:num>
   <w:num w:numId="9" w16cid:durableId="421874114">
-    <w:abstractNumId w:val="7"/>
+    <w:abstractNumId w:val="8"/>
   </w:num>
   <w:num w:numId="10" w16cid:durableId="173499947">
     <w:abstractNumId w:val="2"/>
+  </w:num>
+  <w:num w:numId="11" w16cid:durableId="2141800644">
+    <w:abstractNumId w:val="6"/>
   </w:num>
 </w:numbering>
 </file>
@@ -13916,7 +13873,6 @@
   <w:style w:type="character" w:default="1" w:styleId="DefaultParagraphFont">
     <w:name w:val="Default Paragraph Font"/>
     <w:uiPriority w:val="1"/>
-    <w:semiHidden/>
     <w:unhideWhenUsed/>
   </w:style>
   <w:style w:type="table" w:default="1" w:styleId="TableNormal">
